--- a/templates/working/Договор_3_собств_общий.docx
+++ b/templates/working/Договор_3_собств_общий.docx
@@ -25,12 +25,30 @@
           <w:szCs w:val="24"/>
           <w:lang w:eastAsia="ru-RU"/>
         </w:rPr>
-        <w:t>ДОГОВОР №{{deal.contractNumber}}</w:t>
-      </w:r>
-      <w:proofErr w:type="spellStart"/>
+        <w:t>ДОГОВОР №{{</w:t>
+      </w:r>
       <w:proofErr w:type="gramStart"/>
-      <w:proofErr w:type="spellEnd"/>
+      <w:r>
+        <w:rPr>
+          <w:rFonts w:ascii="Times New Roman" w:eastAsia="Times New Roman" w:hAnsi="Times New Roman"/>
+          <w:b/>
+          <w:sz w:val="24"/>
+          <w:szCs w:val="24"/>
+          <w:lang w:eastAsia="ru-RU"/>
+        </w:rPr>
+        <w:t>deal.contractNumber</w:t>
+      </w:r>
       <w:proofErr w:type="gramEnd"/>
+      <w:r>
+        <w:rPr>
+          <w:rFonts w:ascii="Times New Roman" w:eastAsia="Times New Roman" w:hAnsi="Times New Roman"/>
+          <w:b/>
+          <w:sz w:val="24"/>
+          <w:szCs w:val="24"/>
+          <w:lang w:eastAsia="ru-RU"/>
+        </w:rPr>
+        <w:t>}}</w:t>
+      </w:r>
     </w:p>
     <w:p>
       <w:pPr>
@@ -106,13 +124,58 @@
           <w:szCs w:val="24"/>
           <w:lang w:eastAsia="ru-RU"/>
         </w:rPr>
-        <w:t>г.Лида                                                                                                                                          {{deal.date}}г.</w:t>
+        <w:t>г.Лида</w:t>
       </w:r>
       <w:proofErr w:type="spellEnd"/>
+      <w:r>
+        <w:rPr>
+          <w:rFonts w:ascii="Times New Roman" w:eastAsia="Times New Roman" w:hAnsi="Times New Roman"/>
+          <w:sz w:val="24"/>
+          <w:szCs w:val="24"/>
+          <w:lang w:eastAsia="ru-RU"/>
+        </w:rPr>
+        <w:t xml:space="preserve">                                                                                                                                       </w:t>
+      </w:r>
       <w:proofErr w:type="gramStart"/>
+      <w:r>
+        <w:rPr>
+          <w:rFonts w:ascii="Times New Roman" w:eastAsia="Times New Roman" w:hAnsi="Times New Roman"/>
+          <w:sz w:val="24"/>
+          <w:szCs w:val="24"/>
+          <w:lang w:eastAsia="ru-RU"/>
+        </w:rPr>
+        <w:t xml:space="preserve">   {</w:t>
+      </w:r>
       <w:proofErr w:type="gramEnd"/>
+      <w:r>
+        <w:rPr>
+          <w:rFonts w:ascii="Times New Roman" w:eastAsia="Times New Roman" w:hAnsi="Times New Roman"/>
+          <w:sz w:val="24"/>
+          <w:szCs w:val="24"/>
+          <w:lang w:eastAsia="ru-RU"/>
+        </w:rPr>
+        <w:t>{</w:t>
+      </w:r>
       <w:proofErr w:type="spellStart"/>
+      <w:r>
+        <w:rPr>
+          <w:rFonts w:ascii="Times New Roman" w:eastAsia="Times New Roman" w:hAnsi="Times New Roman"/>
+          <w:sz w:val="24"/>
+          <w:szCs w:val="24"/>
+          <w:lang w:eastAsia="ru-RU"/>
+        </w:rPr>
+        <w:t>deal.date</w:t>
+      </w:r>
       <w:proofErr w:type="spellEnd"/>
+      <w:r>
+        <w:rPr>
+          <w:rFonts w:ascii="Times New Roman" w:eastAsia="Times New Roman" w:hAnsi="Times New Roman"/>
+          <w:sz w:val="24"/>
+          <w:szCs w:val="24"/>
+          <w:lang w:eastAsia="ru-RU"/>
+        </w:rPr>
+        <w:t>}}г.</w:t>
+      </w:r>
     </w:p>
     <w:p>
       <w:pPr>
@@ -135,16 +198,107 @@
       <w:r>
         <w:rPr>
           <w:rFonts w:ascii="Times New Roman" w:eastAsia="Times New Roman" w:hAnsi="Times New Roman"/>
-          <w:sz w:val="24"/>
-          <w:szCs w:val="24"/>
-          <w:lang w:eastAsia="ru-RU"/>
-        </w:rPr>
-        <w:t>{{seller.fullName, в дальнейшем именуемый "Потребитель", и Общество с ограниченной ответственностью «ГермесГарант» на основании лицензии Министерства юстиции Республики Беларусь 02240/543 от 12.06.2026г, договора обязательного страхования ответственности за причинение вреда в связи с осуществлением риэлтерской деятельности с БРУСП «Белгострах» от 26.05.2026г. до 25.05.2027г. (страховой полис серия БР №0005842), в лице директора Турко Ольги Ростиславовны, действующего на основании Устава, в дальнейшем именуемое "Исполнитель", совместно именуемые "Стороны", заключили настоящий договор о нижеследующем:</w:t>
+          <w:b/>
+          <w:bCs/>
+          <w:sz w:val="24"/>
+          <w:szCs w:val="24"/>
+          <w:lang w:eastAsia="ru-RU"/>
+        </w:rPr>
+        <w:t>{{</w:t>
       </w:r>
       <w:proofErr w:type="spellStart"/>
+      <w:r>
+        <w:rPr>
+          <w:rFonts w:ascii="Times New Roman" w:eastAsia="Times New Roman" w:hAnsi="Times New Roman"/>
+          <w:b/>
+          <w:bCs/>
+          <w:sz w:val="24"/>
+          <w:szCs w:val="24"/>
+          <w:lang w:eastAsia="ru-RU"/>
+        </w:rPr>
+        <w:t>seller.fullName</w:t>
+      </w:r>
       <w:proofErr w:type="spellEnd"/>
-      <w:proofErr w:type="spellStart"/>
-      <w:proofErr w:type="spellEnd"/>
+      <w:r>
+        <w:rPr>
+          <w:rFonts w:ascii="Times New Roman" w:eastAsia="Times New Roman" w:hAnsi="Times New Roman"/>
+          <w:b/>
+          <w:bCs/>
+          <w:sz w:val="24"/>
+          <w:szCs w:val="24"/>
+          <w:lang w:eastAsia="ru-RU"/>
+        </w:rPr>
+        <w:t>}}</w:t>
+      </w:r>
+      <w:r>
+        <w:rPr>
+          <w:rFonts w:ascii="Times New Roman" w:eastAsia="Times New Roman" w:hAnsi="Times New Roman"/>
+          <w:sz w:val="24"/>
+          <w:szCs w:val="24"/>
+          <w:lang w:eastAsia="ru-RU"/>
+        </w:rPr>
+        <w:t xml:space="preserve">, в дальнейшем именуемый </w:t>
+      </w:r>
+      <w:r>
+        <w:rPr>
+          <w:rFonts w:ascii="Times New Roman" w:eastAsia="Times New Roman" w:hAnsi="Times New Roman"/>
+          <w:b/>
+          <w:bCs/>
+          <w:sz w:val="24"/>
+          <w:szCs w:val="24"/>
+          <w:lang w:eastAsia="ru-RU"/>
+        </w:rPr>
+        <w:t>"Потребитель"</w:t>
+      </w:r>
+      <w:r>
+        <w:rPr>
+          <w:rFonts w:ascii="Times New Roman" w:eastAsia="Times New Roman" w:hAnsi="Times New Roman"/>
+          <w:sz w:val="24"/>
+          <w:szCs w:val="24"/>
+          <w:lang w:eastAsia="ru-RU"/>
+        </w:rPr>
+        <w:t xml:space="preserve">, и </w:t>
+      </w:r>
+      <w:r>
+        <w:rPr>
+          <w:rFonts w:ascii="Times New Roman" w:eastAsia="Times New Roman" w:hAnsi="Times New Roman"/>
+          <w:b/>
+          <w:bCs/>
+          <w:sz w:val="24"/>
+          <w:szCs w:val="24"/>
+          <w:lang w:eastAsia="ru-RU"/>
+        </w:rPr>
+        <w:t>Общество с ограниченной ответственностью «ГермесГарант»</w:t>
+      </w:r>
+      <w:r>
+        <w:rPr>
+          <w:rFonts w:ascii="Times New Roman" w:eastAsia="Times New Roman" w:hAnsi="Times New Roman"/>
+          <w:sz w:val="24"/>
+          <w:szCs w:val="24"/>
+          <w:lang w:eastAsia="ru-RU"/>
+        </w:rPr>
+        <w:t xml:space="preserve"> на основании лицензии Министерства юстиции Республики Беларусь 02240/543 от 12.06.2026г, договора обязательного страхования ответственности за причинение вреда в связи с осуществлением риэлтерской деятельности с БРУСП «Белгострах» от 26.05.2026г. до 25.05.2027г. (страховой полис серия БР №0005842), в лице директора Турко Ольги Ростиславовны, действующего на основании Устава, в дальнейшем именуемое </w:t>
+      </w:r>
+      <w:r>
+        <w:rPr>
+          <w:rFonts w:ascii="Times New Roman" w:eastAsia="Times New Roman" w:hAnsi="Times New Roman"/>
+          <w:b/>
+          <w:bCs/>
+          <w:sz w:val="24"/>
+          <w:szCs w:val="24"/>
+          <w:lang w:eastAsia="ru-RU"/>
+        </w:rPr>
+        <w:t>"Исполнитель"</w:t>
+      </w:r>
+      <w:r>
+        <w:rPr>
+          <w:rFonts w:ascii="Times New Roman" w:eastAsia="Times New Roman" w:hAnsi="Times New Roman"/>
+          <w:sz w:val="24"/>
+          <w:szCs w:val="24"/>
+          <w:lang w:eastAsia="ru-RU"/>
+        </w:rPr>
+        <w:t>, совместно именуемые "Стороны", заключили настоящий договор о нижеследующем:</w:t>
+      </w:r>
     </w:p>
     <w:p>
       <w:pPr>
@@ -202,14 +356,48 @@
           <w:szCs w:val="24"/>
           <w:lang w:eastAsia="ru-RU"/>
         </w:rPr>
-        <w:t>1.1.  Предметом настоящего договора является оказание Исполнителем Потребителю риэлтерских      услуг    по содействию в продаже   принадлежащего     Потребителю     на      праве собственности объекта недвижимого имущества (далее – риэлтерские услуги), представляющего собой "{{property.type}}", расположенный по адресу {{property.address}}.</w:t>
+        <w:t>1.1.  Предметом настоящего договора является оказание Исполнителем Потребителю риэлтерских      услуг    по содействию в продаже   принадлежащего     Потребителю     на      праве собственности объекта недвижимого имущества (далее – риэлтерские услуги), представляющего собой "{{</w:t>
+      </w:r>
+      <w:proofErr w:type="gramStart"/>
+      <w:r>
+        <w:rPr>
+          <w:rFonts w:ascii="Times New Roman" w:eastAsia="Times New Roman" w:hAnsi="Times New Roman"/>
+          <w:sz w:val="24"/>
+          <w:szCs w:val="24"/>
+          <w:lang w:eastAsia="ru-RU"/>
+        </w:rPr>
+        <w:t>property.type</w:t>
+      </w:r>
+      <w:proofErr w:type="gramEnd"/>
+      <w:r>
+        <w:rPr>
+          <w:rFonts w:ascii="Times New Roman" w:eastAsia="Times New Roman" w:hAnsi="Times New Roman"/>
+          <w:sz w:val="24"/>
+          <w:szCs w:val="24"/>
+          <w:lang w:eastAsia="ru-RU"/>
+        </w:rPr>
+        <w:t>}}", расположенный по адресу {{</w:t>
       </w:r>
       <w:proofErr w:type="spellStart"/>
-      <w:proofErr w:type="gramStart"/>
+      <w:r>
+        <w:rPr>
+          <w:rFonts w:ascii="Times New Roman" w:eastAsia="Times New Roman" w:hAnsi="Times New Roman"/>
+          <w:sz w:val="24"/>
+          <w:szCs w:val="24"/>
+          <w:lang w:eastAsia="ru-RU"/>
+        </w:rPr>
+        <w:t>property.address</w:t>
+      </w:r>
       <w:proofErr w:type="spellEnd"/>
-      <w:proofErr w:type="gramEnd"/>
-      <w:proofErr w:type="spellStart"/>
-      <w:proofErr w:type="spellEnd"/>
+      <w:r>
+        <w:rPr>
+          <w:rFonts w:ascii="Times New Roman" w:eastAsia="Times New Roman" w:hAnsi="Times New Roman"/>
+          <w:sz w:val="24"/>
+          <w:szCs w:val="24"/>
+          <w:lang w:eastAsia="ru-RU"/>
+        </w:rPr>
+        <w:t>}}.</w:t>
+      </w:r>
     </w:p>
     <w:p>
       <w:pPr>
@@ -231,20 +419,62 @@
           <w:sz w:val="24"/>
           <w:szCs w:val="24"/>
         </w:rPr>
-        <w:t>1.2. Описание Объекта: кол-во комнат: {{property.rooms}}; общая пл. {{property.areaTotal}} м²; жилая {{property.areaLiving}} м²; этаж/этажность: {{property.floor}}/{{property.floors}}, материал</w:t>
+        <w:t>1.2. Описание Объекта: кол-во комнат: {{</w:t>
+      </w:r>
+      <w:proofErr w:type="gramStart"/>
+      <w:r>
+        <w:rPr>
+          <w:rFonts w:ascii="Times New Roman" w:hAnsi="Times New Roman"/>
+          <w:sz w:val="24"/>
+          <w:szCs w:val="24"/>
+        </w:rPr>
+        <w:t>property.rooms</w:t>
+      </w:r>
+      <w:proofErr w:type="gramEnd"/>
+      <w:r>
+        <w:rPr>
+          <w:rFonts w:ascii="Times New Roman" w:hAnsi="Times New Roman"/>
+          <w:sz w:val="24"/>
+          <w:szCs w:val="24"/>
+        </w:rPr>
+        <w:t>}}; общая пл. {{property.areaTotal}} м²; жилая {{property.areaLiving}} м²; этаж/этажность: {{</w:t>
       </w:r>
       <w:proofErr w:type="spellStart"/>
-      <w:proofErr w:type="gramStart"/>
+      <w:r>
+        <w:rPr>
+          <w:rFonts w:ascii="Times New Roman" w:hAnsi="Times New Roman"/>
+          <w:sz w:val="24"/>
+          <w:szCs w:val="24"/>
+        </w:rPr>
+        <w:t>property.floor</w:t>
+      </w:r>
       <w:proofErr w:type="spellEnd"/>
-      <w:proofErr w:type="gramEnd"/>
+      <w:r>
+        <w:rPr>
+          <w:rFonts w:ascii="Times New Roman" w:hAnsi="Times New Roman"/>
+          <w:sz w:val="24"/>
+          <w:szCs w:val="24"/>
+        </w:rPr>
+        <w:t>}}/{{</w:t>
+      </w:r>
       <w:proofErr w:type="spellStart"/>
+      <w:r>
+        <w:rPr>
+          <w:rFonts w:ascii="Times New Roman" w:hAnsi="Times New Roman"/>
+          <w:sz w:val="24"/>
+          <w:szCs w:val="24"/>
+        </w:rPr>
+        <w:t>property.floors</w:t>
+      </w:r>
       <w:proofErr w:type="spellEnd"/>
-      <w:proofErr w:type="spellStart"/>
-      <w:proofErr w:type="spellEnd"/>
-      <w:proofErr w:type="spellStart"/>
-      <w:proofErr w:type="spellEnd"/>
-      <w:proofErr w:type="spellStart"/>
-      <w:proofErr w:type="spellEnd"/>
+      <w:r>
+        <w:rPr>
+          <w:rFonts w:ascii="Times New Roman" w:hAnsi="Times New Roman"/>
+          <w:sz w:val="24"/>
+          <w:szCs w:val="24"/>
+        </w:rPr>
+        <w:t>}}, материал</w:t>
+      </w:r>
     </w:p>
     <w:p>
       <w:pPr>
@@ -263,16 +493,44 @@
           <w:sz w:val="24"/>
           <w:szCs w:val="24"/>
         </w:rPr>
-        <w:t>стен: {{property.wallMaterial}}, год постройки {{property.yearBuilt}}, инвентарный номер – {{property.inventoryNumber}}.</w:t>
+        <w:t>стен: {{</w:t>
+      </w:r>
+      <w:proofErr w:type="gramStart"/>
+      <w:r>
+        <w:rPr>
+          <w:rFonts w:ascii="Times New Roman" w:hAnsi="Times New Roman"/>
+          <w:sz w:val="24"/>
+          <w:szCs w:val="24"/>
+        </w:rPr>
+        <w:t>property.wallMaterial</w:t>
+      </w:r>
+      <w:proofErr w:type="gramEnd"/>
+      <w:r>
+        <w:rPr>
+          <w:rFonts w:ascii="Times New Roman" w:hAnsi="Times New Roman"/>
+          <w:sz w:val="24"/>
+          <w:szCs w:val="24"/>
+        </w:rPr>
+        <w:t>}}, год постройки {{property.yearBuilt}}, инвентарный номер – {{</w:t>
       </w:r>
       <w:proofErr w:type="spellStart"/>
-      <w:proofErr w:type="gramStart"/>
+      <w:r>
+        <w:rPr>
+          <w:rFonts w:ascii="Times New Roman" w:hAnsi="Times New Roman"/>
+          <w:sz w:val="24"/>
+          <w:szCs w:val="24"/>
+        </w:rPr>
+        <w:t>property.inventoryNumber</w:t>
+      </w:r>
       <w:proofErr w:type="spellEnd"/>
-      <w:proofErr w:type="gramEnd"/>
-      <w:proofErr w:type="spellStart"/>
-      <w:proofErr w:type="spellEnd"/>
-      <w:proofErr w:type="spellStart"/>
-      <w:proofErr w:type="spellEnd"/>
+      <w:r>
+        <w:rPr>
+          <w:rFonts w:ascii="Times New Roman" w:hAnsi="Times New Roman"/>
+          <w:sz w:val="24"/>
+          <w:szCs w:val="24"/>
+        </w:rPr>
+        <w:t>}}.</w:t>
+      </w:r>
     </w:p>
     <w:p>
       <w:pPr>
@@ -354,14 +612,74 @@
           <w:szCs w:val="24"/>
           <w:lang w:eastAsia="ru-RU"/>
         </w:rPr>
-        <w:t>1.4. Ориентировочная стоимость {{property.priceBYN}} белорусских рублей ({{property.priceWords}}).</w:t>
+        <w:t xml:space="preserve">1.4. Ориентировочная стоимость </w:t>
+      </w:r>
+      <w:r>
+        <w:rPr>
+          <w:rFonts w:ascii="Times New Roman" w:eastAsia="Times New Roman" w:hAnsi="Times New Roman"/>
+          <w:b/>
+          <w:bCs/>
+          <w:sz w:val="24"/>
+          <w:szCs w:val="24"/>
+          <w:lang w:eastAsia="ru-RU"/>
+        </w:rPr>
+        <w:t>{{</w:t>
       </w:r>
       <w:proofErr w:type="spellStart"/>
       <w:proofErr w:type="gramStart"/>
+      <w:r>
+        <w:rPr>
+          <w:rFonts w:ascii="Times New Roman" w:eastAsia="Times New Roman" w:hAnsi="Times New Roman"/>
+          <w:b/>
+          <w:bCs/>
+          <w:sz w:val="24"/>
+          <w:szCs w:val="24"/>
+          <w:lang w:eastAsia="ru-RU"/>
+        </w:rPr>
+        <w:t>property.priceBYN</w:t>
+      </w:r>
       <w:proofErr w:type="spellEnd"/>
       <w:proofErr w:type="gramEnd"/>
+      <w:r>
+        <w:rPr>
+          <w:rFonts w:ascii="Times New Roman" w:eastAsia="Times New Roman" w:hAnsi="Times New Roman"/>
+          <w:b/>
+          <w:bCs/>
+          <w:sz w:val="24"/>
+          <w:szCs w:val="24"/>
+          <w:lang w:eastAsia="ru-RU"/>
+        </w:rPr>
+        <w:t>}}</w:t>
+      </w:r>
+      <w:r>
+        <w:rPr>
+          <w:rFonts w:ascii="Times New Roman" w:eastAsia="Times New Roman" w:hAnsi="Times New Roman"/>
+          <w:sz w:val="24"/>
+          <w:szCs w:val="24"/>
+          <w:lang w:eastAsia="ru-RU"/>
+        </w:rPr>
+        <w:t xml:space="preserve"> белорусских рублей ({{</w:t>
+      </w:r>
       <w:proofErr w:type="spellStart"/>
+      <w:r>
+        <w:rPr>
+          <w:rFonts w:ascii="Times New Roman" w:eastAsia="Times New Roman" w:hAnsi="Times New Roman"/>
+          <w:sz w:val="24"/>
+          <w:szCs w:val="24"/>
+          <w:lang w:eastAsia="ru-RU"/>
+        </w:rPr>
+        <w:t>property.priceWords</w:t>
+      </w:r>
       <w:proofErr w:type="spellEnd"/>
+      <w:r>
+        <w:rPr>
+          <w:rFonts w:ascii="Times New Roman" w:eastAsia="Times New Roman" w:hAnsi="Times New Roman"/>
+          <w:sz w:val="24"/>
+          <w:szCs w:val="24"/>
+          <w:lang w:eastAsia="ru-RU"/>
+        </w:rPr>
+        <w:t>}}).</w:t>
+      </w:r>
     </w:p>
     <w:p>
       <w:pPr>
@@ -573,14 +891,48 @@
           <w:szCs w:val="24"/>
           <w:lang w:eastAsia="ru-RU"/>
         </w:rPr>
-        <w:t>2.2. Стоимость риэлтерских услуг составляет {{commission.percent}}  % от стоимости объекта недвижимого имущества, а именно {{commission.amountBYN}}  белорусских рублей ({{commission.amountWords}}), с включением в такую оплату затрат по риэлтерским услугам, указанным в абзацах втором — шестом пункта 1 статьи 16 Закона Республики Беларусь от 8 мая 2025 г. № 71-З «О риэлтерской деятельности».</w:t>
-      </w:r>
-      <w:proofErr w:type="spellStart"/>
-      <w:proofErr w:type="spellEnd"/>
-      <w:proofErr w:type="spellStart"/>
-      <w:proofErr w:type="spellEnd"/>
-      <w:proofErr w:type="spellStart"/>
-      <w:proofErr w:type="spellEnd"/>
+        <w:t xml:space="preserve">2.2. Стоимость риэлтерских услуг составляет </w:t>
+      </w:r>
+      <w:r>
+        <w:rPr>
+          <w:rFonts w:ascii="Times New Roman" w:eastAsia="Times New Roman" w:hAnsi="Times New Roman"/>
+          <w:b/>
+          <w:bCs/>
+          <w:sz w:val="24"/>
+          <w:szCs w:val="24"/>
+          <w:lang w:eastAsia="ru-RU"/>
+        </w:rPr>
+        <w:t>{{commission.percent}}  %</w:t>
+      </w:r>
+      <w:r>
+        <w:rPr>
+          <w:rFonts w:ascii="Times New Roman" w:eastAsia="Times New Roman" w:hAnsi="Times New Roman"/>
+          <w:sz w:val="24"/>
+          <w:szCs w:val="24"/>
+          <w:lang w:eastAsia="ru-RU"/>
+        </w:rPr>
+        <w:t xml:space="preserve"> от стоимости объекта недвижимого имущества, а именно </w:t>
+      </w:r>
+      <w:r>
+        <w:rPr>
+          <w:rFonts w:ascii="Times New Roman" w:eastAsia="Times New Roman" w:hAnsi="Times New Roman"/>
+          <w:b/>
+          <w:bCs/>
+          <w:sz w:val="24"/>
+          <w:szCs w:val="24"/>
+          <w:lang w:eastAsia="ru-RU"/>
+        </w:rPr>
+        <w:t>{{commission.amountBYN}}</w:t>
+      </w:r>
+      <w:r>
+        <w:rPr>
+          <w:rFonts w:ascii="Times New Roman" w:eastAsia="Times New Roman" w:hAnsi="Times New Roman"/>
+          <w:sz w:val="24"/>
+          <w:szCs w:val="24"/>
+          <w:lang w:eastAsia="ru-RU"/>
+        </w:rPr>
+        <w:t xml:space="preserve">  белорусских рублей ({{commission.amountWords}}), с включением в такую оплату затрат по риэлтерским услугам, указанным в абзацах втором — шестом пункта 1 статьи 16 Закона Республики Беларусь от 8 мая 2025 г. № 71-З «О риэлтерской деятельности».</w:t>
+      </w:r>
       <w:bookmarkStart w:id="2" w:name="_Hlk225347332"/>
       <w:bookmarkEnd w:id="2"/>
     </w:p>
@@ -2879,12 +3231,30 @@
           <w:szCs w:val="24"/>
           <w:lang w:eastAsia="ru-RU"/>
         </w:rPr>
-        <w:t>4.1. Настоящий договор вступает в силу со дня подписания его Сторонами и действует до {{deal.endDateText}}г.</w:t>
-      </w:r>
+        <w:t>4.1. Настоящий договор вступает в силу со дня подписания его Сторонами и действует до {{</w:t>
+      </w:r>
+      <w:proofErr w:type="spellStart"/>
       <w:proofErr w:type="gramStart"/>
-      <w:proofErr w:type="spellStart"/>
+      <w:r>
+        <w:rPr>
+          <w:rFonts w:ascii="Times New Roman" w:eastAsia="Times New Roman" w:hAnsi="Times New Roman"/>
+          <w:sz w:val="24"/>
+          <w:szCs w:val="24"/>
+          <w:lang w:eastAsia="ru-RU"/>
+        </w:rPr>
+        <w:t>deal.endDateText</w:t>
+      </w:r>
       <w:proofErr w:type="spellEnd"/>
       <w:proofErr w:type="gramEnd"/>
+      <w:r>
+        <w:rPr>
+          <w:rFonts w:ascii="Times New Roman" w:eastAsia="Times New Roman" w:hAnsi="Times New Roman"/>
+          <w:sz w:val="24"/>
+          <w:szCs w:val="24"/>
+          <w:lang w:eastAsia="ru-RU"/>
+        </w:rPr>
+        <w:t>}}г.</w:t>
+      </w:r>
     </w:p>
     <w:p>
       <w:pPr>
@@ -4368,12 +4738,30 @@
           <w:szCs w:val="20"/>
           <w:lang w:eastAsia="ru-RU"/>
         </w:rPr>
-        <w:t>Ответственный риэлтер по настоящему договору {{agent.initials}}</w:t>
-      </w:r>
-      <w:proofErr w:type="spellStart"/>
+        <w:t>Ответственный риэлтер по настоящему договору {{</w:t>
+      </w:r>
       <w:proofErr w:type="gramStart"/>
-      <w:proofErr w:type="spellEnd"/>
+      <w:r>
+        <w:rPr>
+          <w:rFonts w:ascii="Times New Roman" w:eastAsia="Times New Roman" w:hAnsi="Times New Roman"/>
+          <w:i/>
+          <w:sz w:val="20"/>
+          <w:szCs w:val="20"/>
+          <w:lang w:eastAsia="ru-RU"/>
+        </w:rPr>
+        <w:t>agent.initials</w:t>
+      </w:r>
       <w:proofErr w:type="gramEnd"/>
+      <w:r>
+        <w:rPr>
+          <w:rFonts w:ascii="Times New Roman" w:eastAsia="Times New Roman" w:hAnsi="Times New Roman"/>
+          <w:i/>
+          <w:sz w:val="20"/>
+          <w:szCs w:val="20"/>
+          <w:lang w:eastAsia="ru-RU"/>
+        </w:rPr>
+        <w:t>}}</w:t>
+      </w:r>
     </w:p>
     <w:p>
       <w:pPr>
@@ -4422,16 +4810,74 @@
           <w:szCs w:val="20"/>
           <w:lang w:eastAsia="ru-RU"/>
         </w:rPr>
-        <w:t>№ {{agent.attestationNumber}}от {{agent.attestationDate}}г, действует до {{agent.attestationExpiry}}г</w:t>
+        <w:t>№ {{</w:t>
+      </w:r>
+      <w:proofErr w:type="gramStart"/>
+      <w:r>
+        <w:rPr>
+          <w:rFonts w:ascii="Times New Roman" w:eastAsia="Times New Roman" w:hAnsi="Times New Roman"/>
+          <w:i/>
+          <w:sz w:val="20"/>
+          <w:szCs w:val="20"/>
+          <w:lang w:eastAsia="ru-RU"/>
+        </w:rPr>
+        <w:t>agent.attestationNumber</w:t>
+      </w:r>
+      <w:proofErr w:type="gramEnd"/>
+      <w:r>
+        <w:rPr>
+          <w:rFonts w:ascii="Times New Roman" w:eastAsia="Times New Roman" w:hAnsi="Times New Roman"/>
+          <w:i/>
+          <w:sz w:val="20"/>
+          <w:szCs w:val="20"/>
+          <w:lang w:eastAsia="ru-RU"/>
+        </w:rPr>
+        <w:t>}}от {{</w:t>
       </w:r>
       <w:proofErr w:type="spellStart"/>
-      <w:proofErr w:type="gramStart"/>
+      <w:r>
+        <w:rPr>
+          <w:rFonts w:ascii="Times New Roman" w:eastAsia="Times New Roman" w:hAnsi="Times New Roman"/>
+          <w:i/>
+          <w:sz w:val="20"/>
+          <w:szCs w:val="20"/>
+          <w:lang w:eastAsia="ru-RU"/>
+        </w:rPr>
+        <w:t>agent.attestationDate</w:t>
+      </w:r>
       <w:proofErr w:type="spellEnd"/>
-      <w:proofErr w:type="gramEnd"/>
+      <w:r>
+        <w:rPr>
+          <w:rFonts w:ascii="Times New Roman" w:eastAsia="Times New Roman" w:hAnsi="Times New Roman"/>
+          <w:i/>
+          <w:sz w:val="20"/>
+          <w:szCs w:val="20"/>
+          <w:lang w:eastAsia="ru-RU"/>
+        </w:rPr>
+        <w:t>}}г, действует до {{</w:t>
+      </w:r>
       <w:proofErr w:type="spellStart"/>
+      <w:r>
+        <w:rPr>
+          <w:rFonts w:ascii="Times New Roman" w:eastAsia="Times New Roman" w:hAnsi="Times New Roman"/>
+          <w:i/>
+          <w:sz w:val="20"/>
+          <w:szCs w:val="20"/>
+          <w:lang w:eastAsia="ru-RU"/>
+        </w:rPr>
+        <w:t>agent.attestationExpiry</w:t>
+      </w:r>
       <w:proofErr w:type="spellEnd"/>
-      <w:proofErr w:type="spellStart"/>
-      <w:proofErr w:type="spellEnd"/>
+      <w:r>
+        <w:rPr>
+          <w:rFonts w:ascii="Times New Roman" w:eastAsia="Times New Roman" w:hAnsi="Times New Roman"/>
+          <w:i/>
+          <w:sz w:val="20"/>
+          <w:szCs w:val="20"/>
+          <w:lang w:eastAsia="ru-RU"/>
+        </w:rPr>
+        <w:t>}}г</w:t>
+      </w:r>
     </w:p>
     <w:p>
       <w:pPr>
@@ -4455,12 +4901,30 @@
           <w:szCs w:val="20"/>
           <w:lang w:eastAsia="ru-RU"/>
         </w:rPr>
-        <w:t>Идентификационная пластиковая карточка {{agent.cardNumber}}</w:t>
-      </w:r>
-      <w:proofErr w:type="spellStart"/>
+        <w:t>Идентификационная пластиковая карточка {{</w:t>
+      </w:r>
       <w:proofErr w:type="gramStart"/>
-      <w:proofErr w:type="spellEnd"/>
+      <w:r>
+        <w:rPr>
+          <w:rFonts w:ascii="Times New Roman" w:eastAsia="Times New Roman" w:hAnsi="Times New Roman"/>
+          <w:bCs/>
+          <w:sz w:val="20"/>
+          <w:szCs w:val="20"/>
+          <w:lang w:eastAsia="ru-RU"/>
+        </w:rPr>
+        <w:t>agent.cardNumber</w:t>
+      </w:r>
       <w:proofErr w:type="gramEnd"/>
+      <w:r>
+        <w:rPr>
+          <w:rFonts w:ascii="Times New Roman" w:eastAsia="Times New Roman" w:hAnsi="Times New Roman"/>
+          <w:bCs/>
+          <w:sz w:val="20"/>
+          <w:szCs w:val="20"/>
+          <w:lang w:eastAsia="ru-RU"/>
+        </w:rPr>
+        <w:t>}}</w:t>
+      </w:r>
     </w:p>
     <w:p>
       <w:pPr>
@@ -4535,12 +4999,28 @@
                 <w:szCs w:val="20"/>
                 <w:lang w:eastAsia="ru-RU"/>
               </w:rPr>
-              <w:t>ФИО: {{seller.fullName}}</w:t>
-            </w:r>
-            <w:proofErr w:type="spellStart"/>
+              <w:t>ФИО: {{</w:t>
+            </w:r>
             <w:proofErr w:type="gramStart"/>
-            <w:proofErr w:type="spellEnd"/>
+            <w:r>
+              <w:rPr>
+                <w:rFonts w:ascii="Times New Roman" w:hAnsi="Times New Roman"/>
+                <w:sz w:val="20"/>
+                <w:szCs w:val="20"/>
+                <w:lang w:eastAsia="ru-RU"/>
+              </w:rPr>
+              <w:t>seller.fullName</w:t>
+            </w:r>
             <w:proofErr w:type="gramEnd"/>
+            <w:r>
+              <w:rPr>
+                <w:rFonts w:ascii="Times New Roman" w:hAnsi="Times New Roman"/>
+                <w:sz w:val="20"/>
+                <w:szCs w:val="20"/>
+                <w:lang w:eastAsia="ru-RU"/>
+              </w:rPr>
+              <w:t>}}</w:t>
+            </w:r>
           </w:p>
           <w:p>
             <w:pPr>
@@ -4558,12 +5038,30 @@
                 <w:szCs w:val="20"/>
                 <w:lang w:eastAsia="ru-RU"/>
               </w:rPr>
-              <w:t>{{seller.birthDate}} г.р.</w:t>
+              <w:t>{{</w:t>
             </w:r>
             <w:proofErr w:type="spellStart"/>
             <w:proofErr w:type="gramStart"/>
+            <w:r>
+              <w:rPr>
+                <w:rFonts w:ascii="Times New Roman" w:hAnsi="Times New Roman"/>
+                <w:sz w:val="20"/>
+                <w:szCs w:val="20"/>
+                <w:lang w:eastAsia="ru-RU"/>
+              </w:rPr>
+              <w:t>seller.birthDate</w:t>
+            </w:r>
             <w:proofErr w:type="spellEnd"/>
             <w:proofErr w:type="gramEnd"/>
+            <w:r>
+              <w:rPr>
+                <w:rFonts w:ascii="Times New Roman" w:hAnsi="Times New Roman"/>
+                <w:sz w:val="20"/>
+                <w:szCs w:val="20"/>
+                <w:lang w:eastAsia="ru-RU"/>
+              </w:rPr>
+              <w:t>}} г.р.</w:t>
+            </w:r>
           </w:p>
           <w:p>
             <w:pPr>
@@ -4581,12 +5079,28 @@
                 <w:szCs w:val="20"/>
                 <w:lang w:eastAsia="ru-RU"/>
               </w:rPr>
-              <w:t>Регистрация: {{seller.address}}</w:t>
-            </w:r>
-            <w:proofErr w:type="spellStart"/>
+              <w:t>Регистрация: {{</w:t>
+            </w:r>
             <w:proofErr w:type="gramStart"/>
-            <w:proofErr w:type="spellEnd"/>
+            <w:r>
+              <w:rPr>
+                <w:rFonts w:ascii="Times New Roman" w:hAnsi="Times New Roman"/>
+                <w:sz w:val="20"/>
+                <w:szCs w:val="20"/>
+                <w:lang w:eastAsia="ru-RU"/>
+              </w:rPr>
+              <w:t>seller.address</w:t>
+            </w:r>
             <w:proofErr w:type="gramEnd"/>
+            <w:r>
+              <w:rPr>
+                <w:rFonts w:ascii="Times New Roman" w:hAnsi="Times New Roman"/>
+                <w:sz w:val="20"/>
+                <w:szCs w:val="20"/>
+                <w:lang w:eastAsia="ru-RU"/>
+              </w:rPr>
+              <w:t>}}</w:t>
+            </w:r>
           </w:p>
           <w:p>
             <w:pPr>
@@ -4604,12 +5118,28 @@
                 <w:szCs w:val="20"/>
                 <w:lang w:eastAsia="ru-RU"/>
               </w:rPr>
-              <w:t>Паспорт: {{seller.passport}}</w:t>
-            </w:r>
-            <w:proofErr w:type="spellStart"/>
+              <w:t>Паспорт: {{</w:t>
+            </w:r>
             <w:proofErr w:type="gramStart"/>
-            <w:proofErr w:type="spellEnd"/>
+            <w:r>
+              <w:rPr>
+                <w:rFonts w:ascii="Times New Roman" w:hAnsi="Times New Roman"/>
+                <w:sz w:val="20"/>
+                <w:szCs w:val="20"/>
+                <w:lang w:eastAsia="ru-RU"/>
+              </w:rPr>
+              <w:t>seller.passport</w:t>
+            </w:r>
             <w:proofErr w:type="gramEnd"/>
+            <w:r>
+              <w:rPr>
+                <w:rFonts w:ascii="Times New Roman" w:hAnsi="Times New Roman"/>
+                <w:sz w:val="20"/>
+                <w:szCs w:val="20"/>
+                <w:lang w:eastAsia="ru-RU"/>
+              </w:rPr>
+              <w:t>}}</w:t>
+            </w:r>
           </w:p>
           <w:p>
             <w:pPr>
@@ -4627,14 +5157,59 @@
                 <w:szCs w:val="20"/>
                 <w:lang w:eastAsia="ru-RU"/>
               </w:rPr>
-              <w:t>Выдан {{seller.passportIssuedByInstrumental}} {{seller.passportIssueDate}}</w:t>
+              <w:t>Выдан</w:t>
+            </w:r>
+            <w:r>
+              <w:rPr>
+                <w:rFonts w:ascii="Times New Roman" w:hAnsi="Times New Roman"/>
+                <w:sz w:val="20"/>
+                <w:szCs w:val="20"/>
+                <w:lang w:val="en-US" w:eastAsia="ru-RU"/>
+              </w:rPr>
+              <w:t xml:space="preserve"> {{</w:t>
             </w:r>
             <w:proofErr w:type="spellStart"/>
             <w:proofErr w:type="gramStart"/>
+            <w:r>
+              <w:rPr>
+                <w:rFonts w:ascii="Times New Roman" w:hAnsi="Times New Roman"/>
+                <w:sz w:val="20"/>
+                <w:szCs w:val="20"/>
+                <w:lang w:val="en-US" w:eastAsia="ru-RU"/>
+              </w:rPr>
+              <w:t>seller.passportIssuedByInstrumental</w:t>
+            </w:r>
             <w:proofErr w:type="spellEnd"/>
             <w:proofErr w:type="gramEnd"/>
+            <w:r>
+              <w:rPr>
+                <w:rFonts w:ascii="Times New Roman" w:hAnsi="Times New Roman"/>
+                <w:sz w:val="20"/>
+                <w:szCs w:val="20"/>
+                <w:lang w:val="en-US" w:eastAsia="ru-RU"/>
+              </w:rPr>
+              <w:t>}} {{</w:t>
+            </w:r>
             <w:proofErr w:type="spellStart"/>
+            <w:r>
+              <w:rPr>
+                <w:rFonts w:ascii="Times New Roman" w:hAnsi="Times New Roman"/>
+                <w:sz w:val="20"/>
+                <w:szCs w:val="20"/>
+                <w:lang w:val="en-US" w:eastAsia="ru-RU"/>
+              </w:rPr>
+              <w:t>seller.passportIssueDate</w:t>
+            </w:r>
             <w:proofErr w:type="spellEnd"/>
+            <w:r>
+              <w:rPr>
+                <w:rFonts w:ascii="Times New Roman" w:hAnsi="Times New Roman"/>
+                <w:sz w:val="20"/>
+                <w:szCs w:val="20"/>
+                <w:lang w:val="en-US" w:eastAsia="ru-RU"/>
+              </w:rPr>
+              <w:t>}}</w:t>
+            </w:r>
           </w:p>
           <w:p>
             <w:pPr>
@@ -4671,12 +5246,39 @@
                 <w:szCs w:val="20"/>
                 <w:lang w:eastAsia="ru-RU"/>
               </w:rPr>
-              <w:t>Тел: {{seller.phone}}</w:t>
+              <w:t>Тел</w:t>
+            </w:r>
+            <w:r>
+              <w:rPr>
+                <w:rFonts w:ascii="Times New Roman" w:hAnsi="Times New Roman"/>
+                <w:sz w:val="20"/>
+                <w:szCs w:val="20"/>
+                <w:lang w:val="en-US" w:eastAsia="ru-RU"/>
+              </w:rPr>
+              <w:t>: {{</w:t>
             </w:r>
             <w:proofErr w:type="spellStart"/>
             <w:proofErr w:type="gramStart"/>
+            <w:r>
+              <w:rPr>
+                <w:rFonts w:ascii="Times New Roman" w:hAnsi="Times New Roman"/>
+                <w:sz w:val="20"/>
+                <w:szCs w:val="20"/>
+                <w:lang w:val="en-US" w:eastAsia="ru-RU"/>
+              </w:rPr>
+              <w:t>seller.phone</w:t>
+            </w:r>
             <w:proofErr w:type="spellEnd"/>
             <w:proofErr w:type="gramEnd"/>
+            <w:r>
+              <w:rPr>
+                <w:rFonts w:ascii="Times New Roman" w:hAnsi="Times New Roman"/>
+                <w:sz w:val="20"/>
+                <w:szCs w:val="20"/>
+                <w:lang w:val="en-US" w:eastAsia="ru-RU"/>
+              </w:rPr>
+              <w:t>}}</w:t>
+            </w:r>
           </w:p>
           <w:p>
             <w:pPr>
@@ -4690,7 +5292,7 @@
                 <w:b/>
                 <w:sz w:val="20"/>
                 <w:szCs w:val="20"/>
-                <w:lang w:eastAsia="ru-RU"/>
+                <w:lang w:val="en-US" w:eastAsia="ru-RU"/>
               </w:rPr>
             </w:pPr>
             <w:r>
@@ -4701,12 +5303,42 @@
                 <w:szCs w:val="20"/>
                 <w:lang w:eastAsia="ru-RU"/>
               </w:rPr>
-              <w:t>Потребитель_______________________{{seller.initials}}</w:t>
+              <w:t>Потребитель</w:t>
+            </w:r>
+            <w:r>
+              <w:rPr>
+                <w:rFonts w:ascii="Times New Roman" w:eastAsia="Times New Roman" w:hAnsi="Times New Roman"/>
+                <w:b/>
+                <w:sz w:val="20"/>
+                <w:szCs w:val="20"/>
+                <w:lang w:val="en-US" w:eastAsia="ru-RU"/>
+              </w:rPr>
+              <w:t>_______________________{{</w:t>
             </w:r>
             <w:proofErr w:type="spellStart"/>
             <w:proofErr w:type="gramStart"/>
+            <w:r>
+              <w:rPr>
+                <w:rFonts w:ascii="Times New Roman" w:eastAsia="Times New Roman" w:hAnsi="Times New Roman"/>
+                <w:b/>
+                <w:sz w:val="20"/>
+                <w:szCs w:val="20"/>
+                <w:lang w:val="en-US" w:eastAsia="ru-RU"/>
+              </w:rPr>
+              <w:t>seller.initials</w:t>
+            </w:r>
             <w:proofErr w:type="spellEnd"/>
             <w:proofErr w:type="gramEnd"/>
+            <w:r>
+              <w:rPr>
+                <w:rFonts w:ascii="Times New Roman" w:eastAsia="Times New Roman" w:hAnsi="Times New Roman"/>
+                <w:b/>
+                <w:sz w:val="20"/>
+                <w:szCs w:val="20"/>
+                <w:lang w:val="en-US" w:eastAsia="ru-RU"/>
+              </w:rPr>
+              <w:t>}}</w:t>
+            </w:r>
           </w:p>
         </w:tc>
         <w:tc>
@@ -5139,8 +5771,8 @@
                 <w:lang w:val="en-US" w:eastAsia="ru-RU"/>
               </w:rPr>
             </w:pPr>
-            <w:bookmarkStart w:id="10" w:name="_Hlk225347630"/>
-            <w:bookmarkStart w:id="11" w:name="OLE_LINK2"/>
+            <w:bookmarkStart w:id="10" w:name="OLE_LINK2"/>
+            <w:bookmarkStart w:id="11" w:name="_Hlk225347630"/>
             <w:r>
               <w:rPr>
                 <w:rFonts w:ascii="Times New Roman" w:hAnsi="Times New Roman"/>
@@ -5148,7 +5780,16 @@
                 <w:szCs w:val="20"/>
                 <w:lang w:eastAsia="ru-RU"/>
               </w:rPr>
-              <w:t>ФИО: {{owner1.fullName}}</w:t>
+              <w:t>ФИО</w:t>
+            </w:r>
+            <w:r>
+              <w:rPr>
+                <w:rFonts w:ascii="Times New Roman" w:hAnsi="Times New Roman"/>
+                <w:sz w:val="20"/>
+                <w:szCs w:val="20"/>
+                <w:lang w:val="en-US" w:eastAsia="ru-RU"/>
+              </w:rPr>
+              <w:t>: {{owner1.fullName}}</w:t>
             </w:r>
           </w:p>
           <w:p>
@@ -5186,7 +5827,16 @@
                 <w:szCs w:val="20"/>
                 <w:lang w:eastAsia="ru-RU"/>
               </w:rPr>
-              <w:t>Регистрация: {{owner1.address}}</w:t>
+              <w:t>Регистрация</w:t>
+            </w:r>
+            <w:r>
+              <w:rPr>
+                <w:rFonts w:ascii="Times New Roman" w:hAnsi="Times New Roman"/>
+                <w:sz w:val="20"/>
+                <w:szCs w:val="20"/>
+                <w:lang w:val="en-US" w:eastAsia="ru-RU"/>
+              </w:rPr>
+              <w:t>: {{owner1.address}}</w:t>
             </w:r>
           </w:p>
           <w:p>
@@ -5205,7 +5855,16 @@
                 <w:szCs w:val="20"/>
                 <w:lang w:eastAsia="ru-RU"/>
               </w:rPr>
-              <w:t>Паспорт: {{owner1.passport}}</w:t>
+              <w:t>Паспорт</w:t>
+            </w:r>
+            <w:r>
+              <w:rPr>
+                <w:rFonts w:ascii="Times New Roman" w:hAnsi="Times New Roman"/>
+                <w:sz w:val="20"/>
+                <w:szCs w:val="20"/>
+                <w:lang w:val="en-US" w:eastAsia="ru-RU"/>
+              </w:rPr>
+              <w:t>: {{owner1.passport}}</w:t>
             </w:r>
           </w:p>
           <w:p>
@@ -5224,7 +5883,16 @@
                 <w:szCs w:val="20"/>
                 <w:lang w:eastAsia="ru-RU"/>
               </w:rPr>
-              <w:t>Выдан {{owner1.passportIssuedByInstrumental}} {{owner1.passportIssueDate}}</w:t>
+              <w:t>Выдан</w:t>
+            </w:r>
+            <w:r>
+              <w:rPr>
+                <w:rFonts w:ascii="Times New Roman" w:hAnsi="Times New Roman"/>
+                <w:sz w:val="20"/>
+                <w:szCs w:val="20"/>
+                <w:lang w:val="en-US" w:eastAsia="ru-RU"/>
+              </w:rPr>
+              <w:t xml:space="preserve"> {{owner1.passportIssuedByInstrumental}} {{owner1.passportIssueDate}}</w:t>
             </w:r>
           </w:p>
           <w:p>
@@ -5243,7 +5911,34 @@
                 <w:szCs w:val="20"/>
                 <w:lang w:eastAsia="ru-RU"/>
               </w:rPr>
-              <w:t>Идентификационный номер: {{owner1.id}}</w:t>
+              <w:t>Идентификационный</w:t>
+            </w:r>
+            <w:r>
+              <w:rPr>
+                <w:rFonts w:ascii="Times New Roman" w:hAnsi="Times New Roman"/>
+                <w:sz w:val="20"/>
+                <w:szCs w:val="20"/>
+                <w:lang w:val="en-US" w:eastAsia="ru-RU"/>
+              </w:rPr>
+              <w:t xml:space="preserve"> </w:t>
+            </w:r>
+            <w:r>
+              <w:rPr>
+                <w:rFonts w:ascii="Times New Roman" w:hAnsi="Times New Roman"/>
+                <w:sz w:val="20"/>
+                <w:szCs w:val="20"/>
+                <w:lang w:eastAsia="ru-RU"/>
+              </w:rPr>
+              <w:t>номер</w:t>
+            </w:r>
+            <w:r>
+              <w:rPr>
+                <w:rFonts w:ascii="Times New Roman" w:hAnsi="Times New Roman"/>
+                <w:sz w:val="20"/>
+                <w:szCs w:val="20"/>
+                <w:lang w:val="en-US" w:eastAsia="ru-RU"/>
+              </w:rPr>
+              <w:t>: {{owner1.id}}</w:t>
             </w:r>
           </w:p>
           <w:p>
@@ -5262,7 +5957,16 @@
                 <w:szCs w:val="20"/>
                 <w:lang w:eastAsia="ru-RU"/>
               </w:rPr>
-              <w:t>Тел: {{owner1.phone}}</w:t>
+              <w:t>Тел</w:t>
+            </w:r>
+            <w:r>
+              <w:rPr>
+                <w:rFonts w:ascii="Times New Roman" w:hAnsi="Times New Roman"/>
+                <w:sz w:val="20"/>
+                <w:szCs w:val="20"/>
+                <w:lang w:val="en-US" w:eastAsia="ru-RU"/>
+              </w:rPr>
+              <w:t>: {{owner1.phone}}</w:t>
             </w:r>
           </w:p>
           <w:p>
@@ -5290,7 +5994,7 @@
               </w:rPr>
               <w:t>Потребитель_______________________ {{owner1.initials}}</w:t>
             </w:r>
-            <w:bookmarkEnd w:id="11"/>
+            <w:bookmarkEnd w:id="10"/>
           </w:p>
         </w:tc>
         <w:tc>
@@ -5313,7 +6017,16 @@
                 <w:szCs w:val="20"/>
                 <w:lang w:eastAsia="ru-RU"/>
               </w:rPr>
-              <w:t>ФИО: {{owner2.fullName}}</w:t>
+              <w:t>ФИО</w:t>
+            </w:r>
+            <w:r>
+              <w:rPr>
+                <w:rFonts w:ascii="Times New Roman" w:hAnsi="Times New Roman"/>
+                <w:sz w:val="20"/>
+                <w:szCs w:val="20"/>
+                <w:lang w:val="en-US" w:eastAsia="ru-RU"/>
+              </w:rPr>
+              <w:t>: {{owner2.fullName}}</w:t>
             </w:r>
           </w:p>
           <w:p>
@@ -5351,7 +6064,16 @@
                 <w:szCs w:val="20"/>
                 <w:lang w:eastAsia="ru-RU"/>
               </w:rPr>
-              <w:t>Регистрация: {{owner2.address}}</w:t>
+              <w:t>Регистрация</w:t>
+            </w:r>
+            <w:r>
+              <w:rPr>
+                <w:rFonts w:ascii="Times New Roman" w:hAnsi="Times New Roman"/>
+                <w:sz w:val="20"/>
+                <w:szCs w:val="20"/>
+                <w:lang w:val="en-US" w:eastAsia="ru-RU"/>
+              </w:rPr>
+              <w:t>: {{owner2.address}}</w:t>
             </w:r>
           </w:p>
           <w:p>
@@ -5370,7 +6092,16 @@
                 <w:szCs w:val="20"/>
                 <w:lang w:eastAsia="ru-RU"/>
               </w:rPr>
-              <w:t>Паспорт: {{owner2.passport}}</w:t>
+              <w:t>Паспорт</w:t>
+            </w:r>
+            <w:r>
+              <w:rPr>
+                <w:rFonts w:ascii="Times New Roman" w:hAnsi="Times New Roman"/>
+                <w:sz w:val="20"/>
+                <w:szCs w:val="20"/>
+                <w:lang w:val="en-US" w:eastAsia="ru-RU"/>
+              </w:rPr>
+              <w:t>: {{owner2.passport}}</w:t>
             </w:r>
           </w:p>
           <w:p>
@@ -5389,7 +6120,16 @@
                 <w:szCs w:val="20"/>
                 <w:lang w:eastAsia="ru-RU"/>
               </w:rPr>
-              <w:t>Выдан {{owner2.passportIssuedByInstrumental}} {{owner2.passportIssueDate}}</w:t>
+              <w:t>Выдан</w:t>
+            </w:r>
+            <w:r>
+              <w:rPr>
+                <w:rFonts w:ascii="Times New Roman" w:hAnsi="Times New Roman"/>
+                <w:sz w:val="20"/>
+                <w:szCs w:val="20"/>
+                <w:lang w:val="en-US" w:eastAsia="ru-RU"/>
+              </w:rPr>
+              <w:t xml:space="preserve"> {{owner2.passportIssuedByInstrumental}} {{owner2.passportIssueDate}}</w:t>
             </w:r>
           </w:p>
           <w:p>
@@ -5408,7 +6148,34 @@
                 <w:szCs w:val="20"/>
                 <w:lang w:eastAsia="ru-RU"/>
               </w:rPr>
-              <w:t>Идентификационный номер: {{owner2.id}}</w:t>
+              <w:t>Идентификационный</w:t>
+            </w:r>
+            <w:r>
+              <w:rPr>
+                <w:rFonts w:ascii="Times New Roman" w:hAnsi="Times New Roman"/>
+                <w:sz w:val="20"/>
+                <w:szCs w:val="20"/>
+                <w:lang w:val="en-US" w:eastAsia="ru-RU"/>
+              </w:rPr>
+              <w:t xml:space="preserve"> </w:t>
+            </w:r>
+            <w:r>
+              <w:rPr>
+                <w:rFonts w:ascii="Times New Roman" w:hAnsi="Times New Roman"/>
+                <w:sz w:val="20"/>
+                <w:szCs w:val="20"/>
+                <w:lang w:eastAsia="ru-RU"/>
+              </w:rPr>
+              <w:t>номер</w:t>
+            </w:r>
+            <w:r>
+              <w:rPr>
+                <w:rFonts w:ascii="Times New Roman" w:hAnsi="Times New Roman"/>
+                <w:sz w:val="20"/>
+                <w:szCs w:val="20"/>
+                <w:lang w:val="en-US" w:eastAsia="ru-RU"/>
+              </w:rPr>
+              <w:t>: {{owner2.id}}</w:t>
             </w:r>
           </w:p>
           <w:p>
@@ -5427,7 +6194,16 @@
                 <w:szCs w:val="20"/>
                 <w:lang w:eastAsia="ru-RU"/>
               </w:rPr>
-              <w:t>Тел: {{owner2.phone}}</w:t>
+              <w:t>Тел</w:t>
+            </w:r>
+            <w:r>
+              <w:rPr>
+                <w:rFonts w:ascii="Times New Roman" w:hAnsi="Times New Roman"/>
+                <w:sz w:val="20"/>
+                <w:szCs w:val="20"/>
+                <w:lang w:val="en-US" w:eastAsia="ru-RU"/>
+              </w:rPr>
+              <w:t>: {{owner2.phone}}</w:t>
             </w:r>
           </w:p>
           <w:p>
@@ -5623,14 +6399,26 @@
           <w:sz w:val="16"/>
           <w:szCs w:val="16"/>
         </w:rPr>
-        <w:t>к договору оказания риэлтерских услуг по содействию в продаже объектов недвижимого имущества №{{deal.contractNumber}} от {{deal.date}}</w:t>
-      </w:r>
-      <w:proofErr w:type="spellStart"/>
+        <w:t>к договору оказания риэлтерских услуг по содействию в продаже объектов недвижимого имущества №{{</w:t>
+      </w:r>
       <w:proofErr w:type="gramStart"/>
-      <w:proofErr w:type="spellEnd"/>
+      <w:r>
+        <w:rPr>
+          <w:rFonts w:ascii="Times New Roman" w:hAnsi="Times New Roman"/>
+          <w:sz w:val="16"/>
+          <w:szCs w:val="16"/>
+        </w:rPr>
+        <w:t>deal.contractNumber</w:t>
+      </w:r>
       <w:proofErr w:type="gramEnd"/>
-      <w:proofErr w:type="spellStart"/>
-      <w:proofErr w:type="spellEnd"/>
+      <w:r>
+        <w:rPr>
+          <w:rFonts w:ascii="Times New Roman" w:hAnsi="Times New Roman"/>
+          <w:sz w:val="16"/>
+          <w:szCs w:val="16"/>
+        </w:rPr>
+        <w:t>}} от {{deal.date}}</w:t>
+      </w:r>
     </w:p>
     <w:p>
       <w:pPr>
@@ -5736,8 +6524,6 @@
         </w:rPr>
         <w:t xml:space="preserve">Гр. {{seller.fullName}}, в дальнейшем именуемый «Потребитель», в соответствии с пунктом 2 статьи 30 Закона Республики Беларусь №71-З «О риэлтерской деятельности», до заключения договора на оказание риэлтерских услуг ознакомлен с  предельными максимальными тарифами на риэлтерские услуги, оказываемые физическим лицам (за исключением индивидуальных предпринимателей) в соответствии с постановлением Совета Министров Республики Беларусь от 1 ноября 2023 г. № 754 «О тарифах на риэлтерские услуги» (в редакции постановления Совета Министров Республики Беларусь от 02.04.2026 №157 О мерах по реализации Закона Республики Беларусь от 8 мая 2025г №71-З «О риэлтерской деятельности»). </w:t>
       </w:r>
-      <w:proofErr w:type="spellStart"/>
-      <w:proofErr w:type="spellEnd"/>
       <w:bookmarkStart w:id="12" w:name="_Hlk230023813"/>
       <w:bookmarkEnd w:id="12"/>
     </w:p>
@@ -7913,12 +8699,41 @@
           <w:sz w:val="20"/>
           <w:szCs w:val="20"/>
         </w:rPr>
-        <w:t>Потребитель: _______________ /{{seller.initials}}                                Исполнитель: _________________________О.Р.Турко</w:t>
-      </w:r>
+        <w:t>Потребитель: _______________ /{{</w:t>
+      </w:r>
+      <w:proofErr w:type="spellStart"/>
       <w:proofErr w:type="gramStart"/>
+      <w:r>
+        <w:rPr>
+          <w:rFonts w:ascii="Times New Roman" w:hAnsi="Times New Roman"/>
+          <w:b/>
+          <w:sz w:val="20"/>
+          <w:szCs w:val="20"/>
+        </w:rPr>
+        <w:t>seller.initials</w:t>
+      </w:r>
+      <w:proofErr w:type="spellEnd"/>
       <w:proofErr w:type="gramEnd"/>
-      <w:bookmarkEnd w:id="10"/>
+      <w:r>
+        <w:rPr>
+          <w:rFonts w:ascii="Times New Roman" w:hAnsi="Times New Roman"/>
+          <w:b/>
+          <w:sz w:val="20"/>
+          <w:szCs w:val="20"/>
+        </w:rPr>
+        <w:t>}}                                Исполнитель: _________________________</w:t>
+      </w:r>
       <w:proofErr w:type="spellStart"/>
+      <w:r>
+        <w:rPr>
+          <w:rFonts w:ascii="Times New Roman" w:hAnsi="Times New Roman"/>
+          <w:b/>
+          <w:sz w:val="20"/>
+          <w:szCs w:val="20"/>
+        </w:rPr>
+        <w:t>О.Р.Турко</w:t>
+      </w:r>
+      <w:bookmarkEnd w:id="11"/>
       <w:proofErr w:type="spellEnd"/>
     </w:p>
     <w:p>
@@ -8478,6 +9293,7 @@
     <w:lsdException w:name="HTML Sample" w:semiHidden="1" w:unhideWhenUsed="1"/>
     <w:lsdException w:name="HTML Typewriter" w:semiHidden="1" w:unhideWhenUsed="1"/>
     <w:lsdException w:name="HTML Variable" w:semiHidden="1" w:unhideWhenUsed="1"/>
+    <w:lsdException w:name="Normal Table" w:semiHidden="1" w:unhideWhenUsed="1"/>
     <w:lsdException w:name="annotation subject" w:semiHidden="1" w:unhideWhenUsed="1"/>
     <w:lsdException w:name="No List" w:semiHidden="1" w:unhideWhenUsed="1"/>
     <w:lsdException w:name="Outline List 1" w:semiHidden="1" w:unhideWhenUsed="1"/>
@@ -8520,8 +9336,11 @@
     <w:lsdException w:name="Table Contemporary" w:semiHidden="1" w:unhideWhenUsed="1"/>
     <w:lsdException w:name="Table Elegant" w:semiHidden="1" w:unhideWhenUsed="1"/>
     <w:lsdException w:name="Table Professional" w:semiHidden="1" w:unhideWhenUsed="1"/>
+    <w:lsdException w:name="Table Subtle 1" w:semiHidden="1" w:unhideWhenUsed="1"/>
     <w:lsdException w:name="Table Subtle 2" w:semiHidden="1" w:unhideWhenUsed="1"/>
     <w:lsdException w:name="Table Web 1" w:semiHidden="1" w:unhideWhenUsed="1"/>
+    <w:lsdException w:name="Table Web 2" w:semiHidden="1" w:unhideWhenUsed="1"/>
+    <w:lsdException w:name="Table Web 3" w:semiHidden="1" w:unhideWhenUsed="1"/>
     <w:lsdException w:name="Balloon Text" w:semiHidden="1" w:unhideWhenUsed="1"/>
     <w:lsdException w:name="Table Grid" w:uiPriority="0"/>
     <w:lsdException w:name="Table Theme" w:semiHidden="1" w:unhideWhenUsed="1"/>

--- a/templates/working/Договор_3_собств_общий.docx
+++ b/templates/working/Договор_3_собств_общий.docx
@@ -902,7 +902,29 @@
           <w:szCs w:val="24"/>
           <w:lang w:eastAsia="ru-RU"/>
         </w:rPr>
-        <w:t>{{commission.percent}}  %</w:t>
+        <w:t>{{commission.percent}}</w:t>
+      </w:r>
+      <w:r>
+        <w:rPr>
+          <w:rFonts w:ascii="Times New Roman" w:eastAsia="Times New Roman" w:hAnsi="Times New Roman"/>
+          <w:b/>
+          <w:bCs/>
+          <w:sz w:val="24"/>
+          <w:szCs w:val="24"/>
+          <w:lang w:eastAsia="ru-RU"/>
+        </w:rPr>
+        <w:t xml:space="preserve"> </w:t>
+      </w:r>
+      <w:r>
+        <w:rPr>
+          <w:rFonts w:ascii="Times New Roman" w:eastAsia="Times New Roman" w:hAnsi="Times New Roman"/>
+          <w:b/>
+          <w:bCs/>
+          <w:sz w:val="24"/>
+          <w:szCs w:val="24"/>
+          <w:lang w:eastAsia="ru-RU"/>
+        </w:rPr>
+        <w:t>%</w:t>
       </w:r>
       <w:r>
         <w:rPr>
@@ -4812,6 +4834,7 @@
         </w:rPr>
         <w:t>№ {{</w:t>
       </w:r>
+      <w:proofErr w:type="spellStart"/>
       <w:proofErr w:type="gramStart"/>
       <w:r>
         <w:rPr>
@@ -4823,6 +4846,7 @@
         </w:rPr>
         <w:t>agent.attestationNumber</w:t>
       </w:r>
+      <w:proofErr w:type="spellEnd"/>
       <w:proofErr w:type="gramEnd"/>
       <w:r>
         <w:rPr>
@@ -5279,6 +5303,16 @@
               </w:rPr>
               <w:t>}}</w:t>
             </w:r>
+          </w:p>
+          <w:p>
+            <w:pPr>
+              <w:rPr>
+                <w:rFonts w:ascii="Times New Roman" w:hAnsi="Times New Roman"/>
+                <w:sz w:val="20"/>
+                <w:szCs w:val="20"/>
+                <w:lang w:val="en-US" w:eastAsia="ru-RU"/>
+              </w:rPr>
+            </w:pPr>
           </w:p>
           <w:p>
             <w:pPr>
@@ -5971,6 +6005,16 @@
           </w:p>
           <w:p>
             <w:pPr>
+              <w:rPr>
+                <w:rFonts w:ascii="Times New Roman" w:hAnsi="Times New Roman"/>
+                <w:sz w:val="20"/>
+                <w:szCs w:val="20"/>
+                <w:lang w:val="en-US" w:eastAsia="ru-RU"/>
+              </w:rPr>
+            </w:pPr>
+          </w:p>
+          <w:p>
+            <w:pPr>
               <w:autoSpaceDE w:val="0"/>
               <w:autoSpaceDN w:val="0"/>
               <w:adjustRightInd w:val="0"/>
@@ -6208,6 +6252,16 @@
           </w:p>
           <w:p>
             <w:pPr>
+              <w:rPr>
+                <w:rFonts w:ascii="Times New Roman" w:hAnsi="Times New Roman"/>
+                <w:sz w:val="20"/>
+                <w:szCs w:val="20"/>
+                <w:lang w:val="en-US" w:eastAsia="ru-RU"/>
+              </w:rPr>
+            </w:pPr>
+          </w:p>
+          <w:p>
+            <w:pPr>
               <w:autoSpaceDE w:val="0"/>
               <w:autoSpaceDN w:val="0"/>
               <w:adjustRightInd w:val="0"/>
@@ -6235,30 +6289,6 @@
         </w:tc>
       </w:tr>
     </w:tbl>
-    <w:p>
-      <w:pPr>
-        <w:spacing w:after="0"/>
-        <w:ind w:left="7938"/>
-        <w:jc w:val="both"/>
-        <w:rPr>
-          <w:rFonts w:ascii="Times New Roman" w:hAnsi="Times New Roman"/>
-          <w:sz w:val="16"/>
-          <w:szCs w:val="16"/>
-        </w:rPr>
-      </w:pPr>
-    </w:p>
-    <w:p>
-      <w:pPr>
-        <w:spacing w:after="0"/>
-        <w:ind w:left="7938"/>
-        <w:jc w:val="both"/>
-        <w:rPr>
-          <w:rFonts w:ascii="Times New Roman" w:hAnsi="Times New Roman"/>
-          <w:sz w:val="16"/>
-          <w:szCs w:val="16"/>
-        </w:rPr>
-      </w:pPr>
-    </w:p>
     <w:p>
       <w:pPr>
         <w:spacing w:after="0"/>

--- a/templates/working/Договор_3_собств_общий.docx
+++ b/templates/working/Договор_3_собств_общий.docx
@@ -1,6 +1,6 @@
 
 <file path=word/document.xml><?xml version="1.0" encoding="utf-8"?>
-<w:document xmlns:wpc="http://schemas.microsoft.com/office/word/2010/wordprocessingCanvas" xmlns:cx="http://schemas.microsoft.com/office/drawing/2014/chartex" xmlns:cx1="http://schemas.microsoft.com/office/drawing/2015/9/8/chartex" xmlns:cx2="http://schemas.microsoft.com/office/drawing/2015/10/21/chartex" xmlns:cx3="http://schemas.microsoft.com/office/drawing/2016/5/9/chartex" xmlns:cx4="http://schemas.microsoft.com/office/drawing/2016/5/10/chartex" xmlns:cx5="http://schemas.microsoft.com/office/drawing/2016/5/11/chartex" xmlns:cx6="http://schemas.microsoft.com/office/drawing/2016/5/12/chartex" xmlns:cx7="http://schemas.microsoft.com/office/drawing/2016/5/13/chartex" xmlns:cx8="http://schemas.microsoft.com/office/drawing/2016/5/14/chartex" xmlns:mc="http://schemas.openxmlformats.org/markup-compatibility/2006" xmlns:aink="http://schemas.microsoft.com/office/drawing/2016/ink" xmlns:am3d="http://schemas.microsoft.com/office/drawing/2017/model3d" xmlns:o="urn:schemas-microsoft-com:office:office" xmlns:r="http://schemas.openxmlformats.org/officeDocument/2006/relationships" xmlns:m="http://schemas.openxmlformats.org/officeDocument/2006/math" xmlns:v="urn:schemas-microsoft-com:vml" xmlns:wp14="http://schemas.microsoft.com/office/word/2010/wordprocessingDrawing" xmlns:wp="http://schemas.openxmlformats.org/drawingml/2006/wordprocessingDrawing" xmlns:w10="urn:schemas-microsoft-com:office:word" xmlns:w="http://schemas.openxmlformats.org/wordprocessingml/2006/main" xmlns:w14="http://schemas.microsoft.com/office/word/2010/wordml" xmlns:w15="http://schemas.microsoft.com/office/word/2012/wordml" xmlns:w16cex="http://schemas.microsoft.com/office/word/2018/wordml/cex" xmlns:w16cid="http://schemas.microsoft.com/office/word/2016/wordml/cid" xmlns:w16="http://schemas.microsoft.com/office/word/2018/wordml" xmlns:w16sdtdh="http://schemas.microsoft.com/office/word/2020/wordml/sdtdatahash" xmlns:w16se="http://schemas.microsoft.com/office/word/2015/wordml/symex" xmlns:wpg="http://schemas.microsoft.com/office/word/2010/wordprocessingGroup" xmlns:wpi="http://schemas.microsoft.com/office/word/2010/wordprocessingInk" xmlns:wne="http://schemas.microsoft.com/office/word/2006/wordml" xmlns:wps="http://schemas.microsoft.com/office/word/2010/wordprocessingShape" mc:Ignorable="w14 w15 w16se w16cid w16 w16cex w16sdtdh wp14">
+<w:document xmlns:wpc="http://schemas.microsoft.com/office/word/2010/wordprocessingCanvas" xmlns:cx="http://schemas.microsoft.com/office/drawing/2014/chartex" xmlns:cx1="http://schemas.microsoft.com/office/drawing/2015/9/8/chartex" xmlns:cx2="http://schemas.microsoft.com/office/drawing/2015/10/21/chartex" xmlns:cx3="http://schemas.microsoft.com/office/drawing/2016/5/9/chartex" xmlns:cx4="http://schemas.microsoft.com/office/drawing/2016/5/10/chartex" xmlns:cx5="http://schemas.microsoft.com/office/drawing/2016/5/11/chartex" xmlns:cx6="http://schemas.microsoft.com/office/drawing/2016/5/12/chartex" xmlns:cx7="http://schemas.microsoft.com/office/drawing/2016/5/13/chartex" xmlns:cx8="http://schemas.microsoft.com/office/drawing/2016/5/14/chartex" xmlns:mc="http://schemas.openxmlformats.org/markup-compatibility/2006" xmlns:aink="http://schemas.microsoft.com/office/drawing/2016/ink" xmlns:am3d="http://schemas.microsoft.com/office/drawing/2017/model3d" xmlns:o="urn:schemas-microsoft-com:office:office" xmlns:oel="http://schemas.microsoft.com/office/2019/extlst" xmlns:r="http://schemas.openxmlformats.org/officeDocument/2006/relationships" xmlns:m="http://schemas.openxmlformats.org/officeDocument/2006/math" xmlns:v="urn:schemas-microsoft-com:vml" xmlns:wp14="http://schemas.microsoft.com/office/word/2010/wordprocessingDrawing" xmlns:wp="http://schemas.openxmlformats.org/drawingml/2006/wordprocessingDrawing" xmlns:w10="urn:schemas-microsoft-com:office:word" xmlns:w="http://schemas.openxmlformats.org/wordprocessingml/2006/main" xmlns:w14="http://schemas.microsoft.com/office/word/2010/wordml" xmlns:w15="http://schemas.microsoft.com/office/word/2012/wordml" xmlns:w16cex="http://schemas.microsoft.com/office/word/2018/wordml/cex" xmlns:w16cid="http://schemas.microsoft.com/office/word/2016/wordml/cid" xmlns:w16="http://schemas.microsoft.com/office/word/2018/wordml" xmlns:w16du="http://schemas.microsoft.com/office/word/2023/wordml/word16du" xmlns:w16sdtdh="http://schemas.microsoft.com/office/word/2020/wordml/sdtdatahash" xmlns:w16sdtfl="http://schemas.microsoft.com/office/word/2024/wordml/sdtformatlock" xmlns:w16se="http://schemas.microsoft.com/office/word/2015/wordml/symex" xmlns:wpg="http://schemas.microsoft.com/office/word/2010/wordprocessingGroup" xmlns:wpi="http://schemas.microsoft.com/office/word/2010/wordprocessingInk" xmlns:wne="http://schemas.microsoft.com/office/word/2006/wordml" xmlns:wps="http://schemas.microsoft.com/office/word/2010/wordprocessingShape" mc:Ignorable="w14 w15 w16se w16cid w16 w16cex w16sdtdh w16sdtfl w16du wp14">
   <w:body>
     <w:p>
       <w:pPr>
@@ -157,6 +157,7 @@
         <w:t>{</w:t>
       </w:r>
       <w:proofErr w:type="spellStart"/>
+      <w:proofErr w:type="gramStart"/>
       <w:r>
         <w:rPr>
           <w:rFonts w:ascii="Times New Roman" w:eastAsia="Times New Roman" w:hAnsi="Times New Roman"/>
@@ -176,6 +177,7 @@
         </w:rPr>
         <w:t>}}г.</w:t>
       </w:r>
+      <w:proofErr w:type="gramEnd"/>
     </w:p>
     <w:p>
       <w:pPr>
@@ -277,7 +279,25 @@
           <w:szCs w:val="24"/>
           <w:lang w:eastAsia="ru-RU"/>
         </w:rPr>
-        <w:t xml:space="preserve"> на основании лицензии Министерства юстиции Республики Беларусь 02240/543 от 12.06.2026г, договора обязательного страхования ответственности за причинение вреда в связи с осуществлением риэлтерской деятельности с БРУСП «Белгострах» от 26.05.2026г. до 25.05.2027г. (страховой полис серия БР №0005842), в лице директора Турко Ольги Ростиславовны, действующего на основании Устава, в дальнейшем именуемое </w:t>
+        <w:t xml:space="preserve"> на основании лицензии Министерства юстиции Республики Беларусь 02240/543 от 12.06.2026г, договора обязательного страхования ответственности за причинение вреда в связи с осуществлением риэлтерской деятельности с БРУСП «Белго</w:t>
+      </w:r>
+      <w:r>
+        <w:rPr>
+          <w:rFonts w:ascii="Times New Roman" w:eastAsia="Times New Roman" w:hAnsi="Times New Roman"/>
+          <w:sz w:val="24"/>
+          <w:szCs w:val="24"/>
+          <w:lang w:eastAsia="ru-RU"/>
+        </w:rPr>
+        <w:t>с</w:t>
+      </w:r>
+      <w:r>
+        <w:rPr>
+          <w:rFonts w:ascii="Times New Roman" w:eastAsia="Times New Roman" w:hAnsi="Times New Roman"/>
+          <w:sz w:val="24"/>
+          <w:szCs w:val="24"/>
+          <w:lang w:eastAsia="ru-RU"/>
+        </w:rPr>
+        <w:t xml:space="preserve">страх» от 26.05.2026г. до 25.05.2027г. (страховой полис серия БР №0005842), в лице директора Турко Ольги Ростиславовны, действующего на основании Устава, в дальнейшем именуемое </w:t>
       </w:r>
       <w:r>
         <w:rPr>
@@ -379,6 +399,7 @@
         <w:t>}}", расположенный по адресу {{</w:t>
       </w:r>
       <w:proofErr w:type="spellStart"/>
+      <w:proofErr w:type="gramStart"/>
       <w:r>
         <w:rPr>
           <w:rFonts w:ascii="Times New Roman" w:eastAsia="Times New Roman" w:hAnsi="Times New Roman"/>
@@ -389,6 +410,7 @@
         <w:t>property.address</w:t>
       </w:r>
       <w:proofErr w:type="spellEnd"/>
+      <w:proofErr w:type="gramEnd"/>
       <w:r>
         <w:rPr>
           <w:rFonts w:ascii="Times New Roman" w:eastAsia="Times New Roman" w:hAnsi="Times New Roman"/>
@@ -419,8 +441,25 @@
           <w:sz w:val="24"/>
           <w:szCs w:val="24"/>
         </w:rPr>
-        <w:t>1.2. Описание Объекта: кол-во комнат: {{</w:t>
-      </w:r>
+        <w:t>1.2. Описание Объекта: кол-во комнат</w:t>
+      </w:r>
+      <w:r>
+        <w:rPr>
+          <w:rFonts w:ascii="Times New Roman" w:hAnsi="Times New Roman"/>
+          <w:sz w:val="24"/>
+          <w:szCs w:val="24"/>
+        </w:rPr>
+        <w:t xml:space="preserve"> -</w:t>
+      </w:r>
+      <w:r>
+        <w:rPr>
+          <w:rFonts w:ascii="Times New Roman" w:hAnsi="Times New Roman"/>
+          <w:sz w:val="24"/>
+          <w:szCs w:val="24"/>
+        </w:rPr>
+        <w:t xml:space="preserve"> {{</w:t>
+      </w:r>
+      <w:proofErr w:type="spellStart"/>
       <w:proofErr w:type="gramStart"/>
       <w:r>
         <w:rPr>
@@ -430,6 +469,7 @@
         </w:rPr>
         <w:t>property.rooms</w:t>
       </w:r>
+      <w:proofErr w:type="spellEnd"/>
       <w:proofErr w:type="gramEnd"/>
       <w:r>
         <w:rPr>
@@ -437,9 +477,82 @@
           <w:sz w:val="24"/>
           <w:szCs w:val="24"/>
         </w:rPr>
-        <w:t>}}; общая пл. {{property.areaTotal}} м²; жилая {{property.areaLiving}} м²; этаж/этажность: {{</w:t>
+        <w:t>}}; общая пл</w:t>
+      </w:r>
+      <w:r>
+        <w:rPr>
+          <w:rFonts w:ascii="Times New Roman" w:hAnsi="Times New Roman"/>
+          <w:sz w:val="24"/>
+          <w:szCs w:val="24"/>
+        </w:rPr>
+        <w:t>ощадь</w:t>
+      </w:r>
+      <w:r>
+        <w:rPr>
+          <w:rFonts w:ascii="Times New Roman" w:hAnsi="Times New Roman"/>
+          <w:sz w:val="24"/>
+          <w:szCs w:val="24"/>
+        </w:rPr>
+        <w:t xml:space="preserve"> {{</w:t>
       </w:r>
       <w:proofErr w:type="spellStart"/>
+      <w:proofErr w:type="gramStart"/>
+      <w:r>
+        <w:rPr>
+          <w:rFonts w:ascii="Times New Roman" w:hAnsi="Times New Roman"/>
+          <w:sz w:val="24"/>
+          <w:szCs w:val="24"/>
+        </w:rPr>
+        <w:t>property.areaTotal</w:t>
+      </w:r>
+      <w:proofErr w:type="spellEnd"/>
+      <w:proofErr w:type="gramEnd"/>
+      <w:r>
+        <w:rPr>
+          <w:rFonts w:ascii="Times New Roman" w:hAnsi="Times New Roman"/>
+          <w:sz w:val="24"/>
+          <w:szCs w:val="24"/>
+        </w:rPr>
+        <w:t xml:space="preserve">}} м²; жилая </w:t>
+      </w:r>
+      <w:r>
+        <w:rPr>
+          <w:rFonts w:ascii="Times New Roman" w:hAnsi="Times New Roman"/>
+          <w:sz w:val="24"/>
+          <w:szCs w:val="24"/>
+        </w:rPr>
+        <w:t xml:space="preserve">площадь - </w:t>
+      </w:r>
+      <w:r>
+        <w:rPr>
+          <w:rFonts w:ascii="Times New Roman" w:hAnsi="Times New Roman"/>
+          <w:sz w:val="24"/>
+          <w:szCs w:val="24"/>
+        </w:rPr>
+        <w:t>{{</w:t>
+      </w:r>
+      <w:proofErr w:type="spellStart"/>
+      <w:proofErr w:type="gramStart"/>
+      <w:r>
+        <w:rPr>
+          <w:rFonts w:ascii="Times New Roman" w:hAnsi="Times New Roman"/>
+          <w:sz w:val="24"/>
+          <w:szCs w:val="24"/>
+        </w:rPr>
+        <w:t>property.areaLiving</w:t>
+      </w:r>
+      <w:proofErr w:type="spellEnd"/>
+      <w:proofErr w:type="gramEnd"/>
+      <w:r>
+        <w:rPr>
+          <w:rFonts w:ascii="Times New Roman" w:hAnsi="Times New Roman"/>
+          <w:sz w:val="24"/>
+          <w:szCs w:val="24"/>
+        </w:rPr>
+        <w:t>}} м²; этаж/этажность: {{</w:t>
+      </w:r>
+      <w:proofErr w:type="spellStart"/>
+      <w:proofErr w:type="gramStart"/>
       <w:r>
         <w:rPr>
           <w:rFonts w:ascii="Times New Roman" w:hAnsi="Times New Roman"/>
@@ -449,6 +562,7 @@
         <w:t>property.floor</w:t>
       </w:r>
       <w:proofErr w:type="spellEnd"/>
+      <w:proofErr w:type="gramEnd"/>
       <w:r>
         <w:rPr>
           <w:rFonts w:ascii="Times New Roman" w:hAnsi="Times New Roman"/>
@@ -458,6 +572,7 @@
         <w:t>}}/{{</w:t>
       </w:r>
       <w:proofErr w:type="spellStart"/>
+      <w:proofErr w:type="gramStart"/>
       <w:r>
         <w:rPr>
           <w:rFonts w:ascii="Times New Roman" w:hAnsi="Times New Roman"/>
@@ -467,34 +582,64 @@
         <w:t>property.floors</w:t>
       </w:r>
       <w:proofErr w:type="spellEnd"/>
-      <w:r>
-        <w:rPr>
-          <w:rFonts w:ascii="Times New Roman" w:hAnsi="Times New Roman"/>
-          <w:sz w:val="24"/>
-          <w:szCs w:val="24"/>
-        </w:rPr>
-        <w:t>}}, материал</w:t>
-      </w:r>
-    </w:p>
-    <w:p>
-      <w:pPr>
-        <w:spacing w:after="0"/>
-        <w:ind w:left="567" w:hanging="141"/>
-        <w:jc w:val="both"/>
-        <w:rPr>
-          <w:rFonts w:ascii="Times New Roman" w:hAnsi="Times New Roman"/>
-          <w:sz w:val="24"/>
-          <w:szCs w:val="24"/>
-        </w:rPr>
-      </w:pPr>
-      <w:r>
-        <w:rPr>
-          <w:rFonts w:ascii="Times New Roman" w:hAnsi="Times New Roman"/>
-          <w:sz w:val="24"/>
-          <w:szCs w:val="24"/>
-        </w:rPr>
-        <w:t>стен: {{</w:t>
-      </w:r>
+      <w:proofErr w:type="gramEnd"/>
+      <w:r>
+        <w:rPr>
+          <w:rFonts w:ascii="Times New Roman" w:hAnsi="Times New Roman"/>
+          <w:sz w:val="24"/>
+          <w:szCs w:val="24"/>
+        </w:rPr>
+        <w:t>}}</w:t>
+      </w:r>
+      <w:r>
+        <w:rPr>
+          <w:rFonts w:ascii="Times New Roman" w:hAnsi="Times New Roman"/>
+          <w:sz w:val="24"/>
+          <w:szCs w:val="24"/>
+        </w:rPr>
+        <w:t>;</w:t>
+      </w:r>
+      <w:r>
+        <w:rPr>
+          <w:rFonts w:ascii="Times New Roman" w:hAnsi="Times New Roman"/>
+          <w:sz w:val="24"/>
+          <w:szCs w:val="24"/>
+        </w:rPr>
+        <w:t xml:space="preserve"> материал</w:t>
+      </w:r>
+      <w:r>
+        <w:rPr>
+          <w:rFonts w:ascii="Times New Roman" w:hAnsi="Times New Roman"/>
+          <w:sz w:val="24"/>
+          <w:szCs w:val="24"/>
+        </w:rPr>
+        <w:t xml:space="preserve"> </w:t>
+      </w:r>
+      <w:r>
+        <w:rPr>
+          <w:rFonts w:ascii="Times New Roman" w:hAnsi="Times New Roman"/>
+          <w:sz w:val="24"/>
+          <w:szCs w:val="24"/>
+        </w:rPr>
+        <w:t>стен</w:t>
+      </w:r>
+      <w:r>
+        <w:rPr>
+          <w:rFonts w:ascii="Times New Roman" w:hAnsi="Times New Roman"/>
+          <w:sz w:val="24"/>
+          <w:szCs w:val="24"/>
+        </w:rPr>
+        <w:t xml:space="preserve"> -</w:t>
+      </w:r>
+      <w:r>
+        <w:rPr>
+          <w:rFonts w:ascii="Times New Roman" w:hAnsi="Times New Roman"/>
+          <w:sz w:val="24"/>
+          <w:szCs w:val="24"/>
+        </w:rPr>
+        <w:t xml:space="preserve"> {{</w:t>
+      </w:r>
+      <w:proofErr w:type="spellStart"/>
       <w:proofErr w:type="gramStart"/>
       <w:r>
         <w:rPr>
@@ -504,6 +649,7 @@
         </w:rPr>
         <w:t>property.wallMaterial</w:t>
       </w:r>
+      <w:proofErr w:type="spellEnd"/>
       <w:proofErr w:type="gramEnd"/>
       <w:r>
         <w:rPr>
@@ -511,9 +657,96 @@
           <w:sz w:val="24"/>
           <w:szCs w:val="24"/>
         </w:rPr>
-        <w:t>}}, год постройки {{property.yearBuilt}}, инвентарный номер – {{</w:t>
+        <w:t>}}</w:t>
+      </w:r>
+      <w:r>
+        <w:rPr>
+          <w:rFonts w:ascii="Times New Roman" w:hAnsi="Times New Roman"/>
+          <w:sz w:val="24"/>
+          <w:szCs w:val="24"/>
+        </w:rPr>
+        <w:t>;</w:t>
+      </w:r>
+      <w:r>
+        <w:rPr>
+          <w:rFonts w:ascii="Times New Roman" w:hAnsi="Times New Roman"/>
+          <w:sz w:val="24"/>
+          <w:szCs w:val="24"/>
+        </w:rPr>
+        <w:t xml:space="preserve"> год постройки</w:t>
+      </w:r>
+      <w:r>
+        <w:rPr>
+          <w:rFonts w:ascii="Times New Roman" w:hAnsi="Times New Roman"/>
+          <w:sz w:val="24"/>
+          <w:szCs w:val="24"/>
+        </w:rPr>
+        <w:t xml:space="preserve"> </w:t>
+      </w:r>
+      <w:proofErr w:type="gramStart"/>
+      <w:r>
+        <w:rPr>
+          <w:rFonts w:ascii="Times New Roman" w:hAnsi="Times New Roman"/>
+          <w:sz w:val="24"/>
+          <w:szCs w:val="24"/>
+        </w:rPr>
+        <w:t xml:space="preserve">- </w:t>
+      </w:r>
+      <w:r>
+        <w:rPr>
+          <w:rFonts w:ascii="Times New Roman" w:hAnsi="Times New Roman"/>
+          <w:sz w:val="24"/>
+          <w:szCs w:val="24"/>
+        </w:rPr>
+        <w:t xml:space="preserve"> {</w:t>
+      </w:r>
+      <w:proofErr w:type="gramEnd"/>
+      <w:r>
+        <w:rPr>
+          <w:rFonts w:ascii="Times New Roman" w:hAnsi="Times New Roman"/>
+          <w:sz w:val="24"/>
+          <w:szCs w:val="24"/>
+        </w:rPr>
+        <w:t>{</w:t>
       </w:r>
       <w:proofErr w:type="spellStart"/>
+      <w:proofErr w:type="gramStart"/>
+      <w:r>
+        <w:rPr>
+          <w:rFonts w:ascii="Times New Roman" w:hAnsi="Times New Roman"/>
+          <w:sz w:val="24"/>
+          <w:szCs w:val="24"/>
+        </w:rPr>
+        <w:t>property.yearBuilt</w:t>
+      </w:r>
+      <w:proofErr w:type="spellEnd"/>
+      <w:proofErr w:type="gramEnd"/>
+      <w:r>
+        <w:rPr>
+          <w:rFonts w:ascii="Times New Roman" w:hAnsi="Times New Roman"/>
+          <w:sz w:val="24"/>
+          <w:szCs w:val="24"/>
+        </w:rPr>
+        <w:t>}}</w:t>
+      </w:r>
+      <w:r>
+        <w:rPr>
+          <w:rFonts w:ascii="Times New Roman" w:hAnsi="Times New Roman"/>
+          <w:sz w:val="24"/>
+          <w:szCs w:val="24"/>
+        </w:rPr>
+        <w:t>;</w:t>
+      </w:r>
+      <w:r>
+        <w:rPr>
+          <w:rFonts w:ascii="Times New Roman" w:hAnsi="Times New Roman"/>
+          <w:sz w:val="24"/>
+          <w:szCs w:val="24"/>
+        </w:rPr>
+        <w:t xml:space="preserve"> инвентарный номер – {{</w:t>
+      </w:r>
+      <w:proofErr w:type="spellStart"/>
+      <w:proofErr w:type="gramStart"/>
       <w:r>
         <w:rPr>
           <w:rFonts w:ascii="Times New Roman" w:hAnsi="Times New Roman"/>
@@ -523,6 +756,7 @@
         <w:t>property.inventoryNumber</w:t>
       </w:r>
       <w:proofErr w:type="spellEnd"/>
+      <w:proofErr w:type="gramEnd"/>
       <w:r>
         <w:rPr>
           <w:rFonts w:ascii="Times New Roman" w:hAnsi="Times New Roman"/>
@@ -661,6 +895,7 @@
         <w:t xml:space="preserve"> белорусских рублей ({{</w:t>
       </w:r>
       <w:proofErr w:type="spellStart"/>
+      <w:proofErr w:type="gramStart"/>
       <w:r>
         <w:rPr>
           <w:rFonts w:ascii="Times New Roman" w:eastAsia="Times New Roman" w:hAnsi="Times New Roman"/>
@@ -671,6 +906,7 @@
         <w:t>property.priceWords</w:t>
       </w:r>
       <w:proofErr w:type="spellEnd"/>
+      <w:proofErr w:type="gramEnd"/>
       <w:r>
         <w:rPr>
           <w:rFonts w:ascii="Times New Roman" w:eastAsia="Times New Roman" w:hAnsi="Times New Roman"/>
@@ -1461,7 +1697,26 @@
           <w:sz w:val="24"/>
           <w:szCs w:val="24"/>
         </w:rPr>
-        <w:t xml:space="preserve">3.1.1.Предоставить    Потребителю    консультации   по   правовым, организационным    </w:t>
+        <w:t>3.1.1.</w:t>
+      </w:r>
+      <w:r>
+        <w:rPr>
+          <w:rFonts w:ascii="Times New Roman" w:hAnsi="Times New Roman"/>
+          <w:bCs/>
+          <w:sz w:val="24"/>
+          <w:szCs w:val="24"/>
+          <w:lang w:val="en-US"/>
+        </w:rPr>
+        <w:tab/>
+      </w:r>
+      <w:r>
+        <w:rPr>
+          <w:rFonts w:ascii="Times New Roman" w:hAnsi="Times New Roman"/>
+          <w:bCs/>
+          <w:sz w:val="24"/>
+          <w:szCs w:val="24"/>
+        </w:rPr>
+        <w:t xml:space="preserve">Предоставить    Потребителю    консультации   по   правовым, организационным    </w:t>
       </w:r>
       <w:r>
         <w:rPr>
@@ -1897,6 +2152,15 @@
           <w:rFonts w:ascii="Times New Roman" w:eastAsia="Times New Roman" w:hAnsi="Times New Roman"/>
           <w:sz w:val="24"/>
           <w:szCs w:val="24"/>
+          <w:lang w:val="en-US" w:eastAsia="ru-RU"/>
+        </w:rPr>
+        <w:tab/>
+      </w:r>
+      <w:r>
+        <w:rPr>
+          <w:rFonts w:ascii="Times New Roman" w:eastAsia="Times New Roman" w:hAnsi="Times New Roman"/>
+          <w:sz w:val="24"/>
+          <w:szCs w:val="24"/>
           <w:lang w:eastAsia="ru-RU"/>
         </w:rPr>
         <w:t>о</w:t>
@@ -1969,6 +2233,15 @@
           <w:rFonts w:ascii="Times New Roman" w:eastAsia="Times New Roman" w:hAnsi="Times New Roman"/>
           <w:sz w:val="24"/>
           <w:szCs w:val="24"/>
+          <w:lang w:val="en-US" w:eastAsia="ru-RU"/>
+        </w:rPr>
+        <w:tab/>
+      </w:r>
+      <w:r>
+        <w:rPr>
+          <w:rFonts w:ascii="Times New Roman" w:eastAsia="Times New Roman" w:hAnsi="Times New Roman"/>
+          <w:sz w:val="24"/>
+          <w:szCs w:val="24"/>
           <w:lang w:eastAsia="ru-RU"/>
         </w:rPr>
         <w:t>п</w:t>
@@ -2102,6 +2375,16 @@
           <w:szCs w:val="24"/>
         </w:rPr>
         <w:t>.</w:t>
+      </w:r>
+      <w:r>
+        <w:rPr>
+          <w:rFonts w:ascii="Times New Roman" w:hAnsi="Times New Roman"/>
+          <w:bCs/>
+          <w:sz w:val="24"/>
+          <w:szCs w:val="24"/>
+          <w:lang w:val="en-US"/>
+        </w:rPr>
+        <w:tab/>
       </w:r>
       <w:r>
         <w:rPr>
@@ -3267,16 +3550,16 @@
         <w:t>deal.endDateText</w:t>
       </w:r>
       <w:proofErr w:type="spellEnd"/>
+      <w:r>
+        <w:rPr>
+          <w:rFonts w:ascii="Times New Roman" w:eastAsia="Times New Roman" w:hAnsi="Times New Roman"/>
+          <w:sz w:val="24"/>
+          <w:szCs w:val="24"/>
+          <w:lang w:eastAsia="ru-RU"/>
+        </w:rPr>
+        <w:t>}}г.</w:t>
+      </w:r>
       <w:proofErr w:type="gramEnd"/>
-      <w:r>
-        <w:rPr>
-          <w:rFonts w:ascii="Times New Roman" w:eastAsia="Times New Roman" w:hAnsi="Times New Roman"/>
-          <w:sz w:val="24"/>
-          <w:szCs w:val="24"/>
-          <w:lang w:eastAsia="ru-RU"/>
-        </w:rPr>
-        <w:t>}}г.</w:t>
-      </w:r>
     </w:p>
     <w:p>
       <w:pPr>
@@ -3484,6 +3767,15 @@
           <w:lang w:eastAsia="ru-RU"/>
         </w:rPr>
         <w:t>4.4.1.</w:t>
+      </w:r>
+      <w:r>
+        <w:rPr>
+          <w:rFonts w:ascii="Times New Roman" w:eastAsia="Times New Roman" w:hAnsi="Times New Roman"/>
+          <w:sz w:val="24"/>
+          <w:szCs w:val="24"/>
+          <w:lang w:val="en-US" w:eastAsia="ru-RU"/>
+        </w:rPr>
+        <w:tab/>
       </w:r>
       <w:r>
         <w:rPr>
@@ -3795,7 +4087,25 @@
           <w:szCs w:val="24"/>
           <w:lang w:eastAsia="ru-RU"/>
         </w:rPr>
-        <w:t xml:space="preserve">5.3.Исполнитель не несет ответственности за достоверность технической информации </w:t>
+        <w:t>5.3.</w:t>
+      </w:r>
+      <w:r>
+        <w:rPr>
+          <w:rFonts w:ascii="Times New Roman" w:eastAsia="Times New Roman" w:hAnsi="Times New Roman"/>
+          <w:sz w:val="24"/>
+          <w:szCs w:val="24"/>
+          <w:lang w:val="en-US" w:eastAsia="ru-RU"/>
+        </w:rPr>
+        <w:tab/>
+      </w:r>
+      <w:r>
+        <w:rPr>
+          <w:rFonts w:ascii="Times New Roman" w:eastAsia="Times New Roman" w:hAnsi="Times New Roman"/>
+          <w:sz w:val="24"/>
+          <w:szCs w:val="24"/>
+          <w:lang w:eastAsia="ru-RU"/>
+        </w:rPr>
+        <w:t xml:space="preserve">Исполнитель не несет ответственности за достоверность технической информации </w:t>
       </w:r>
       <w:r>
         <w:rPr>
@@ -4020,7 +4330,25 @@
           <w:szCs w:val="24"/>
           <w:lang w:eastAsia="ru-RU"/>
         </w:rPr>
-        <w:t xml:space="preserve">5.5.Стороны   освобождаются от ответственности при неисполнении обязательств  </w:t>
+        <w:t>5.5.</w:t>
+      </w:r>
+      <w:r>
+        <w:rPr>
+          <w:rFonts w:ascii="Times New Roman" w:eastAsia="Times New Roman" w:hAnsi="Times New Roman"/>
+          <w:sz w:val="24"/>
+          <w:szCs w:val="24"/>
+          <w:lang w:val="en-US" w:eastAsia="ru-RU"/>
+        </w:rPr>
+        <w:tab/>
+      </w:r>
+      <w:r>
+        <w:rPr>
+          <w:rFonts w:ascii="Times New Roman" w:eastAsia="Times New Roman" w:hAnsi="Times New Roman"/>
+          <w:sz w:val="24"/>
+          <w:szCs w:val="24"/>
+          <w:lang w:eastAsia="ru-RU"/>
+        </w:rPr>
+        <w:t xml:space="preserve">Стороны   освобождаются от ответственности при неисполнении обязательств  </w:t>
       </w:r>
       <w:r>
         <w:rPr>
@@ -4254,7 +4582,25 @@
           <w:szCs w:val="24"/>
           <w:lang w:eastAsia="ru-RU"/>
         </w:rPr>
-        <w:t xml:space="preserve"> 6.3.Потребитель гарантирует, что отчуждаемый объект недвижимого имущества свободен </w:t>
+        <w:t xml:space="preserve"> 6.3.</w:t>
+      </w:r>
+      <w:r>
+        <w:rPr>
+          <w:rFonts w:ascii="Times New Roman" w:eastAsia="Times New Roman" w:hAnsi="Times New Roman"/>
+          <w:sz w:val="24"/>
+          <w:szCs w:val="24"/>
+          <w:lang w:val="en-US" w:eastAsia="ru-RU"/>
+        </w:rPr>
+        <w:tab/>
+      </w:r>
+      <w:r>
+        <w:rPr>
+          <w:rFonts w:ascii="Times New Roman" w:eastAsia="Times New Roman" w:hAnsi="Times New Roman"/>
+          <w:sz w:val="24"/>
+          <w:szCs w:val="24"/>
+          <w:lang w:eastAsia="ru-RU"/>
+        </w:rPr>
+        <w:t xml:space="preserve">Потребитель гарантирует, что отчуждаемый объект недвижимого имущества свободен </w:t>
       </w:r>
       <w:r>
         <w:rPr>
@@ -4856,9 +5202,8 @@
           <w:szCs w:val="20"/>
           <w:lang w:eastAsia="ru-RU"/>
         </w:rPr>
-        <w:t>}}от {{</w:t>
-      </w:r>
-      <w:proofErr w:type="spellStart"/>
+        <w:t>}}</w:t>
+      </w:r>
       <w:r>
         <w:rPr>
           <w:rFonts w:ascii="Times New Roman" w:eastAsia="Times New Roman" w:hAnsi="Times New Roman"/>
@@ -4867,9 +5212,8 @@
           <w:szCs w:val="20"/>
           <w:lang w:eastAsia="ru-RU"/>
         </w:rPr>
-        <w:t>agent.attestationDate</w:t>
-      </w:r>
-      <w:proofErr w:type="spellEnd"/>
+        <w:t xml:space="preserve"> </w:t>
+      </w:r>
       <w:r>
         <w:rPr>
           <w:rFonts w:ascii="Times New Roman" w:eastAsia="Times New Roman" w:hAnsi="Times New Roman"/>
@@ -4878,9 +5222,10 @@
           <w:szCs w:val="20"/>
           <w:lang w:eastAsia="ru-RU"/>
         </w:rPr>
-        <w:t>}}г, действует до {{</w:t>
+        <w:t>от {{</w:t>
       </w:r>
       <w:proofErr w:type="spellStart"/>
+      <w:proofErr w:type="gramStart"/>
       <w:r>
         <w:rPr>
           <w:rFonts w:ascii="Times New Roman" w:eastAsia="Times New Roman" w:hAnsi="Times New Roman"/>
@@ -4889,7 +5234,7 @@
           <w:szCs w:val="20"/>
           <w:lang w:eastAsia="ru-RU"/>
         </w:rPr>
-        <w:t>agent.attestationExpiry</w:t>
+        <w:t>agent.attestationDate</w:t>
       </w:r>
       <w:proofErr w:type="spellEnd"/>
       <w:r>
@@ -4902,6 +5247,41 @@
         </w:rPr>
         <w:t>}}г</w:t>
       </w:r>
+      <w:proofErr w:type="gramEnd"/>
+      <w:r>
+        <w:rPr>
+          <w:rFonts w:ascii="Times New Roman" w:eastAsia="Times New Roman" w:hAnsi="Times New Roman"/>
+          <w:i/>
+          <w:sz w:val="20"/>
+          <w:szCs w:val="20"/>
+          <w:lang w:eastAsia="ru-RU"/>
+        </w:rPr>
+        <w:t>, действует до {{</w:t>
+      </w:r>
+      <w:proofErr w:type="spellStart"/>
+      <w:proofErr w:type="gramStart"/>
+      <w:r>
+        <w:rPr>
+          <w:rFonts w:ascii="Times New Roman" w:eastAsia="Times New Roman" w:hAnsi="Times New Roman"/>
+          <w:i/>
+          <w:sz w:val="20"/>
+          <w:szCs w:val="20"/>
+          <w:lang w:eastAsia="ru-RU"/>
+        </w:rPr>
+        <w:t>agent.attestationExpiry</w:t>
+      </w:r>
+      <w:proofErr w:type="spellEnd"/>
+      <w:r>
+        <w:rPr>
+          <w:rFonts w:ascii="Times New Roman" w:eastAsia="Times New Roman" w:hAnsi="Times New Roman"/>
+          <w:i/>
+          <w:sz w:val="20"/>
+          <w:szCs w:val="20"/>
+          <w:lang w:eastAsia="ru-RU"/>
+        </w:rPr>
+        <w:t>}}г</w:t>
+      </w:r>
+      <w:proofErr w:type="gramEnd"/>
     </w:p>
     <w:p>
       <w:pPr>
@@ -5103,8 +5483,18 @@
                 <w:szCs w:val="20"/>
                 <w:lang w:eastAsia="ru-RU"/>
               </w:rPr>
-              <w:t>Регистрация: {{</w:t>
-            </w:r>
+              <w:t>Адрес регистрации</w:t>
+            </w:r>
+            <w:r>
+              <w:rPr>
+                <w:rFonts w:ascii="Times New Roman" w:hAnsi="Times New Roman"/>
+                <w:sz w:val="20"/>
+                <w:szCs w:val="20"/>
+                <w:lang w:eastAsia="ru-RU"/>
+              </w:rPr>
+              <w:t>: {{</w:t>
+            </w:r>
+            <w:proofErr w:type="spellStart"/>
             <w:proofErr w:type="gramStart"/>
             <w:r>
               <w:rPr>
@@ -5115,6 +5505,7 @@
               </w:rPr>
               <w:t>seller.address</w:t>
             </w:r>
+            <w:proofErr w:type="spellEnd"/>
             <w:proofErr w:type="gramEnd"/>
             <w:r>
               <w:rPr>
@@ -5215,6 +5606,7 @@
               <w:t>}} {{</w:t>
             </w:r>
             <w:proofErr w:type="spellStart"/>
+            <w:proofErr w:type="gramStart"/>
             <w:r>
               <w:rPr>
                 <w:rFonts w:ascii="Times New Roman" w:hAnsi="Times New Roman"/>
@@ -5225,6 +5617,7 @@
               <w:t>seller.passportIssueDate</w:t>
             </w:r>
             <w:proofErr w:type="spellEnd"/>
+            <w:proofErr w:type="gramEnd"/>
             <w:r>
               <w:rPr>
                 <w:rFonts w:ascii="Times New Roman" w:hAnsi="Times New Roman"/>
@@ -5414,27 +5807,7 @@
                 <w:sz w:val="20"/>
                 <w:szCs w:val="20"/>
               </w:rPr>
-              <w:t xml:space="preserve">231300 г. Лида, б-р князя </w:t>
-            </w:r>
-            <w:proofErr w:type="spellStart"/>
-            <w:r>
-              <w:rPr>
-                <w:rFonts w:ascii="Times New Roman" w:eastAsia="Times New Roman" w:hAnsi="Times New Roman"/>
-                <w:color w:val="000000"/>
-                <w:sz w:val="20"/>
-                <w:szCs w:val="20"/>
-              </w:rPr>
-              <w:t>Гедимина</w:t>
-            </w:r>
-            <w:proofErr w:type="spellEnd"/>
-            <w:r>
-              <w:rPr>
-                <w:rFonts w:ascii="Times New Roman" w:eastAsia="Times New Roman" w:hAnsi="Times New Roman"/>
-                <w:color w:val="000000"/>
-                <w:sz w:val="20"/>
-                <w:szCs w:val="20"/>
-              </w:rPr>
-              <w:t xml:space="preserve">, д.12 пом.9; </w:t>
+              <w:t xml:space="preserve">231300 г. Лида, б-р князя Гедимина, д.12 пом.9; </w:t>
             </w:r>
           </w:p>
           <w:p>
@@ -5861,7 +6234,7 @@
                 <w:szCs w:val="20"/>
                 <w:lang w:eastAsia="ru-RU"/>
               </w:rPr>
-              <w:t>Регистрация</w:t>
+              <w:t>Адрес регистрации</w:t>
             </w:r>
             <w:r>
               <w:rPr>
@@ -6108,7 +6481,7 @@
                 <w:szCs w:val="20"/>
                 <w:lang w:eastAsia="ru-RU"/>
               </w:rPr>
-              <w:t>Регистрация</w:t>
+              <w:t>Адрес регистрации</w:t>
             </w:r>
             <w:r>
               <w:rPr>
@@ -6447,7 +6820,25 @@
           <w:sz w:val="16"/>
           <w:szCs w:val="16"/>
         </w:rPr>
-        <w:t>}} от {{deal.date}}</w:t>
+        <w:t>}} от {{</w:t>
+      </w:r>
+      <w:proofErr w:type="gramStart"/>
+      <w:r>
+        <w:rPr>
+          <w:rFonts w:ascii="Times New Roman" w:hAnsi="Times New Roman"/>
+          <w:sz w:val="16"/>
+          <w:szCs w:val="16"/>
+        </w:rPr>
+        <w:t>deal.date</w:t>
+      </w:r>
+      <w:proofErr w:type="gramEnd"/>
+      <w:r>
+        <w:rPr>
+          <w:rFonts w:ascii="Times New Roman" w:hAnsi="Times New Roman"/>
+          <w:sz w:val="16"/>
+          <w:szCs w:val="16"/>
+        </w:rPr>
+        <w:t>}}</w:t>
       </w:r>
     </w:p>
     <w:p>
@@ -8729,10 +9120,8 @@
           <w:sz w:val="20"/>
           <w:szCs w:val="20"/>
         </w:rPr>
-        <w:t>Потребитель: _______________ /{{</w:t>
-      </w:r>
-      <w:proofErr w:type="spellStart"/>
-      <w:proofErr w:type="gramStart"/>
+        <w:t>Потребитель: _______________ /</w:t>
+      </w:r>
       <w:r>
         <w:rPr>
           <w:rFonts w:ascii="Times New Roman" w:hAnsi="Times New Roman"/>
@@ -8740,10 +9129,8 @@
           <w:sz w:val="20"/>
           <w:szCs w:val="20"/>
         </w:rPr>
-        <w:t>seller.initials</w:t>
-      </w:r>
-      <w:proofErr w:type="spellEnd"/>
-      <w:proofErr w:type="gramEnd"/>
+        <w:t xml:space="preserve"> </w:t>
+      </w:r>
       <w:r>
         <w:rPr>
           <w:rFonts w:ascii="Times New Roman" w:hAnsi="Times New Roman"/>
@@ -8751,7 +9138,38 @@
           <w:sz w:val="20"/>
           <w:szCs w:val="20"/>
         </w:rPr>
-        <w:t>}}                                Исполнитель: _________________________</w:t>
+        <w:t>{{</w:t>
+      </w:r>
+      <w:proofErr w:type="spellStart"/>
+      <w:proofErr w:type="gramStart"/>
+      <w:r>
+        <w:rPr>
+          <w:rFonts w:ascii="Times New Roman" w:hAnsi="Times New Roman"/>
+          <w:b/>
+          <w:sz w:val="20"/>
+          <w:szCs w:val="20"/>
+        </w:rPr>
+        <w:t>seller.initials</w:t>
+      </w:r>
+      <w:proofErr w:type="spellEnd"/>
+      <w:r>
+        <w:rPr>
+          <w:rFonts w:ascii="Times New Roman" w:hAnsi="Times New Roman"/>
+          <w:b/>
+          <w:sz w:val="20"/>
+          <w:szCs w:val="20"/>
+        </w:rPr>
+        <w:t xml:space="preserve">}}   </w:t>
+      </w:r>
+      <w:proofErr w:type="gramEnd"/>
+      <w:r>
+        <w:rPr>
+          <w:rFonts w:ascii="Times New Roman" w:hAnsi="Times New Roman"/>
+          <w:b/>
+          <w:sz w:val="20"/>
+          <w:szCs w:val="20"/>
+        </w:rPr>
+        <w:t xml:space="preserve">                             Исполнитель: _________________________</w:t>
       </w:r>
       <w:proofErr w:type="spellStart"/>
       <w:r>
@@ -8868,7 +9286,7 @@
 </file>
 
 <file path=word/endnotes.xml><?xml version="1.0" encoding="utf-8"?>
-<w:endnotes xmlns:wpc="http://schemas.microsoft.com/office/word/2010/wordprocessingCanvas" xmlns:cx="http://schemas.microsoft.com/office/drawing/2014/chartex" xmlns:cx1="http://schemas.microsoft.com/office/drawing/2015/9/8/chartex" xmlns:cx2="http://schemas.microsoft.com/office/drawing/2015/10/21/chartex" xmlns:cx3="http://schemas.microsoft.com/office/drawing/2016/5/9/chartex" xmlns:cx4="http://schemas.microsoft.com/office/drawing/2016/5/10/chartex" xmlns:cx5="http://schemas.microsoft.com/office/drawing/2016/5/11/chartex" xmlns:cx6="http://schemas.microsoft.com/office/drawing/2016/5/12/chartex" xmlns:cx7="http://schemas.microsoft.com/office/drawing/2016/5/13/chartex" xmlns:cx8="http://schemas.microsoft.com/office/drawing/2016/5/14/chartex" xmlns:mc="http://schemas.openxmlformats.org/markup-compatibility/2006" xmlns:aink="http://schemas.microsoft.com/office/drawing/2016/ink" xmlns:am3d="http://schemas.microsoft.com/office/drawing/2017/model3d" xmlns:o="urn:schemas-microsoft-com:office:office" xmlns:r="http://schemas.openxmlformats.org/officeDocument/2006/relationships" xmlns:m="http://schemas.openxmlformats.org/officeDocument/2006/math" xmlns:v="urn:schemas-microsoft-com:vml" xmlns:wp14="http://schemas.microsoft.com/office/word/2010/wordprocessingDrawing" xmlns:wp="http://schemas.openxmlformats.org/drawingml/2006/wordprocessingDrawing" xmlns:w10="urn:schemas-microsoft-com:office:word" xmlns:w="http://schemas.openxmlformats.org/wordprocessingml/2006/main" xmlns:w14="http://schemas.microsoft.com/office/word/2010/wordml" xmlns:w15="http://schemas.microsoft.com/office/word/2012/wordml" xmlns:w16cex="http://schemas.microsoft.com/office/word/2018/wordml/cex" xmlns:w16cid="http://schemas.microsoft.com/office/word/2016/wordml/cid" xmlns:w16="http://schemas.microsoft.com/office/word/2018/wordml" xmlns:w16sdtdh="http://schemas.microsoft.com/office/word/2020/wordml/sdtdatahash" xmlns:w16se="http://schemas.microsoft.com/office/word/2015/wordml/symex" xmlns:wpg="http://schemas.microsoft.com/office/word/2010/wordprocessingGroup" xmlns:wpi="http://schemas.microsoft.com/office/word/2010/wordprocessingInk" xmlns:wne="http://schemas.microsoft.com/office/word/2006/wordml" xmlns:wps="http://schemas.microsoft.com/office/word/2010/wordprocessingShape" mc:Ignorable="w14 w15 w16se w16cid w16 w16cex w16sdtdh wp14">
+<w:endnotes xmlns:wpc="http://schemas.microsoft.com/office/word/2010/wordprocessingCanvas" xmlns:cx="http://schemas.microsoft.com/office/drawing/2014/chartex" xmlns:cx1="http://schemas.microsoft.com/office/drawing/2015/9/8/chartex" xmlns:cx2="http://schemas.microsoft.com/office/drawing/2015/10/21/chartex" xmlns:cx3="http://schemas.microsoft.com/office/drawing/2016/5/9/chartex" xmlns:cx4="http://schemas.microsoft.com/office/drawing/2016/5/10/chartex" xmlns:cx5="http://schemas.microsoft.com/office/drawing/2016/5/11/chartex" xmlns:cx6="http://schemas.microsoft.com/office/drawing/2016/5/12/chartex" xmlns:cx7="http://schemas.microsoft.com/office/drawing/2016/5/13/chartex" xmlns:cx8="http://schemas.microsoft.com/office/drawing/2016/5/14/chartex" xmlns:mc="http://schemas.openxmlformats.org/markup-compatibility/2006" xmlns:aink="http://schemas.microsoft.com/office/drawing/2016/ink" xmlns:am3d="http://schemas.microsoft.com/office/drawing/2017/model3d" xmlns:o="urn:schemas-microsoft-com:office:office" xmlns:oel="http://schemas.microsoft.com/office/2019/extlst" xmlns:r="http://schemas.openxmlformats.org/officeDocument/2006/relationships" xmlns:m="http://schemas.openxmlformats.org/officeDocument/2006/math" xmlns:v="urn:schemas-microsoft-com:vml" xmlns:wp14="http://schemas.microsoft.com/office/word/2010/wordprocessingDrawing" xmlns:wp="http://schemas.openxmlformats.org/drawingml/2006/wordprocessingDrawing" xmlns:w10="urn:schemas-microsoft-com:office:word" xmlns:w="http://schemas.openxmlformats.org/wordprocessingml/2006/main" xmlns:w14="http://schemas.microsoft.com/office/word/2010/wordml" xmlns:w15="http://schemas.microsoft.com/office/word/2012/wordml" xmlns:w16cex="http://schemas.microsoft.com/office/word/2018/wordml/cex" xmlns:w16cid="http://schemas.microsoft.com/office/word/2016/wordml/cid" xmlns:w16="http://schemas.microsoft.com/office/word/2018/wordml" xmlns:w16du="http://schemas.microsoft.com/office/word/2023/wordml/word16du" xmlns:w16sdtdh="http://schemas.microsoft.com/office/word/2020/wordml/sdtdatahash" xmlns:w16sdtfl="http://schemas.microsoft.com/office/word/2024/wordml/sdtformatlock" xmlns:w16se="http://schemas.microsoft.com/office/word/2015/wordml/symex" xmlns:wpg="http://schemas.microsoft.com/office/word/2010/wordprocessingGroup" xmlns:wpi="http://schemas.microsoft.com/office/word/2010/wordprocessingInk" xmlns:wne="http://schemas.microsoft.com/office/word/2006/wordml" xmlns:wps="http://schemas.microsoft.com/office/word/2010/wordprocessingShape" mc:Ignorable="w14 w15 w16se w16cid w16 w16cex w16sdtdh w16sdtfl w16du wp14">
   <w:endnote w:type="separator" w:id="-1">
     <w:p>
       <w:pPr>
@@ -8893,7 +9311,7 @@
 </file>
 
 <file path=word/footnotes.xml><?xml version="1.0" encoding="utf-8"?>
-<w:footnotes xmlns:wpc="http://schemas.microsoft.com/office/word/2010/wordprocessingCanvas" xmlns:cx="http://schemas.microsoft.com/office/drawing/2014/chartex" xmlns:cx1="http://schemas.microsoft.com/office/drawing/2015/9/8/chartex" xmlns:cx2="http://schemas.microsoft.com/office/drawing/2015/10/21/chartex" xmlns:cx3="http://schemas.microsoft.com/office/drawing/2016/5/9/chartex" xmlns:cx4="http://schemas.microsoft.com/office/drawing/2016/5/10/chartex" xmlns:cx5="http://schemas.microsoft.com/office/drawing/2016/5/11/chartex" xmlns:cx6="http://schemas.microsoft.com/office/drawing/2016/5/12/chartex" xmlns:cx7="http://schemas.microsoft.com/office/drawing/2016/5/13/chartex" xmlns:cx8="http://schemas.microsoft.com/office/drawing/2016/5/14/chartex" xmlns:mc="http://schemas.openxmlformats.org/markup-compatibility/2006" xmlns:aink="http://schemas.microsoft.com/office/drawing/2016/ink" xmlns:am3d="http://schemas.microsoft.com/office/drawing/2017/model3d" xmlns:o="urn:schemas-microsoft-com:office:office" xmlns:r="http://schemas.openxmlformats.org/officeDocument/2006/relationships" xmlns:m="http://schemas.openxmlformats.org/officeDocument/2006/math" xmlns:v="urn:schemas-microsoft-com:vml" xmlns:wp14="http://schemas.microsoft.com/office/word/2010/wordprocessingDrawing" xmlns:wp="http://schemas.openxmlformats.org/drawingml/2006/wordprocessingDrawing" xmlns:w10="urn:schemas-microsoft-com:office:word" xmlns:w="http://schemas.openxmlformats.org/wordprocessingml/2006/main" xmlns:w14="http://schemas.microsoft.com/office/word/2010/wordml" xmlns:w15="http://schemas.microsoft.com/office/word/2012/wordml" xmlns:w16cex="http://schemas.microsoft.com/office/word/2018/wordml/cex" xmlns:w16cid="http://schemas.microsoft.com/office/word/2016/wordml/cid" xmlns:w16="http://schemas.microsoft.com/office/word/2018/wordml" xmlns:w16sdtdh="http://schemas.microsoft.com/office/word/2020/wordml/sdtdatahash" xmlns:w16se="http://schemas.microsoft.com/office/word/2015/wordml/symex" xmlns:wpg="http://schemas.microsoft.com/office/word/2010/wordprocessingGroup" xmlns:wpi="http://schemas.microsoft.com/office/word/2010/wordprocessingInk" xmlns:wne="http://schemas.microsoft.com/office/word/2006/wordml" xmlns:wps="http://schemas.microsoft.com/office/word/2010/wordprocessingShape" mc:Ignorable="w14 w15 w16se w16cid w16 w16cex w16sdtdh wp14">
+<w:footnotes xmlns:wpc="http://schemas.microsoft.com/office/word/2010/wordprocessingCanvas" xmlns:cx="http://schemas.microsoft.com/office/drawing/2014/chartex" xmlns:cx1="http://schemas.microsoft.com/office/drawing/2015/9/8/chartex" xmlns:cx2="http://schemas.microsoft.com/office/drawing/2015/10/21/chartex" xmlns:cx3="http://schemas.microsoft.com/office/drawing/2016/5/9/chartex" xmlns:cx4="http://schemas.microsoft.com/office/drawing/2016/5/10/chartex" xmlns:cx5="http://schemas.microsoft.com/office/drawing/2016/5/11/chartex" xmlns:cx6="http://schemas.microsoft.com/office/drawing/2016/5/12/chartex" xmlns:cx7="http://schemas.microsoft.com/office/drawing/2016/5/13/chartex" xmlns:cx8="http://schemas.microsoft.com/office/drawing/2016/5/14/chartex" xmlns:mc="http://schemas.openxmlformats.org/markup-compatibility/2006" xmlns:aink="http://schemas.microsoft.com/office/drawing/2016/ink" xmlns:am3d="http://schemas.microsoft.com/office/drawing/2017/model3d" xmlns:o="urn:schemas-microsoft-com:office:office" xmlns:oel="http://schemas.microsoft.com/office/2019/extlst" xmlns:r="http://schemas.openxmlformats.org/officeDocument/2006/relationships" xmlns:m="http://schemas.openxmlformats.org/officeDocument/2006/math" xmlns:v="urn:schemas-microsoft-com:vml" xmlns:wp14="http://schemas.microsoft.com/office/word/2010/wordprocessingDrawing" xmlns:wp="http://schemas.openxmlformats.org/drawingml/2006/wordprocessingDrawing" xmlns:w10="urn:schemas-microsoft-com:office:word" xmlns:w="http://schemas.openxmlformats.org/wordprocessingml/2006/main" xmlns:w14="http://schemas.microsoft.com/office/word/2010/wordml" xmlns:w15="http://schemas.microsoft.com/office/word/2012/wordml" xmlns:w16cex="http://schemas.microsoft.com/office/word/2018/wordml/cex" xmlns:w16cid="http://schemas.microsoft.com/office/word/2016/wordml/cid" xmlns:w16="http://schemas.microsoft.com/office/word/2018/wordml" xmlns:w16du="http://schemas.microsoft.com/office/word/2023/wordml/word16du" xmlns:w16sdtdh="http://schemas.microsoft.com/office/word/2020/wordml/sdtdatahash" xmlns:w16sdtfl="http://schemas.microsoft.com/office/word/2024/wordml/sdtformatlock" xmlns:w16se="http://schemas.microsoft.com/office/word/2015/wordml/symex" xmlns:wpg="http://schemas.microsoft.com/office/word/2010/wordprocessingGroup" xmlns:wpi="http://schemas.microsoft.com/office/word/2010/wordprocessingInk" xmlns:wne="http://schemas.microsoft.com/office/word/2006/wordml" xmlns:wps="http://schemas.microsoft.com/office/word/2010/wordprocessingShape" mc:Ignorable="w14 w15 w16se w16cid w16 w16cex w16sdtdh w16sdtfl w16du wp14">
   <w:footnote w:type="separator" w:id="-1">
     <w:p>
       <w:pPr>
@@ -8918,7 +9336,7 @@
 </file>
 
 <file path=word/header1.xml><?xml version="1.0" encoding="utf-8"?>
-<w:hdr xmlns:wpc="http://schemas.microsoft.com/office/word/2010/wordprocessingCanvas" xmlns:cx="http://schemas.microsoft.com/office/drawing/2014/chartex" xmlns:cx1="http://schemas.microsoft.com/office/drawing/2015/9/8/chartex" xmlns:cx2="http://schemas.microsoft.com/office/drawing/2015/10/21/chartex" xmlns:cx3="http://schemas.microsoft.com/office/drawing/2016/5/9/chartex" xmlns:cx4="http://schemas.microsoft.com/office/drawing/2016/5/10/chartex" xmlns:cx5="http://schemas.microsoft.com/office/drawing/2016/5/11/chartex" xmlns:cx6="http://schemas.microsoft.com/office/drawing/2016/5/12/chartex" xmlns:cx7="http://schemas.microsoft.com/office/drawing/2016/5/13/chartex" xmlns:cx8="http://schemas.microsoft.com/office/drawing/2016/5/14/chartex" xmlns:mc="http://schemas.openxmlformats.org/markup-compatibility/2006" xmlns:aink="http://schemas.microsoft.com/office/drawing/2016/ink" xmlns:am3d="http://schemas.microsoft.com/office/drawing/2017/model3d" xmlns:o="urn:schemas-microsoft-com:office:office" xmlns:r="http://schemas.openxmlformats.org/officeDocument/2006/relationships" xmlns:m="http://schemas.openxmlformats.org/officeDocument/2006/math" xmlns:v="urn:schemas-microsoft-com:vml" xmlns:wp14="http://schemas.microsoft.com/office/word/2010/wordprocessingDrawing" xmlns:wp="http://schemas.openxmlformats.org/drawingml/2006/wordprocessingDrawing" xmlns:w10="urn:schemas-microsoft-com:office:word" xmlns:w="http://schemas.openxmlformats.org/wordprocessingml/2006/main" xmlns:w14="http://schemas.microsoft.com/office/word/2010/wordml" xmlns:w15="http://schemas.microsoft.com/office/word/2012/wordml" xmlns:w16cex="http://schemas.microsoft.com/office/word/2018/wordml/cex" xmlns:w16cid="http://schemas.microsoft.com/office/word/2016/wordml/cid" xmlns:w16="http://schemas.microsoft.com/office/word/2018/wordml" xmlns:w16sdtdh="http://schemas.microsoft.com/office/word/2020/wordml/sdtdatahash" xmlns:w16se="http://schemas.microsoft.com/office/word/2015/wordml/symex" xmlns:wpg="http://schemas.microsoft.com/office/word/2010/wordprocessingGroup" xmlns:wpi="http://schemas.microsoft.com/office/word/2010/wordprocessingInk" xmlns:wne="http://schemas.microsoft.com/office/word/2006/wordml" xmlns:wps="http://schemas.microsoft.com/office/word/2010/wordprocessingShape" mc:Ignorable="w14 w15 w16se w16cid w16 w16cex w16sdtdh wp14">
+<w:hdr xmlns:wpc="http://schemas.microsoft.com/office/word/2010/wordprocessingCanvas" xmlns:cx="http://schemas.microsoft.com/office/drawing/2014/chartex" xmlns:cx1="http://schemas.microsoft.com/office/drawing/2015/9/8/chartex" xmlns:cx2="http://schemas.microsoft.com/office/drawing/2015/10/21/chartex" xmlns:cx3="http://schemas.microsoft.com/office/drawing/2016/5/9/chartex" xmlns:cx4="http://schemas.microsoft.com/office/drawing/2016/5/10/chartex" xmlns:cx5="http://schemas.microsoft.com/office/drawing/2016/5/11/chartex" xmlns:cx6="http://schemas.microsoft.com/office/drawing/2016/5/12/chartex" xmlns:cx7="http://schemas.microsoft.com/office/drawing/2016/5/13/chartex" xmlns:cx8="http://schemas.microsoft.com/office/drawing/2016/5/14/chartex" xmlns:mc="http://schemas.openxmlformats.org/markup-compatibility/2006" xmlns:aink="http://schemas.microsoft.com/office/drawing/2016/ink" xmlns:am3d="http://schemas.microsoft.com/office/drawing/2017/model3d" xmlns:o="urn:schemas-microsoft-com:office:office" xmlns:oel="http://schemas.microsoft.com/office/2019/extlst" xmlns:r="http://schemas.openxmlformats.org/officeDocument/2006/relationships" xmlns:m="http://schemas.openxmlformats.org/officeDocument/2006/math" xmlns:v="urn:schemas-microsoft-com:vml" xmlns:wp14="http://schemas.microsoft.com/office/word/2010/wordprocessingDrawing" xmlns:wp="http://schemas.openxmlformats.org/drawingml/2006/wordprocessingDrawing" xmlns:w10="urn:schemas-microsoft-com:office:word" xmlns:w="http://schemas.openxmlformats.org/wordprocessingml/2006/main" xmlns:w14="http://schemas.microsoft.com/office/word/2010/wordml" xmlns:w15="http://schemas.microsoft.com/office/word/2012/wordml" xmlns:w16cex="http://schemas.microsoft.com/office/word/2018/wordml/cex" xmlns:w16cid="http://schemas.microsoft.com/office/word/2016/wordml/cid" xmlns:w16="http://schemas.microsoft.com/office/word/2018/wordml" xmlns:w16du="http://schemas.microsoft.com/office/word/2023/wordml/word16du" xmlns:w16sdtdh="http://schemas.microsoft.com/office/word/2020/wordml/sdtdatahash" xmlns:w16sdtfl="http://schemas.microsoft.com/office/word/2024/wordml/sdtformatlock" xmlns:w16se="http://schemas.microsoft.com/office/word/2015/wordml/symex" xmlns:wpg="http://schemas.microsoft.com/office/word/2010/wordprocessingGroup" xmlns:wpi="http://schemas.microsoft.com/office/word/2010/wordprocessingInk" xmlns:wne="http://schemas.microsoft.com/office/word/2006/wordml" xmlns:wps="http://schemas.microsoft.com/office/word/2010/wordprocessingShape" mc:Ignorable="w14 w15 w16se w16cid w16 w16cex w16sdtdh w16sdtfl w16du wp14">
   <w:p>
     <w:pPr>
       <w:pStyle w:val="ab"/>
@@ -8928,7 +9346,7 @@
 </file>
 
 <file path=word/numbering.xml><?xml version="1.0" encoding="utf-8"?>
-<w:numbering xmlns:wpc="http://schemas.microsoft.com/office/word/2010/wordprocessingCanvas" xmlns:cx="http://schemas.microsoft.com/office/drawing/2014/chartex" xmlns:cx1="http://schemas.microsoft.com/office/drawing/2015/9/8/chartex" xmlns:cx2="http://schemas.microsoft.com/office/drawing/2015/10/21/chartex" xmlns:cx3="http://schemas.microsoft.com/office/drawing/2016/5/9/chartex" xmlns:cx4="http://schemas.microsoft.com/office/drawing/2016/5/10/chartex" xmlns:cx5="http://schemas.microsoft.com/office/drawing/2016/5/11/chartex" xmlns:cx6="http://schemas.microsoft.com/office/drawing/2016/5/12/chartex" xmlns:cx7="http://schemas.microsoft.com/office/drawing/2016/5/13/chartex" xmlns:cx8="http://schemas.microsoft.com/office/drawing/2016/5/14/chartex" xmlns:mc="http://schemas.openxmlformats.org/markup-compatibility/2006" xmlns:aink="http://schemas.microsoft.com/office/drawing/2016/ink" xmlns:am3d="http://schemas.microsoft.com/office/drawing/2017/model3d" xmlns:o="urn:schemas-microsoft-com:office:office" xmlns:r="http://schemas.openxmlformats.org/officeDocument/2006/relationships" xmlns:m="http://schemas.openxmlformats.org/officeDocument/2006/math" xmlns:v="urn:schemas-microsoft-com:vml" xmlns:wp14="http://schemas.microsoft.com/office/word/2010/wordprocessingDrawing" xmlns:wp="http://schemas.openxmlformats.org/drawingml/2006/wordprocessingDrawing" xmlns:w10="urn:schemas-microsoft-com:office:word" xmlns:w="http://schemas.openxmlformats.org/wordprocessingml/2006/main" xmlns:w14="http://schemas.microsoft.com/office/word/2010/wordml" xmlns:w15="http://schemas.microsoft.com/office/word/2012/wordml" xmlns:w16cex="http://schemas.microsoft.com/office/word/2018/wordml/cex" xmlns:w16cid="http://schemas.microsoft.com/office/word/2016/wordml/cid" xmlns:w16="http://schemas.microsoft.com/office/word/2018/wordml" xmlns:w16sdtdh="http://schemas.microsoft.com/office/word/2020/wordml/sdtdatahash" xmlns:w16se="http://schemas.microsoft.com/office/word/2015/wordml/symex" xmlns:wpg="http://schemas.microsoft.com/office/word/2010/wordprocessingGroup" xmlns:wpi="http://schemas.microsoft.com/office/word/2010/wordprocessingInk" xmlns:wne="http://schemas.microsoft.com/office/word/2006/wordml" xmlns:wps="http://schemas.microsoft.com/office/word/2010/wordprocessingShape" mc:Ignorable="w14 w15 w16se w16cid w16 w16cex w16sdtdh wp14">
+<w:numbering xmlns:wpc="http://schemas.microsoft.com/office/word/2010/wordprocessingCanvas" xmlns:cx="http://schemas.microsoft.com/office/drawing/2014/chartex" xmlns:cx1="http://schemas.microsoft.com/office/drawing/2015/9/8/chartex" xmlns:cx2="http://schemas.microsoft.com/office/drawing/2015/10/21/chartex" xmlns:cx3="http://schemas.microsoft.com/office/drawing/2016/5/9/chartex" xmlns:cx4="http://schemas.microsoft.com/office/drawing/2016/5/10/chartex" xmlns:cx5="http://schemas.microsoft.com/office/drawing/2016/5/11/chartex" xmlns:cx6="http://schemas.microsoft.com/office/drawing/2016/5/12/chartex" xmlns:cx7="http://schemas.microsoft.com/office/drawing/2016/5/13/chartex" xmlns:cx8="http://schemas.microsoft.com/office/drawing/2016/5/14/chartex" xmlns:mc="http://schemas.openxmlformats.org/markup-compatibility/2006" xmlns:aink="http://schemas.microsoft.com/office/drawing/2016/ink" xmlns:am3d="http://schemas.microsoft.com/office/drawing/2017/model3d" xmlns:o="urn:schemas-microsoft-com:office:office" xmlns:oel="http://schemas.microsoft.com/office/2019/extlst" xmlns:r="http://schemas.openxmlformats.org/officeDocument/2006/relationships" xmlns:m="http://schemas.openxmlformats.org/officeDocument/2006/math" xmlns:v="urn:schemas-microsoft-com:vml" xmlns:wp14="http://schemas.microsoft.com/office/word/2010/wordprocessingDrawing" xmlns:wp="http://schemas.openxmlformats.org/drawingml/2006/wordprocessingDrawing" xmlns:w10="urn:schemas-microsoft-com:office:word" xmlns:w="http://schemas.openxmlformats.org/wordprocessingml/2006/main" xmlns:w14="http://schemas.microsoft.com/office/word/2010/wordml" xmlns:w15="http://schemas.microsoft.com/office/word/2012/wordml" xmlns:w16cex="http://schemas.microsoft.com/office/word/2018/wordml/cex" xmlns:w16cid="http://schemas.microsoft.com/office/word/2016/wordml/cid" xmlns:w16="http://schemas.microsoft.com/office/word/2018/wordml" xmlns:w16du="http://schemas.microsoft.com/office/word/2023/wordml/word16du" xmlns:w16sdtdh="http://schemas.microsoft.com/office/word/2020/wordml/sdtdatahash" xmlns:w16sdtfl="http://schemas.microsoft.com/office/word/2024/wordml/sdtformatlock" xmlns:w16se="http://schemas.microsoft.com/office/word/2015/wordml/symex" xmlns:wpg="http://schemas.microsoft.com/office/word/2010/wordprocessingGroup" xmlns:wpi="http://schemas.microsoft.com/office/word/2010/wordprocessingInk" xmlns:wne="http://schemas.microsoft.com/office/word/2006/wordml" xmlns:wps="http://schemas.microsoft.com/office/word/2010/wordprocessingShape" mc:Ignorable="w14 w15 w16se w16cid w16 w16cex w16sdtdh w16sdtfl w16du wp14">
   <w:abstractNum w:abstractNumId="0" w15:restartNumberingAfterBreak="0">
     <w:nsid w:val="1ED918AF"/>
     <w:multiLevelType w:val="multilevel"/>
@@ -9191,17 +9609,17 @@
       </w:rPr>
     </w:lvl>
   </w:abstractNum>
-  <w:num w:numId="1">
+  <w:num w:numId="1" w16cid:durableId="1065759155">
     <w:abstractNumId w:val="0"/>
   </w:num>
-  <w:num w:numId="2">
+  <w:num w:numId="2" w16cid:durableId="240989380">
     <w:abstractNumId w:val="1"/>
   </w:num>
 </w:numbering>
 </file>
 
 <file path=word/styles.xml><?xml version="1.0" encoding="utf-8"?>
-<w:styles xmlns:mc="http://schemas.openxmlformats.org/markup-compatibility/2006" xmlns:r="http://schemas.openxmlformats.org/officeDocument/2006/relationships" xmlns:w="http://schemas.openxmlformats.org/wordprocessingml/2006/main" xmlns:w14="http://schemas.microsoft.com/office/word/2010/wordml" xmlns:w15="http://schemas.microsoft.com/office/word/2012/wordml" xmlns:w16cex="http://schemas.microsoft.com/office/word/2018/wordml/cex" xmlns:w16cid="http://schemas.microsoft.com/office/word/2016/wordml/cid" xmlns:w16="http://schemas.microsoft.com/office/word/2018/wordml" xmlns:w16sdtdh="http://schemas.microsoft.com/office/word/2020/wordml/sdtdatahash" xmlns:w16se="http://schemas.microsoft.com/office/word/2015/wordml/symex" mc:Ignorable="w14 w15 w16se w16cid w16 w16cex w16sdtdh">
+<w:styles xmlns:mc="http://schemas.openxmlformats.org/markup-compatibility/2006" xmlns:r="http://schemas.openxmlformats.org/officeDocument/2006/relationships" xmlns:w="http://schemas.openxmlformats.org/wordprocessingml/2006/main" xmlns:w14="http://schemas.microsoft.com/office/word/2010/wordml" xmlns:w15="http://schemas.microsoft.com/office/word/2012/wordml" xmlns:w16cex="http://schemas.microsoft.com/office/word/2018/wordml/cex" xmlns:w16cid="http://schemas.microsoft.com/office/word/2016/wordml/cid" xmlns:w16="http://schemas.microsoft.com/office/word/2018/wordml" xmlns:w16du="http://schemas.microsoft.com/office/word/2023/wordml/word16du" xmlns:w16sdtdh="http://schemas.microsoft.com/office/word/2020/wordml/sdtdatahash" xmlns:w16sdtfl="http://schemas.microsoft.com/office/word/2024/wordml/sdtformatlock" xmlns:w16se="http://schemas.microsoft.com/office/word/2015/wordml/symex" mc:Ignorable="w14 w15 w16se w16cid w16 w16cex w16sdtdh w16sdtfl w16du">
   <w:docDefaults>
     <w:rPrDefault>
       <w:rPr>

--- a/templates/working/Договор_3_собств_общий.docx
+++ b/templates/working/Договор_3_собств_общий.docx
@@ -25,29 +25,7 @@
           <w:szCs w:val="24"/>
           <w:lang w:eastAsia="ru-RU"/>
         </w:rPr>
-        <w:t>ДОГОВОР №{{</w:t>
-      </w:r>
-      <w:proofErr w:type="gramStart"/>
-      <w:r>
-        <w:rPr>
-          <w:rFonts w:ascii="Times New Roman" w:eastAsia="Times New Roman" w:hAnsi="Times New Roman"/>
-          <w:b/>
-          <w:sz w:val="24"/>
-          <w:szCs w:val="24"/>
-          <w:lang w:eastAsia="ru-RU"/>
-        </w:rPr>
-        <w:t>deal.contractNumber</w:t>
-      </w:r>
-      <w:proofErr w:type="gramEnd"/>
-      <w:r>
-        <w:rPr>
-          <w:rFonts w:ascii="Times New Roman" w:eastAsia="Times New Roman" w:hAnsi="Times New Roman"/>
-          <w:b/>
-          <w:sz w:val="24"/>
-          <w:szCs w:val="24"/>
-          <w:lang w:eastAsia="ru-RU"/>
-        </w:rPr>
-        <w:t>}}</w:t>
+        <w:t>ДОГОВОР №{{deal.contractNumber}}</w:t>
       </w:r>
     </w:p>
     <w:p>
@@ -116,68 +94,15 @@
         </w:rPr>
       </w:pPr>
       <w:bookmarkStart w:id="0" w:name="_Hlk225346991"/>
-      <w:proofErr w:type="spellStart"/>
-      <w:r>
-        <w:rPr>
-          <w:rFonts w:ascii="Times New Roman" w:eastAsia="Times New Roman" w:hAnsi="Times New Roman"/>
-          <w:sz w:val="24"/>
-          <w:szCs w:val="24"/>
-          <w:lang w:eastAsia="ru-RU"/>
-        </w:rPr>
-        <w:t>г.Лида</w:t>
-      </w:r>
-      <w:proofErr w:type="spellEnd"/>
-      <w:r>
-        <w:rPr>
-          <w:rFonts w:ascii="Times New Roman" w:eastAsia="Times New Roman" w:hAnsi="Times New Roman"/>
-          <w:sz w:val="24"/>
-          <w:szCs w:val="24"/>
-          <w:lang w:eastAsia="ru-RU"/>
-        </w:rPr>
-        <w:t xml:space="preserve">                                                                                                                                       </w:t>
-      </w:r>
-      <w:proofErr w:type="gramStart"/>
-      <w:r>
-        <w:rPr>
-          <w:rFonts w:ascii="Times New Roman" w:eastAsia="Times New Roman" w:hAnsi="Times New Roman"/>
-          <w:sz w:val="24"/>
-          <w:szCs w:val="24"/>
-          <w:lang w:eastAsia="ru-RU"/>
-        </w:rPr>
-        <w:t xml:space="preserve">   {</w:t>
-      </w:r>
-      <w:proofErr w:type="gramEnd"/>
-      <w:r>
-        <w:rPr>
-          <w:rFonts w:ascii="Times New Roman" w:eastAsia="Times New Roman" w:hAnsi="Times New Roman"/>
-          <w:sz w:val="24"/>
-          <w:szCs w:val="24"/>
-          <w:lang w:eastAsia="ru-RU"/>
-        </w:rPr>
-        <w:t>{</w:t>
-      </w:r>
-      <w:proofErr w:type="spellStart"/>
-      <w:proofErr w:type="gramStart"/>
-      <w:r>
-        <w:rPr>
-          <w:rFonts w:ascii="Times New Roman" w:eastAsia="Times New Roman" w:hAnsi="Times New Roman"/>
-          <w:sz w:val="24"/>
-          <w:szCs w:val="24"/>
-          <w:lang w:eastAsia="ru-RU"/>
-        </w:rPr>
-        <w:t>deal.date</w:t>
-      </w:r>
-      <w:proofErr w:type="spellEnd"/>
-      <w:r>
-        <w:rPr>
-          <w:rFonts w:ascii="Times New Roman" w:eastAsia="Times New Roman" w:hAnsi="Times New Roman"/>
-          <w:sz w:val="24"/>
-          <w:szCs w:val="24"/>
-          <w:lang w:eastAsia="ru-RU"/>
-        </w:rPr>
-        <w:t>}}г.</w:t>
-      </w:r>
-      <w:proofErr w:type="gramEnd"/>
+      <w:r>
+        <w:rPr>
+          <w:rFonts w:ascii="Times New Roman" w:eastAsia="Times New Roman" w:hAnsi="Times New Roman"/>
+          <w:sz w:val="24"/>
+          <w:szCs w:val="24"/>
+          <w:lang w:eastAsia="ru-RU"/>
+        </w:rPr>
+        <w:t>г.Лида                                                                                                                                          {{deal.date}}г.</w:t>
+      </w:r>
     </w:p>
     <w:p>
       <w:pPr>
@@ -206,21 +131,8 @@
           <w:szCs w:val="24"/>
           <w:lang w:eastAsia="ru-RU"/>
         </w:rPr>
-        <w:t>{{</w:t>
-      </w:r>
-      <w:proofErr w:type="spellStart"/>
-      <w:r>
-        <w:rPr>
-          <w:rFonts w:ascii="Times New Roman" w:eastAsia="Times New Roman" w:hAnsi="Times New Roman"/>
-          <w:b/>
-          <w:bCs/>
-          <w:sz w:val="24"/>
-          <w:szCs w:val="24"/>
-          <w:lang w:eastAsia="ru-RU"/>
-        </w:rPr>
-        <w:t>seller.fullName</w:t>
-      </w:r>
-      <w:proofErr w:type="spellEnd"/>
+        <w:t>{{seller.fullName</w:t>
+      </w:r>
       <w:r>
         <w:rPr>
           <w:rFonts w:ascii="Times New Roman" w:eastAsia="Times New Roman" w:hAnsi="Times New Roman"/>
@@ -376,49 +288,7 @@
           <w:szCs w:val="24"/>
           <w:lang w:eastAsia="ru-RU"/>
         </w:rPr>
-        <w:t>1.1.  Предметом настоящего договора является оказание Исполнителем Потребителю риэлтерских      услуг    по содействию в продаже   принадлежащего     Потребителю     на      праве собственности объекта недвижимого имущества (далее – риэлтерские услуги), представляющего собой "{{</w:t>
-      </w:r>
-      <w:proofErr w:type="gramStart"/>
-      <w:r>
-        <w:rPr>
-          <w:rFonts w:ascii="Times New Roman" w:eastAsia="Times New Roman" w:hAnsi="Times New Roman"/>
-          <w:sz w:val="24"/>
-          <w:szCs w:val="24"/>
-          <w:lang w:eastAsia="ru-RU"/>
-        </w:rPr>
-        <w:t>property.type</w:t>
-      </w:r>
-      <w:proofErr w:type="gramEnd"/>
-      <w:r>
-        <w:rPr>
-          <w:rFonts w:ascii="Times New Roman" w:eastAsia="Times New Roman" w:hAnsi="Times New Roman"/>
-          <w:sz w:val="24"/>
-          <w:szCs w:val="24"/>
-          <w:lang w:eastAsia="ru-RU"/>
-        </w:rPr>
-        <w:t>}}", расположенный по адресу {{</w:t>
-      </w:r>
-      <w:proofErr w:type="spellStart"/>
-      <w:proofErr w:type="gramStart"/>
-      <w:r>
-        <w:rPr>
-          <w:rFonts w:ascii="Times New Roman" w:eastAsia="Times New Roman" w:hAnsi="Times New Roman"/>
-          <w:sz w:val="24"/>
-          <w:szCs w:val="24"/>
-          <w:lang w:eastAsia="ru-RU"/>
-        </w:rPr>
-        <w:t>property.address</w:t>
-      </w:r>
-      <w:proofErr w:type="spellEnd"/>
-      <w:proofErr w:type="gramEnd"/>
-      <w:r>
-        <w:rPr>
-          <w:rFonts w:ascii="Times New Roman" w:eastAsia="Times New Roman" w:hAnsi="Times New Roman"/>
-          <w:sz w:val="24"/>
-          <w:szCs w:val="24"/>
-          <w:lang w:eastAsia="ru-RU"/>
-        </w:rPr>
-        <w:t>}}.</w:t>
+        <w:t>1.1.  Предметом настоящего договора является оказание Исполнителем Потребителю риэлтерских      услуг    по содействию в продаже   принадлежащего     Потребителю     на      праве собственности объекта недвижимого имущества (далее – риэлтерские услуги), представляющего собой "{{property.type}}", расположенный по адресу {{property.address}}.</w:t>
       </w:r>
     </w:p>
     <w:p>
@@ -441,148 +311,255 @@
           <w:sz w:val="24"/>
           <w:szCs w:val="24"/>
         </w:rPr>
-        <w:t>1.2. Описание Объекта: кол-во комнат</w:t>
-      </w:r>
-      <w:r>
-        <w:rPr>
-          <w:rFonts w:ascii="Times New Roman" w:hAnsi="Times New Roman"/>
-          <w:sz w:val="24"/>
-          <w:szCs w:val="24"/>
-        </w:rPr>
-        <w:t xml:space="preserve"> -</w:t>
-      </w:r>
-      <w:r>
-        <w:rPr>
-          <w:rFonts w:ascii="Times New Roman" w:hAnsi="Times New Roman"/>
-          <w:sz w:val="24"/>
-          <w:szCs w:val="24"/>
-        </w:rPr>
-        <w:t xml:space="preserve"> {{</w:t>
-      </w:r>
-      <w:proofErr w:type="spellStart"/>
-      <w:proofErr w:type="gramStart"/>
-      <w:r>
-        <w:rPr>
-          <w:rFonts w:ascii="Times New Roman" w:hAnsi="Times New Roman"/>
-          <w:sz w:val="24"/>
-          <w:szCs w:val="24"/>
-        </w:rPr>
-        <w:t>property.rooms</w:t>
-      </w:r>
-      <w:proofErr w:type="spellEnd"/>
-      <w:proofErr w:type="gramEnd"/>
-      <w:r>
-        <w:rPr>
-          <w:rFonts w:ascii="Times New Roman" w:hAnsi="Times New Roman"/>
-          <w:sz w:val="24"/>
-          <w:szCs w:val="24"/>
-        </w:rPr>
-        <w:t>}}; общая пл</w:t>
-      </w:r>
-      <w:r>
-        <w:rPr>
-          <w:rFonts w:ascii="Times New Roman" w:hAnsi="Times New Roman"/>
-          <w:sz w:val="24"/>
-          <w:szCs w:val="24"/>
-        </w:rPr>
-        <w:t>ощадь</w:t>
-      </w:r>
-      <w:r>
-        <w:rPr>
-          <w:rFonts w:ascii="Times New Roman" w:hAnsi="Times New Roman"/>
-          <w:sz w:val="24"/>
-          <w:szCs w:val="24"/>
-        </w:rPr>
-        <w:t xml:space="preserve"> {{</w:t>
-      </w:r>
-      <w:proofErr w:type="spellStart"/>
-      <w:proofErr w:type="gramStart"/>
-      <w:r>
-        <w:rPr>
-          <w:rFonts w:ascii="Times New Roman" w:hAnsi="Times New Roman"/>
-          <w:sz w:val="24"/>
-          <w:szCs w:val="24"/>
-        </w:rPr>
-        <w:t>property.areaTotal</w:t>
-      </w:r>
-      <w:proofErr w:type="spellEnd"/>
-      <w:proofErr w:type="gramEnd"/>
-      <w:r>
-        <w:rPr>
-          <w:rFonts w:ascii="Times New Roman" w:hAnsi="Times New Roman"/>
-          <w:sz w:val="24"/>
-          <w:szCs w:val="24"/>
-        </w:rPr>
-        <w:t xml:space="preserve">}} м²; жилая </w:t>
-      </w:r>
-      <w:r>
-        <w:rPr>
-          <w:rFonts w:ascii="Times New Roman" w:hAnsi="Times New Roman"/>
-          <w:sz w:val="24"/>
-          <w:szCs w:val="24"/>
-        </w:rPr>
-        <w:t xml:space="preserve">площадь - </w:t>
-      </w:r>
-      <w:r>
-        <w:rPr>
-          <w:rFonts w:ascii="Times New Roman" w:hAnsi="Times New Roman"/>
-          <w:sz w:val="24"/>
-          <w:szCs w:val="24"/>
-        </w:rPr>
-        <w:t>{{</w:t>
-      </w:r>
-      <w:proofErr w:type="spellStart"/>
-      <w:proofErr w:type="gramStart"/>
-      <w:r>
-        <w:rPr>
-          <w:rFonts w:ascii="Times New Roman" w:hAnsi="Times New Roman"/>
-          <w:sz w:val="24"/>
-          <w:szCs w:val="24"/>
-        </w:rPr>
-        <w:t>property.areaLiving</w:t>
-      </w:r>
-      <w:proofErr w:type="spellEnd"/>
-      <w:proofErr w:type="gramEnd"/>
-      <w:r>
-        <w:rPr>
-          <w:rFonts w:ascii="Times New Roman" w:hAnsi="Times New Roman"/>
-          <w:sz w:val="24"/>
-          <w:szCs w:val="24"/>
-        </w:rPr>
-        <w:t>}} м²; этаж/этажность: {{</w:t>
-      </w:r>
-      <w:proofErr w:type="spellStart"/>
-      <w:proofErr w:type="gramStart"/>
-      <w:r>
-        <w:rPr>
-          <w:rFonts w:ascii="Times New Roman" w:hAnsi="Times New Roman"/>
-          <w:sz w:val="24"/>
-          <w:szCs w:val="24"/>
-        </w:rPr>
-        <w:t>property.floor</w:t>
-      </w:r>
-      <w:proofErr w:type="spellEnd"/>
-      <w:proofErr w:type="gramEnd"/>
-      <w:r>
-        <w:rPr>
-          <w:rFonts w:ascii="Times New Roman" w:hAnsi="Times New Roman"/>
-          <w:sz w:val="24"/>
-          <w:szCs w:val="24"/>
-        </w:rPr>
-        <w:t>}}/{{</w:t>
-      </w:r>
-      <w:proofErr w:type="spellStart"/>
-      <w:proofErr w:type="gramStart"/>
-      <w:r>
-        <w:rPr>
-          <w:rFonts w:ascii="Times New Roman" w:hAnsi="Times New Roman"/>
-          <w:sz w:val="24"/>
-          <w:szCs w:val="24"/>
-        </w:rPr>
-        <w:t>property.floors</w:t>
-      </w:r>
-      <w:proofErr w:type="spellEnd"/>
-      <w:proofErr w:type="gramEnd"/>
+        <w:t>1.2. Описание Объекта: количеств комнат - {{property.rooms}}; общая площадь - {{</w:t>
+      </w:r>
+      <w:r>
+        <w:rPr>
+          <w:rFonts w:ascii="Times New Roman" w:hAnsi="Times New Roman"/>
+          <w:sz w:val="24"/>
+          <w:szCs w:val="24"/>
+          <w:lang w:val="en-US"/>
+        </w:rPr>
+        <w:t>property</w:t>
+      </w:r>
+      <w:r>
+        <w:rPr>
+          <w:rFonts w:ascii="Times New Roman" w:hAnsi="Times New Roman"/>
+          <w:sz w:val="24"/>
+          <w:szCs w:val="24"/>
+        </w:rPr>
+        <w:t>.</w:t>
+      </w:r>
+      <w:r>
+        <w:rPr>
+          <w:rFonts w:ascii="Times New Roman" w:hAnsi="Times New Roman"/>
+          <w:sz w:val="24"/>
+          <w:szCs w:val="24"/>
+          <w:lang w:val="en-US"/>
+        </w:rPr>
+        <w:t>areaTotal</w:t>
+      </w:r>
+      <w:r>
+        <w:rPr>
+          <w:rFonts w:ascii="Times New Roman" w:hAnsi="Times New Roman"/>
+          <w:sz w:val="24"/>
+          <w:szCs w:val="24"/>
+        </w:rPr>
+        <w:t>}} м²; жилая площадь - {{</w:t>
+      </w:r>
+      <w:r>
+        <w:rPr>
+          <w:rFonts w:ascii="Times New Roman" w:hAnsi="Times New Roman"/>
+          <w:sz w:val="24"/>
+          <w:szCs w:val="24"/>
+          <w:lang w:val="en-US"/>
+        </w:rPr>
+        <w:t>property</w:t>
+      </w:r>
+      <w:r>
+        <w:rPr>
+          <w:rFonts w:ascii="Times New Roman" w:hAnsi="Times New Roman"/>
+          <w:sz w:val="24"/>
+          <w:szCs w:val="24"/>
+        </w:rPr>
+        <w:t>.areaLiving}} м², этаж/этажность - {{</w:t>
+      </w:r>
+      <w:r>
+        <w:rPr>
+          <w:rFonts w:ascii="Times New Roman" w:hAnsi="Times New Roman"/>
+          <w:sz w:val="24"/>
+          <w:szCs w:val="24"/>
+          <w:lang w:val="en-US"/>
+        </w:rPr>
+        <w:t>property</w:t>
+      </w:r>
+      <w:r>
+        <w:rPr>
+          <w:rFonts w:ascii="Times New Roman" w:hAnsi="Times New Roman"/>
+          <w:sz w:val="24"/>
+          <w:szCs w:val="24"/>
+        </w:rPr>
+        <w:t>.floor}}/{{</w:t>
+      </w:r>
+      <w:r>
+        <w:rPr>
+          <w:rFonts w:ascii="Times New Roman" w:hAnsi="Times New Roman"/>
+          <w:sz w:val="24"/>
+          <w:szCs w:val="24"/>
+          <w:lang w:val="en-US"/>
+        </w:rPr>
+        <w:t>property</w:t>
+      </w:r>
+      <w:r>
+        <w:rPr>
+          <w:rFonts w:ascii="Times New Roman" w:hAnsi="Times New Roman"/>
+          <w:sz w:val="24"/>
+          <w:szCs w:val="24"/>
+        </w:rPr>
+        <w:t>.floors}}; материал стен - {{</w:t>
+      </w:r>
+      <w:r>
+        <w:rPr>
+          <w:rFonts w:ascii="Times New Roman" w:hAnsi="Times New Roman"/>
+          <w:sz w:val="24"/>
+          <w:szCs w:val="24"/>
+          <w:lang w:val="en-US"/>
+        </w:rPr>
+        <w:t>property</w:t>
+      </w:r>
+      <w:r>
+        <w:rPr>
+          <w:rFonts w:ascii="Times New Roman" w:hAnsi="Times New Roman"/>
+          <w:sz w:val="24"/>
+          <w:szCs w:val="24"/>
+        </w:rPr>
+        <w:t>.wallMaterial}}; год постройки - {{</w:t>
+      </w:r>
+      <w:r>
+        <w:rPr>
+          <w:rFonts w:ascii="Times New Roman" w:hAnsi="Times New Roman"/>
+          <w:sz w:val="24"/>
+          <w:szCs w:val="24"/>
+          <w:lang w:val="en-US"/>
+        </w:rPr>
+        <w:t>property</w:t>
+      </w:r>
+      <w:r>
+        <w:rPr>
+          <w:rFonts w:ascii="Times New Roman" w:hAnsi="Times New Roman"/>
+          <w:sz w:val="24"/>
+          <w:szCs w:val="24"/>
+        </w:rPr>
+        <w:t>.yearBuilt}}; {{#property.isApartment}}инвентарный номер - {{</w:t>
+      </w:r>
+      <w:r>
+        <w:rPr>
+          <w:rFonts w:ascii="Times New Roman" w:hAnsi="Times New Roman"/>
+          <w:sz w:val="24"/>
+          <w:szCs w:val="24"/>
+          <w:lang w:val="en-US"/>
+        </w:rPr>
+        <w:t>property</w:t>
+      </w:r>
+      <w:r>
+        <w:rPr>
+          <w:rFonts w:ascii="Times New Roman" w:hAnsi="Times New Roman"/>
+          <w:sz w:val="24"/>
+          <w:szCs w:val="24"/>
+        </w:rPr>
+        <w:t>.</w:t>
+      </w:r>
+      <w:r>
+        <w:rPr>
+          <w:rFonts w:ascii="Times New Roman" w:hAnsi="Times New Roman"/>
+          <w:sz w:val="24"/>
+          <w:szCs w:val="24"/>
+          <w:lang w:val="en-US"/>
+        </w:rPr>
+        <w:t>inventoryNumber</w:t>
+      </w:r>
+      <w:r>
+        <w:rPr>
+          <w:rFonts w:ascii="Times New Roman" w:hAnsi="Times New Roman"/>
+          <w:sz w:val="24"/>
+          <w:szCs w:val="24"/>
+        </w:rPr>
+        <w:t>}} {{/property.isApartment}}{</w:t>
+      </w:r>
+      <w:r>
+        <w:rPr>
+          <w:rFonts w:ascii="Times New Roman" w:hAnsi="Times New Roman"/>
+          <w:sz w:val="24"/>
+          <w:szCs w:val="24"/>
+          <w:lang w:val="ru-BY"/>
+        </w:rPr>
+        <w:t xml:space="preserve">{#property.isHouse}}кадастровый </w:t>
+      </w:r>
+      <w:r>
+        <w:rPr>
+          <w:rFonts w:ascii="Times New Roman" w:hAnsi="Times New Roman"/>
+          <w:sz w:val="24"/>
+          <w:szCs w:val="24"/>
+        </w:rPr>
+        <w:t>номер – {{</w:t>
+      </w:r>
+      <w:r>
+        <w:rPr>
+          <w:rFonts w:ascii="Times New Roman" w:hAnsi="Times New Roman"/>
+          <w:sz w:val="24"/>
+          <w:szCs w:val="24"/>
+          <w:lang w:val="en-US"/>
+        </w:rPr>
+        <w:t>property</w:t>
+      </w:r>
+      <w:r>
+        <w:rPr>
+          <w:rFonts w:ascii="Times New Roman" w:hAnsi="Times New Roman"/>
+          <w:sz w:val="24"/>
+          <w:szCs w:val="24"/>
+        </w:rPr>
+        <w:t>.cadastre}}; площадь земельного участка – {{</w:t>
+      </w:r>
+      <w:r>
+        <w:rPr>
+          <w:rFonts w:ascii="Times New Roman" w:hAnsi="Times New Roman"/>
+          <w:sz w:val="24"/>
+          <w:szCs w:val="24"/>
+          <w:lang w:val="en-US"/>
+        </w:rPr>
+        <w:t>property</w:t>
+      </w:r>
+      <w:r>
+        <w:rPr>
+          <w:rFonts w:ascii="Times New Roman" w:hAnsi="Times New Roman"/>
+          <w:sz w:val="24"/>
+          <w:szCs w:val="24"/>
+        </w:rPr>
+        <w:t>.</w:t>
+      </w:r>
+      <w:r>
+        <w:rPr>
+          <w:rFonts w:ascii="Times New Roman" w:hAnsi="Times New Roman"/>
+          <w:sz w:val="24"/>
+          <w:szCs w:val="24"/>
+          <w:lang w:val="en-US"/>
+        </w:rPr>
+        <w:t>l</w:t>
+      </w:r>
+      <w:r>
+        <w:rPr>
+          <w:rFonts w:ascii="Times New Roman" w:hAnsi="Times New Roman"/>
+          <w:sz w:val="24"/>
+          <w:szCs w:val="24"/>
+        </w:rPr>
+        <w:t>andArea}} га; форма собственности – {{</w:t>
+      </w:r>
+      <w:r>
+        <w:rPr>
+          <w:rFonts w:ascii="Times New Roman" w:hAnsi="Times New Roman"/>
+          <w:sz w:val="24"/>
+          <w:szCs w:val="24"/>
+          <w:lang w:val="en-US"/>
+        </w:rPr>
+        <w:t>property</w:t>
+      </w:r>
+      <w:r>
+        <w:rPr>
+          <w:rFonts w:ascii="Times New Roman" w:hAnsi="Times New Roman"/>
+          <w:sz w:val="24"/>
+          <w:szCs w:val="24"/>
+        </w:rPr>
+        <w:t>.</w:t>
+      </w:r>
+      <w:r>
+        <w:rPr>
+          <w:rFonts w:ascii="Times New Roman" w:hAnsi="Times New Roman"/>
+          <w:sz w:val="24"/>
+          <w:szCs w:val="24"/>
+          <w:lang w:val="en-US"/>
+        </w:rPr>
+        <w:t>ownershipForm</w:t>
+      </w:r>
       <w:r>
         <w:rPr>
           <w:rFonts w:ascii="Times New Roman" w:hAnsi="Times New Roman"/>
@@ -596,180 +573,18 @@
           <w:rFonts w:ascii="Times New Roman" w:hAnsi="Times New Roman"/>
           <w:sz w:val="24"/>
           <w:szCs w:val="24"/>
-        </w:rPr>
-        <w:t>;</w:t>
-      </w:r>
-      <w:r>
-        <w:rPr>
-          <w:rFonts w:ascii="Times New Roman" w:hAnsi="Times New Roman"/>
-          <w:sz w:val="24"/>
-          <w:szCs w:val="24"/>
-        </w:rPr>
-        <w:t xml:space="preserve"> материал</w:t>
-      </w:r>
-      <w:r>
-        <w:rPr>
-          <w:rFonts w:ascii="Times New Roman" w:hAnsi="Times New Roman"/>
-          <w:sz w:val="24"/>
-          <w:szCs w:val="24"/>
-        </w:rPr>
-        <w:t xml:space="preserve"> </w:t>
-      </w:r>
-      <w:r>
-        <w:rPr>
-          <w:rFonts w:ascii="Times New Roman" w:hAnsi="Times New Roman"/>
-          <w:sz w:val="24"/>
-          <w:szCs w:val="24"/>
-        </w:rPr>
-        <w:t>стен</w:t>
-      </w:r>
-      <w:r>
-        <w:rPr>
-          <w:rFonts w:ascii="Times New Roman" w:hAnsi="Times New Roman"/>
-          <w:sz w:val="24"/>
-          <w:szCs w:val="24"/>
-        </w:rPr>
-        <w:t xml:space="preserve"> -</w:t>
-      </w:r>
-      <w:r>
-        <w:rPr>
-          <w:rFonts w:ascii="Times New Roman" w:hAnsi="Times New Roman"/>
-          <w:sz w:val="24"/>
-          <w:szCs w:val="24"/>
-        </w:rPr>
-        <w:t xml:space="preserve"> {{</w:t>
-      </w:r>
-      <w:proofErr w:type="spellStart"/>
-      <w:proofErr w:type="gramStart"/>
-      <w:r>
-        <w:rPr>
-          <w:rFonts w:ascii="Times New Roman" w:hAnsi="Times New Roman"/>
-          <w:sz w:val="24"/>
-          <w:szCs w:val="24"/>
-        </w:rPr>
-        <w:t>property.wallMaterial</w:t>
-      </w:r>
-      <w:proofErr w:type="spellEnd"/>
-      <w:proofErr w:type="gramEnd"/>
-      <w:r>
-        <w:rPr>
-          <w:rFonts w:ascii="Times New Roman" w:hAnsi="Times New Roman"/>
-          <w:sz w:val="24"/>
-          <w:szCs w:val="24"/>
-        </w:rPr>
-        <w:t>}}</w:t>
-      </w:r>
-      <w:r>
-        <w:rPr>
-          <w:rFonts w:ascii="Times New Roman" w:hAnsi="Times New Roman"/>
-          <w:sz w:val="24"/>
-          <w:szCs w:val="24"/>
-        </w:rPr>
-        <w:t>;</w:t>
-      </w:r>
-      <w:r>
-        <w:rPr>
-          <w:rFonts w:ascii="Times New Roman" w:hAnsi="Times New Roman"/>
-          <w:sz w:val="24"/>
-          <w:szCs w:val="24"/>
-        </w:rPr>
-        <w:t xml:space="preserve"> год постройки</w:t>
-      </w:r>
-      <w:r>
-        <w:rPr>
-          <w:rFonts w:ascii="Times New Roman" w:hAnsi="Times New Roman"/>
-          <w:sz w:val="24"/>
-          <w:szCs w:val="24"/>
-        </w:rPr>
-        <w:t xml:space="preserve"> </w:t>
-      </w:r>
-      <w:proofErr w:type="gramStart"/>
-      <w:r>
-        <w:rPr>
-          <w:rFonts w:ascii="Times New Roman" w:hAnsi="Times New Roman"/>
-          <w:sz w:val="24"/>
-          <w:szCs w:val="24"/>
-        </w:rPr>
-        <w:t xml:space="preserve">- </w:t>
-      </w:r>
-      <w:r>
-        <w:rPr>
-          <w:rFonts w:ascii="Times New Roman" w:hAnsi="Times New Roman"/>
-          <w:sz w:val="24"/>
-          <w:szCs w:val="24"/>
-        </w:rPr>
-        <w:t xml:space="preserve"> {</w:t>
-      </w:r>
-      <w:proofErr w:type="gramEnd"/>
-      <w:r>
-        <w:rPr>
-          <w:rFonts w:ascii="Times New Roman" w:hAnsi="Times New Roman"/>
-          <w:sz w:val="24"/>
-          <w:szCs w:val="24"/>
-        </w:rPr>
-        <w:t>{</w:t>
-      </w:r>
-      <w:proofErr w:type="spellStart"/>
-      <w:proofErr w:type="gramStart"/>
-      <w:r>
-        <w:rPr>
-          <w:rFonts w:ascii="Times New Roman" w:hAnsi="Times New Roman"/>
-          <w:sz w:val="24"/>
-          <w:szCs w:val="24"/>
-        </w:rPr>
-        <w:t>property.yearBuilt</w:t>
-      </w:r>
-      <w:proofErr w:type="spellEnd"/>
-      <w:proofErr w:type="gramEnd"/>
-      <w:r>
-        <w:rPr>
-          <w:rFonts w:ascii="Times New Roman" w:hAnsi="Times New Roman"/>
-          <w:sz w:val="24"/>
-          <w:szCs w:val="24"/>
-        </w:rPr>
-        <w:t>}}</w:t>
-      </w:r>
-      <w:r>
-        <w:rPr>
-          <w:rFonts w:ascii="Times New Roman" w:hAnsi="Times New Roman"/>
-          <w:sz w:val="24"/>
-          <w:szCs w:val="24"/>
-        </w:rPr>
-        <w:t>;</w:t>
-      </w:r>
-      <w:r>
-        <w:rPr>
-          <w:rFonts w:ascii="Times New Roman" w:hAnsi="Times New Roman"/>
-          <w:sz w:val="24"/>
-          <w:szCs w:val="24"/>
-        </w:rPr>
-        <w:t xml:space="preserve"> инвентарный номер – {{</w:t>
-      </w:r>
-      <w:proofErr w:type="spellStart"/>
-      <w:proofErr w:type="gramStart"/>
-      <w:r>
-        <w:rPr>
-          <w:rFonts w:ascii="Times New Roman" w:hAnsi="Times New Roman"/>
-          <w:sz w:val="24"/>
-          <w:szCs w:val="24"/>
-        </w:rPr>
-        <w:t>property.inventoryNumber</w:t>
-      </w:r>
-      <w:proofErr w:type="spellEnd"/>
-      <w:proofErr w:type="gramEnd"/>
-      <w:r>
-        <w:rPr>
-          <w:rFonts w:ascii="Times New Roman" w:hAnsi="Times New Roman"/>
-          <w:sz w:val="24"/>
-          <w:szCs w:val="24"/>
-        </w:rPr>
-        <w:t>}}.</w:t>
-      </w:r>
-    </w:p>
-    <w:p>
-      <w:pPr>
+          <w:lang w:val="ru-BY"/>
+        </w:rPr>
+        <w:t>{{/property.isHouse}}.</w:t>
+      </w:r>
+    </w:p>
+    <w:p>
+      <w:pPr>
+        <w:autoSpaceDE w:val="0"/>
+        <w:autoSpaceDN w:val="0"/>
+        <w:adjustRightInd w:val="0"/>
         <w:spacing w:after="0" w:line="240" w:lineRule="auto"/>
-        <w:ind w:left="567" w:hanging="141"/>
+        <w:ind w:left="567"/>
         <w:jc w:val="both"/>
         <w:rPr>
           <w:rFonts w:ascii="Times New Roman" w:hAnsi="Times New Roman"/>
@@ -783,23 +598,30 @@
           <w:sz w:val="24"/>
           <w:szCs w:val="24"/>
         </w:rPr>
-        <w:t>Дополнительная информация (сведения о земельном участке, и пр.) __________________________</w:t>
-      </w:r>
-      <w:r>
-        <w:rPr>
-          <w:rFonts w:ascii="Times New Roman" w:hAnsi="Times New Roman"/>
-          <w:sz w:val="24"/>
-          <w:szCs w:val="24"/>
-        </w:rPr>
-        <w:t>________________________________________</w:t>
-      </w:r>
-      <w:r>
-        <w:rPr>
-          <w:rFonts w:ascii="Times New Roman" w:hAnsi="Times New Roman"/>
-          <w:sz w:val="24"/>
-          <w:szCs w:val="24"/>
-        </w:rPr>
-        <w:t>___________________</w:t>
+        <w:t xml:space="preserve">Дополнительная информация (сведения о земельном участке, и пр.) </w:t>
+      </w:r>
+    </w:p>
+    <w:p>
+      <w:pPr>
+        <w:autoSpaceDE w:val="0"/>
+        <w:autoSpaceDN w:val="0"/>
+        <w:adjustRightInd w:val="0"/>
+        <w:spacing w:after="0" w:line="240" w:lineRule="auto"/>
+        <w:ind w:left="567"/>
+        <w:jc w:val="both"/>
+        <w:rPr>
+          <w:rFonts w:ascii="Times New Roman" w:hAnsi="Times New Roman"/>
+          <w:sz w:val="24"/>
+          <w:szCs w:val="24"/>
+        </w:rPr>
+      </w:pPr>
+      <w:r>
+        <w:rPr>
+          <w:rFonts w:ascii="Times New Roman" w:hAnsi="Times New Roman"/>
+          <w:sz w:val="24"/>
+          <w:szCs w:val="24"/>
+        </w:rPr>
+        <w:t>_____________________________________________________________________________________</w:t>
       </w:r>
     </w:p>
     <w:p>
@@ -857,64 +679,16 @@
           <w:szCs w:val="24"/>
           <w:lang w:eastAsia="ru-RU"/>
         </w:rPr>
-        <w:t>{{</w:t>
-      </w:r>
-      <w:proofErr w:type="spellStart"/>
-      <w:proofErr w:type="gramStart"/>
-      <w:r>
-        <w:rPr>
-          <w:rFonts w:ascii="Times New Roman" w:eastAsia="Times New Roman" w:hAnsi="Times New Roman"/>
-          <w:b/>
-          <w:bCs/>
-          <w:sz w:val="24"/>
-          <w:szCs w:val="24"/>
-          <w:lang w:eastAsia="ru-RU"/>
-        </w:rPr>
-        <w:t>property.priceBYN</w:t>
-      </w:r>
-      <w:proofErr w:type="spellEnd"/>
-      <w:proofErr w:type="gramEnd"/>
-      <w:r>
-        <w:rPr>
-          <w:rFonts w:ascii="Times New Roman" w:eastAsia="Times New Roman" w:hAnsi="Times New Roman"/>
-          <w:b/>
-          <w:bCs/>
-          <w:sz w:val="24"/>
-          <w:szCs w:val="24"/>
-          <w:lang w:eastAsia="ru-RU"/>
-        </w:rPr>
-        <w:t>}}</w:t>
-      </w:r>
-      <w:r>
-        <w:rPr>
-          <w:rFonts w:ascii="Times New Roman" w:eastAsia="Times New Roman" w:hAnsi="Times New Roman"/>
-          <w:sz w:val="24"/>
-          <w:szCs w:val="24"/>
-          <w:lang w:eastAsia="ru-RU"/>
-        </w:rPr>
-        <w:t xml:space="preserve"> белорусских рублей ({{</w:t>
-      </w:r>
-      <w:proofErr w:type="spellStart"/>
-      <w:proofErr w:type="gramStart"/>
-      <w:r>
-        <w:rPr>
-          <w:rFonts w:ascii="Times New Roman" w:eastAsia="Times New Roman" w:hAnsi="Times New Roman"/>
-          <w:sz w:val="24"/>
-          <w:szCs w:val="24"/>
-          <w:lang w:eastAsia="ru-RU"/>
-        </w:rPr>
-        <w:t>property.priceWords</w:t>
-      </w:r>
-      <w:proofErr w:type="spellEnd"/>
-      <w:proofErr w:type="gramEnd"/>
-      <w:r>
-        <w:rPr>
-          <w:rFonts w:ascii="Times New Roman" w:eastAsia="Times New Roman" w:hAnsi="Times New Roman"/>
-          <w:sz w:val="24"/>
-          <w:szCs w:val="24"/>
-          <w:lang w:eastAsia="ru-RU"/>
-        </w:rPr>
-        <w:t>}}).</w:t>
+        <w:t>{{property.priceBYN}}</w:t>
+      </w:r>
+      <w:r>
+        <w:rPr>
+          <w:rFonts w:ascii="Times New Roman" w:eastAsia="Times New Roman" w:hAnsi="Times New Roman"/>
+          <w:sz w:val="24"/>
+          <w:szCs w:val="24"/>
+          <w:lang w:eastAsia="ru-RU"/>
+        </w:rPr>
+        <w:t xml:space="preserve"> белорусских рублей ({{property.priceWords}}).</w:t>
       </w:r>
     </w:p>
     <w:p>
@@ -1258,6 +1032,7 @@
           <w:szCs w:val="24"/>
           <w:lang w:eastAsia="ru-RU"/>
         </w:rPr>
+        <w:lastRenderedPageBreak/>
         <w:t>2.4.  Потребитель обязуется оплатить услуги Исполнителя</w:t>
       </w:r>
       <w:r>
@@ -1512,7 +1287,6 @@
           <w:sz w:val="24"/>
           <w:szCs w:val="24"/>
         </w:rPr>
-        <w:lastRenderedPageBreak/>
         <w:t xml:space="preserve">         </w:t>
       </w:r>
       <w:r>
@@ -1705,7 +1479,6 @@
           <w:bCs/>
           <w:sz w:val="24"/>
           <w:szCs w:val="24"/>
-          <w:lang w:val="en-US"/>
         </w:rPr>
         <w:tab/>
       </w:r>
@@ -2152,7 +1925,7 @@
           <w:rFonts w:ascii="Times New Roman" w:eastAsia="Times New Roman" w:hAnsi="Times New Roman"/>
           <w:sz w:val="24"/>
           <w:szCs w:val="24"/>
-          <w:lang w:val="en-US" w:eastAsia="ru-RU"/>
+          <w:lang w:eastAsia="ru-RU"/>
         </w:rPr>
         <w:tab/>
       </w:r>
@@ -2233,7 +2006,7 @@
           <w:rFonts w:ascii="Times New Roman" w:eastAsia="Times New Roman" w:hAnsi="Times New Roman"/>
           <w:sz w:val="24"/>
           <w:szCs w:val="24"/>
-          <w:lang w:val="en-US" w:eastAsia="ru-RU"/>
+          <w:lang w:eastAsia="ru-RU"/>
         </w:rPr>
         <w:tab/>
       </w:r>
@@ -2356,6 +2129,7 @@
           <w:sz w:val="24"/>
           <w:szCs w:val="24"/>
         </w:rPr>
+        <w:lastRenderedPageBreak/>
         <w:t>3.1.1</w:t>
       </w:r>
       <w:r>
@@ -2382,7 +2156,6 @@
           <w:bCs/>
           <w:sz w:val="24"/>
           <w:szCs w:val="24"/>
-          <w:lang w:val="en-US"/>
         </w:rPr>
         <w:tab/>
       </w:r>
@@ -2515,17 +2288,7 @@
           <w:szCs w:val="24"/>
           <w:lang w:eastAsia="ru-RU"/>
         </w:rPr>
-        <w:t xml:space="preserve"> сбор документов, необходимых для удостоверения сделки с объектом недвижимого имущества, государственной регистрации недвижимого имущества, прав на него и сделок с ним, обеспечения государственной регистрации, а также нотариального </w:t>
-      </w:r>
-      <w:r>
-        <w:rPr>
-          <w:rFonts w:ascii="Times New Roman" w:eastAsia="Times New Roman" w:hAnsi="Times New Roman"/>
-          <w:sz w:val="24"/>
-          <w:szCs w:val="24"/>
-          <w:lang w:eastAsia="ru-RU"/>
-        </w:rPr>
-        <w:lastRenderedPageBreak/>
-        <w:t>удостоверения сделки либо удостоверения регистратором документа, являющегося основанием для государственной регистрации сделки с недвижимым имуществом;</w:t>
+        <w:t xml:space="preserve"> сбор документов, необходимых для удостоверения сделки с объектом недвижимого имущества, государственной регистрации недвижимого имущества, прав на него и сделок с ним, обеспечения государственной регистрации, а также нотариального удостоверения сделки либо удостоверения регистратором документа, являющегося основанием для государственной регистрации сделки с недвижимым имуществом;</w:t>
       </w:r>
     </w:p>
     <w:p>
@@ -3536,30 +3299,8 @@
           <w:szCs w:val="24"/>
           <w:lang w:eastAsia="ru-RU"/>
         </w:rPr>
-        <w:t>4.1. Настоящий договор вступает в силу со дня подписания его Сторонами и действует до {{</w:t>
-      </w:r>
-      <w:proofErr w:type="spellStart"/>
-      <w:proofErr w:type="gramStart"/>
-      <w:r>
-        <w:rPr>
-          <w:rFonts w:ascii="Times New Roman" w:eastAsia="Times New Roman" w:hAnsi="Times New Roman"/>
-          <w:sz w:val="24"/>
-          <w:szCs w:val="24"/>
-          <w:lang w:eastAsia="ru-RU"/>
-        </w:rPr>
-        <w:t>deal.endDateText</w:t>
-      </w:r>
-      <w:proofErr w:type="spellEnd"/>
-      <w:r>
-        <w:rPr>
-          <w:rFonts w:ascii="Times New Roman" w:eastAsia="Times New Roman" w:hAnsi="Times New Roman"/>
-          <w:sz w:val="24"/>
-          <w:szCs w:val="24"/>
-          <w:lang w:eastAsia="ru-RU"/>
-        </w:rPr>
-        <w:t>}}г.</w:t>
-      </w:r>
-      <w:proofErr w:type="gramEnd"/>
+        <w:t>4.1. Настоящий договор вступает в силу со дня подписания его Сторонами и действует до {{deal.endDateText}}г.</w:t>
+      </w:r>
     </w:p>
     <w:p>
       <w:pPr>
@@ -3609,6 +3350,7 @@
           <w:szCs w:val="24"/>
           <w:lang w:eastAsia="ru-RU"/>
         </w:rPr>
+        <w:lastRenderedPageBreak/>
         <w:t xml:space="preserve">Потребитель </w:t>
       </w:r>
       <w:r>
@@ -3680,7 +3422,6 @@
           <w:szCs w:val="24"/>
           <w:lang w:eastAsia="ru-RU"/>
         </w:rPr>
-        <w:lastRenderedPageBreak/>
         <w:t xml:space="preserve">4.3. Изменение   условий   настоящего   договора осуществляется по согласованию сторон путем оформления дополнительного соглашения. </w:t>
       </w:r>
     </w:p>
@@ -3773,7 +3514,7 @@
           <w:rFonts w:ascii="Times New Roman" w:eastAsia="Times New Roman" w:hAnsi="Times New Roman"/>
           <w:sz w:val="24"/>
           <w:szCs w:val="24"/>
-          <w:lang w:val="en-US" w:eastAsia="ru-RU"/>
+          <w:lang w:eastAsia="ru-RU"/>
         </w:rPr>
         <w:tab/>
       </w:r>
@@ -4094,7 +3835,7 @@
           <w:rFonts w:ascii="Times New Roman" w:eastAsia="Times New Roman" w:hAnsi="Times New Roman"/>
           <w:sz w:val="24"/>
           <w:szCs w:val="24"/>
-          <w:lang w:val="en-US" w:eastAsia="ru-RU"/>
+          <w:lang w:eastAsia="ru-RU"/>
         </w:rPr>
         <w:tab/>
       </w:r>
@@ -4337,7 +4078,7 @@
           <w:rFonts w:ascii="Times New Roman" w:eastAsia="Times New Roman" w:hAnsi="Times New Roman"/>
           <w:sz w:val="24"/>
           <w:szCs w:val="24"/>
-          <w:lang w:val="en-US" w:eastAsia="ru-RU"/>
+          <w:lang w:eastAsia="ru-RU"/>
         </w:rPr>
         <w:tab/>
       </w:r>
@@ -4486,7 +4227,25 @@
           <w:szCs w:val="24"/>
           <w:lang w:eastAsia="ru-RU"/>
         </w:rPr>
-        <w:t xml:space="preserve">6.1. Настоящий договор составлен в двух экземплярах, по одному для каждой из Сторон.  </w:t>
+        <w:t xml:space="preserve">6.1. Настоящий договор составлен в </w:t>
+      </w:r>
+      <w:r>
+        <w:rPr>
+          <w:rFonts w:ascii="Times New Roman" w:eastAsia="Times New Roman" w:hAnsi="Times New Roman"/>
+          <w:sz w:val="24"/>
+          <w:szCs w:val="24"/>
+          <w:lang w:eastAsia="ru-RU"/>
+        </w:rPr>
+        <w:t>четырех</w:t>
+      </w:r>
+      <w:r>
+        <w:rPr>
+          <w:rFonts w:ascii="Times New Roman" w:eastAsia="Times New Roman" w:hAnsi="Times New Roman"/>
+          <w:sz w:val="24"/>
+          <w:szCs w:val="24"/>
+          <w:lang w:eastAsia="ru-RU"/>
+        </w:rPr>
+        <w:t xml:space="preserve"> экземплярах, по одному для каждой из Сторон.  </w:t>
       </w:r>
       <w:r>
         <w:rPr>
@@ -4557,7 +4316,17 @@
           <w:szCs w:val="24"/>
           <w:lang w:eastAsia="ru-RU"/>
         </w:rPr>
-        <w:t>порядок оплаты риэлтерских услуг, проектом договора оказания риэлтерских услуг, договором обязательного страхования, ему оказаны необходимые консультационные услуги и представлена информация о спросе и предложении на объекты недвижимого имущества.</w:t>
+        <w:t xml:space="preserve">порядок оплаты риэлтерских услуг, проектом договора оказания риэлтерских услуг, договором </w:t>
+      </w:r>
+      <w:r>
+        <w:rPr>
+          <w:rFonts w:ascii="Times New Roman" w:eastAsia="Times New Roman" w:hAnsi="Times New Roman"/>
+          <w:sz w:val="24"/>
+          <w:szCs w:val="24"/>
+          <w:lang w:eastAsia="ru-RU"/>
+        </w:rPr>
+        <w:lastRenderedPageBreak/>
+        <w:t>обязательного страхования, ему оказаны необходимые консультационные услуги и представлена информация о спросе и предложении на объекты недвижимого имущества.</w:t>
       </w:r>
     </w:p>
     <w:p>
@@ -4589,7 +4358,7 @@
           <w:rFonts w:ascii="Times New Roman" w:eastAsia="Times New Roman" w:hAnsi="Times New Roman"/>
           <w:sz w:val="24"/>
           <w:szCs w:val="24"/>
-          <w:lang w:val="en-US" w:eastAsia="ru-RU"/>
+          <w:lang w:eastAsia="ru-RU"/>
         </w:rPr>
         <w:tab/>
       </w:r>
@@ -4647,7 +4416,6 @@
           <w:szCs w:val="24"/>
           <w:lang w:eastAsia="ru-RU"/>
         </w:rPr>
-        <w:lastRenderedPageBreak/>
         <w:t>6.</w:t>
       </w:r>
       <w:r>
@@ -5106,29 +4874,7 @@
           <w:szCs w:val="20"/>
           <w:lang w:eastAsia="ru-RU"/>
         </w:rPr>
-        <w:t>Ответственный риэлтер по настоящему договору {{</w:t>
-      </w:r>
-      <w:proofErr w:type="gramStart"/>
-      <w:r>
-        <w:rPr>
-          <w:rFonts w:ascii="Times New Roman" w:eastAsia="Times New Roman" w:hAnsi="Times New Roman"/>
-          <w:i/>
-          <w:sz w:val="20"/>
-          <w:szCs w:val="20"/>
-          <w:lang w:eastAsia="ru-RU"/>
-        </w:rPr>
-        <w:t>agent.initials</w:t>
-      </w:r>
-      <w:proofErr w:type="gramEnd"/>
-      <w:r>
-        <w:rPr>
-          <w:rFonts w:ascii="Times New Roman" w:eastAsia="Times New Roman" w:hAnsi="Times New Roman"/>
-          <w:i/>
-          <w:sz w:val="20"/>
-          <w:szCs w:val="20"/>
-          <w:lang w:eastAsia="ru-RU"/>
-        </w:rPr>
-        <w:t>}}</w:t>
+        <w:t>Ответственный риэлтер по настоящему договору {{agent.initials}}</w:t>
       </w:r>
     </w:p>
     <w:p>
@@ -5178,10 +4924,8 @@
           <w:szCs w:val="20"/>
           <w:lang w:eastAsia="ru-RU"/>
         </w:rPr>
-        <w:t>№ {{</w:t>
-      </w:r>
-      <w:proofErr w:type="spellStart"/>
-      <w:proofErr w:type="gramStart"/>
+        <w:t>№ {{agent.attestationNumber}}</w:t>
+      </w:r>
       <w:r>
         <w:rPr>
           <w:rFonts w:ascii="Times New Roman" w:eastAsia="Times New Roman" w:hAnsi="Times New Roman"/>
@@ -5190,10 +4934,8 @@
           <w:szCs w:val="20"/>
           <w:lang w:eastAsia="ru-RU"/>
         </w:rPr>
-        <w:t>agent.attestationNumber</w:t>
-      </w:r>
-      <w:proofErr w:type="spellEnd"/>
-      <w:proofErr w:type="gramEnd"/>
+        <w:t xml:space="preserve"> </w:t>
+      </w:r>
       <w:r>
         <w:rPr>
           <w:rFonts w:ascii="Times New Roman" w:eastAsia="Times New Roman" w:hAnsi="Times New Roman"/>
@@ -5202,86 +4944,8 @@
           <w:szCs w:val="20"/>
           <w:lang w:eastAsia="ru-RU"/>
         </w:rPr>
-        <w:t>}}</w:t>
-      </w:r>
-      <w:r>
-        <w:rPr>
-          <w:rFonts w:ascii="Times New Roman" w:eastAsia="Times New Roman" w:hAnsi="Times New Roman"/>
-          <w:i/>
-          <w:sz w:val="20"/>
-          <w:szCs w:val="20"/>
-          <w:lang w:eastAsia="ru-RU"/>
-        </w:rPr>
-        <w:t xml:space="preserve"> </w:t>
-      </w:r>
-      <w:r>
-        <w:rPr>
-          <w:rFonts w:ascii="Times New Roman" w:eastAsia="Times New Roman" w:hAnsi="Times New Roman"/>
-          <w:i/>
-          <w:sz w:val="20"/>
-          <w:szCs w:val="20"/>
-          <w:lang w:eastAsia="ru-RU"/>
-        </w:rPr>
-        <w:t>от {{</w:t>
-      </w:r>
-      <w:proofErr w:type="spellStart"/>
-      <w:proofErr w:type="gramStart"/>
-      <w:r>
-        <w:rPr>
-          <w:rFonts w:ascii="Times New Roman" w:eastAsia="Times New Roman" w:hAnsi="Times New Roman"/>
-          <w:i/>
-          <w:sz w:val="20"/>
-          <w:szCs w:val="20"/>
-          <w:lang w:eastAsia="ru-RU"/>
-        </w:rPr>
-        <w:t>agent.attestationDate</w:t>
-      </w:r>
-      <w:proofErr w:type="spellEnd"/>
-      <w:r>
-        <w:rPr>
-          <w:rFonts w:ascii="Times New Roman" w:eastAsia="Times New Roman" w:hAnsi="Times New Roman"/>
-          <w:i/>
-          <w:sz w:val="20"/>
-          <w:szCs w:val="20"/>
-          <w:lang w:eastAsia="ru-RU"/>
-        </w:rPr>
-        <w:t>}}г</w:t>
-      </w:r>
-      <w:proofErr w:type="gramEnd"/>
-      <w:r>
-        <w:rPr>
-          <w:rFonts w:ascii="Times New Roman" w:eastAsia="Times New Roman" w:hAnsi="Times New Roman"/>
-          <w:i/>
-          <w:sz w:val="20"/>
-          <w:szCs w:val="20"/>
-          <w:lang w:eastAsia="ru-RU"/>
-        </w:rPr>
-        <w:t>, действует до {{</w:t>
-      </w:r>
-      <w:proofErr w:type="spellStart"/>
-      <w:proofErr w:type="gramStart"/>
-      <w:r>
-        <w:rPr>
-          <w:rFonts w:ascii="Times New Roman" w:eastAsia="Times New Roman" w:hAnsi="Times New Roman"/>
-          <w:i/>
-          <w:sz w:val="20"/>
-          <w:szCs w:val="20"/>
-          <w:lang w:eastAsia="ru-RU"/>
-        </w:rPr>
-        <w:t>agent.attestationExpiry</w:t>
-      </w:r>
-      <w:proofErr w:type="spellEnd"/>
-      <w:r>
-        <w:rPr>
-          <w:rFonts w:ascii="Times New Roman" w:eastAsia="Times New Roman" w:hAnsi="Times New Roman"/>
-          <w:i/>
-          <w:sz w:val="20"/>
-          <w:szCs w:val="20"/>
-          <w:lang w:eastAsia="ru-RU"/>
-        </w:rPr>
-        <w:t>}}г</w:t>
-      </w:r>
-      <w:proofErr w:type="gramEnd"/>
+        <w:t>от {{agent.attestationDate}}г, действует до {{agent.attestationExpiry}}г</w:t>
+      </w:r>
     </w:p>
     <w:p>
       <w:pPr>
@@ -5305,29 +4969,7 @@
           <w:szCs w:val="20"/>
           <w:lang w:eastAsia="ru-RU"/>
         </w:rPr>
-        <w:t>Идентификационная пластиковая карточка {{</w:t>
-      </w:r>
-      <w:proofErr w:type="gramStart"/>
-      <w:r>
-        <w:rPr>
-          <w:rFonts w:ascii="Times New Roman" w:eastAsia="Times New Roman" w:hAnsi="Times New Roman"/>
-          <w:bCs/>
-          <w:sz w:val="20"/>
-          <w:szCs w:val="20"/>
-          <w:lang w:eastAsia="ru-RU"/>
-        </w:rPr>
-        <w:t>agent.cardNumber</w:t>
-      </w:r>
-      <w:proofErr w:type="gramEnd"/>
-      <w:r>
-        <w:rPr>
-          <w:rFonts w:ascii="Times New Roman" w:eastAsia="Times New Roman" w:hAnsi="Times New Roman"/>
-          <w:bCs/>
-          <w:sz w:val="20"/>
-          <w:szCs w:val="20"/>
-          <w:lang w:eastAsia="ru-RU"/>
-        </w:rPr>
-        <w:t>}}</w:t>
+        <w:t>Идентификационная пластиковая карточка {{agent.cardNumber}}</w:t>
       </w:r>
     </w:p>
     <w:p>
@@ -5403,27 +5045,7 @@
                 <w:szCs w:val="20"/>
                 <w:lang w:eastAsia="ru-RU"/>
               </w:rPr>
-              <w:t>ФИО: {{</w:t>
-            </w:r>
-            <w:proofErr w:type="gramStart"/>
-            <w:r>
-              <w:rPr>
-                <w:rFonts w:ascii="Times New Roman" w:hAnsi="Times New Roman"/>
-                <w:sz w:val="20"/>
-                <w:szCs w:val="20"/>
-                <w:lang w:eastAsia="ru-RU"/>
-              </w:rPr>
-              <w:t>seller.fullName</w:t>
-            </w:r>
-            <w:proofErr w:type="gramEnd"/>
-            <w:r>
-              <w:rPr>
-                <w:rFonts w:ascii="Times New Roman" w:hAnsi="Times New Roman"/>
-                <w:sz w:val="20"/>
-                <w:szCs w:val="20"/>
-                <w:lang w:eastAsia="ru-RU"/>
-              </w:rPr>
-              <w:t>}}</w:t>
+              <w:t>ФИО: {{seller.fullName}}</w:t>
             </w:r>
           </w:p>
           <w:p>
@@ -5442,29 +5064,7 @@
                 <w:szCs w:val="20"/>
                 <w:lang w:eastAsia="ru-RU"/>
               </w:rPr>
-              <w:t>{{</w:t>
-            </w:r>
-            <w:proofErr w:type="spellStart"/>
-            <w:proofErr w:type="gramStart"/>
-            <w:r>
-              <w:rPr>
-                <w:rFonts w:ascii="Times New Roman" w:hAnsi="Times New Roman"/>
-                <w:sz w:val="20"/>
-                <w:szCs w:val="20"/>
-                <w:lang w:eastAsia="ru-RU"/>
-              </w:rPr>
-              <w:t>seller.birthDate</w:t>
-            </w:r>
-            <w:proofErr w:type="spellEnd"/>
-            <w:proofErr w:type="gramEnd"/>
-            <w:r>
-              <w:rPr>
-                <w:rFonts w:ascii="Times New Roman" w:hAnsi="Times New Roman"/>
-                <w:sz w:val="20"/>
-                <w:szCs w:val="20"/>
-                <w:lang w:eastAsia="ru-RU"/>
-              </w:rPr>
-              <w:t>}} г.р.</w:t>
+              <w:t>{{seller.birthDate}} г.р.</w:t>
             </w:r>
           </w:p>
           <w:p>
@@ -5492,29 +5092,7 @@
                 <w:szCs w:val="20"/>
                 <w:lang w:eastAsia="ru-RU"/>
               </w:rPr>
-              <w:t>: {{</w:t>
-            </w:r>
-            <w:proofErr w:type="spellStart"/>
-            <w:proofErr w:type="gramStart"/>
-            <w:r>
-              <w:rPr>
-                <w:rFonts w:ascii="Times New Roman" w:hAnsi="Times New Roman"/>
-                <w:sz w:val="20"/>
-                <w:szCs w:val="20"/>
-                <w:lang w:eastAsia="ru-RU"/>
-              </w:rPr>
-              <w:t>seller.address</w:t>
-            </w:r>
-            <w:proofErr w:type="spellEnd"/>
-            <w:proofErr w:type="gramEnd"/>
-            <w:r>
-              <w:rPr>
-                <w:rFonts w:ascii="Times New Roman" w:hAnsi="Times New Roman"/>
-                <w:sz w:val="20"/>
-                <w:szCs w:val="20"/>
-                <w:lang w:eastAsia="ru-RU"/>
-              </w:rPr>
-              <w:t>}}</w:t>
+              <w:t>: {{seller.address}}</w:t>
             </w:r>
           </w:p>
           <w:p>
@@ -5533,27 +5111,7 @@
                 <w:szCs w:val="20"/>
                 <w:lang w:eastAsia="ru-RU"/>
               </w:rPr>
-              <w:t>Паспорт: {{</w:t>
-            </w:r>
-            <w:proofErr w:type="gramStart"/>
-            <w:r>
-              <w:rPr>
-                <w:rFonts w:ascii="Times New Roman" w:hAnsi="Times New Roman"/>
-                <w:sz w:val="20"/>
-                <w:szCs w:val="20"/>
-                <w:lang w:eastAsia="ru-RU"/>
-              </w:rPr>
-              <w:t>seller.passport</w:t>
-            </w:r>
-            <w:proofErr w:type="gramEnd"/>
-            <w:r>
-              <w:rPr>
-                <w:rFonts w:ascii="Times New Roman" w:hAnsi="Times New Roman"/>
-                <w:sz w:val="20"/>
-                <w:szCs w:val="20"/>
-                <w:lang w:eastAsia="ru-RU"/>
-              </w:rPr>
-              <w:t>}}</w:t>
+              <w:t>Паспорт: {{seller.passport}}</w:t>
             </w:r>
           </w:p>
           <w:p>
@@ -5581,51 +5139,7 @@
                 <w:szCs w:val="20"/>
                 <w:lang w:val="en-US" w:eastAsia="ru-RU"/>
               </w:rPr>
-              <w:t xml:space="preserve"> {{</w:t>
-            </w:r>
-            <w:proofErr w:type="spellStart"/>
-            <w:proofErr w:type="gramStart"/>
-            <w:r>
-              <w:rPr>
-                <w:rFonts w:ascii="Times New Roman" w:hAnsi="Times New Roman"/>
-                <w:sz w:val="20"/>
-                <w:szCs w:val="20"/>
-                <w:lang w:val="en-US" w:eastAsia="ru-RU"/>
-              </w:rPr>
-              <w:t>seller.passportIssuedByInstrumental</w:t>
-            </w:r>
-            <w:proofErr w:type="spellEnd"/>
-            <w:proofErr w:type="gramEnd"/>
-            <w:r>
-              <w:rPr>
-                <w:rFonts w:ascii="Times New Roman" w:hAnsi="Times New Roman"/>
-                <w:sz w:val="20"/>
-                <w:szCs w:val="20"/>
-                <w:lang w:val="en-US" w:eastAsia="ru-RU"/>
-              </w:rPr>
-              <w:t>}} {{</w:t>
-            </w:r>
-            <w:proofErr w:type="spellStart"/>
-            <w:proofErr w:type="gramStart"/>
-            <w:r>
-              <w:rPr>
-                <w:rFonts w:ascii="Times New Roman" w:hAnsi="Times New Roman"/>
-                <w:sz w:val="20"/>
-                <w:szCs w:val="20"/>
-                <w:lang w:val="en-US" w:eastAsia="ru-RU"/>
-              </w:rPr>
-              <w:t>seller.passportIssueDate</w:t>
-            </w:r>
-            <w:proofErr w:type="spellEnd"/>
-            <w:proofErr w:type="gramEnd"/>
-            <w:r>
-              <w:rPr>
-                <w:rFonts w:ascii="Times New Roman" w:hAnsi="Times New Roman"/>
-                <w:sz w:val="20"/>
-                <w:szCs w:val="20"/>
-                <w:lang w:val="en-US" w:eastAsia="ru-RU"/>
-              </w:rPr>
-              <w:t>}}</w:t>
+              <w:t xml:space="preserve"> {{seller.passportIssuedByInstrumental}} {{seller.passportIssueDate}}</w:t>
             </w:r>
           </w:p>
           <w:p>
@@ -5672,29 +5186,7 @@
                 <w:szCs w:val="20"/>
                 <w:lang w:val="en-US" w:eastAsia="ru-RU"/>
               </w:rPr>
-              <w:t>: {{</w:t>
-            </w:r>
-            <w:proofErr w:type="spellStart"/>
-            <w:proofErr w:type="gramStart"/>
-            <w:r>
-              <w:rPr>
-                <w:rFonts w:ascii="Times New Roman" w:hAnsi="Times New Roman"/>
-                <w:sz w:val="20"/>
-                <w:szCs w:val="20"/>
-                <w:lang w:val="en-US" w:eastAsia="ru-RU"/>
-              </w:rPr>
-              <w:t>seller.phone</w:t>
-            </w:r>
-            <w:proofErr w:type="spellEnd"/>
-            <w:proofErr w:type="gramEnd"/>
-            <w:r>
-              <w:rPr>
-                <w:rFonts w:ascii="Times New Roman" w:hAnsi="Times New Roman"/>
-                <w:sz w:val="20"/>
-                <w:szCs w:val="20"/>
-                <w:lang w:val="en-US" w:eastAsia="ru-RU"/>
-              </w:rPr>
-              <w:t>}}</w:t>
+              <w:t>: {{seller.phone}}</w:t>
             </w:r>
           </w:p>
           <w:p>
@@ -5740,31 +5232,7 @@
                 <w:szCs w:val="20"/>
                 <w:lang w:val="en-US" w:eastAsia="ru-RU"/>
               </w:rPr>
-              <w:t>_______________________{{</w:t>
-            </w:r>
-            <w:proofErr w:type="spellStart"/>
-            <w:proofErr w:type="gramStart"/>
-            <w:r>
-              <w:rPr>
-                <w:rFonts w:ascii="Times New Roman" w:eastAsia="Times New Roman" w:hAnsi="Times New Roman"/>
-                <w:b/>
-                <w:sz w:val="20"/>
-                <w:szCs w:val="20"/>
-                <w:lang w:val="en-US" w:eastAsia="ru-RU"/>
-              </w:rPr>
-              <w:t>seller.initials</w:t>
-            </w:r>
-            <w:proofErr w:type="spellEnd"/>
-            <w:proofErr w:type="gramEnd"/>
-            <w:r>
-              <w:rPr>
-                <w:rFonts w:ascii="Times New Roman" w:eastAsia="Times New Roman" w:hAnsi="Times New Roman"/>
-                <w:b/>
-                <w:sz w:val="20"/>
-                <w:szCs w:val="20"/>
-                <w:lang w:val="en-US" w:eastAsia="ru-RU"/>
-              </w:rPr>
-              <w:t>}}</w:t>
+              <w:t>_______________________{{seller.initials}}</w:t>
             </w:r>
           </w:p>
         </w:tc>
@@ -5887,29 +5355,17 @@
                 <w:szCs w:val="20"/>
                 <w:lang w:val="en-US"/>
               </w:rPr>
-              <w:t xml:space="preserve"> BY28 ALFA 3012 2J91 2500 1027 </w:t>
-            </w:r>
-            <w:proofErr w:type="gramStart"/>
+              <w:t xml:space="preserve"> BY28 ALFA 3012 2J91 2500 1027 0000  </w:t>
+            </w:r>
             <w:r>
               <w:rPr>
                 <w:rFonts w:ascii="Times New Roman" w:eastAsia="Times New Roman" w:hAnsi="Times New Roman"/>
                 <w:color w:val="000000"/>
                 <w:sz w:val="20"/>
                 <w:szCs w:val="20"/>
-                <w:lang w:val="en-US"/>
-              </w:rPr>
-              <w:t xml:space="preserve">0000  </w:t>
-            </w:r>
-            <w:r>
-              <w:rPr>
-                <w:rFonts w:ascii="Times New Roman" w:eastAsia="Times New Roman" w:hAnsi="Times New Roman"/>
-                <w:color w:val="000000"/>
-                <w:sz w:val="20"/>
-                <w:szCs w:val="20"/>
               </w:rPr>
               <w:t>БИК</w:t>
             </w:r>
-            <w:proofErr w:type="gramEnd"/>
             <w:r>
               <w:rPr>
                 <w:rFonts w:ascii="Times New Roman" w:eastAsia="Times New Roman" w:hAnsi="Times New Roman"/>
@@ -5949,27 +5405,7 @@
                 <w:sz w:val="20"/>
                 <w:szCs w:val="20"/>
               </w:rPr>
-              <w:t xml:space="preserve">ЗАО «Альфа-Банк»,220007, </w:t>
-            </w:r>
-            <w:proofErr w:type="spellStart"/>
-            <w:r>
-              <w:rPr>
-                <w:rFonts w:ascii="Times New Roman" w:eastAsia="Times New Roman" w:hAnsi="Times New Roman"/>
-                <w:color w:val="000000"/>
-                <w:sz w:val="20"/>
-                <w:szCs w:val="20"/>
-              </w:rPr>
-              <w:t>г.Минск</w:t>
-            </w:r>
-            <w:proofErr w:type="spellEnd"/>
-            <w:r>
-              <w:rPr>
-                <w:rFonts w:ascii="Times New Roman" w:eastAsia="Times New Roman" w:hAnsi="Times New Roman"/>
-                <w:color w:val="000000"/>
-                <w:sz w:val="20"/>
-                <w:szCs w:val="20"/>
-              </w:rPr>
-              <w:t>, ул.Сурганова,43-47 УНП 101541947</w:t>
+              <w:t>ЗАО «Альфа-Банк»,220007, г.Минск, ул.Сурганова,43-47 УНП 101541947</w:t>
             </w:r>
           </w:p>
           <w:p>
@@ -6068,7 +5504,6 @@
                 </w:rPr>
                 <w:t>://</w:t>
               </w:r>
-              <w:proofErr w:type="spellStart"/>
               <w:r>
                 <w:rPr>
                   <w:rStyle w:val="a6"/>
@@ -6079,7 +5514,6 @@
                 </w:rPr>
                 <w:t>germesgarant</w:t>
               </w:r>
-              <w:proofErr w:type="spellEnd"/>
               <w:r>
                 <w:rPr>
                   <w:rStyle w:val="a6"/>
@@ -6111,7 +5545,6 @@
                 <w:lang w:eastAsia="ru-RU"/>
               </w:rPr>
             </w:pPr>
-            <w:proofErr w:type="spellStart"/>
             <w:r>
               <w:rPr>
                 <w:rFonts w:ascii="Times New Roman" w:eastAsia="Times New Roman" w:hAnsi="Times New Roman"/>
@@ -6138,17 +5571,7 @@
                 <w:szCs w:val="20"/>
                 <w:lang w:eastAsia="ru-RU"/>
               </w:rPr>
-              <w:t>Турко</w:t>
-            </w:r>
-            <w:proofErr w:type="spellEnd"/>
-            <w:r>
-              <w:rPr>
-                <w:rFonts w:ascii="Times New Roman" w:eastAsia="Times New Roman" w:hAnsi="Times New Roman"/>
-                <w:sz w:val="20"/>
-                <w:szCs w:val="20"/>
-                <w:lang w:eastAsia="ru-RU"/>
-              </w:rPr>
-              <w:t xml:space="preserve"> О.Р.</w:t>
+              <w:t>Турко О.Р.</w:t>
             </w:r>
           </w:p>
           <w:p>
@@ -6234,7 +5657,25 @@
                 <w:szCs w:val="20"/>
                 <w:lang w:eastAsia="ru-RU"/>
               </w:rPr>
-              <w:t>Адрес регистрации</w:t>
+              <w:t>Адрес</w:t>
+            </w:r>
+            <w:r>
+              <w:rPr>
+                <w:rFonts w:ascii="Times New Roman" w:hAnsi="Times New Roman"/>
+                <w:sz w:val="20"/>
+                <w:szCs w:val="20"/>
+                <w:lang w:val="en-US" w:eastAsia="ru-RU"/>
+              </w:rPr>
+              <w:t xml:space="preserve"> </w:t>
+            </w:r>
+            <w:r>
+              <w:rPr>
+                <w:rFonts w:ascii="Times New Roman" w:hAnsi="Times New Roman"/>
+                <w:sz w:val="20"/>
+                <w:szCs w:val="20"/>
+                <w:lang w:eastAsia="ru-RU"/>
+              </w:rPr>
+              <w:t>регистрации</w:t>
             </w:r>
             <w:r>
               <w:rPr>
@@ -6409,6 +5850,7 @@
                 <w:szCs w:val="20"/>
                 <w:lang w:eastAsia="ru-RU"/>
               </w:rPr>
+              <w:lastRenderedPageBreak/>
               <w:t>Потребитель_______________________ {{owner1.initials}}</w:t>
             </w:r>
             <w:bookmarkEnd w:id="10"/>
@@ -6434,6 +5876,7 @@
                 <w:szCs w:val="20"/>
                 <w:lang w:eastAsia="ru-RU"/>
               </w:rPr>
+              <w:lastRenderedPageBreak/>
               <w:t>ФИО</w:t>
             </w:r>
             <w:r>
@@ -6481,7 +5924,25 @@
                 <w:szCs w:val="20"/>
                 <w:lang w:eastAsia="ru-RU"/>
               </w:rPr>
-              <w:t>Адрес регистрации</w:t>
+              <w:t>Адрес</w:t>
+            </w:r>
+            <w:r>
+              <w:rPr>
+                <w:rFonts w:ascii="Times New Roman" w:hAnsi="Times New Roman"/>
+                <w:sz w:val="20"/>
+                <w:szCs w:val="20"/>
+                <w:lang w:val="en-US" w:eastAsia="ru-RU"/>
+              </w:rPr>
+              <w:t xml:space="preserve"> </w:t>
+            </w:r>
+            <w:r>
+              <w:rPr>
+                <w:rFonts w:ascii="Times New Roman" w:hAnsi="Times New Roman"/>
+                <w:sz w:val="20"/>
+                <w:szCs w:val="20"/>
+                <w:lang w:eastAsia="ru-RU"/>
+              </w:rPr>
+              <w:t>регистрации</w:t>
             </w:r>
             <w:r>
               <w:rPr>
@@ -6656,6 +6117,7 @@
                 <w:szCs w:val="20"/>
                 <w:lang w:eastAsia="ru-RU"/>
               </w:rPr>
+              <w:lastRenderedPageBreak/>
               <w:t>Потребитель_______________________{{owner2.initials}}</w:t>
             </w:r>
           </w:p>
@@ -6802,43 +6264,7 @@
           <w:sz w:val="16"/>
           <w:szCs w:val="16"/>
         </w:rPr>
-        <w:t>к договору оказания риэлтерских услуг по содействию в продаже объектов недвижимого имущества №{{</w:t>
-      </w:r>
-      <w:proofErr w:type="gramStart"/>
-      <w:r>
-        <w:rPr>
-          <w:rFonts w:ascii="Times New Roman" w:hAnsi="Times New Roman"/>
-          <w:sz w:val="16"/>
-          <w:szCs w:val="16"/>
-        </w:rPr>
-        <w:t>deal.contractNumber</w:t>
-      </w:r>
-      <w:proofErr w:type="gramEnd"/>
-      <w:r>
-        <w:rPr>
-          <w:rFonts w:ascii="Times New Roman" w:hAnsi="Times New Roman"/>
-          <w:sz w:val="16"/>
-          <w:szCs w:val="16"/>
-        </w:rPr>
-        <w:t>}} от {{</w:t>
-      </w:r>
-      <w:proofErr w:type="gramStart"/>
-      <w:r>
-        <w:rPr>
-          <w:rFonts w:ascii="Times New Roman" w:hAnsi="Times New Roman"/>
-          <w:sz w:val="16"/>
-          <w:szCs w:val="16"/>
-        </w:rPr>
-        <w:t>deal.date</w:t>
-      </w:r>
-      <w:proofErr w:type="gramEnd"/>
-      <w:r>
-        <w:rPr>
-          <w:rFonts w:ascii="Times New Roman" w:hAnsi="Times New Roman"/>
-          <w:sz w:val="16"/>
-          <w:szCs w:val="16"/>
-        </w:rPr>
-        <w:t>}}</w:t>
+        <w:t>к договору оказания риэлтерских услуг по содействию в продаже объектов недвижимого имущества №{{deal.contractNumber}} от {{deal.date}}</w:t>
       </w:r>
     </w:p>
     <w:p>
@@ -9120,6 +8546,7 @@
           <w:sz w:val="20"/>
           <w:szCs w:val="20"/>
         </w:rPr>
+        <w:lastRenderedPageBreak/>
         <w:t>Потребитель: _______________ /</w:t>
       </w:r>
       <w:r>
@@ -9138,51 +8565,9 @@
           <w:sz w:val="20"/>
           <w:szCs w:val="20"/>
         </w:rPr>
-        <w:t>{{</w:t>
-      </w:r>
-      <w:proofErr w:type="spellStart"/>
-      <w:proofErr w:type="gramStart"/>
-      <w:r>
-        <w:rPr>
-          <w:rFonts w:ascii="Times New Roman" w:hAnsi="Times New Roman"/>
-          <w:b/>
-          <w:sz w:val="20"/>
-          <w:szCs w:val="20"/>
-        </w:rPr>
-        <w:t>seller.initials</w:t>
-      </w:r>
-      <w:proofErr w:type="spellEnd"/>
-      <w:r>
-        <w:rPr>
-          <w:rFonts w:ascii="Times New Roman" w:hAnsi="Times New Roman"/>
-          <w:b/>
-          <w:sz w:val="20"/>
-          <w:szCs w:val="20"/>
-        </w:rPr>
-        <w:t xml:space="preserve">}}   </w:t>
-      </w:r>
-      <w:proofErr w:type="gramEnd"/>
-      <w:r>
-        <w:rPr>
-          <w:rFonts w:ascii="Times New Roman" w:hAnsi="Times New Roman"/>
-          <w:b/>
-          <w:sz w:val="20"/>
-          <w:szCs w:val="20"/>
-        </w:rPr>
-        <w:t xml:space="preserve">                             Исполнитель: _________________________</w:t>
-      </w:r>
-      <w:proofErr w:type="spellStart"/>
-      <w:r>
-        <w:rPr>
-          <w:rFonts w:ascii="Times New Roman" w:hAnsi="Times New Roman"/>
-          <w:b/>
-          <w:sz w:val="20"/>
-          <w:szCs w:val="20"/>
-        </w:rPr>
-        <w:t>О.Р.Турко</w:t>
+        <w:t>{{seller.initials}}                                Исполнитель: _________________________О.Р.Турко</w:t>
       </w:r>
       <w:bookmarkEnd w:id="11"/>
-      <w:proofErr w:type="spellEnd"/>
     </w:p>
     <w:p>
       <w:pPr>
@@ -10025,7 +9410,6 @@
   <w:style w:type="character" w:default="1" w:styleId="a0">
     <w:name w:val="Default Paragraph Font"/>
     <w:uiPriority w:val="1"/>
-    <w:semiHidden/>
     <w:unhideWhenUsed/>
   </w:style>
   <w:style w:type="table" w:default="1" w:styleId="a1">

--- a/templates/working/Договор_3_собств_общий.docx
+++ b/templates/working/Договор_3_собств_общий.docx
@@ -25,7 +25,31 @@
           <w:szCs w:val="24"/>
           <w:lang w:eastAsia="ru-RU"/>
         </w:rPr>
-        <w:t>ДОГОВОР №{{deal.contractNumber}}</w:t>
+        <w:t>ДОГОВОР №{{</w:t>
+      </w:r>
+      <w:proofErr w:type="spellStart"/>
+      <w:proofErr w:type="gramStart"/>
+      <w:r>
+        <w:rPr>
+          <w:rFonts w:ascii="Times New Roman" w:eastAsia="Times New Roman" w:hAnsi="Times New Roman"/>
+          <w:b/>
+          <w:sz w:val="24"/>
+          <w:szCs w:val="24"/>
+          <w:lang w:eastAsia="ru-RU"/>
+        </w:rPr>
+        <w:t>deal.contractNumber</w:t>
+      </w:r>
+      <w:proofErr w:type="spellEnd"/>
+      <w:proofErr w:type="gramEnd"/>
+      <w:r>
+        <w:rPr>
+          <w:rFonts w:ascii="Times New Roman" w:eastAsia="Times New Roman" w:hAnsi="Times New Roman"/>
+          <w:b/>
+          <w:sz w:val="24"/>
+          <w:szCs w:val="24"/>
+          <w:lang w:eastAsia="ru-RU"/>
+        </w:rPr>
+        <w:t>}}</w:t>
       </w:r>
     </w:p>
     <w:p>
@@ -94,15 +118,68 @@
         </w:rPr>
       </w:pPr>
       <w:bookmarkStart w:id="0" w:name="_Hlk225346991"/>
-      <w:r>
-        <w:rPr>
-          <w:rFonts w:ascii="Times New Roman" w:eastAsia="Times New Roman" w:hAnsi="Times New Roman"/>
-          <w:sz w:val="24"/>
-          <w:szCs w:val="24"/>
-          <w:lang w:eastAsia="ru-RU"/>
-        </w:rPr>
-        <w:t>г.Лида                                                                                                                                          {{deal.date}}г.</w:t>
-      </w:r>
+      <w:proofErr w:type="spellStart"/>
+      <w:r>
+        <w:rPr>
+          <w:rFonts w:ascii="Times New Roman" w:eastAsia="Times New Roman" w:hAnsi="Times New Roman"/>
+          <w:sz w:val="24"/>
+          <w:szCs w:val="24"/>
+          <w:lang w:eastAsia="ru-RU"/>
+        </w:rPr>
+        <w:t>г.Лида</w:t>
+      </w:r>
+      <w:proofErr w:type="spellEnd"/>
+      <w:r>
+        <w:rPr>
+          <w:rFonts w:ascii="Times New Roman" w:eastAsia="Times New Roman" w:hAnsi="Times New Roman"/>
+          <w:sz w:val="24"/>
+          <w:szCs w:val="24"/>
+          <w:lang w:eastAsia="ru-RU"/>
+        </w:rPr>
+        <w:t xml:space="preserve">                                                                                                                                       </w:t>
+      </w:r>
+      <w:proofErr w:type="gramStart"/>
+      <w:r>
+        <w:rPr>
+          <w:rFonts w:ascii="Times New Roman" w:eastAsia="Times New Roman" w:hAnsi="Times New Roman"/>
+          <w:sz w:val="24"/>
+          <w:szCs w:val="24"/>
+          <w:lang w:eastAsia="ru-RU"/>
+        </w:rPr>
+        <w:t xml:space="preserve">   {</w:t>
+      </w:r>
+      <w:proofErr w:type="gramEnd"/>
+      <w:r>
+        <w:rPr>
+          <w:rFonts w:ascii="Times New Roman" w:eastAsia="Times New Roman" w:hAnsi="Times New Roman"/>
+          <w:sz w:val="24"/>
+          <w:szCs w:val="24"/>
+          <w:lang w:eastAsia="ru-RU"/>
+        </w:rPr>
+        <w:t>{</w:t>
+      </w:r>
+      <w:proofErr w:type="spellStart"/>
+      <w:proofErr w:type="gramStart"/>
+      <w:r>
+        <w:rPr>
+          <w:rFonts w:ascii="Times New Roman" w:eastAsia="Times New Roman" w:hAnsi="Times New Roman"/>
+          <w:sz w:val="24"/>
+          <w:szCs w:val="24"/>
+          <w:lang w:eastAsia="ru-RU"/>
+        </w:rPr>
+        <w:t>deal.date</w:t>
+      </w:r>
+      <w:proofErr w:type="spellEnd"/>
+      <w:r>
+        <w:rPr>
+          <w:rFonts w:ascii="Times New Roman" w:eastAsia="Times New Roman" w:hAnsi="Times New Roman"/>
+          <w:sz w:val="24"/>
+          <w:szCs w:val="24"/>
+          <w:lang w:eastAsia="ru-RU"/>
+        </w:rPr>
+        <w:t>}}г.</w:t>
+      </w:r>
+      <w:proofErr w:type="gramEnd"/>
     </w:p>
     <w:p>
       <w:pPr>
@@ -131,8 +208,21 @@
           <w:szCs w:val="24"/>
           <w:lang w:eastAsia="ru-RU"/>
         </w:rPr>
-        <w:t>{{seller.fullName</w:t>
-      </w:r>
+        <w:t>{{</w:t>
+      </w:r>
+      <w:proofErr w:type="spellStart"/>
+      <w:r>
+        <w:rPr>
+          <w:rFonts w:ascii="Times New Roman" w:eastAsia="Times New Roman" w:hAnsi="Times New Roman"/>
+          <w:b/>
+          <w:bCs/>
+          <w:sz w:val="24"/>
+          <w:szCs w:val="24"/>
+          <w:lang w:eastAsia="ru-RU"/>
+        </w:rPr>
+        <w:t>seller.fullName</w:t>
+      </w:r>
+      <w:proofErr w:type="spellEnd"/>
       <w:r>
         <w:rPr>
           <w:rFonts w:ascii="Times New Roman" w:eastAsia="Times New Roman" w:hAnsi="Times New Roman"/>
@@ -288,7 +378,51 @@
           <w:szCs w:val="24"/>
           <w:lang w:eastAsia="ru-RU"/>
         </w:rPr>
-        <w:t>1.1.  Предметом настоящего договора является оказание Исполнителем Потребителю риэлтерских      услуг    по содействию в продаже   принадлежащего     Потребителю     на      праве собственности объекта недвижимого имущества (далее – риэлтерские услуги), представляющего собой "{{property.type}}", расположенный по адресу {{property.address}}.</w:t>
+        <w:t>1.1.  Предметом настоящего договора является оказание Исполнителем Потребителю риэлтерских      услуг    по содействию в продаже   принадлежащего     Потребителю     на      праве собственности объекта недвижимого имущества (далее – риэлтерские услуги), представляющего собой "{{</w:t>
+      </w:r>
+      <w:proofErr w:type="spellStart"/>
+      <w:proofErr w:type="gramStart"/>
+      <w:r>
+        <w:rPr>
+          <w:rFonts w:ascii="Times New Roman" w:eastAsia="Times New Roman" w:hAnsi="Times New Roman"/>
+          <w:sz w:val="24"/>
+          <w:szCs w:val="24"/>
+          <w:lang w:eastAsia="ru-RU"/>
+        </w:rPr>
+        <w:t>property.type</w:t>
+      </w:r>
+      <w:proofErr w:type="spellEnd"/>
+      <w:proofErr w:type="gramEnd"/>
+      <w:r>
+        <w:rPr>
+          <w:rFonts w:ascii="Times New Roman" w:eastAsia="Times New Roman" w:hAnsi="Times New Roman"/>
+          <w:sz w:val="24"/>
+          <w:szCs w:val="24"/>
+          <w:lang w:eastAsia="ru-RU"/>
+        </w:rPr>
+        <w:t>}}", расположенный по адресу {{</w:t>
+      </w:r>
+      <w:proofErr w:type="spellStart"/>
+      <w:proofErr w:type="gramStart"/>
+      <w:r>
+        <w:rPr>
+          <w:rFonts w:ascii="Times New Roman" w:eastAsia="Times New Roman" w:hAnsi="Times New Roman"/>
+          <w:sz w:val="24"/>
+          <w:szCs w:val="24"/>
+          <w:lang w:eastAsia="ru-RU"/>
+        </w:rPr>
+        <w:t>property.address</w:t>
+      </w:r>
+      <w:proofErr w:type="spellEnd"/>
+      <w:proofErr w:type="gramEnd"/>
+      <w:r>
+        <w:rPr>
+          <w:rFonts w:ascii="Times New Roman" w:eastAsia="Times New Roman" w:hAnsi="Times New Roman"/>
+          <w:sz w:val="24"/>
+          <w:szCs w:val="24"/>
+          <w:lang w:eastAsia="ru-RU"/>
+        </w:rPr>
+        <w:t>}}.</w:t>
       </w:r>
     </w:p>
     <w:p>
@@ -311,7 +445,25 @@
           <w:sz w:val="24"/>
           <w:szCs w:val="24"/>
         </w:rPr>
-        <w:t>1.2. Описание Объекта: количеств комнат - {{property.rooms}}; общая площадь - {{</w:t>
+        <w:t>1.2. Описание Объекта: количеств комнат - {{</w:t>
+      </w:r>
+      <w:proofErr w:type="spellStart"/>
+      <w:r>
+        <w:rPr>
+          <w:rFonts w:ascii="Times New Roman" w:hAnsi="Times New Roman"/>
+          <w:sz w:val="24"/>
+          <w:szCs w:val="24"/>
+        </w:rPr>
+        <w:t>property.rooms</w:t>
+      </w:r>
+      <w:proofErr w:type="spellEnd"/>
+      <w:r>
+        <w:rPr>
+          <w:rFonts w:ascii="Times New Roman" w:hAnsi="Times New Roman"/>
+          <w:sz w:val="24"/>
+          <w:szCs w:val="24"/>
+        </w:rPr>
+        <w:t>}}; общая площадь - {{</w:t>
       </w:r>
       <w:r>
         <w:rPr>
@@ -330,6 +482,7 @@
         </w:rPr>
         <w:t>.</w:t>
       </w:r>
+      <w:proofErr w:type="spellStart"/>
       <w:r>
         <w:rPr>
           <w:rFonts w:ascii="Times New Roman" w:hAnsi="Times New Roman"/>
@@ -339,6 +492,7 @@
         </w:rPr>
         <w:t>areaTotal</w:t>
       </w:r>
+      <w:proofErr w:type="spellEnd"/>
       <w:r>
         <w:rPr>
           <w:rFonts w:ascii="Times New Roman" w:hAnsi="Times New Roman"/>
@@ -362,7 +516,25 @@
           <w:sz w:val="24"/>
           <w:szCs w:val="24"/>
         </w:rPr>
-        <w:t>.areaLiving}} м², этаж/этажность - {{</w:t>
+        <w:t>.</w:t>
+      </w:r>
+      <w:proofErr w:type="spellStart"/>
+      <w:r>
+        <w:rPr>
+          <w:rFonts w:ascii="Times New Roman" w:hAnsi="Times New Roman"/>
+          <w:sz w:val="24"/>
+          <w:szCs w:val="24"/>
+        </w:rPr>
+        <w:t>areaLiving</w:t>
+      </w:r>
+      <w:proofErr w:type="spellEnd"/>
+      <w:r>
+        <w:rPr>
+          <w:rFonts w:ascii="Times New Roman" w:hAnsi="Times New Roman"/>
+          <w:sz w:val="24"/>
+          <w:szCs w:val="24"/>
+        </w:rPr>
+        <w:t>}} м², этаж/этажность - {{</w:t>
       </w:r>
       <w:r>
         <w:rPr>
@@ -379,7 +551,25 @@
           <w:sz w:val="24"/>
           <w:szCs w:val="24"/>
         </w:rPr>
-        <w:t>.floor}}/{{</w:t>
+        <w:t>.</w:t>
+      </w:r>
+      <w:proofErr w:type="spellStart"/>
+      <w:r>
+        <w:rPr>
+          <w:rFonts w:ascii="Times New Roman" w:hAnsi="Times New Roman"/>
+          <w:sz w:val="24"/>
+          <w:szCs w:val="24"/>
+        </w:rPr>
+        <w:t>floor</w:t>
+      </w:r>
+      <w:proofErr w:type="spellEnd"/>
+      <w:r>
+        <w:rPr>
+          <w:rFonts w:ascii="Times New Roman" w:hAnsi="Times New Roman"/>
+          <w:sz w:val="24"/>
+          <w:szCs w:val="24"/>
+        </w:rPr>
+        <w:t>}}/{{</w:t>
       </w:r>
       <w:r>
         <w:rPr>
@@ -396,7 +586,25 @@
           <w:sz w:val="24"/>
           <w:szCs w:val="24"/>
         </w:rPr>
-        <w:t>.floors}}; материал стен - {{</w:t>
+        <w:t>.</w:t>
+      </w:r>
+      <w:proofErr w:type="spellStart"/>
+      <w:r>
+        <w:rPr>
+          <w:rFonts w:ascii="Times New Roman" w:hAnsi="Times New Roman"/>
+          <w:sz w:val="24"/>
+          <w:szCs w:val="24"/>
+        </w:rPr>
+        <w:t>floors</w:t>
+      </w:r>
+      <w:proofErr w:type="spellEnd"/>
+      <w:r>
+        <w:rPr>
+          <w:rFonts w:ascii="Times New Roman" w:hAnsi="Times New Roman"/>
+          <w:sz w:val="24"/>
+          <w:szCs w:val="24"/>
+        </w:rPr>
+        <w:t>}}; материал стен - {{</w:t>
       </w:r>
       <w:r>
         <w:rPr>
@@ -413,7 +621,25 @@
           <w:sz w:val="24"/>
           <w:szCs w:val="24"/>
         </w:rPr>
-        <w:t>.wallMaterial}}; год постройки - {{</w:t>
+        <w:t>.</w:t>
+      </w:r>
+      <w:proofErr w:type="spellStart"/>
+      <w:r>
+        <w:rPr>
+          <w:rFonts w:ascii="Times New Roman" w:hAnsi="Times New Roman"/>
+          <w:sz w:val="24"/>
+          <w:szCs w:val="24"/>
+        </w:rPr>
+        <w:t>wallMaterial</w:t>
+      </w:r>
+      <w:proofErr w:type="spellEnd"/>
+      <w:r>
+        <w:rPr>
+          <w:rFonts w:ascii="Times New Roman" w:hAnsi="Times New Roman"/>
+          <w:sz w:val="24"/>
+          <w:szCs w:val="24"/>
+        </w:rPr>
+        <w:t>}}; год постройки - {{</w:t>
       </w:r>
       <w:r>
         <w:rPr>
@@ -430,7 +656,25 @@
           <w:sz w:val="24"/>
           <w:szCs w:val="24"/>
         </w:rPr>
-        <w:t>.yearBuilt}}; {{#property.isApartment}}инвентарный номер - {{</w:t>
+        <w:t>.</w:t>
+      </w:r>
+      <w:proofErr w:type="spellStart"/>
+      <w:r>
+        <w:rPr>
+          <w:rFonts w:ascii="Times New Roman" w:hAnsi="Times New Roman"/>
+          <w:sz w:val="24"/>
+          <w:szCs w:val="24"/>
+        </w:rPr>
+        <w:t>yearBuilt</w:t>
+      </w:r>
+      <w:proofErr w:type="spellEnd"/>
+      <w:r>
+        <w:rPr>
+          <w:rFonts w:ascii="Times New Roman" w:hAnsi="Times New Roman"/>
+          <w:sz w:val="24"/>
+          <w:szCs w:val="24"/>
+        </w:rPr>
+        <w:t>}}; {{#property.isApartment}}инвентарный номер - {{</w:t>
       </w:r>
       <w:r>
         <w:rPr>
@@ -449,6 +693,7 @@
         </w:rPr>
         <w:t>.</w:t>
       </w:r>
+      <w:proofErr w:type="spellStart"/>
       <w:r>
         <w:rPr>
           <w:rFonts w:ascii="Times New Roman" w:hAnsi="Times New Roman"/>
@@ -458,13 +703,32 @@
         </w:rPr>
         <w:t>inventoryNumber</w:t>
       </w:r>
-      <w:r>
-        <w:rPr>
-          <w:rFonts w:ascii="Times New Roman" w:hAnsi="Times New Roman"/>
-          <w:sz w:val="24"/>
-          <w:szCs w:val="24"/>
-        </w:rPr>
-        <w:t>}} {{/property.isApartment}}{</w:t>
+      <w:proofErr w:type="spellEnd"/>
+      <w:r>
+        <w:rPr>
+          <w:rFonts w:ascii="Times New Roman" w:hAnsi="Times New Roman"/>
+          <w:sz w:val="24"/>
+          <w:szCs w:val="24"/>
+        </w:rPr>
+        <w:t>}} {{/</w:t>
+      </w:r>
+      <w:proofErr w:type="spellStart"/>
+      <w:r>
+        <w:rPr>
+          <w:rFonts w:ascii="Times New Roman" w:hAnsi="Times New Roman"/>
+          <w:sz w:val="24"/>
+          <w:szCs w:val="24"/>
+        </w:rPr>
+        <w:t>property.isApartment</w:t>
+      </w:r>
+      <w:proofErr w:type="spellEnd"/>
+      <w:r>
+        <w:rPr>
+          <w:rFonts w:ascii="Times New Roman" w:hAnsi="Times New Roman"/>
+          <w:sz w:val="24"/>
+          <w:szCs w:val="24"/>
+        </w:rPr>
+        <w:t>}}{</w:t>
       </w:r>
       <w:r>
         <w:rPr>
@@ -498,7 +762,25 @@
           <w:sz w:val="24"/>
           <w:szCs w:val="24"/>
         </w:rPr>
-        <w:t>.cadastre}}; площадь земельного участка – {{</w:t>
+        <w:t>.</w:t>
+      </w:r>
+      <w:proofErr w:type="spellStart"/>
+      <w:r>
+        <w:rPr>
+          <w:rFonts w:ascii="Times New Roman" w:hAnsi="Times New Roman"/>
+          <w:sz w:val="24"/>
+          <w:szCs w:val="24"/>
+        </w:rPr>
+        <w:t>cadastre</w:t>
+      </w:r>
+      <w:proofErr w:type="spellEnd"/>
+      <w:r>
+        <w:rPr>
+          <w:rFonts w:ascii="Times New Roman" w:hAnsi="Times New Roman"/>
+          <w:sz w:val="24"/>
+          <w:szCs w:val="24"/>
+        </w:rPr>
+        <w:t>}}; площадь земельного участка – {{</w:t>
       </w:r>
       <w:r>
         <w:rPr>
@@ -526,13 +808,23 @@
         </w:rPr>
         <w:t>l</w:t>
       </w:r>
-      <w:r>
-        <w:rPr>
-          <w:rFonts w:ascii="Times New Roman" w:hAnsi="Times New Roman"/>
-          <w:sz w:val="24"/>
-          <w:szCs w:val="24"/>
-        </w:rPr>
-        <w:t>andArea}} га; форма собственности – {{</w:t>
+      <w:proofErr w:type="spellStart"/>
+      <w:r>
+        <w:rPr>
+          <w:rFonts w:ascii="Times New Roman" w:hAnsi="Times New Roman"/>
+          <w:sz w:val="24"/>
+          <w:szCs w:val="24"/>
+        </w:rPr>
+        <w:t>andArea</w:t>
+      </w:r>
+      <w:proofErr w:type="spellEnd"/>
+      <w:r>
+        <w:rPr>
+          <w:rFonts w:ascii="Times New Roman" w:hAnsi="Times New Roman"/>
+          <w:sz w:val="24"/>
+          <w:szCs w:val="24"/>
+        </w:rPr>
+        <w:t>}} га; форма собственности – {{</w:t>
       </w:r>
       <w:r>
         <w:rPr>
@@ -551,6 +843,7 @@
         </w:rPr>
         <w:t>.</w:t>
       </w:r>
+      <w:proofErr w:type="spellStart"/>
       <w:r>
         <w:rPr>
           <w:rFonts w:ascii="Times New Roman" w:hAnsi="Times New Roman"/>
@@ -560,6 +853,7 @@
         </w:rPr>
         <w:t>ownershipForm</w:t>
       </w:r>
+      <w:proofErr w:type="spellEnd"/>
       <w:r>
         <w:rPr>
           <w:rFonts w:ascii="Times New Roman" w:hAnsi="Times New Roman"/>
@@ -575,7 +869,27 @@
           <w:szCs w:val="24"/>
           <w:lang w:val="ru-BY"/>
         </w:rPr>
-        <w:t>{{/property.isHouse}}.</w:t>
+        <w:t>{{/</w:t>
+      </w:r>
+      <w:proofErr w:type="spellStart"/>
+      <w:r>
+        <w:rPr>
+          <w:rFonts w:ascii="Times New Roman" w:hAnsi="Times New Roman"/>
+          <w:sz w:val="24"/>
+          <w:szCs w:val="24"/>
+          <w:lang w:val="ru-BY"/>
+        </w:rPr>
+        <w:t>property.isHouse</w:t>
+      </w:r>
+      <w:proofErr w:type="spellEnd"/>
+      <w:r>
+        <w:rPr>
+          <w:rFonts w:ascii="Times New Roman" w:hAnsi="Times New Roman"/>
+          <w:sz w:val="24"/>
+          <w:szCs w:val="24"/>
+          <w:lang w:val="ru-BY"/>
+        </w:rPr>
+        <w:t>}}.</w:t>
       </w:r>
     </w:p>
     <w:p>
@@ -679,16 +993,64 @@
           <w:szCs w:val="24"/>
           <w:lang w:eastAsia="ru-RU"/>
         </w:rPr>
-        <w:t>{{property.priceBYN}}</w:t>
-      </w:r>
-      <w:r>
-        <w:rPr>
-          <w:rFonts w:ascii="Times New Roman" w:eastAsia="Times New Roman" w:hAnsi="Times New Roman"/>
-          <w:sz w:val="24"/>
-          <w:szCs w:val="24"/>
-          <w:lang w:eastAsia="ru-RU"/>
-        </w:rPr>
-        <w:t xml:space="preserve"> белорусских рублей ({{property.priceWords}}).</w:t>
+        <w:t>{{</w:t>
+      </w:r>
+      <w:proofErr w:type="spellStart"/>
+      <w:proofErr w:type="gramStart"/>
+      <w:r>
+        <w:rPr>
+          <w:rFonts w:ascii="Times New Roman" w:eastAsia="Times New Roman" w:hAnsi="Times New Roman"/>
+          <w:b/>
+          <w:bCs/>
+          <w:sz w:val="24"/>
+          <w:szCs w:val="24"/>
+          <w:lang w:eastAsia="ru-RU"/>
+        </w:rPr>
+        <w:t>property.priceBYN</w:t>
+      </w:r>
+      <w:proofErr w:type="spellEnd"/>
+      <w:proofErr w:type="gramEnd"/>
+      <w:r>
+        <w:rPr>
+          <w:rFonts w:ascii="Times New Roman" w:eastAsia="Times New Roman" w:hAnsi="Times New Roman"/>
+          <w:b/>
+          <w:bCs/>
+          <w:sz w:val="24"/>
+          <w:szCs w:val="24"/>
+          <w:lang w:eastAsia="ru-RU"/>
+        </w:rPr>
+        <w:t>}}</w:t>
+      </w:r>
+      <w:r>
+        <w:rPr>
+          <w:rFonts w:ascii="Times New Roman" w:eastAsia="Times New Roman" w:hAnsi="Times New Roman"/>
+          <w:sz w:val="24"/>
+          <w:szCs w:val="24"/>
+          <w:lang w:eastAsia="ru-RU"/>
+        </w:rPr>
+        <w:t xml:space="preserve"> белорусских рублей ({{</w:t>
+      </w:r>
+      <w:proofErr w:type="spellStart"/>
+      <w:proofErr w:type="gramStart"/>
+      <w:r>
+        <w:rPr>
+          <w:rFonts w:ascii="Times New Roman" w:eastAsia="Times New Roman" w:hAnsi="Times New Roman"/>
+          <w:sz w:val="24"/>
+          <w:szCs w:val="24"/>
+          <w:lang w:eastAsia="ru-RU"/>
+        </w:rPr>
+        <w:t>property.priceWords</w:t>
+      </w:r>
+      <w:proofErr w:type="spellEnd"/>
+      <w:proofErr w:type="gramEnd"/>
+      <w:r>
+        <w:rPr>
+          <w:rFonts w:ascii="Times New Roman" w:eastAsia="Times New Roman" w:hAnsi="Times New Roman"/>
+          <w:sz w:val="24"/>
+          <w:szCs w:val="24"/>
+          <w:lang w:eastAsia="ru-RU"/>
+        </w:rPr>
+        <w:t>}}).</w:t>
       </w:r>
     </w:p>
     <w:p>
@@ -912,8 +1274,9 @@
           <w:szCs w:val="24"/>
           <w:lang w:eastAsia="ru-RU"/>
         </w:rPr>
-        <w:t>{{commission.percent}}</w:t>
-      </w:r>
+        <w:t>{{</w:t>
+      </w:r>
+      <w:proofErr w:type="spellStart"/>
       <w:r>
         <w:rPr>
           <w:rFonts w:ascii="Times New Roman" w:eastAsia="Times New Roman" w:hAnsi="Times New Roman"/>
@@ -923,8 +1286,9 @@
           <w:szCs w:val="24"/>
           <w:lang w:eastAsia="ru-RU"/>
         </w:rPr>
-        <w:t xml:space="preserve"> </w:t>
-      </w:r>
+        <w:t>commission.percent</w:t>
+      </w:r>
+      <w:proofErr w:type="spellEnd"/>
       <w:r>
         <w:rPr>
           <w:rFonts w:ascii="Times New Roman" w:eastAsia="Times New Roman" w:hAnsi="Times New Roman"/>
@@ -934,16 +1298,7 @@
           <w:szCs w:val="24"/>
           <w:lang w:eastAsia="ru-RU"/>
         </w:rPr>
-        <w:t>%</w:t>
-      </w:r>
-      <w:r>
-        <w:rPr>
-          <w:rFonts w:ascii="Times New Roman" w:eastAsia="Times New Roman" w:hAnsi="Times New Roman"/>
-          <w:sz w:val="24"/>
-          <w:szCs w:val="24"/>
-          <w:lang w:eastAsia="ru-RU"/>
-        </w:rPr>
-        <w:t xml:space="preserve"> от стоимости объекта недвижимого имущества, а именно </w:t>
+        <w:t>}}</w:t>
       </w:r>
       <w:r>
         <w:rPr>
@@ -954,16 +1309,91 @@
           <w:szCs w:val="24"/>
           <w:lang w:eastAsia="ru-RU"/>
         </w:rPr>
-        <w:t>{{commission.amountBYN}}</w:t>
-      </w:r>
-      <w:r>
-        <w:rPr>
-          <w:rFonts w:ascii="Times New Roman" w:eastAsia="Times New Roman" w:hAnsi="Times New Roman"/>
-          <w:sz w:val="24"/>
-          <w:szCs w:val="24"/>
-          <w:lang w:eastAsia="ru-RU"/>
-        </w:rPr>
-        <w:t xml:space="preserve">  белорусских рублей ({{commission.amountWords}}), с включением в такую оплату затрат по риэлтерским услугам, указанным в абзацах втором — шестом пункта 1 статьи 16 Закона Республики Беларусь от 8 мая 2025 г. № 71-З «О риэлтерской деятельности».</w:t>
+        <w:t xml:space="preserve"> </w:t>
+      </w:r>
+      <w:r>
+        <w:rPr>
+          <w:rFonts w:ascii="Times New Roman" w:eastAsia="Times New Roman" w:hAnsi="Times New Roman"/>
+          <w:b/>
+          <w:bCs/>
+          <w:sz w:val="24"/>
+          <w:szCs w:val="24"/>
+          <w:lang w:eastAsia="ru-RU"/>
+        </w:rPr>
+        <w:t>%</w:t>
+      </w:r>
+      <w:r>
+        <w:rPr>
+          <w:rFonts w:ascii="Times New Roman" w:eastAsia="Times New Roman" w:hAnsi="Times New Roman"/>
+          <w:sz w:val="24"/>
+          <w:szCs w:val="24"/>
+          <w:lang w:eastAsia="ru-RU"/>
+        </w:rPr>
+        <w:t xml:space="preserve"> от стоимости объекта недвижимого имущества, а именно </w:t>
+      </w:r>
+      <w:r>
+        <w:rPr>
+          <w:rFonts w:ascii="Times New Roman" w:eastAsia="Times New Roman" w:hAnsi="Times New Roman"/>
+          <w:b/>
+          <w:bCs/>
+          <w:sz w:val="24"/>
+          <w:szCs w:val="24"/>
+          <w:lang w:eastAsia="ru-RU"/>
+        </w:rPr>
+        <w:t>{{</w:t>
+      </w:r>
+      <w:proofErr w:type="spellStart"/>
+      <w:r>
+        <w:rPr>
+          <w:rFonts w:ascii="Times New Roman" w:eastAsia="Times New Roman" w:hAnsi="Times New Roman"/>
+          <w:b/>
+          <w:bCs/>
+          <w:sz w:val="24"/>
+          <w:szCs w:val="24"/>
+          <w:lang w:eastAsia="ru-RU"/>
+        </w:rPr>
+        <w:t>commission.amountBYN</w:t>
+      </w:r>
+      <w:proofErr w:type="spellEnd"/>
+      <w:r>
+        <w:rPr>
+          <w:rFonts w:ascii="Times New Roman" w:eastAsia="Times New Roman" w:hAnsi="Times New Roman"/>
+          <w:b/>
+          <w:bCs/>
+          <w:sz w:val="24"/>
+          <w:szCs w:val="24"/>
+          <w:lang w:eastAsia="ru-RU"/>
+        </w:rPr>
+        <w:t>}}</w:t>
+      </w:r>
+      <w:r>
+        <w:rPr>
+          <w:rFonts w:ascii="Times New Roman" w:eastAsia="Times New Roman" w:hAnsi="Times New Roman"/>
+          <w:sz w:val="24"/>
+          <w:szCs w:val="24"/>
+          <w:lang w:eastAsia="ru-RU"/>
+        </w:rPr>
+        <w:t xml:space="preserve">  белорусских рублей ({{</w:t>
+      </w:r>
+      <w:proofErr w:type="spellStart"/>
+      <w:r>
+        <w:rPr>
+          <w:rFonts w:ascii="Times New Roman" w:eastAsia="Times New Roman" w:hAnsi="Times New Roman"/>
+          <w:sz w:val="24"/>
+          <w:szCs w:val="24"/>
+          <w:lang w:eastAsia="ru-RU"/>
+        </w:rPr>
+        <w:t>commission.amountWords</w:t>
+      </w:r>
+      <w:proofErr w:type="spellEnd"/>
+      <w:r>
+        <w:rPr>
+          <w:rFonts w:ascii="Times New Roman" w:eastAsia="Times New Roman" w:hAnsi="Times New Roman"/>
+          <w:sz w:val="24"/>
+          <w:szCs w:val="24"/>
+          <w:lang w:eastAsia="ru-RU"/>
+        </w:rPr>
+        <w:t>}}), с включением в такую оплату затрат по риэлтерским услугам, указанным в абзацах втором — шестом пункта 1 статьи 16 Закона Республики Беларусь от 8 мая 2025 г. № 71-З «О риэлтерской деятельности».</w:t>
       </w:r>
       <w:bookmarkStart w:id="2" w:name="_Hlk225347332"/>
       <w:bookmarkEnd w:id="2"/>
@@ -3299,8 +3729,30 @@
           <w:szCs w:val="24"/>
           <w:lang w:eastAsia="ru-RU"/>
         </w:rPr>
-        <w:t>4.1. Настоящий договор вступает в силу со дня подписания его Сторонами и действует до {{deal.endDateText}}г.</w:t>
-      </w:r>
+        <w:t>4.1. Настоящий договор вступает в силу со дня подписания его Сторонами и действует до {{</w:t>
+      </w:r>
+      <w:proofErr w:type="spellStart"/>
+      <w:proofErr w:type="gramStart"/>
+      <w:r>
+        <w:rPr>
+          <w:rFonts w:ascii="Times New Roman" w:eastAsia="Times New Roman" w:hAnsi="Times New Roman"/>
+          <w:sz w:val="24"/>
+          <w:szCs w:val="24"/>
+          <w:lang w:eastAsia="ru-RU"/>
+        </w:rPr>
+        <w:t>deal.endDateText</w:t>
+      </w:r>
+      <w:proofErr w:type="spellEnd"/>
+      <w:r>
+        <w:rPr>
+          <w:rFonts w:ascii="Times New Roman" w:eastAsia="Times New Roman" w:hAnsi="Times New Roman"/>
+          <w:sz w:val="24"/>
+          <w:szCs w:val="24"/>
+          <w:lang w:eastAsia="ru-RU"/>
+        </w:rPr>
+        <w:t>}}г.</w:t>
+      </w:r>
+      <w:proofErr w:type="gramEnd"/>
     </w:p>
     <w:p>
       <w:pPr>
@@ -3984,16 +4436,25 @@
           <w:szCs w:val="24"/>
           <w:lang w:eastAsia="ru-RU"/>
         </w:rPr>
-        <w:t>5.4.2.</w:t>
-      </w:r>
-      <w:r>
-        <w:rPr>
-          <w:rFonts w:ascii="Times New Roman" w:eastAsia="Times New Roman" w:hAnsi="Times New Roman"/>
-          <w:sz w:val="24"/>
-          <w:szCs w:val="24"/>
-          <w:lang w:eastAsia="ru-RU"/>
-        </w:rPr>
-        <w:t xml:space="preserve">действия   нотариуса, регистратора, государственных   органов   и иных организаций,  </w:t>
+        <w:t>5.4.</w:t>
+      </w:r>
+      <w:r>
+        <w:rPr>
+          <w:rFonts w:ascii="Times New Roman" w:eastAsia="Times New Roman" w:hAnsi="Times New Roman"/>
+          <w:sz w:val="24"/>
+          <w:szCs w:val="24"/>
+          <w:lang w:eastAsia="ru-RU"/>
+        </w:rPr>
+        <w:t>2. действия</w:t>
+      </w:r>
+      <w:r>
+        <w:rPr>
+          <w:rFonts w:ascii="Times New Roman" w:eastAsia="Times New Roman" w:hAnsi="Times New Roman"/>
+          <w:sz w:val="24"/>
+          <w:szCs w:val="24"/>
+          <w:lang w:eastAsia="ru-RU"/>
+        </w:rPr>
+        <w:t xml:space="preserve">   нотариуса, регистратора, государственных   органов   и иных организаций,  </w:t>
       </w:r>
       <w:r>
         <w:rPr>
@@ -4579,7 +5040,25 @@
           <w:szCs w:val="24"/>
           <w:lang w:eastAsia="ru-RU"/>
         </w:rPr>
-        <w:t xml:space="preserve">6.5.Стороны обязуются не разглашать сведения конфиденциального характера </w:t>
+        <w:t>6.</w:t>
+      </w:r>
+      <w:r>
+        <w:rPr>
+          <w:rFonts w:ascii="Times New Roman" w:eastAsia="Times New Roman" w:hAnsi="Times New Roman"/>
+          <w:sz w:val="24"/>
+          <w:szCs w:val="24"/>
+          <w:lang w:eastAsia="ru-RU"/>
+        </w:rPr>
+        <w:t>5. Стороны</w:t>
+      </w:r>
+      <w:r>
+        <w:rPr>
+          <w:rFonts w:ascii="Times New Roman" w:eastAsia="Times New Roman" w:hAnsi="Times New Roman"/>
+          <w:sz w:val="24"/>
+          <w:szCs w:val="24"/>
+          <w:lang w:eastAsia="ru-RU"/>
+        </w:rPr>
+        <w:t xml:space="preserve"> обязуются не разглашать сведения конфиденциального характера </w:t>
       </w:r>
       <w:r>
         <w:rPr>
@@ -4690,7 +5169,23 @@
           <w:sz w:val="24"/>
           <w:szCs w:val="24"/>
         </w:rPr>
-        <w:t xml:space="preserve"> всем, что не оговорено условиями Договора, Стороны руководствуются действующим законодательством Республики Беларусь. Потребитель, подписывая настоящий договор, подтверждает, что ознакомлен с Политикой об обработке персональных данных, действующей у Исполнителя и соглашается с ее содержанием в полном объеме без каких-либо исключений. Потребитель своей подписью в настоящем договоре выражает согласие на обработку персональных данных согласно перечню, указанному в уголке потребителя по месту нахождения Исполнителя, с которым Потребитель ознакомлен).</w:t>
+        <w:t xml:space="preserve"> всем, что не оговорено условиями Договора, Стороны руководствуются действующим законодательством Республики Беларусь. Потребитель, подписывая настоящий договор, подтверждает, что ознакомлен с Политикой об обработке персональных данных, действующей </w:t>
+      </w:r>
+      <w:r>
+        <w:rPr>
+          <w:rFonts w:ascii="Times New Roman" w:hAnsi="Times New Roman"/>
+          <w:sz w:val="24"/>
+          <w:szCs w:val="24"/>
+        </w:rPr>
+        <w:t>у Исполнителя,</w:t>
+      </w:r>
+      <w:r>
+        <w:rPr>
+          <w:rFonts w:ascii="Times New Roman" w:hAnsi="Times New Roman"/>
+          <w:sz w:val="24"/>
+          <w:szCs w:val="24"/>
+        </w:rPr>
+        <w:t xml:space="preserve"> и соглашается с ее содержанием в полном объеме без каких-либо исключений. Потребитель своей подписью в настоящем договоре выражает согласие на обработку персональных данных согласно перечню, указанному в уголке потребителя по месту нахождения Исполнителя, с которым Потребитель ознакомлен).</w:t>
       </w:r>
     </w:p>
     <w:p>
@@ -4726,7 +5221,7 @@
           <w:sz w:val="24"/>
           <w:szCs w:val="24"/>
         </w:rPr>
-        <w:t>. Договор составлен в двух экземплярах, по одному у каждой из Сторон.</w:t>
+        <w:t xml:space="preserve">. Перечень переданных документов риэлтерской организации Потребителем: </w:t>
       </w:r>
     </w:p>
     <w:p>
@@ -4740,29 +5235,14 @@
           <w:szCs w:val="24"/>
         </w:rPr>
       </w:pPr>
-      <w:r>
-        <w:rPr>
-          <w:rFonts w:ascii="Times New Roman" w:hAnsi="Times New Roman"/>
-          <w:sz w:val="24"/>
-          <w:szCs w:val="24"/>
-        </w:rPr>
-        <w:t>6.</w:t>
-      </w:r>
-      <w:r>
-        <w:rPr>
-          <w:rFonts w:ascii="Times New Roman" w:hAnsi="Times New Roman"/>
-          <w:sz w:val="24"/>
-          <w:szCs w:val="24"/>
-        </w:rPr>
-        <w:t>9</w:t>
-      </w:r>
-      <w:r>
-        <w:rPr>
-          <w:rFonts w:ascii="Times New Roman" w:hAnsi="Times New Roman"/>
-          <w:sz w:val="24"/>
-          <w:szCs w:val="24"/>
-        </w:rPr>
-        <w:t xml:space="preserve">. Перечень переданных документов риэлтерской организации Потребителем: </w:t>
+      <w:bookmarkStart w:id="9" w:name="_Hlk232533006"/>
+      <w:r>
+        <w:rPr>
+          <w:rFonts w:ascii="Times New Roman" w:hAnsi="Times New Roman"/>
+          <w:sz w:val="24"/>
+          <w:szCs w:val="24"/>
+        </w:rPr>
+        <w:t>__________________________________________________________________________________________</w:t>
       </w:r>
     </w:p>
     <w:p>
@@ -4776,7 +5256,6 @@
           <w:szCs w:val="24"/>
         </w:rPr>
       </w:pPr>
-      <w:bookmarkStart w:id="9" w:name="_Hlk232533006"/>
       <w:r>
         <w:rPr>
           <w:rFonts w:ascii="Times New Roman" w:hAnsi="Times New Roman"/>
@@ -4786,6 +5265,7 @@
         <w:t>__________________________________________________________________________________________</w:t>
       </w:r>
     </w:p>
+    <w:bookmarkEnd w:id="9"/>
     <w:p>
       <w:pPr>
         <w:spacing w:after="0"/>
@@ -4803,27 +5283,6 @@
           <w:sz w:val="24"/>
           <w:szCs w:val="24"/>
         </w:rPr>
-        <w:t>__________________________________________________________________________________________</w:t>
-      </w:r>
-    </w:p>
-    <w:bookmarkEnd w:id="9"/>
-    <w:p>
-      <w:pPr>
-        <w:spacing w:after="0"/>
-        <w:ind w:left="567" w:hanging="567"/>
-        <w:jc w:val="both"/>
-        <w:rPr>
-          <w:rFonts w:ascii="Times New Roman" w:hAnsi="Times New Roman"/>
-          <w:sz w:val="24"/>
-          <w:szCs w:val="24"/>
-        </w:rPr>
-      </w:pPr>
-      <w:r>
-        <w:rPr>
-          <w:rFonts w:ascii="Times New Roman" w:hAnsi="Times New Roman"/>
-          <w:sz w:val="24"/>
-          <w:szCs w:val="24"/>
-        </w:rPr>
         <w:t>6.</w:t>
       </w:r>
       <w:r>
@@ -4832,7 +5291,7 @@
           <w:sz w:val="24"/>
           <w:szCs w:val="24"/>
         </w:rPr>
-        <w:t>10</w:t>
+        <w:t>9</w:t>
       </w:r>
       <w:r>
         <w:rPr>
@@ -4874,7 +5333,31 @@
           <w:szCs w:val="20"/>
           <w:lang w:eastAsia="ru-RU"/>
         </w:rPr>
-        <w:t>Ответственный риэлтер по настоящему договору {{agent.initials}}</w:t>
+        <w:t>Ответственный риэлтер по настоящему договору {{</w:t>
+      </w:r>
+      <w:proofErr w:type="spellStart"/>
+      <w:proofErr w:type="gramStart"/>
+      <w:r>
+        <w:rPr>
+          <w:rFonts w:ascii="Times New Roman" w:eastAsia="Times New Roman" w:hAnsi="Times New Roman"/>
+          <w:i/>
+          <w:sz w:val="20"/>
+          <w:szCs w:val="20"/>
+          <w:lang w:eastAsia="ru-RU"/>
+        </w:rPr>
+        <w:t>agent.initials</w:t>
+      </w:r>
+      <w:proofErr w:type="spellEnd"/>
+      <w:proofErr w:type="gramEnd"/>
+      <w:r>
+        <w:rPr>
+          <w:rFonts w:ascii="Times New Roman" w:eastAsia="Times New Roman" w:hAnsi="Times New Roman"/>
+          <w:i/>
+          <w:sz w:val="20"/>
+          <w:szCs w:val="20"/>
+          <w:lang w:eastAsia="ru-RU"/>
+        </w:rPr>
+        <w:t>}}</w:t>
       </w:r>
     </w:p>
     <w:p>
@@ -4924,8 +5407,10 @@
           <w:szCs w:val="20"/>
           <w:lang w:eastAsia="ru-RU"/>
         </w:rPr>
-        <w:t>№ {{agent.attestationNumber}}</w:t>
-      </w:r>
+        <w:t>№ {{</w:t>
+      </w:r>
+      <w:proofErr w:type="spellStart"/>
+      <w:proofErr w:type="gramStart"/>
       <w:r>
         <w:rPr>
           <w:rFonts w:ascii="Times New Roman" w:eastAsia="Times New Roman" w:hAnsi="Times New Roman"/>
@@ -4934,8 +5419,10 @@
           <w:szCs w:val="20"/>
           <w:lang w:eastAsia="ru-RU"/>
         </w:rPr>
-        <w:t xml:space="preserve"> </w:t>
-      </w:r>
+        <w:t>agent.attestationNumber</w:t>
+      </w:r>
+      <w:proofErr w:type="spellEnd"/>
+      <w:proofErr w:type="gramEnd"/>
       <w:r>
         <w:rPr>
           <w:rFonts w:ascii="Times New Roman" w:eastAsia="Times New Roman" w:hAnsi="Times New Roman"/>
@@ -4944,8 +5431,86 @@
           <w:szCs w:val="20"/>
           <w:lang w:eastAsia="ru-RU"/>
         </w:rPr>
-        <w:t>от {{agent.attestationDate}}г, действует до {{agent.attestationExpiry}}г</w:t>
-      </w:r>
+        <w:t>}}</w:t>
+      </w:r>
+      <w:r>
+        <w:rPr>
+          <w:rFonts w:ascii="Times New Roman" w:eastAsia="Times New Roman" w:hAnsi="Times New Roman"/>
+          <w:i/>
+          <w:sz w:val="20"/>
+          <w:szCs w:val="20"/>
+          <w:lang w:eastAsia="ru-RU"/>
+        </w:rPr>
+        <w:t xml:space="preserve"> </w:t>
+      </w:r>
+      <w:r>
+        <w:rPr>
+          <w:rFonts w:ascii="Times New Roman" w:eastAsia="Times New Roman" w:hAnsi="Times New Roman"/>
+          <w:i/>
+          <w:sz w:val="20"/>
+          <w:szCs w:val="20"/>
+          <w:lang w:eastAsia="ru-RU"/>
+        </w:rPr>
+        <w:t>от {{</w:t>
+      </w:r>
+      <w:proofErr w:type="spellStart"/>
+      <w:proofErr w:type="gramStart"/>
+      <w:r>
+        <w:rPr>
+          <w:rFonts w:ascii="Times New Roman" w:eastAsia="Times New Roman" w:hAnsi="Times New Roman"/>
+          <w:i/>
+          <w:sz w:val="20"/>
+          <w:szCs w:val="20"/>
+          <w:lang w:eastAsia="ru-RU"/>
+        </w:rPr>
+        <w:t>agent.attestationDate</w:t>
+      </w:r>
+      <w:proofErr w:type="spellEnd"/>
+      <w:r>
+        <w:rPr>
+          <w:rFonts w:ascii="Times New Roman" w:eastAsia="Times New Roman" w:hAnsi="Times New Roman"/>
+          <w:i/>
+          <w:sz w:val="20"/>
+          <w:szCs w:val="20"/>
+          <w:lang w:eastAsia="ru-RU"/>
+        </w:rPr>
+        <w:t>}}г</w:t>
+      </w:r>
+      <w:proofErr w:type="gramEnd"/>
+      <w:r>
+        <w:rPr>
+          <w:rFonts w:ascii="Times New Roman" w:eastAsia="Times New Roman" w:hAnsi="Times New Roman"/>
+          <w:i/>
+          <w:sz w:val="20"/>
+          <w:szCs w:val="20"/>
+          <w:lang w:eastAsia="ru-RU"/>
+        </w:rPr>
+        <w:t>, действует до {{</w:t>
+      </w:r>
+      <w:proofErr w:type="spellStart"/>
+      <w:proofErr w:type="gramStart"/>
+      <w:r>
+        <w:rPr>
+          <w:rFonts w:ascii="Times New Roman" w:eastAsia="Times New Roman" w:hAnsi="Times New Roman"/>
+          <w:i/>
+          <w:sz w:val="20"/>
+          <w:szCs w:val="20"/>
+          <w:lang w:eastAsia="ru-RU"/>
+        </w:rPr>
+        <w:t>agent.attestationExpiry</w:t>
+      </w:r>
+      <w:proofErr w:type="spellEnd"/>
+      <w:r>
+        <w:rPr>
+          <w:rFonts w:ascii="Times New Roman" w:eastAsia="Times New Roman" w:hAnsi="Times New Roman"/>
+          <w:i/>
+          <w:sz w:val="20"/>
+          <w:szCs w:val="20"/>
+          <w:lang w:eastAsia="ru-RU"/>
+        </w:rPr>
+        <w:t>}}г</w:t>
+      </w:r>
+      <w:proofErr w:type="gramEnd"/>
     </w:p>
     <w:p>
       <w:pPr>
@@ -4956,6 +5521,8 @@
         <w:rPr>
           <w:rFonts w:ascii="Times New Roman" w:eastAsia="Times New Roman" w:hAnsi="Times New Roman"/>
           <w:bCs/>
+          <w:i/>
+          <w:iCs/>
           <w:sz w:val="20"/>
           <w:szCs w:val="20"/>
           <w:lang w:eastAsia="ru-RU"/>
@@ -4965,11 +5532,41 @@
         <w:rPr>
           <w:rFonts w:ascii="Times New Roman" w:eastAsia="Times New Roman" w:hAnsi="Times New Roman"/>
           <w:bCs/>
+          <w:i/>
+          <w:iCs/>
           <w:sz w:val="20"/>
           <w:szCs w:val="20"/>
           <w:lang w:eastAsia="ru-RU"/>
         </w:rPr>
-        <w:t>Идентификационная пластиковая карточка {{agent.cardNumber}}</w:t>
+        <w:t>Идентификационная пластиковая карточка {{</w:t>
+      </w:r>
+      <w:proofErr w:type="spellStart"/>
+      <w:proofErr w:type="gramStart"/>
+      <w:r>
+        <w:rPr>
+          <w:rFonts w:ascii="Times New Roman" w:eastAsia="Times New Roman" w:hAnsi="Times New Roman"/>
+          <w:bCs/>
+          <w:i/>
+          <w:iCs/>
+          <w:sz w:val="20"/>
+          <w:szCs w:val="20"/>
+          <w:lang w:eastAsia="ru-RU"/>
+        </w:rPr>
+        <w:t>agent.cardNumber</w:t>
+      </w:r>
+      <w:proofErr w:type="spellEnd"/>
+      <w:proofErr w:type="gramEnd"/>
+      <w:r>
+        <w:rPr>
+          <w:rFonts w:ascii="Times New Roman" w:eastAsia="Times New Roman" w:hAnsi="Times New Roman"/>
+          <w:bCs/>
+          <w:i/>
+          <w:iCs/>
+          <w:sz w:val="20"/>
+          <w:szCs w:val="20"/>
+          <w:lang w:eastAsia="ru-RU"/>
+        </w:rPr>
+        <w:t>}}</w:t>
       </w:r>
     </w:p>
     <w:p>
@@ -5045,7 +5642,29 @@
                 <w:szCs w:val="20"/>
                 <w:lang w:eastAsia="ru-RU"/>
               </w:rPr>
-              <w:t>ФИО: {{seller.fullName}}</w:t>
+              <w:t>ФИО: {{</w:t>
+            </w:r>
+            <w:proofErr w:type="spellStart"/>
+            <w:proofErr w:type="gramStart"/>
+            <w:r>
+              <w:rPr>
+                <w:rFonts w:ascii="Times New Roman" w:hAnsi="Times New Roman"/>
+                <w:sz w:val="20"/>
+                <w:szCs w:val="20"/>
+                <w:lang w:eastAsia="ru-RU"/>
+              </w:rPr>
+              <w:t>seller.fullName</w:t>
+            </w:r>
+            <w:proofErr w:type="spellEnd"/>
+            <w:proofErr w:type="gramEnd"/>
+            <w:r>
+              <w:rPr>
+                <w:rFonts w:ascii="Times New Roman" w:hAnsi="Times New Roman"/>
+                <w:sz w:val="20"/>
+                <w:szCs w:val="20"/>
+                <w:lang w:eastAsia="ru-RU"/>
+              </w:rPr>
+              <w:t>}}</w:t>
             </w:r>
           </w:p>
           <w:p>
@@ -5064,7 +5683,29 @@
                 <w:szCs w:val="20"/>
                 <w:lang w:eastAsia="ru-RU"/>
               </w:rPr>
-              <w:t>{{seller.birthDate}} г.р.</w:t>
+              <w:t>{{</w:t>
+            </w:r>
+            <w:proofErr w:type="spellStart"/>
+            <w:proofErr w:type="gramStart"/>
+            <w:r>
+              <w:rPr>
+                <w:rFonts w:ascii="Times New Roman" w:hAnsi="Times New Roman"/>
+                <w:sz w:val="20"/>
+                <w:szCs w:val="20"/>
+                <w:lang w:eastAsia="ru-RU"/>
+              </w:rPr>
+              <w:t>seller.birthDate</w:t>
+            </w:r>
+            <w:proofErr w:type="spellEnd"/>
+            <w:proofErr w:type="gramEnd"/>
+            <w:r>
+              <w:rPr>
+                <w:rFonts w:ascii="Times New Roman" w:hAnsi="Times New Roman"/>
+                <w:sz w:val="20"/>
+                <w:szCs w:val="20"/>
+                <w:lang w:eastAsia="ru-RU"/>
+              </w:rPr>
+              <w:t>}} г.р.</w:t>
             </w:r>
           </w:p>
           <w:p>
@@ -5092,7 +5733,29 @@
                 <w:szCs w:val="20"/>
                 <w:lang w:eastAsia="ru-RU"/>
               </w:rPr>
-              <w:t>: {{seller.address}}</w:t>
+              <w:t>: {{</w:t>
+            </w:r>
+            <w:proofErr w:type="spellStart"/>
+            <w:proofErr w:type="gramStart"/>
+            <w:r>
+              <w:rPr>
+                <w:rFonts w:ascii="Times New Roman" w:hAnsi="Times New Roman"/>
+                <w:sz w:val="20"/>
+                <w:szCs w:val="20"/>
+                <w:lang w:eastAsia="ru-RU"/>
+              </w:rPr>
+              <w:t>seller.address</w:t>
+            </w:r>
+            <w:proofErr w:type="spellEnd"/>
+            <w:proofErr w:type="gramEnd"/>
+            <w:r>
+              <w:rPr>
+                <w:rFonts w:ascii="Times New Roman" w:hAnsi="Times New Roman"/>
+                <w:sz w:val="20"/>
+                <w:szCs w:val="20"/>
+                <w:lang w:eastAsia="ru-RU"/>
+              </w:rPr>
+              <w:t>}}</w:t>
             </w:r>
           </w:p>
           <w:p>
@@ -5111,7 +5774,29 @@
                 <w:szCs w:val="20"/>
                 <w:lang w:eastAsia="ru-RU"/>
               </w:rPr>
-              <w:t>Паспорт: {{seller.passport}}</w:t>
+              <w:t>Паспорт: {{</w:t>
+            </w:r>
+            <w:proofErr w:type="spellStart"/>
+            <w:proofErr w:type="gramStart"/>
+            <w:r>
+              <w:rPr>
+                <w:rFonts w:ascii="Times New Roman" w:hAnsi="Times New Roman"/>
+                <w:sz w:val="20"/>
+                <w:szCs w:val="20"/>
+                <w:lang w:eastAsia="ru-RU"/>
+              </w:rPr>
+              <w:t>seller.passport</w:t>
+            </w:r>
+            <w:proofErr w:type="spellEnd"/>
+            <w:proofErr w:type="gramEnd"/>
+            <w:r>
+              <w:rPr>
+                <w:rFonts w:ascii="Times New Roman" w:hAnsi="Times New Roman"/>
+                <w:sz w:val="20"/>
+                <w:szCs w:val="20"/>
+                <w:lang w:eastAsia="ru-RU"/>
+              </w:rPr>
+              <w:t>}}</w:t>
             </w:r>
           </w:p>
           <w:p>
@@ -5139,7 +5824,51 @@
                 <w:szCs w:val="20"/>
                 <w:lang w:val="en-US" w:eastAsia="ru-RU"/>
               </w:rPr>
-              <w:t xml:space="preserve"> {{seller.passportIssuedByInstrumental}} {{seller.passportIssueDate}}</w:t>
+              <w:t xml:space="preserve"> {{</w:t>
+            </w:r>
+            <w:proofErr w:type="spellStart"/>
+            <w:proofErr w:type="gramStart"/>
+            <w:r>
+              <w:rPr>
+                <w:rFonts w:ascii="Times New Roman" w:hAnsi="Times New Roman"/>
+                <w:sz w:val="20"/>
+                <w:szCs w:val="20"/>
+                <w:lang w:val="en-US" w:eastAsia="ru-RU"/>
+              </w:rPr>
+              <w:t>seller.passportIssuedByInstrumental</w:t>
+            </w:r>
+            <w:proofErr w:type="spellEnd"/>
+            <w:proofErr w:type="gramEnd"/>
+            <w:r>
+              <w:rPr>
+                <w:rFonts w:ascii="Times New Roman" w:hAnsi="Times New Roman"/>
+                <w:sz w:val="20"/>
+                <w:szCs w:val="20"/>
+                <w:lang w:val="en-US" w:eastAsia="ru-RU"/>
+              </w:rPr>
+              <w:t>}} {{</w:t>
+            </w:r>
+            <w:proofErr w:type="spellStart"/>
+            <w:proofErr w:type="gramStart"/>
+            <w:r>
+              <w:rPr>
+                <w:rFonts w:ascii="Times New Roman" w:hAnsi="Times New Roman"/>
+                <w:sz w:val="20"/>
+                <w:szCs w:val="20"/>
+                <w:lang w:val="en-US" w:eastAsia="ru-RU"/>
+              </w:rPr>
+              <w:t>seller.passportIssueDate</w:t>
+            </w:r>
+            <w:proofErr w:type="spellEnd"/>
+            <w:proofErr w:type="gramEnd"/>
+            <w:r>
+              <w:rPr>
+                <w:rFonts w:ascii="Times New Roman" w:hAnsi="Times New Roman"/>
+                <w:sz w:val="20"/>
+                <w:szCs w:val="20"/>
+                <w:lang w:val="en-US" w:eastAsia="ru-RU"/>
+              </w:rPr>
+              <w:t>}}</w:t>
             </w:r>
           </w:p>
           <w:p>
@@ -5158,7 +5887,34 @@
                 <w:szCs w:val="20"/>
                 <w:lang w:eastAsia="ru-RU"/>
               </w:rPr>
-              <w:t>Идентификационный номер: {{seller.id}}</w:t>
+              <w:t>Идентификационный</w:t>
+            </w:r>
+            <w:r>
+              <w:rPr>
+                <w:rFonts w:ascii="Times New Roman" w:hAnsi="Times New Roman"/>
+                <w:sz w:val="20"/>
+                <w:szCs w:val="20"/>
+                <w:lang w:val="en-US" w:eastAsia="ru-RU"/>
+              </w:rPr>
+              <w:t xml:space="preserve"> </w:t>
+            </w:r>
+            <w:r>
+              <w:rPr>
+                <w:rFonts w:ascii="Times New Roman" w:hAnsi="Times New Roman"/>
+                <w:sz w:val="20"/>
+                <w:szCs w:val="20"/>
+                <w:lang w:eastAsia="ru-RU"/>
+              </w:rPr>
+              <w:t>номер</w:t>
+            </w:r>
+            <w:r>
+              <w:rPr>
+                <w:rFonts w:ascii="Times New Roman" w:hAnsi="Times New Roman"/>
+                <w:sz w:val="20"/>
+                <w:szCs w:val="20"/>
+                <w:lang w:val="en-US" w:eastAsia="ru-RU"/>
+              </w:rPr>
+              <w:t>: {{seller.id}}</w:t>
             </w:r>
           </w:p>
           <w:p>
@@ -5186,7 +5942,29 @@
                 <w:szCs w:val="20"/>
                 <w:lang w:val="en-US" w:eastAsia="ru-RU"/>
               </w:rPr>
-              <w:t>: {{seller.phone}}</w:t>
+              <w:t>: {{</w:t>
+            </w:r>
+            <w:proofErr w:type="spellStart"/>
+            <w:proofErr w:type="gramStart"/>
+            <w:r>
+              <w:rPr>
+                <w:rFonts w:ascii="Times New Roman" w:hAnsi="Times New Roman"/>
+                <w:sz w:val="20"/>
+                <w:szCs w:val="20"/>
+                <w:lang w:val="en-US" w:eastAsia="ru-RU"/>
+              </w:rPr>
+              <w:t>seller.phone</w:t>
+            </w:r>
+            <w:proofErr w:type="spellEnd"/>
+            <w:proofErr w:type="gramEnd"/>
+            <w:r>
+              <w:rPr>
+                <w:rFonts w:ascii="Times New Roman" w:hAnsi="Times New Roman"/>
+                <w:sz w:val="20"/>
+                <w:szCs w:val="20"/>
+                <w:lang w:val="en-US" w:eastAsia="ru-RU"/>
+              </w:rPr>
+              <w:t>}}</w:t>
             </w:r>
           </w:p>
           <w:p>
@@ -5232,7 +6010,31 @@
                 <w:szCs w:val="20"/>
                 <w:lang w:val="en-US" w:eastAsia="ru-RU"/>
               </w:rPr>
-              <w:t>_______________________{{seller.initials}}</w:t>
+              <w:t>_______________________{{</w:t>
+            </w:r>
+            <w:proofErr w:type="spellStart"/>
+            <w:proofErr w:type="gramStart"/>
+            <w:r>
+              <w:rPr>
+                <w:rFonts w:ascii="Times New Roman" w:eastAsia="Times New Roman" w:hAnsi="Times New Roman"/>
+                <w:b/>
+                <w:sz w:val="20"/>
+                <w:szCs w:val="20"/>
+                <w:lang w:val="en-US" w:eastAsia="ru-RU"/>
+              </w:rPr>
+              <w:t>seller.initials</w:t>
+            </w:r>
+            <w:proofErr w:type="spellEnd"/>
+            <w:proofErr w:type="gramEnd"/>
+            <w:r>
+              <w:rPr>
+                <w:rFonts w:ascii="Times New Roman" w:eastAsia="Times New Roman" w:hAnsi="Times New Roman"/>
+                <w:b/>
+                <w:sz w:val="20"/>
+                <w:szCs w:val="20"/>
+                <w:lang w:val="en-US" w:eastAsia="ru-RU"/>
+              </w:rPr>
+              <w:t>}}</w:t>
             </w:r>
           </w:p>
         </w:tc>
@@ -5355,17 +6157,29 @@
                 <w:szCs w:val="20"/>
                 <w:lang w:val="en-US"/>
               </w:rPr>
-              <w:t xml:space="preserve"> BY28 ALFA 3012 2J91 2500 1027 0000  </w:t>
-            </w:r>
+              <w:t xml:space="preserve"> BY28 ALFA 3012 2J91 2500 1027 </w:t>
+            </w:r>
+            <w:proofErr w:type="gramStart"/>
             <w:r>
               <w:rPr>
                 <w:rFonts w:ascii="Times New Roman" w:eastAsia="Times New Roman" w:hAnsi="Times New Roman"/>
                 <w:color w:val="000000"/>
                 <w:sz w:val="20"/>
                 <w:szCs w:val="20"/>
+                <w:lang w:val="en-US"/>
+              </w:rPr>
+              <w:t xml:space="preserve">0000  </w:t>
+            </w:r>
+            <w:r>
+              <w:rPr>
+                <w:rFonts w:ascii="Times New Roman" w:eastAsia="Times New Roman" w:hAnsi="Times New Roman"/>
+                <w:color w:val="000000"/>
+                <w:sz w:val="20"/>
+                <w:szCs w:val="20"/>
               </w:rPr>
               <w:t>БИК</w:t>
             </w:r>
+            <w:proofErr w:type="gramEnd"/>
             <w:r>
               <w:rPr>
                 <w:rFonts w:ascii="Times New Roman" w:eastAsia="Times New Roman" w:hAnsi="Times New Roman"/>
@@ -5405,7 +6219,27 @@
                 <w:sz w:val="20"/>
                 <w:szCs w:val="20"/>
               </w:rPr>
-              <w:t>ЗАО «Альфа-Банк»,220007, г.Минск, ул.Сурганова,43-47 УНП 101541947</w:t>
+              <w:t xml:space="preserve">ЗАО «Альфа-Банк»,220007, </w:t>
+            </w:r>
+            <w:proofErr w:type="spellStart"/>
+            <w:r>
+              <w:rPr>
+                <w:rFonts w:ascii="Times New Roman" w:eastAsia="Times New Roman" w:hAnsi="Times New Roman"/>
+                <w:color w:val="000000"/>
+                <w:sz w:val="20"/>
+                <w:szCs w:val="20"/>
+              </w:rPr>
+              <w:t>г.Минск</w:t>
+            </w:r>
+            <w:proofErr w:type="spellEnd"/>
+            <w:r>
+              <w:rPr>
+                <w:rFonts w:ascii="Times New Roman" w:eastAsia="Times New Roman" w:hAnsi="Times New Roman"/>
+                <w:color w:val="000000"/>
+                <w:sz w:val="20"/>
+                <w:szCs w:val="20"/>
+              </w:rPr>
+              <w:t>, ул.Сурганова,43-47 УНП 101541947</w:t>
             </w:r>
           </w:p>
           <w:p>
@@ -5504,6 +6338,7 @@
                 </w:rPr>
                 <w:t>://</w:t>
               </w:r>
+              <w:proofErr w:type="spellStart"/>
               <w:r>
                 <w:rPr>
                   <w:rStyle w:val="a6"/>
@@ -5514,6 +6349,7 @@
                 </w:rPr>
                 <w:t>germesgarant</w:t>
               </w:r>
+              <w:proofErr w:type="spellEnd"/>
               <w:r>
                 <w:rPr>
                   <w:rStyle w:val="a6"/>
@@ -5545,6 +6381,7 @@
                 <w:lang w:eastAsia="ru-RU"/>
               </w:rPr>
             </w:pPr>
+            <w:proofErr w:type="spellStart"/>
             <w:r>
               <w:rPr>
                 <w:rFonts w:ascii="Times New Roman" w:eastAsia="Times New Roman" w:hAnsi="Times New Roman"/>
@@ -5571,7 +6408,17 @@
                 <w:szCs w:val="20"/>
                 <w:lang w:eastAsia="ru-RU"/>
               </w:rPr>
-              <w:t>Турко О.Р.</w:t>
+              <w:t>Турко</w:t>
+            </w:r>
+            <w:proofErr w:type="spellEnd"/>
+            <w:r>
+              <w:rPr>
+                <w:rFonts w:ascii="Times New Roman" w:eastAsia="Times New Roman" w:hAnsi="Times New Roman"/>
+                <w:sz w:val="20"/>
+                <w:szCs w:val="20"/>
+                <w:lang w:eastAsia="ru-RU"/>
+              </w:rPr>
+              <w:t xml:space="preserve"> О.Р.</w:t>
             </w:r>
           </w:p>
           <w:p>
@@ -5638,7 +6485,27 @@
                 <w:szCs w:val="20"/>
                 <w:lang w:val="en-US" w:eastAsia="ru-RU"/>
               </w:rPr>
-              <w:t>{{owner1.birthDate}} г.р.</w:t>
+              <w:t xml:space="preserve">{{owner1.birthDate}} </w:t>
+            </w:r>
+            <w:proofErr w:type="spellStart"/>
+            <w:r>
+              <w:rPr>
+                <w:rFonts w:ascii="Times New Roman" w:hAnsi="Times New Roman"/>
+                <w:sz w:val="20"/>
+                <w:szCs w:val="20"/>
+                <w:lang w:val="en-US" w:eastAsia="ru-RU"/>
+              </w:rPr>
+              <w:t>г.р</w:t>
+            </w:r>
+            <w:proofErr w:type="spellEnd"/>
+            <w:r>
+              <w:rPr>
+                <w:rFonts w:ascii="Times New Roman" w:hAnsi="Times New Roman"/>
+                <w:sz w:val="20"/>
+                <w:szCs w:val="20"/>
+                <w:lang w:val="en-US" w:eastAsia="ru-RU"/>
+              </w:rPr>
+              <w:t>.</w:t>
             </w:r>
           </w:p>
           <w:p>
@@ -5850,7 +6717,6 @@
                 <w:szCs w:val="20"/>
                 <w:lang w:eastAsia="ru-RU"/>
               </w:rPr>
-              <w:lastRenderedPageBreak/>
               <w:t>Потребитель_______________________ {{owner1.initials}}</w:t>
             </w:r>
             <w:bookmarkEnd w:id="10"/>
@@ -5876,7 +6742,6 @@
                 <w:szCs w:val="20"/>
                 <w:lang w:eastAsia="ru-RU"/>
               </w:rPr>
-              <w:lastRenderedPageBreak/>
               <w:t>ФИО</w:t>
             </w:r>
             <w:r>
@@ -5905,7 +6770,27 @@
                 <w:szCs w:val="20"/>
                 <w:lang w:val="en-US" w:eastAsia="ru-RU"/>
               </w:rPr>
-              <w:t>{{owner2.birthDate}} г.р.</w:t>
+              <w:t xml:space="preserve">{{owner2.birthDate}} </w:t>
+            </w:r>
+            <w:proofErr w:type="spellStart"/>
+            <w:r>
+              <w:rPr>
+                <w:rFonts w:ascii="Times New Roman" w:hAnsi="Times New Roman"/>
+                <w:sz w:val="20"/>
+                <w:szCs w:val="20"/>
+                <w:lang w:val="en-US" w:eastAsia="ru-RU"/>
+              </w:rPr>
+              <w:t>г.р</w:t>
+            </w:r>
+            <w:proofErr w:type="spellEnd"/>
+            <w:r>
+              <w:rPr>
+                <w:rFonts w:ascii="Times New Roman" w:hAnsi="Times New Roman"/>
+                <w:sz w:val="20"/>
+                <w:szCs w:val="20"/>
+                <w:lang w:val="en-US" w:eastAsia="ru-RU"/>
+              </w:rPr>
+              <w:t>.</w:t>
             </w:r>
           </w:p>
           <w:p>
@@ -6117,8 +7002,29 @@
                 <w:szCs w:val="20"/>
                 <w:lang w:eastAsia="ru-RU"/>
               </w:rPr>
-              <w:lastRenderedPageBreak/>
-              <w:t>Потребитель_______________________{{owner2.initials}}</w:t>
+              <w:t>Потребитель______________________</w:t>
+            </w:r>
+            <w:proofErr w:type="gramStart"/>
+            <w:r>
+              <w:rPr>
+                <w:rFonts w:ascii="Times New Roman" w:hAnsi="Times New Roman"/>
+                <w:b/>
+                <w:sz w:val="20"/>
+                <w:szCs w:val="20"/>
+                <w:lang w:eastAsia="ru-RU"/>
+              </w:rPr>
+              <w:t>_{</w:t>
+            </w:r>
+            <w:proofErr w:type="gramEnd"/>
+            <w:r>
+              <w:rPr>
+                <w:rFonts w:ascii="Times New Roman" w:hAnsi="Times New Roman"/>
+                <w:b/>
+                <w:sz w:val="20"/>
+                <w:szCs w:val="20"/>
+                <w:lang w:eastAsia="ru-RU"/>
+              </w:rPr>
+              <w:t>{owner2.initials}}</w:t>
             </w:r>
           </w:p>
         </w:tc>
@@ -6264,7 +7170,47 @@
           <w:sz w:val="16"/>
           <w:szCs w:val="16"/>
         </w:rPr>
-        <w:t>к договору оказания риэлтерских услуг по содействию в продаже объектов недвижимого имущества №{{deal.contractNumber}} от {{deal.date}}</w:t>
+        <w:t>к договору оказания риэлтерских услуг по содействию в продаже объектов недвижимого имущества №{{</w:t>
+      </w:r>
+      <w:proofErr w:type="spellStart"/>
+      <w:proofErr w:type="gramStart"/>
+      <w:r>
+        <w:rPr>
+          <w:rFonts w:ascii="Times New Roman" w:hAnsi="Times New Roman"/>
+          <w:sz w:val="16"/>
+          <w:szCs w:val="16"/>
+        </w:rPr>
+        <w:t>deal.contractNumber</w:t>
+      </w:r>
+      <w:proofErr w:type="spellEnd"/>
+      <w:proofErr w:type="gramEnd"/>
+      <w:r>
+        <w:rPr>
+          <w:rFonts w:ascii="Times New Roman" w:hAnsi="Times New Roman"/>
+          <w:sz w:val="16"/>
+          <w:szCs w:val="16"/>
+        </w:rPr>
+        <w:t>}} от {{</w:t>
+      </w:r>
+      <w:proofErr w:type="spellStart"/>
+      <w:proofErr w:type="gramStart"/>
+      <w:r>
+        <w:rPr>
+          <w:rFonts w:ascii="Times New Roman" w:hAnsi="Times New Roman"/>
+          <w:sz w:val="16"/>
+          <w:szCs w:val="16"/>
+        </w:rPr>
+        <w:t>deal.date</w:t>
+      </w:r>
+      <w:proofErr w:type="spellEnd"/>
+      <w:proofErr w:type="gramEnd"/>
+      <w:r>
+        <w:rPr>
+          <w:rFonts w:ascii="Times New Roman" w:hAnsi="Times New Roman"/>
+          <w:sz w:val="16"/>
+          <w:szCs w:val="16"/>
+        </w:rPr>
+        <w:t>}}</w:t>
       </w:r>
     </w:p>
     <w:p>
@@ -6369,7 +7315,23 @@
           <w:szCs w:val="22"/>
           <w:lang w:val="ru-RU"/>
         </w:rPr>
-        <w:t xml:space="preserve">Гр. {{seller.fullName}}, в дальнейшем именуемый «Потребитель», в соответствии с пунктом 2 статьи 30 Закона Республики Беларусь №71-З «О риэлтерской деятельности», до заключения договора на оказание риэлтерских услуг ознакомлен с  предельными максимальными тарифами на риэлтерские услуги, оказываемые физическим лицам (за исключением индивидуальных предпринимателей) в соответствии с постановлением Совета Министров Республики Беларусь от 1 ноября 2023 г. № 754 «О тарифах на риэлтерские услуги» (в редакции постановления Совета Министров Республики Беларусь от 02.04.2026 №157 О мерах по реализации Закона Республики Беларусь от 8 мая 2025г №71-З «О риэлтерской деятельности»). </w:t>
+        <w:t>Гр. {{</w:t>
+      </w:r>
+      <w:proofErr w:type="spellStart"/>
+      <w:r>
+        <w:rPr>
+          <w:szCs w:val="22"/>
+          <w:lang w:val="ru-RU"/>
+        </w:rPr>
+        <w:t>seller.fullName</w:t>
+      </w:r>
+      <w:proofErr w:type="spellEnd"/>
+      <w:r>
+        <w:rPr>
+          <w:szCs w:val="22"/>
+          <w:lang w:val="ru-RU"/>
+        </w:rPr>
+        <w:t xml:space="preserve">}}, в дальнейшем именуемый «Потребитель», в соответствии с пунктом 2 статьи 30 Закона Республики Беларусь №71-З «О риэлтерской деятельности», до заключения договора на оказание риэлтерских услуг ознакомлен с  предельными максимальными тарифами на риэлтерские услуги, оказываемые физическим лицам (за исключением индивидуальных предпринимателей) в соответствии с постановлением Совета Министров Республики Беларусь от 1 ноября 2023 г. № 754 «О тарифах на риэлтерские услуги» (в редакции постановления Совета Министров Республики Беларусь от 02.04.2026 №157 О мерах по реализации Закона Республики Беларусь от 8 мая 2025г №71-З «О риэлтерской деятельности»). </w:t>
       </w:r>
       <w:bookmarkStart w:id="12" w:name="_Hlk230023813"/>
       <w:bookmarkEnd w:id="12"/>
@@ -6613,6 +7575,7 @@
               </w:rPr>
               <w:t>Предельный максимальный тариф</w:t>
             </w:r>
+            <w:proofErr w:type="gramStart"/>
             <w:r>
               <w:rPr>
                 <w:rFonts w:ascii="Times New Roman" w:hAnsi="Times New Roman"/>
@@ -6628,7 +7591,16 @@
                 <w:sz w:val="20"/>
                 <w:szCs w:val="20"/>
               </w:rPr>
-              <w:t xml:space="preserve">  (процент от стоимости объекта недвижимо</w:t>
+              <w:t xml:space="preserve">  (</w:t>
+            </w:r>
+            <w:proofErr w:type="gramEnd"/>
+            <w:r>
+              <w:rPr>
+                <w:rFonts w:ascii="Times New Roman" w:hAnsi="Times New Roman"/>
+                <w:sz w:val="20"/>
+                <w:szCs w:val="20"/>
+              </w:rPr>
+              <w:t>процент от стоимости объекта недвижимо</w:t>
             </w:r>
             <w:r>
               <w:rPr>
@@ -8484,6 +9456,7 @@
         <w:autoSpaceDE w:val="0"/>
         <w:autoSpaceDN w:val="0"/>
         <w:spacing w:after="0" w:line="240" w:lineRule="auto"/>
+        <w:ind w:firstLine="284"/>
         <w:jc w:val="both"/>
         <w:rPr>
           <w:rFonts w:ascii="Times New Roman" w:eastAsia="Times New Roman" w:hAnsi="Times New Roman"/>
@@ -8498,7 +9471,23 @@
           <w:sz w:val="20"/>
           <w:szCs w:val="20"/>
         </w:rPr>
-        <w:t xml:space="preserve">  5. Настоящее приложение составлено в двух экземплярах по одному для каждой из Сторон и является неотъемлемой частью Договора </w:t>
+        <w:t xml:space="preserve">Настоящее приложение составлено в </w:t>
+      </w:r>
+      <w:r>
+        <w:rPr>
+          <w:rFonts w:ascii="Times New Roman" w:hAnsi="Times New Roman"/>
+          <w:sz w:val="20"/>
+          <w:szCs w:val="20"/>
+        </w:rPr>
+        <w:t>четырех</w:t>
+      </w:r>
+      <w:r>
+        <w:rPr>
+          <w:rFonts w:ascii="Times New Roman" w:hAnsi="Times New Roman"/>
+          <w:sz w:val="20"/>
+          <w:szCs w:val="20"/>
+        </w:rPr>
+        <w:t xml:space="preserve"> экземплярах по одному для каждой из Сторон и является неотъемлемой частью Договора </w:t>
       </w:r>
       <w:r>
         <w:rPr>
@@ -8546,7 +9535,6 @@
           <w:sz w:val="20"/>
           <w:szCs w:val="20"/>
         </w:rPr>
-        <w:lastRenderedPageBreak/>
         <w:t>Потребитель: _______________ /</w:t>
       </w:r>
       <w:r>
@@ -8565,9 +9553,51 @@
           <w:sz w:val="20"/>
           <w:szCs w:val="20"/>
         </w:rPr>
-        <w:t>{{seller.initials}}                                Исполнитель: _________________________О.Р.Турко</w:t>
+        <w:t>{{</w:t>
+      </w:r>
+      <w:proofErr w:type="spellStart"/>
+      <w:proofErr w:type="gramStart"/>
+      <w:r>
+        <w:rPr>
+          <w:rFonts w:ascii="Times New Roman" w:hAnsi="Times New Roman"/>
+          <w:b/>
+          <w:sz w:val="20"/>
+          <w:szCs w:val="20"/>
+        </w:rPr>
+        <w:t>seller.initials</w:t>
+      </w:r>
+      <w:proofErr w:type="spellEnd"/>
+      <w:r>
+        <w:rPr>
+          <w:rFonts w:ascii="Times New Roman" w:hAnsi="Times New Roman"/>
+          <w:b/>
+          <w:sz w:val="20"/>
+          <w:szCs w:val="20"/>
+        </w:rPr>
+        <w:t xml:space="preserve">}}   </w:t>
+      </w:r>
+      <w:proofErr w:type="gramEnd"/>
+      <w:r>
+        <w:rPr>
+          <w:rFonts w:ascii="Times New Roman" w:hAnsi="Times New Roman"/>
+          <w:b/>
+          <w:sz w:val="20"/>
+          <w:szCs w:val="20"/>
+        </w:rPr>
+        <w:t xml:space="preserve">                             Исполнитель: _________________________</w:t>
+      </w:r>
+      <w:proofErr w:type="spellStart"/>
+      <w:r>
+        <w:rPr>
+          <w:rFonts w:ascii="Times New Roman" w:hAnsi="Times New Roman"/>
+          <w:b/>
+          <w:sz w:val="20"/>
+          <w:szCs w:val="20"/>
+        </w:rPr>
+        <w:t>О.Р.Турко</w:t>
       </w:r>
       <w:bookmarkEnd w:id="11"/>
+      <w:proofErr w:type="spellEnd"/>
     </w:p>
     <w:p>
       <w:pPr>
@@ -8606,6 +9636,7 @@
           <w:sz w:val="20"/>
           <w:szCs w:val="20"/>
         </w:rPr>
+        <w:lastRenderedPageBreak/>
         <w:t xml:space="preserve">Потребитель: _______________ / {{owner1.initials}}           </w:t>
       </w:r>
     </w:p>
@@ -9410,6 +10441,7 @@
   <w:style w:type="character" w:default="1" w:styleId="a0">
     <w:name w:val="Default Paragraph Font"/>
     <w:uiPriority w:val="1"/>
+    <w:semiHidden/>
     <w:unhideWhenUsed/>
   </w:style>
   <w:style w:type="table" w:default="1" w:styleId="a1">

--- a/templates/working/Договор_3_собств_общий.docx
+++ b/templates/working/Договор_3_собств_общий.docx
@@ -1,6 +1,6 @@
 
 <file path=word/document.xml><?xml version="1.0" encoding="utf-8"?>
-<w:document xmlns:wpc="http://schemas.microsoft.com/office/word/2010/wordprocessingCanvas" xmlns:cx="http://schemas.microsoft.com/office/drawing/2014/chartex" xmlns:cx1="http://schemas.microsoft.com/office/drawing/2015/9/8/chartex" xmlns:cx2="http://schemas.microsoft.com/office/drawing/2015/10/21/chartex" xmlns:cx3="http://schemas.microsoft.com/office/drawing/2016/5/9/chartex" xmlns:cx4="http://schemas.microsoft.com/office/drawing/2016/5/10/chartex" xmlns:cx5="http://schemas.microsoft.com/office/drawing/2016/5/11/chartex" xmlns:cx6="http://schemas.microsoft.com/office/drawing/2016/5/12/chartex" xmlns:cx7="http://schemas.microsoft.com/office/drawing/2016/5/13/chartex" xmlns:cx8="http://schemas.microsoft.com/office/drawing/2016/5/14/chartex" xmlns:mc="http://schemas.openxmlformats.org/markup-compatibility/2006" xmlns:aink="http://schemas.microsoft.com/office/drawing/2016/ink" xmlns:am3d="http://schemas.microsoft.com/office/drawing/2017/model3d" xmlns:o="urn:schemas-microsoft-com:office:office" xmlns:oel="http://schemas.microsoft.com/office/2019/extlst" xmlns:r="http://schemas.openxmlformats.org/officeDocument/2006/relationships" xmlns:m="http://schemas.openxmlformats.org/officeDocument/2006/math" xmlns:v="urn:schemas-microsoft-com:vml" xmlns:wp14="http://schemas.microsoft.com/office/word/2010/wordprocessingDrawing" xmlns:wp="http://schemas.openxmlformats.org/drawingml/2006/wordprocessingDrawing" xmlns:w10="urn:schemas-microsoft-com:office:word" xmlns:w="http://schemas.openxmlformats.org/wordprocessingml/2006/main" xmlns:w14="http://schemas.microsoft.com/office/word/2010/wordml" xmlns:w15="http://schemas.microsoft.com/office/word/2012/wordml" xmlns:w16cex="http://schemas.microsoft.com/office/word/2018/wordml/cex" xmlns:w16cid="http://schemas.microsoft.com/office/word/2016/wordml/cid" xmlns:w16="http://schemas.microsoft.com/office/word/2018/wordml" xmlns:w16du="http://schemas.microsoft.com/office/word/2023/wordml/word16du" xmlns:w16sdtdh="http://schemas.microsoft.com/office/word/2020/wordml/sdtdatahash" xmlns:w16sdtfl="http://schemas.microsoft.com/office/word/2024/wordml/sdtformatlock" xmlns:w16se="http://schemas.microsoft.com/office/word/2015/wordml/symex" xmlns:wpg="http://schemas.microsoft.com/office/word/2010/wordprocessingGroup" xmlns:wpi="http://schemas.microsoft.com/office/word/2010/wordprocessingInk" xmlns:wne="http://schemas.microsoft.com/office/word/2006/wordml" xmlns:wps="http://schemas.microsoft.com/office/word/2010/wordprocessingShape" mc:Ignorable="w14 w15 w16se w16cid w16 w16cex w16sdtdh w16sdtfl w16du wp14">
+<w:document xmlns:wpc="http://schemas.microsoft.com/office/word/2010/wordprocessingCanvas" xmlns:cx="http://schemas.microsoft.com/office/drawing/2014/chartex" xmlns:cx1="http://schemas.microsoft.com/office/drawing/2015/9/8/chartex" xmlns:cx2="http://schemas.microsoft.com/office/drawing/2015/10/21/chartex" xmlns:cx3="http://schemas.microsoft.com/office/drawing/2016/5/9/chartex" xmlns:cx4="http://schemas.microsoft.com/office/drawing/2016/5/10/chartex" xmlns:cx5="http://schemas.microsoft.com/office/drawing/2016/5/11/chartex" xmlns:cx6="http://schemas.microsoft.com/office/drawing/2016/5/12/chartex" xmlns:cx7="http://schemas.microsoft.com/office/drawing/2016/5/13/chartex" xmlns:cx8="http://schemas.microsoft.com/office/drawing/2016/5/14/chartex" xmlns:mc="http://schemas.openxmlformats.org/markup-compatibility/2006" xmlns:aink="http://schemas.microsoft.com/office/drawing/2016/ink" xmlns:am3d="http://schemas.microsoft.com/office/drawing/2017/model3d" xmlns:o="urn:schemas-microsoft-com:office:office" xmlns:oel="http://schemas.microsoft.com/office/2019/extlst" xmlns:r="http://schemas.openxmlformats.org/officeDocument/2006/relationships" xmlns:m="http://schemas.openxmlformats.org/officeDocument/2006/math" xmlns:v="urn:schemas-microsoft-com:vml" xmlns:wp14="http://schemas.microsoft.com/office/word/2010/wordprocessingDrawing" xmlns:wp="http://schemas.openxmlformats.org/drawingml/2006/wordprocessingDrawing" xmlns:w10="urn:schemas-microsoft-com:office:word" xmlns:w="http://schemas.openxmlformats.org/wordprocessingml/2006/main" xmlns:w14="http://schemas.microsoft.com/office/word/2010/wordml" xmlns:w15="http://schemas.microsoft.com/office/word/2012/wordml" xmlns:w16cei="http://schemas.microsoft.com/office/word/2026/wordml/cei" xmlns:w16cex="http://schemas.microsoft.com/office/word/2018/wordml/cex" xmlns:w16cid="http://schemas.microsoft.com/office/word/2016/wordml/cid" xmlns:w16="http://schemas.microsoft.com/office/word/2018/wordml" xmlns:w16du="http://schemas.microsoft.com/office/word/2023/wordml/word16du" xmlns:w16sdtdh="http://schemas.microsoft.com/office/word/2020/wordml/sdtdatahash" xmlns:w16sdtfl="http://schemas.microsoft.com/office/word/2024/wordml/sdtformatlock" xmlns:w16se="http://schemas.microsoft.com/office/word/2015/wordml/symex" xmlns:wpg="http://schemas.microsoft.com/office/word/2010/wordprocessingGroup" xmlns:wpi="http://schemas.microsoft.com/office/word/2010/wordprocessingInk" xmlns:wne="http://schemas.microsoft.com/office/word/2006/wordml" xmlns:wps="http://schemas.microsoft.com/office/word/2010/wordprocessingShape" mc:Ignorable="w14 w15 w16se w16cid w16 w16cex w16sdtdh w16sdtfl w16du wp14">
   <w:body>
     <w:p>
       <w:pPr>
@@ -201,47 +201,31 @@
       </w:pPr>
       <w:r>
         <w:rPr>
-          <w:rFonts w:ascii="Times New Roman" w:eastAsia="Times New Roman" w:hAnsi="Times New Roman"/>
+          <w:rFonts w:ascii="Times New Roman" w:hAnsi="Times New Roman"/>
           <w:b/>
           <w:bCs/>
           <w:sz w:val="24"/>
           <w:szCs w:val="24"/>
-          <w:lang w:eastAsia="ru-RU"/>
-        </w:rPr>
-        <w:t>{{</w:t>
-      </w:r>
-      <w:proofErr w:type="spellStart"/>
-      <w:r>
-        <w:rPr>
-          <w:rFonts w:ascii="Times New Roman" w:eastAsia="Times New Roman" w:hAnsi="Times New Roman"/>
-          <w:b/>
-          <w:bCs/>
-          <w:sz w:val="24"/>
-          <w:szCs w:val="24"/>
-          <w:lang w:eastAsia="ru-RU"/>
-        </w:rPr>
-        <w:t>seller.fullName</w:t>
-      </w:r>
-      <w:proofErr w:type="spellEnd"/>
-      <w:r>
-        <w:rPr>
-          <w:rFonts w:ascii="Times New Roman" w:eastAsia="Times New Roman" w:hAnsi="Times New Roman"/>
-          <w:b/>
-          <w:bCs/>
-          <w:sz w:val="24"/>
-          <w:szCs w:val="24"/>
-          <w:lang w:eastAsia="ru-RU"/>
-        </w:rPr>
-        <w:t>}}</w:t>
-      </w:r>
-      <w:r>
-        <w:rPr>
-          <w:rFonts w:ascii="Times New Roman" w:eastAsia="Times New Roman" w:hAnsi="Times New Roman"/>
-          <w:sz w:val="24"/>
-          <w:szCs w:val="24"/>
-          <w:lang w:eastAsia="ru-RU"/>
-        </w:rPr>
-        <w:t xml:space="preserve">, в дальнейшем именуемый </w:t>
+        </w:rPr>
+        <w:t>{{owner1.fullName}}{{owner1.poaSuffix}}{{#owner2.fullName}}, {{owner2.fullName}}{{owner2.poaSuffix}}{{/owner2.fullName}}{{#owner3.fullName}}, {{owner3.fullName}}{{owner3.poaSuffix}}{{/owner3.fullName}}</w:t>
+      </w:r>
+      <w:r>
+        <w:rPr>
+          <w:rFonts w:ascii="Times New Roman" w:eastAsia="Times New Roman" w:hAnsi="Times New Roman"/>
+          <w:sz w:val="24"/>
+          <w:szCs w:val="24"/>
+          <w:lang w:eastAsia="ru-RU"/>
+        </w:rPr>
+        <w:t>,</w:t>
+      </w:r>
+      <w:r>
+        <w:rPr>
+          <w:rFonts w:ascii="Times New Roman" w:eastAsia="Times New Roman" w:hAnsi="Times New Roman"/>
+          <w:sz w:val="24"/>
+          <w:szCs w:val="24"/>
+          <w:lang w:eastAsia="ru-RU"/>
+        </w:rPr>
+        <w:t xml:space="preserve"> в дальнейшем именуемый </w:t>
       </w:r>
       <w:r>
         <w:rPr>
@@ -1428,7 +1412,16 @@
           <w:sz w:val="24"/>
           <w:szCs w:val="24"/>
         </w:rPr>
-        <w:t xml:space="preserve">Указанная стоимость риэлтерских услуг не является окончательной, подлежит пересчету с учетом стоимости Объекта недвижимости, согласованной в договоре купли-продажи Потребителем и покупателем Объекта. </w:t>
+        <w:t xml:space="preserve">Указанная стоимость риэлтерских услуг не является окончательной, подлежит пересчету с учетом стоимости Объекта недвижимости, согласованной в договоре купли-продажи Потребителем и </w:t>
+      </w:r>
+      <w:r>
+        <w:rPr>
+          <w:rFonts w:ascii="Times New Roman" w:hAnsi="Times New Roman"/>
+          <w:sz w:val="24"/>
+          <w:szCs w:val="24"/>
+        </w:rPr>
+        <w:lastRenderedPageBreak/>
+        <w:t xml:space="preserve">покупателем Объекта. </w:t>
       </w:r>
       <w:r>
         <w:rPr>
@@ -1462,7 +1455,6 @@
           <w:szCs w:val="24"/>
           <w:lang w:eastAsia="ru-RU"/>
         </w:rPr>
-        <w:lastRenderedPageBreak/>
         <w:t>2.4.  Потребитель обязуется оплатить услуги Исполнителя</w:t>
       </w:r>
       <w:r>
@@ -5642,29 +5634,7 @@
                 <w:szCs w:val="20"/>
                 <w:lang w:eastAsia="ru-RU"/>
               </w:rPr>
-              <w:t>ФИО: {{</w:t>
-            </w:r>
-            <w:proofErr w:type="spellStart"/>
-            <w:proofErr w:type="gramStart"/>
-            <w:r>
-              <w:rPr>
-                <w:rFonts w:ascii="Times New Roman" w:hAnsi="Times New Roman"/>
-                <w:sz w:val="20"/>
-                <w:szCs w:val="20"/>
-                <w:lang w:eastAsia="ru-RU"/>
-              </w:rPr>
-              <w:t>seller.fullName</w:t>
-            </w:r>
-            <w:proofErr w:type="spellEnd"/>
-            <w:proofErr w:type="gramEnd"/>
-            <w:r>
-              <w:rPr>
-                <w:rFonts w:ascii="Times New Roman" w:hAnsi="Times New Roman"/>
-                <w:sz w:val="20"/>
-                <w:szCs w:val="20"/>
-                <w:lang w:eastAsia="ru-RU"/>
-              </w:rPr>
-              <w:t>}}</w:t>
+              <w:t>{{owner1.fullName}}</w:t>
             </w:r>
           </w:p>
           <w:p>
@@ -5683,29 +5653,7 @@
                 <w:szCs w:val="20"/>
                 <w:lang w:eastAsia="ru-RU"/>
               </w:rPr>
-              <w:t>{{</w:t>
-            </w:r>
-            <w:proofErr w:type="spellStart"/>
-            <w:proofErr w:type="gramStart"/>
-            <w:r>
-              <w:rPr>
-                <w:rFonts w:ascii="Times New Roman" w:hAnsi="Times New Roman"/>
-                <w:sz w:val="20"/>
-                <w:szCs w:val="20"/>
-                <w:lang w:eastAsia="ru-RU"/>
-              </w:rPr>
-              <w:t>seller.birthDate</w:t>
-            </w:r>
-            <w:proofErr w:type="spellEnd"/>
-            <w:proofErr w:type="gramEnd"/>
-            <w:r>
-              <w:rPr>
-                <w:rFonts w:ascii="Times New Roman" w:hAnsi="Times New Roman"/>
-                <w:sz w:val="20"/>
-                <w:szCs w:val="20"/>
-                <w:lang w:eastAsia="ru-RU"/>
-              </w:rPr>
-              <w:t>}} г.р.</w:t>
+              <w:t>Адрес регистрации: {{owner1.address}}</w:t>
             </w:r>
           </w:p>
           <w:p>
@@ -5714,48 +5662,26 @@
                 <w:rFonts w:ascii="Times New Roman" w:hAnsi="Times New Roman"/>
                 <w:sz w:val="20"/>
                 <w:szCs w:val="20"/>
+                <w:lang w:val="en-US" w:eastAsia="ru-RU"/>
+              </w:rPr>
+            </w:pPr>
+            <w:r>
+              <w:rPr>
+                <w:rFonts w:ascii="Times New Roman" w:hAnsi="Times New Roman"/>
+                <w:sz w:val="20"/>
+                <w:szCs w:val="20"/>
                 <w:lang w:eastAsia="ru-RU"/>
               </w:rPr>
-            </w:pPr>
-            <w:r>
-              <w:rPr>
-                <w:rFonts w:ascii="Times New Roman" w:hAnsi="Times New Roman"/>
-                <w:sz w:val="20"/>
-                <w:szCs w:val="20"/>
-                <w:lang w:eastAsia="ru-RU"/>
-              </w:rPr>
-              <w:t>Адрес регистрации</w:t>
-            </w:r>
-            <w:r>
-              <w:rPr>
-                <w:rFonts w:ascii="Times New Roman" w:hAnsi="Times New Roman"/>
-                <w:sz w:val="20"/>
-                <w:szCs w:val="20"/>
-                <w:lang w:eastAsia="ru-RU"/>
-              </w:rPr>
-              <w:t>: {{</w:t>
-            </w:r>
-            <w:proofErr w:type="spellStart"/>
-            <w:proofErr w:type="gramStart"/>
-            <w:r>
-              <w:rPr>
-                <w:rFonts w:ascii="Times New Roman" w:hAnsi="Times New Roman"/>
-                <w:sz w:val="20"/>
-                <w:szCs w:val="20"/>
-                <w:lang w:eastAsia="ru-RU"/>
-              </w:rPr>
-              <w:t>seller.address</w:t>
-            </w:r>
-            <w:proofErr w:type="spellEnd"/>
-            <w:proofErr w:type="gramEnd"/>
-            <w:r>
-              <w:rPr>
-                <w:rFonts w:ascii="Times New Roman" w:hAnsi="Times New Roman"/>
-                <w:sz w:val="20"/>
-                <w:szCs w:val="20"/>
-                <w:lang w:eastAsia="ru-RU"/>
-              </w:rPr>
-              <w:t>}}</w:t>
+              <w:t>Паспорт</w:t>
+            </w:r>
+            <w:r>
+              <w:rPr>
+                <w:rFonts w:ascii="Times New Roman" w:hAnsi="Times New Roman"/>
+                <w:sz w:val="20"/>
+                <w:szCs w:val="20"/>
+                <w:lang w:val="en-US" w:eastAsia="ru-RU"/>
+              </w:rPr>
+              <w:t xml:space="preserve"> {{owner1.passport}}</w:t>
             </w:r>
           </w:p>
           <w:p>
@@ -5764,39 +5690,26 @@
                 <w:rFonts w:ascii="Times New Roman" w:hAnsi="Times New Roman"/>
                 <w:sz w:val="20"/>
                 <w:szCs w:val="20"/>
+                <w:lang w:val="en-US" w:eastAsia="ru-RU"/>
+              </w:rPr>
+            </w:pPr>
+            <w:r>
+              <w:rPr>
+                <w:rFonts w:ascii="Times New Roman" w:hAnsi="Times New Roman"/>
+                <w:sz w:val="20"/>
+                <w:szCs w:val="20"/>
                 <w:lang w:eastAsia="ru-RU"/>
               </w:rPr>
-            </w:pPr>
-            <w:r>
-              <w:rPr>
-                <w:rFonts w:ascii="Times New Roman" w:hAnsi="Times New Roman"/>
-                <w:sz w:val="20"/>
-                <w:szCs w:val="20"/>
-                <w:lang w:eastAsia="ru-RU"/>
-              </w:rPr>
-              <w:t>Паспорт: {{</w:t>
-            </w:r>
-            <w:proofErr w:type="spellStart"/>
-            <w:proofErr w:type="gramStart"/>
-            <w:r>
-              <w:rPr>
-                <w:rFonts w:ascii="Times New Roman" w:hAnsi="Times New Roman"/>
-                <w:sz w:val="20"/>
-                <w:szCs w:val="20"/>
-                <w:lang w:eastAsia="ru-RU"/>
-              </w:rPr>
-              <w:t>seller.passport</w:t>
-            </w:r>
-            <w:proofErr w:type="spellEnd"/>
-            <w:proofErr w:type="gramEnd"/>
-            <w:r>
-              <w:rPr>
-                <w:rFonts w:ascii="Times New Roman" w:hAnsi="Times New Roman"/>
-                <w:sz w:val="20"/>
-                <w:szCs w:val="20"/>
-                <w:lang w:eastAsia="ru-RU"/>
-              </w:rPr>
-              <w:t>}}</w:t>
+              <w:t>Выдан</w:t>
+            </w:r>
+            <w:r>
+              <w:rPr>
+                <w:rFonts w:ascii="Times New Roman" w:hAnsi="Times New Roman"/>
+                <w:sz w:val="20"/>
+                <w:szCs w:val="20"/>
+                <w:lang w:val="en-US" w:eastAsia="ru-RU"/>
+              </w:rPr>
+              <w:t xml:space="preserve"> {{owner1.passportIssuedByInstrumental}} {{owner1.passportIssueDate}}</w:t>
             </w:r>
           </w:p>
           <w:p>
@@ -5815,7 +5728,7 @@
                 <w:szCs w:val="20"/>
                 <w:lang w:eastAsia="ru-RU"/>
               </w:rPr>
-              <w:t>Выдан</w:t>
+              <w:t>ИН</w:t>
             </w:r>
             <w:r>
               <w:rPr>
@@ -5824,51 +5737,7 @@
                 <w:szCs w:val="20"/>
                 <w:lang w:val="en-US" w:eastAsia="ru-RU"/>
               </w:rPr>
-              <w:t xml:space="preserve"> {{</w:t>
-            </w:r>
-            <w:proofErr w:type="spellStart"/>
-            <w:proofErr w:type="gramStart"/>
-            <w:r>
-              <w:rPr>
-                <w:rFonts w:ascii="Times New Roman" w:hAnsi="Times New Roman"/>
-                <w:sz w:val="20"/>
-                <w:szCs w:val="20"/>
-                <w:lang w:val="en-US" w:eastAsia="ru-RU"/>
-              </w:rPr>
-              <w:t>seller.passportIssuedByInstrumental</w:t>
-            </w:r>
-            <w:proofErr w:type="spellEnd"/>
-            <w:proofErr w:type="gramEnd"/>
-            <w:r>
-              <w:rPr>
-                <w:rFonts w:ascii="Times New Roman" w:hAnsi="Times New Roman"/>
-                <w:sz w:val="20"/>
-                <w:szCs w:val="20"/>
-                <w:lang w:val="en-US" w:eastAsia="ru-RU"/>
-              </w:rPr>
-              <w:t>}} {{</w:t>
-            </w:r>
-            <w:proofErr w:type="spellStart"/>
-            <w:proofErr w:type="gramStart"/>
-            <w:r>
-              <w:rPr>
-                <w:rFonts w:ascii="Times New Roman" w:hAnsi="Times New Roman"/>
-                <w:sz w:val="20"/>
-                <w:szCs w:val="20"/>
-                <w:lang w:val="en-US" w:eastAsia="ru-RU"/>
-              </w:rPr>
-              <w:t>seller.passportIssueDate</w:t>
-            </w:r>
-            <w:proofErr w:type="spellEnd"/>
-            <w:proofErr w:type="gramEnd"/>
-            <w:r>
-              <w:rPr>
-                <w:rFonts w:ascii="Times New Roman" w:hAnsi="Times New Roman"/>
-                <w:sz w:val="20"/>
-                <w:szCs w:val="20"/>
-                <w:lang w:val="en-US" w:eastAsia="ru-RU"/>
-              </w:rPr>
-              <w:t>}}</w:t>
+              <w:t xml:space="preserve"> {{owner1.id}}</w:t>
             </w:r>
           </w:p>
           <w:p>
@@ -5887,7 +5756,7 @@
                 <w:szCs w:val="20"/>
                 <w:lang w:eastAsia="ru-RU"/>
               </w:rPr>
-              <w:t>Идентификационный</w:t>
+              <w:t>Телефон</w:t>
             </w:r>
             <w:r>
               <w:rPr>
@@ -5896,75 +5765,7 @@
                 <w:szCs w:val="20"/>
                 <w:lang w:val="en-US" w:eastAsia="ru-RU"/>
               </w:rPr>
-              <w:t xml:space="preserve"> </w:t>
-            </w:r>
-            <w:r>
-              <w:rPr>
-                <w:rFonts w:ascii="Times New Roman" w:hAnsi="Times New Roman"/>
-                <w:sz w:val="20"/>
-                <w:szCs w:val="20"/>
-                <w:lang w:eastAsia="ru-RU"/>
-              </w:rPr>
-              <w:t>номер</w:t>
-            </w:r>
-            <w:r>
-              <w:rPr>
-                <w:rFonts w:ascii="Times New Roman" w:hAnsi="Times New Roman"/>
-                <w:sz w:val="20"/>
-                <w:szCs w:val="20"/>
-                <w:lang w:val="en-US" w:eastAsia="ru-RU"/>
-              </w:rPr>
-              <w:t>: {{seller.id}}</w:t>
-            </w:r>
-          </w:p>
-          <w:p>
-            <w:pPr>
-              <w:rPr>
-                <w:rFonts w:ascii="Times New Roman" w:hAnsi="Times New Roman"/>
-                <w:sz w:val="20"/>
-                <w:szCs w:val="20"/>
-                <w:lang w:val="en-US" w:eastAsia="ru-RU"/>
-              </w:rPr>
-            </w:pPr>
-            <w:r>
-              <w:rPr>
-                <w:rFonts w:ascii="Times New Roman" w:hAnsi="Times New Roman"/>
-                <w:sz w:val="20"/>
-                <w:szCs w:val="20"/>
-                <w:lang w:eastAsia="ru-RU"/>
-              </w:rPr>
-              <w:t>Тел</w:t>
-            </w:r>
-            <w:r>
-              <w:rPr>
-                <w:rFonts w:ascii="Times New Roman" w:hAnsi="Times New Roman"/>
-                <w:sz w:val="20"/>
-                <w:szCs w:val="20"/>
-                <w:lang w:val="en-US" w:eastAsia="ru-RU"/>
-              </w:rPr>
-              <w:t>: {{</w:t>
-            </w:r>
-            <w:proofErr w:type="spellStart"/>
-            <w:proofErr w:type="gramStart"/>
-            <w:r>
-              <w:rPr>
-                <w:rFonts w:ascii="Times New Roman" w:hAnsi="Times New Roman"/>
-                <w:sz w:val="20"/>
-                <w:szCs w:val="20"/>
-                <w:lang w:val="en-US" w:eastAsia="ru-RU"/>
-              </w:rPr>
-              <w:t>seller.phone</w:t>
-            </w:r>
-            <w:proofErr w:type="spellEnd"/>
-            <w:proofErr w:type="gramEnd"/>
-            <w:r>
-              <w:rPr>
-                <w:rFonts w:ascii="Times New Roman" w:hAnsi="Times New Roman"/>
-                <w:sz w:val="20"/>
-                <w:szCs w:val="20"/>
-                <w:lang w:val="en-US" w:eastAsia="ru-RU"/>
-              </w:rPr>
-              <w:t>}}</w:t>
+              <w:t xml:space="preserve"> {{owner1.phone}}</w:t>
             </w:r>
           </w:p>
           <w:p>
@@ -5994,47 +5795,12 @@
             </w:pPr>
             <w:r>
               <w:rPr>
-                <w:rFonts w:ascii="Times New Roman" w:eastAsia="Times New Roman" w:hAnsi="Times New Roman"/>
-                <w:b/>
+                <w:rFonts w:ascii="Times New Roman" w:hAnsi="Times New Roman"/>
                 <w:sz w:val="20"/>
                 <w:szCs w:val="20"/>
                 <w:lang w:eastAsia="ru-RU"/>
               </w:rPr>
-              <w:t>Потребитель</w:t>
-            </w:r>
-            <w:r>
-              <w:rPr>
-                <w:rFonts w:ascii="Times New Roman" w:eastAsia="Times New Roman" w:hAnsi="Times New Roman"/>
-                <w:b/>
-                <w:sz w:val="20"/>
-                <w:szCs w:val="20"/>
-                <w:lang w:val="en-US" w:eastAsia="ru-RU"/>
-              </w:rPr>
-              <w:t>_______________________{{</w:t>
-            </w:r>
-            <w:proofErr w:type="spellStart"/>
-            <w:proofErr w:type="gramStart"/>
-            <w:r>
-              <w:rPr>
-                <w:rFonts w:ascii="Times New Roman" w:eastAsia="Times New Roman" w:hAnsi="Times New Roman"/>
-                <w:b/>
-                <w:sz w:val="20"/>
-                <w:szCs w:val="20"/>
-                <w:lang w:val="en-US" w:eastAsia="ru-RU"/>
-              </w:rPr>
-              <w:t>seller.initials</w:t>
-            </w:r>
-            <w:proofErr w:type="spellEnd"/>
-            <w:proofErr w:type="gramEnd"/>
-            <w:r>
-              <w:rPr>
-                <w:rFonts w:ascii="Times New Roman" w:eastAsia="Times New Roman" w:hAnsi="Times New Roman"/>
-                <w:b/>
-                <w:sz w:val="20"/>
-                <w:szCs w:val="20"/>
-                <w:lang w:val="en-US" w:eastAsia="ru-RU"/>
-              </w:rPr>
-              <w:t>}}</w:t>
+              <w:t>Подпись                                             / {{owner1.signatoryLabel}}/</w:t>
             </w:r>
           </w:p>
         </w:tc>
@@ -6445,11 +6211,10 @@
                 <w:rFonts w:ascii="Times New Roman" w:hAnsi="Times New Roman"/>
                 <w:sz w:val="20"/>
                 <w:szCs w:val="20"/>
-                <w:lang w:val="en-US" w:eastAsia="ru-RU"/>
+                <w:lang w:eastAsia="ru-RU"/>
               </w:rPr>
             </w:pPr>
-            <w:bookmarkStart w:id="10" w:name="OLE_LINK2"/>
-            <w:bookmarkStart w:id="11" w:name="_Hlk225347630"/>
+            <w:bookmarkStart w:id="10" w:name="_Hlk225347630"/>
             <w:r>
               <w:rPr>
                 <w:rFonts w:ascii="Times New Roman" w:hAnsi="Times New Roman"/>
@@ -6457,16 +6222,7 @@
                 <w:szCs w:val="20"/>
                 <w:lang w:eastAsia="ru-RU"/>
               </w:rPr>
-              <w:t>ФИО</w:t>
-            </w:r>
-            <w:r>
-              <w:rPr>
-                <w:rFonts w:ascii="Times New Roman" w:hAnsi="Times New Roman"/>
-                <w:sz w:val="20"/>
-                <w:szCs w:val="20"/>
-                <w:lang w:val="en-US" w:eastAsia="ru-RU"/>
-              </w:rPr>
-              <w:t>: {{owner1.fullName}}</w:t>
+              <w:t>{{#owner2.fullName}}</w:t>
             </w:r>
           </w:p>
           <w:p>
@@ -6475,7 +6231,7 @@
                 <w:rFonts w:ascii="Times New Roman" w:hAnsi="Times New Roman"/>
                 <w:sz w:val="20"/>
                 <w:szCs w:val="20"/>
-                <w:lang w:val="en-US" w:eastAsia="ru-RU"/>
+                <w:lang w:eastAsia="ru-RU"/>
               </w:rPr>
             </w:pPr>
             <w:r>
@@ -6483,29 +6239,9 @@
                 <w:rFonts w:ascii="Times New Roman" w:hAnsi="Times New Roman"/>
                 <w:sz w:val="20"/>
                 <w:szCs w:val="20"/>
-                <w:lang w:val="en-US" w:eastAsia="ru-RU"/>
-              </w:rPr>
-              <w:t xml:space="preserve">{{owner1.birthDate}} </w:t>
-            </w:r>
-            <w:proofErr w:type="spellStart"/>
-            <w:r>
-              <w:rPr>
-                <w:rFonts w:ascii="Times New Roman" w:hAnsi="Times New Roman"/>
-                <w:sz w:val="20"/>
-                <w:szCs w:val="20"/>
-                <w:lang w:val="en-US" w:eastAsia="ru-RU"/>
-              </w:rPr>
-              <w:t>г.р</w:t>
-            </w:r>
-            <w:proofErr w:type="spellEnd"/>
-            <w:r>
-              <w:rPr>
-                <w:rFonts w:ascii="Times New Roman" w:hAnsi="Times New Roman"/>
-                <w:sz w:val="20"/>
-                <w:szCs w:val="20"/>
-                <w:lang w:val="en-US" w:eastAsia="ru-RU"/>
-              </w:rPr>
-              <w:t>.</w:t>
+                <w:lang w:eastAsia="ru-RU"/>
+              </w:rPr>
+              <w:t>{{owner2.fullName}}</w:t>
             </w:r>
           </w:p>
           <w:p>
@@ -6514,7 +6250,7 @@
                 <w:rFonts w:ascii="Times New Roman" w:hAnsi="Times New Roman"/>
                 <w:sz w:val="20"/>
                 <w:szCs w:val="20"/>
-                <w:lang w:val="en-US" w:eastAsia="ru-RU"/>
+                <w:lang w:eastAsia="ru-RU"/>
               </w:rPr>
             </w:pPr>
             <w:r>
@@ -6524,34 +6260,7 @@
                 <w:szCs w:val="20"/>
                 <w:lang w:eastAsia="ru-RU"/>
               </w:rPr>
-              <w:t>Адрес</w:t>
-            </w:r>
-            <w:r>
-              <w:rPr>
-                <w:rFonts w:ascii="Times New Roman" w:hAnsi="Times New Roman"/>
-                <w:sz w:val="20"/>
-                <w:szCs w:val="20"/>
-                <w:lang w:val="en-US" w:eastAsia="ru-RU"/>
-              </w:rPr>
-              <w:t xml:space="preserve"> </w:t>
-            </w:r>
-            <w:r>
-              <w:rPr>
-                <w:rFonts w:ascii="Times New Roman" w:hAnsi="Times New Roman"/>
-                <w:sz w:val="20"/>
-                <w:szCs w:val="20"/>
-                <w:lang w:eastAsia="ru-RU"/>
-              </w:rPr>
-              <w:t>регистрации</w:t>
-            </w:r>
-            <w:r>
-              <w:rPr>
-                <w:rFonts w:ascii="Times New Roman" w:hAnsi="Times New Roman"/>
-                <w:sz w:val="20"/>
-                <w:szCs w:val="20"/>
-                <w:lang w:val="en-US" w:eastAsia="ru-RU"/>
-              </w:rPr>
-              <w:t>: {{owner1.address}}</w:t>
+              <w:t>Адрес регистрации: {{owner2.address}}</w:t>
             </w:r>
           </w:p>
           <w:p>
@@ -6579,7 +6288,7 @@
                 <w:szCs w:val="20"/>
                 <w:lang w:val="en-US" w:eastAsia="ru-RU"/>
               </w:rPr>
-              <w:t>: {{owner1.passport}}</w:t>
+              <w:t xml:space="preserve"> {{owner2.passport}}</w:t>
             </w:r>
           </w:p>
           <w:p>
@@ -6607,7 +6316,7 @@
                 <w:szCs w:val="20"/>
                 <w:lang w:val="en-US" w:eastAsia="ru-RU"/>
               </w:rPr>
-              <w:t xml:space="preserve"> {{owner1.passportIssuedByInstrumental}} {{owner1.passportIssueDate}}</w:t>
+              <w:t xml:space="preserve"> {{owner2.passportIssuedByInstrumental}} {{owner2.passportIssueDate}}</w:t>
             </w:r>
           </w:p>
           <w:p>
@@ -6626,7 +6335,7 @@
                 <w:szCs w:val="20"/>
                 <w:lang w:eastAsia="ru-RU"/>
               </w:rPr>
-              <w:t>Идентификационный</w:t>
+              <w:t>ИН</w:t>
             </w:r>
             <w:r>
               <w:rPr>
@@ -6635,25 +6344,7 @@
                 <w:szCs w:val="20"/>
                 <w:lang w:val="en-US" w:eastAsia="ru-RU"/>
               </w:rPr>
-              <w:t xml:space="preserve"> </w:t>
-            </w:r>
-            <w:r>
-              <w:rPr>
-                <w:rFonts w:ascii="Times New Roman" w:hAnsi="Times New Roman"/>
-                <w:sz w:val="20"/>
-                <w:szCs w:val="20"/>
-                <w:lang w:eastAsia="ru-RU"/>
-              </w:rPr>
-              <w:t>номер</w:t>
-            </w:r>
-            <w:r>
-              <w:rPr>
-                <w:rFonts w:ascii="Times New Roman" w:hAnsi="Times New Roman"/>
-                <w:sz w:val="20"/>
-                <w:szCs w:val="20"/>
-                <w:lang w:val="en-US" w:eastAsia="ru-RU"/>
-              </w:rPr>
-              <w:t>: {{owner1.id}}</w:t>
+              <w:t xml:space="preserve"> {{owner2.id}}</w:t>
             </w:r>
           </w:p>
           <w:p>
@@ -6672,7 +6363,7 @@
                 <w:szCs w:val="20"/>
                 <w:lang w:eastAsia="ru-RU"/>
               </w:rPr>
-              <w:t>Тел</w:t>
+              <w:t>Телефон</w:t>
             </w:r>
             <w:r>
               <w:rPr>
@@ -6681,7 +6372,7 @@
                 <w:szCs w:val="20"/>
                 <w:lang w:val="en-US" w:eastAsia="ru-RU"/>
               </w:rPr>
-              <w:t>: {{owner1.phone}}</w:t>
+              <w:t xml:space="preserve"> {{owner2.phone}}</w:t>
             </w:r>
           </w:p>
           <w:p>
@@ -6693,6 +6384,34 @@
                 <w:lang w:val="en-US" w:eastAsia="ru-RU"/>
               </w:rPr>
             </w:pPr>
+          </w:p>
+          <w:p>
+            <w:pPr>
+              <w:rPr>
+                <w:rFonts w:ascii="Times New Roman" w:hAnsi="Times New Roman"/>
+                <w:sz w:val="20"/>
+                <w:szCs w:val="20"/>
+                <w:lang w:val="en-US" w:eastAsia="ru-RU"/>
+              </w:rPr>
+            </w:pPr>
+            <w:r>
+              <w:rPr>
+                <w:rFonts w:ascii="Times New Roman" w:hAnsi="Times New Roman"/>
+                <w:sz w:val="20"/>
+                <w:szCs w:val="20"/>
+                <w:lang w:eastAsia="ru-RU"/>
+              </w:rPr>
+              <w:t>Подпись</w:t>
+            </w:r>
+            <w:r>
+              <w:rPr>
+                <w:rFonts w:ascii="Times New Roman" w:hAnsi="Times New Roman"/>
+                <w:sz w:val="20"/>
+                <w:szCs w:val="20"/>
+                <w:lang w:val="en-US" w:eastAsia="ru-RU"/>
+              </w:rPr>
+              <w:t xml:space="preserve">                                             / {{owner2.signatoryLabel}}/ </w:t>
+            </w:r>
           </w:p>
           <w:p>
             <w:pPr>
@@ -6706,20 +6425,19 @@
                 <w:b/>
                 <w:sz w:val="20"/>
                 <w:szCs w:val="20"/>
-                <w:lang w:eastAsia="ru-RU"/>
+                <w:lang w:val="en-US" w:eastAsia="ru-RU"/>
               </w:rPr>
             </w:pPr>
             <w:r>
               <w:rPr>
                 <w:rFonts w:ascii="Times New Roman" w:hAnsi="Times New Roman"/>
-                <w:b/>
-                <w:sz w:val="20"/>
-                <w:szCs w:val="20"/>
-                <w:lang w:eastAsia="ru-RU"/>
-              </w:rPr>
-              <w:t>Потребитель_______________________ {{owner1.initials}}</w:t>
-            </w:r>
-            <w:bookmarkEnd w:id="10"/>
+                <w:sz w:val="20"/>
+                <w:szCs w:val="20"/>
+                <w:lang w:val="en-US" w:eastAsia="ru-RU"/>
+              </w:rPr>
+              <w:lastRenderedPageBreak/>
+              <w:t>{{/owner2.fullName}}</w:t>
+            </w:r>
           </w:p>
         </w:tc>
         <w:tc>
@@ -6740,18 +6458,10 @@
                 <w:rFonts w:ascii="Times New Roman" w:hAnsi="Times New Roman"/>
                 <w:sz w:val="20"/>
                 <w:szCs w:val="20"/>
-                <w:lang w:eastAsia="ru-RU"/>
-              </w:rPr>
-              <w:t>ФИО</w:t>
-            </w:r>
-            <w:r>
-              <w:rPr>
-                <w:rFonts w:ascii="Times New Roman" w:hAnsi="Times New Roman"/>
-                <w:sz w:val="20"/>
-                <w:szCs w:val="20"/>
                 <w:lang w:val="en-US" w:eastAsia="ru-RU"/>
               </w:rPr>
-              <w:t>: {{owner2.fullName}}</w:t>
+              <w:lastRenderedPageBreak/>
+              <w:t>{{#owner3.fullName}}</w:t>
             </w:r>
           </w:p>
           <w:p>
@@ -6770,27 +6480,7 @@
                 <w:szCs w:val="20"/>
                 <w:lang w:val="en-US" w:eastAsia="ru-RU"/>
               </w:rPr>
-              <w:t xml:space="preserve">{{owner2.birthDate}} </w:t>
-            </w:r>
-            <w:proofErr w:type="spellStart"/>
-            <w:r>
-              <w:rPr>
-                <w:rFonts w:ascii="Times New Roman" w:hAnsi="Times New Roman"/>
-                <w:sz w:val="20"/>
-                <w:szCs w:val="20"/>
-                <w:lang w:val="en-US" w:eastAsia="ru-RU"/>
-              </w:rPr>
-              <w:t>г.р</w:t>
-            </w:r>
-            <w:proofErr w:type="spellEnd"/>
-            <w:r>
-              <w:rPr>
-                <w:rFonts w:ascii="Times New Roman" w:hAnsi="Times New Roman"/>
-                <w:sz w:val="20"/>
-                <w:szCs w:val="20"/>
-                <w:lang w:val="en-US" w:eastAsia="ru-RU"/>
-              </w:rPr>
-              <w:t>.</w:t>
+              <w:t>{{owner3.fullName}}</w:t>
             </w:r>
           </w:p>
           <w:p>
@@ -6836,7 +6526,7 @@
                 <w:szCs w:val="20"/>
                 <w:lang w:val="en-US" w:eastAsia="ru-RU"/>
               </w:rPr>
-              <w:t>: {{owner2.address}}</w:t>
+              <w:t>: {{owner3.address}}</w:t>
             </w:r>
           </w:p>
           <w:p>
@@ -6864,7 +6554,7 @@
                 <w:szCs w:val="20"/>
                 <w:lang w:val="en-US" w:eastAsia="ru-RU"/>
               </w:rPr>
-              <w:t>: {{owner2.passport}}</w:t>
+              <w:t xml:space="preserve"> {{owner3.passport}}</w:t>
             </w:r>
           </w:p>
           <w:p>
@@ -6892,7 +6582,7 @@
                 <w:szCs w:val="20"/>
                 <w:lang w:val="en-US" w:eastAsia="ru-RU"/>
               </w:rPr>
-              <w:t xml:space="preserve"> {{owner2.passportIssuedByInstrumental}} {{owner2.passportIssueDate}}</w:t>
+              <w:t xml:space="preserve"> {{owner3.passportIssuedByInstrumental}} {{owner3.passportIssueDate}}</w:t>
             </w:r>
           </w:p>
           <w:p>
@@ -6911,7 +6601,7 @@
                 <w:szCs w:val="20"/>
                 <w:lang w:eastAsia="ru-RU"/>
               </w:rPr>
-              <w:t>Идентификационный</w:t>
+              <w:t>ИН</w:t>
             </w:r>
             <w:r>
               <w:rPr>
@@ -6920,25 +6610,7 @@
                 <w:szCs w:val="20"/>
                 <w:lang w:val="en-US" w:eastAsia="ru-RU"/>
               </w:rPr>
-              <w:t xml:space="preserve"> </w:t>
-            </w:r>
-            <w:r>
-              <w:rPr>
-                <w:rFonts w:ascii="Times New Roman" w:hAnsi="Times New Roman"/>
-                <w:sz w:val="20"/>
-                <w:szCs w:val="20"/>
-                <w:lang w:eastAsia="ru-RU"/>
-              </w:rPr>
-              <w:t>номер</w:t>
-            </w:r>
-            <w:r>
-              <w:rPr>
-                <w:rFonts w:ascii="Times New Roman" w:hAnsi="Times New Roman"/>
-                <w:sz w:val="20"/>
-                <w:szCs w:val="20"/>
-                <w:lang w:val="en-US" w:eastAsia="ru-RU"/>
-              </w:rPr>
-              <w:t>: {{owner2.id}}</w:t>
+              <w:t xml:space="preserve"> {{owner3.id}}</w:t>
             </w:r>
           </w:p>
           <w:p>
@@ -6957,7 +6629,7 @@
                 <w:szCs w:val="20"/>
                 <w:lang w:eastAsia="ru-RU"/>
               </w:rPr>
-              <w:t>Тел</w:t>
+              <w:t>Телефон</w:t>
             </w:r>
             <w:r>
               <w:rPr>
@@ -6966,7 +6638,7 @@
                 <w:szCs w:val="20"/>
                 <w:lang w:val="en-US" w:eastAsia="ru-RU"/>
               </w:rPr>
-              <w:t>: {{owner2.phone}}</w:t>
+              <w:t xml:space="preserve"> {{owner3.phone}}</w:t>
             </w:r>
           </w:p>
           <w:p>
@@ -6978,6 +6650,34 @@
                 <w:lang w:val="en-US" w:eastAsia="ru-RU"/>
               </w:rPr>
             </w:pPr>
+          </w:p>
+          <w:p>
+            <w:pPr>
+              <w:rPr>
+                <w:rFonts w:ascii="Times New Roman" w:hAnsi="Times New Roman"/>
+                <w:sz w:val="20"/>
+                <w:szCs w:val="20"/>
+                <w:lang w:val="en-US" w:eastAsia="ru-RU"/>
+              </w:rPr>
+            </w:pPr>
+            <w:r>
+              <w:rPr>
+                <w:rFonts w:ascii="Times New Roman" w:hAnsi="Times New Roman"/>
+                <w:sz w:val="20"/>
+                <w:szCs w:val="20"/>
+                <w:lang w:eastAsia="ru-RU"/>
+              </w:rPr>
+              <w:t>Подпись</w:t>
+            </w:r>
+            <w:r>
+              <w:rPr>
+                <w:rFonts w:ascii="Times New Roman" w:hAnsi="Times New Roman"/>
+                <w:sz w:val="20"/>
+                <w:szCs w:val="20"/>
+                <w:lang w:val="en-US" w:eastAsia="ru-RU"/>
+              </w:rPr>
+              <w:t xml:space="preserve">                                             / {{owner3.signatoryLabel}}/ </w:t>
+            </w:r>
           </w:p>
           <w:p>
             <w:pPr>
@@ -6991,40 +6691,18 @@
                 <w:b/>
                 <w:sz w:val="20"/>
                 <w:szCs w:val="20"/>
-                <w:lang w:eastAsia="ru-RU"/>
+                <w:lang w:val="en-US" w:eastAsia="ru-RU"/>
               </w:rPr>
             </w:pPr>
             <w:r>
               <w:rPr>
                 <w:rFonts w:ascii="Times New Roman" w:hAnsi="Times New Roman"/>
-                <w:b/>
-                <w:sz w:val="20"/>
-                <w:szCs w:val="20"/>
-                <w:lang w:eastAsia="ru-RU"/>
-              </w:rPr>
-              <w:t>Потребитель______________________</w:t>
-            </w:r>
-            <w:proofErr w:type="gramStart"/>
-            <w:r>
-              <w:rPr>
-                <w:rFonts w:ascii="Times New Roman" w:hAnsi="Times New Roman"/>
-                <w:b/>
-                <w:sz w:val="20"/>
-                <w:szCs w:val="20"/>
-                <w:lang w:eastAsia="ru-RU"/>
-              </w:rPr>
-              <w:t>_{</w:t>
-            </w:r>
-            <w:proofErr w:type="gramEnd"/>
-            <w:r>
-              <w:rPr>
-                <w:rFonts w:ascii="Times New Roman" w:hAnsi="Times New Roman"/>
-                <w:b/>
-                <w:sz w:val="20"/>
-                <w:szCs w:val="20"/>
-                <w:lang w:eastAsia="ru-RU"/>
-              </w:rPr>
-              <w:t>{owner2.initials}}</w:t>
+                <w:sz w:val="20"/>
+                <w:szCs w:val="20"/>
+                <w:lang w:val="en-US" w:eastAsia="ru-RU"/>
+              </w:rPr>
+              <w:lastRenderedPageBreak/>
+              <w:t>{{/owner3.fullName}}</w:t>
             </w:r>
           </w:p>
         </w:tc>
@@ -7039,6 +6717,7 @@
           <w:rFonts w:ascii="Times New Roman" w:hAnsi="Times New Roman"/>
           <w:sz w:val="16"/>
           <w:szCs w:val="16"/>
+          <w:lang w:val="en-US"/>
         </w:rPr>
       </w:pPr>
     </w:p>
@@ -7051,6 +6730,7 @@
           <w:rFonts w:ascii="Times New Roman" w:hAnsi="Times New Roman"/>
           <w:sz w:val="16"/>
           <w:szCs w:val="16"/>
+          <w:lang w:val="en-US"/>
         </w:rPr>
       </w:pPr>
     </w:p>
@@ -7063,6 +6743,7 @@
           <w:rFonts w:ascii="Times New Roman" w:hAnsi="Times New Roman"/>
           <w:sz w:val="16"/>
           <w:szCs w:val="16"/>
+          <w:lang w:val="en-US"/>
         </w:rPr>
       </w:pPr>
     </w:p>
@@ -7075,6 +6756,7 @@
           <w:rFonts w:ascii="Times New Roman" w:hAnsi="Times New Roman"/>
           <w:sz w:val="16"/>
           <w:szCs w:val="16"/>
+          <w:lang w:val="en-US"/>
         </w:rPr>
       </w:pPr>
     </w:p>
@@ -7087,6 +6769,7 @@
           <w:rFonts w:ascii="Times New Roman" w:hAnsi="Times New Roman"/>
           <w:sz w:val="16"/>
           <w:szCs w:val="16"/>
+          <w:lang w:val="en-US"/>
         </w:rPr>
       </w:pPr>
     </w:p>
@@ -7099,6 +6782,7 @@
           <w:rFonts w:ascii="Times New Roman" w:hAnsi="Times New Roman"/>
           <w:sz w:val="16"/>
           <w:szCs w:val="16"/>
+          <w:lang w:val="en-US"/>
         </w:rPr>
       </w:pPr>
     </w:p>
@@ -7111,6 +6795,7 @@
           <w:rFonts w:ascii="Times New Roman" w:hAnsi="Times New Roman"/>
           <w:sz w:val="16"/>
           <w:szCs w:val="16"/>
+          <w:lang w:val="en-US"/>
         </w:rPr>
       </w:pPr>
     </w:p>
@@ -7123,6 +6808,7 @@
           <w:rFonts w:ascii="Times New Roman" w:hAnsi="Times New Roman"/>
           <w:sz w:val="16"/>
           <w:szCs w:val="16"/>
+          <w:lang w:val="en-US"/>
         </w:rPr>
       </w:pPr>
     </w:p>
@@ -7315,26 +7001,304 @@
           <w:szCs w:val="22"/>
           <w:lang w:val="ru-RU"/>
         </w:rPr>
-        <w:t>Гр. {{</w:t>
+        <w:t xml:space="preserve">Гр. </w:t>
+      </w:r>
+      <w:r>
+        <w:rPr>
+          <w:sz w:val="20"/>
+          <w:lang w:val="ru-RU"/>
+        </w:rPr>
+        <w:t>{{</w:t>
+      </w:r>
+      <w:r>
+        <w:rPr>
+          <w:sz w:val="20"/>
+        </w:rPr>
+        <w:t>owner</w:t>
+      </w:r>
+      <w:r>
+        <w:rPr>
+          <w:sz w:val="20"/>
+          <w:lang w:val="ru-RU"/>
+        </w:rPr>
+        <w:t>1.</w:t>
       </w:r>
       <w:proofErr w:type="spellStart"/>
+      <w:r>
+        <w:rPr>
+          <w:sz w:val="20"/>
+        </w:rPr>
+        <w:t>fullName</w:t>
+      </w:r>
+      <w:proofErr w:type="spellEnd"/>
+      <w:r>
+        <w:rPr>
+          <w:sz w:val="20"/>
+          <w:lang w:val="ru-RU"/>
+        </w:rPr>
+        <w:t>}}{{</w:t>
+      </w:r>
+      <w:r>
+        <w:rPr>
+          <w:sz w:val="20"/>
+        </w:rPr>
+        <w:t>owner</w:t>
+      </w:r>
+      <w:r>
+        <w:rPr>
+          <w:sz w:val="20"/>
+          <w:lang w:val="ru-RU"/>
+        </w:rPr>
+        <w:t>1.</w:t>
+      </w:r>
+      <w:proofErr w:type="spellStart"/>
+      <w:r>
+        <w:rPr>
+          <w:sz w:val="20"/>
+        </w:rPr>
+        <w:t>poaSuffix</w:t>
+      </w:r>
+      <w:proofErr w:type="spellEnd"/>
+      <w:r>
+        <w:rPr>
+          <w:sz w:val="20"/>
+          <w:lang w:val="ru-RU"/>
+        </w:rPr>
+        <w:t>}}{{#</w:t>
+      </w:r>
+      <w:r>
+        <w:rPr>
+          <w:sz w:val="20"/>
+        </w:rPr>
+        <w:t>owner</w:t>
+      </w:r>
+      <w:r>
+        <w:rPr>
+          <w:sz w:val="20"/>
+          <w:lang w:val="ru-RU"/>
+        </w:rPr>
+        <w:t>2.</w:t>
+      </w:r>
+      <w:proofErr w:type="spellStart"/>
+      <w:r>
+        <w:rPr>
+          <w:sz w:val="20"/>
+        </w:rPr>
+        <w:t>fullName</w:t>
+      </w:r>
+      <w:proofErr w:type="spellEnd"/>
+      <w:r>
+        <w:rPr>
+          <w:sz w:val="20"/>
+          <w:lang w:val="ru-RU"/>
+        </w:rPr>
+        <w:t>}}, {{</w:t>
+      </w:r>
+      <w:r>
+        <w:rPr>
+          <w:sz w:val="20"/>
+        </w:rPr>
+        <w:t>owner</w:t>
+      </w:r>
+      <w:r>
+        <w:rPr>
+          <w:sz w:val="20"/>
+          <w:lang w:val="ru-RU"/>
+        </w:rPr>
+        <w:t>2.</w:t>
+      </w:r>
+      <w:proofErr w:type="spellStart"/>
+      <w:r>
+        <w:rPr>
+          <w:sz w:val="20"/>
+        </w:rPr>
+        <w:t>fullName</w:t>
+      </w:r>
+      <w:proofErr w:type="spellEnd"/>
+      <w:r>
+        <w:rPr>
+          <w:sz w:val="20"/>
+          <w:lang w:val="ru-RU"/>
+        </w:rPr>
+        <w:t>}}{{</w:t>
+      </w:r>
+      <w:r>
+        <w:rPr>
+          <w:sz w:val="20"/>
+        </w:rPr>
+        <w:t>owner</w:t>
+      </w:r>
+      <w:r>
+        <w:rPr>
+          <w:sz w:val="20"/>
+          <w:lang w:val="ru-RU"/>
+        </w:rPr>
+        <w:t>2.</w:t>
+      </w:r>
+      <w:proofErr w:type="spellStart"/>
+      <w:r>
+        <w:rPr>
+          <w:sz w:val="20"/>
+        </w:rPr>
+        <w:t>poaSuffix</w:t>
+      </w:r>
+      <w:proofErr w:type="spellEnd"/>
+      <w:r>
+        <w:rPr>
+          <w:sz w:val="20"/>
+          <w:lang w:val="ru-RU"/>
+        </w:rPr>
+        <w:t>}}{{/</w:t>
+      </w:r>
+      <w:r>
+        <w:rPr>
+          <w:sz w:val="20"/>
+        </w:rPr>
+        <w:t>owner</w:t>
+      </w:r>
+      <w:r>
+        <w:rPr>
+          <w:sz w:val="20"/>
+          <w:lang w:val="ru-RU"/>
+        </w:rPr>
+        <w:t>2.</w:t>
+      </w:r>
+      <w:proofErr w:type="spellStart"/>
+      <w:r>
+        <w:rPr>
+          <w:sz w:val="20"/>
+        </w:rPr>
+        <w:t>fullName</w:t>
+      </w:r>
+      <w:proofErr w:type="spellEnd"/>
+      <w:r>
+        <w:rPr>
+          <w:sz w:val="20"/>
+          <w:lang w:val="ru-RU"/>
+        </w:rPr>
+        <w:t>}}{{#</w:t>
+      </w:r>
+      <w:r>
+        <w:rPr>
+          <w:sz w:val="20"/>
+        </w:rPr>
+        <w:t>owner</w:t>
+      </w:r>
+      <w:r>
+        <w:rPr>
+          <w:sz w:val="20"/>
+          <w:lang w:val="ru-RU"/>
+        </w:rPr>
+        <w:t>3.</w:t>
+      </w:r>
+      <w:proofErr w:type="spellStart"/>
+      <w:r>
+        <w:rPr>
+          <w:sz w:val="20"/>
+        </w:rPr>
+        <w:t>fullName</w:t>
+      </w:r>
+      <w:proofErr w:type="spellEnd"/>
+      <w:r>
+        <w:rPr>
+          <w:sz w:val="20"/>
+          <w:lang w:val="ru-RU"/>
+        </w:rPr>
+        <w:t>}}, {{</w:t>
+      </w:r>
+      <w:r>
+        <w:rPr>
+          <w:sz w:val="20"/>
+        </w:rPr>
+        <w:t>owner</w:t>
+      </w:r>
+      <w:r>
+        <w:rPr>
+          <w:sz w:val="20"/>
+          <w:lang w:val="ru-RU"/>
+        </w:rPr>
+        <w:t>3.</w:t>
+      </w:r>
+      <w:proofErr w:type="spellStart"/>
+      <w:r>
+        <w:rPr>
+          <w:sz w:val="20"/>
+        </w:rPr>
+        <w:t>fullName</w:t>
+      </w:r>
+      <w:proofErr w:type="spellEnd"/>
+      <w:r>
+        <w:rPr>
+          <w:sz w:val="20"/>
+          <w:lang w:val="ru-RU"/>
+        </w:rPr>
+        <w:t>}}{{</w:t>
+      </w:r>
+      <w:r>
+        <w:rPr>
+          <w:sz w:val="20"/>
+        </w:rPr>
+        <w:t>owner</w:t>
+      </w:r>
+      <w:r>
+        <w:rPr>
+          <w:sz w:val="20"/>
+          <w:lang w:val="ru-RU"/>
+        </w:rPr>
+        <w:t>3.</w:t>
+      </w:r>
+      <w:proofErr w:type="spellStart"/>
+      <w:r>
+        <w:rPr>
+          <w:sz w:val="20"/>
+        </w:rPr>
+        <w:t>poaSuffix</w:t>
+      </w:r>
+      <w:proofErr w:type="spellEnd"/>
+      <w:r>
+        <w:rPr>
+          <w:sz w:val="20"/>
+          <w:lang w:val="ru-RU"/>
+        </w:rPr>
+        <w:t>}}{{/</w:t>
+      </w:r>
+      <w:r>
+        <w:rPr>
+          <w:sz w:val="20"/>
+        </w:rPr>
+        <w:t>owner</w:t>
+      </w:r>
+      <w:r>
+        <w:rPr>
+          <w:sz w:val="20"/>
+          <w:lang w:val="ru-RU"/>
+        </w:rPr>
+        <w:t>3.</w:t>
+      </w:r>
+      <w:proofErr w:type="spellStart"/>
+      <w:r>
+        <w:rPr>
+          <w:sz w:val="20"/>
+        </w:rPr>
+        <w:t>fullName</w:t>
+      </w:r>
+      <w:proofErr w:type="spellEnd"/>
+      <w:r>
+        <w:rPr>
+          <w:sz w:val="20"/>
+          <w:lang w:val="ru-RU"/>
+        </w:rPr>
+        <w:t>}}</w:t>
+      </w:r>
       <w:r>
         <w:rPr>
           <w:szCs w:val="22"/>
           <w:lang w:val="ru-RU"/>
         </w:rPr>
-        <w:t>seller.fullName</w:t>
-      </w:r>
-      <w:proofErr w:type="spellEnd"/>
-      <w:r>
-        <w:rPr>
-          <w:szCs w:val="22"/>
-          <w:lang w:val="ru-RU"/>
-        </w:rPr>
-        <w:t xml:space="preserve">}}, в дальнейшем именуемый «Потребитель», в соответствии с пунктом 2 статьи 30 Закона Республики Беларусь №71-З «О риэлтерской деятельности», до заключения договора на оказание риэлтерских услуг ознакомлен с  предельными максимальными тарифами на риэлтерские услуги, оказываемые физическим лицам (за исключением индивидуальных предпринимателей) в соответствии с постановлением Совета Министров Республики Беларусь от 1 ноября 2023 г. № 754 «О тарифах на риэлтерские услуги» (в редакции постановления Совета Министров Республики Беларусь от 02.04.2026 №157 О мерах по реализации Закона Республики Беларусь от 8 мая 2025г №71-З «О риэлтерской деятельности»). </w:t>
-      </w:r>
-      <w:bookmarkStart w:id="12" w:name="_Hlk230023813"/>
-      <w:bookmarkEnd w:id="12"/>
+        <w:t xml:space="preserve">, в дальнейшем именуемый «Потребитель», в соответствии с пунктом 2 статьи 30 Закона Республики Беларусь №71-З «О риэлтерской деятельности», до заключения договора на оказание риэлтерских услуг ознакомлен с  предельными максимальными тарифами на риэлтерские услуги, оказываемые физическим лицам (за исключением индивидуальных предпринимателей) в соответствии с постановлением Совета Министров Республики Беларусь от 1 ноября 2023 г. № 754 «О тарифах на риэлтерские услуги» (в редакции постановления Совета Министров Республики Беларусь от 02.04.2026 №157 О мерах по реализации Закона Республики Беларусь от 8 мая 2025г №71-З «О риэлтерской деятельности»). </w:t>
+      </w:r>
+      <w:bookmarkStart w:id="11" w:name="_Hlk230023813"/>
+      <w:bookmarkEnd w:id="11"/>
     </w:p>
     <w:p>
       <w:pPr>
@@ -7443,8 +7407,8 @@
         </w:rPr>
         <w:t xml:space="preserve"> </w:t>
       </w:r>
-      <w:bookmarkStart w:id="13" w:name="38"/>
-      <w:bookmarkEnd w:id="13"/>
+      <w:bookmarkStart w:id="12" w:name="38"/>
+      <w:bookmarkEnd w:id="12"/>
     </w:p>
     <w:tbl>
       <w:tblPr>
@@ -9322,12 +9286,12 @@
           <w:szCs w:val="12"/>
         </w:rPr>
       </w:pPr>
-      <w:bookmarkStart w:id="14" w:name="40"/>
-      <w:bookmarkStart w:id="15" w:name="41"/>
-      <w:bookmarkStart w:id="16" w:name="42"/>
+      <w:bookmarkStart w:id="13" w:name="40"/>
+      <w:bookmarkStart w:id="14" w:name="41"/>
+      <w:bookmarkStart w:id="15" w:name="42"/>
+      <w:bookmarkEnd w:id="13"/>
       <w:bookmarkEnd w:id="14"/>
       <w:bookmarkEnd w:id="15"/>
-      <w:bookmarkEnd w:id="16"/>
       <w:r>
         <w:rPr>
           <w:rFonts w:ascii="Times New Roman" w:hAnsi="Times New Roman"/>
@@ -9471,6 +9435,7 @@
           <w:sz w:val="20"/>
           <w:szCs w:val="20"/>
         </w:rPr>
+        <w:lastRenderedPageBreak/>
         <w:t xml:space="preserve">Настоящее приложение составлено в </w:t>
       </w:r>
       <w:r>
@@ -9553,10 +9518,8 @@
           <w:sz w:val="20"/>
           <w:szCs w:val="20"/>
         </w:rPr>
-        <w:t>{{</w:t>
-      </w:r>
-      <w:proofErr w:type="spellStart"/>
-      <w:proofErr w:type="gramStart"/>
+        <w:t>{{owner1.signatoryLabel}}</w:t>
+      </w:r>
       <w:r>
         <w:rPr>
           <w:rFonts w:ascii="Times New Roman" w:hAnsi="Times New Roman"/>
@@ -9564,40 +9527,9 @@
           <w:sz w:val="20"/>
           <w:szCs w:val="20"/>
         </w:rPr>
-        <w:t>seller.initials</w:t>
-      </w:r>
-      <w:proofErr w:type="spellEnd"/>
-      <w:r>
-        <w:rPr>
-          <w:rFonts w:ascii="Times New Roman" w:hAnsi="Times New Roman"/>
-          <w:b/>
-          <w:sz w:val="20"/>
-          <w:szCs w:val="20"/>
-        </w:rPr>
-        <w:t xml:space="preserve">}}   </w:t>
-      </w:r>
-      <w:proofErr w:type="gramEnd"/>
-      <w:r>
-        <w:rPr>
-          <w:rFonts w:ascii="Times New Roman" w:hAnsi="Times New Roman"/>
-          <w:b/>
-          <w:sz w:val="20"/>
-          <w:szCs w:val="20"/>
-        </w:rPr>
-        <w:t xml:space="preserve">                             Исполнитель: _________________________</w:t>
-      </w:r>
-      <w:proofErr w:type="spellStart"/>
-      <w:r>
-        <w:rPr>
-          <w:rFonts w:ascii="Times New Roman" w:hAnsi="Times New Roman"/>
-          <w:b/>
-          <w:sz w:val="20"/>
-          <w:szCs w:val="20"/>
-        </w:rPr>
-        <w:t>О.Р.Турко</w:t>
-      </w:r>
-      <w:bookmarkEnd w:id="11"/>
-      <w:proofErr w:type="spellEnd"/>
+        <w:t xml:space="preserve">             </w:t>
+      </w:r>
+      <w:bookmarkEnd w:id="10"/>
     </w:p>
     <w:p>
       <w:pPr>
@@ -9636,8 +9568,34 @@
           <w:sz w:val="20"/>
           <w:szCs w:val="20"/>
         </w:rPr>
-        <w:lastRenderedPageBreak/>
-        <w:t xml:space="preserve">Потребитель: _______________ / {{owner1.initials}}           </w:t>
+        <w:t xml:space="preserve">Потребитель: _______________ / </w:t>
+      </w:r>
+      <w:r>
+        <w:rPr>
+          <w:rFonts w:ascii="Times New Roman" w:hAnsi="Times New Roman"/>
+          <w:b/>
+          <w:sz w:val="20"/>
+          <w:szCs w:val="20"/>
+        </w:rPr>
+        <w:t>{{owner</w:t>
+      </w:r>
+      <w:r>
+        <w:rPr>
+          <w:rFonts w:ascii="Times New Roman" w:hAnsi="Times New Roman"/>
+          <w:b/>
+          <w:sz w:val="20"/>
+          <w:szCs w:val="20"/>
+        </w:rPr>
+        <w:t>2</w:t>
+      </w:r>
+      <w:r>
+        <w:rPr>
+          <w:rFonts w:ascii="Times New Roman" w:hAnsi="Times New Roman"/>
+          <w:b/>
+          <w:sz w:val="20"/>
+          <w:szCs w:val="20"/>
+        </w:rPr>
+        <w:t>.signatoryLabel}}</w:t>
       </w:r>
     </w:p>
     <w:p>
@@ -9675,9 +9633,80 @@
         <w:jc w:val="both"/>
         <w:rPr>
           <w:rFonts w:ascii="Times New Roman" w:hAnsi="Times New Roman"/>
+          <w:b/>
+          <w:sz w:val="20"/>
+          <w:szCs w:val="20"/>
+          <w:lang w:val="en-US"/>
+        </w:rPr>
+      </w:pPr>
+      <w:r>
+        <w:rPr>
+          <w:rFonts w:ascii="Times New Roman" w:hAnsi="Times New Roman"/>
+          <w:b/>
+          <w:sz w:val="20"/>
+          <w:szCs w:val="20"/>
+        </w:rPr>
+        <w:t xml:space="preserve">Потребитель: _______________ / </w:t>
+      </w:r>
+      <w:r>
+        <w:rPr>
+          <w:rFonts w:ascii="Times New Roman" w:hAnsi="Times New Roman"/>
+          <w:b/>
+          <w:sz w:val="20"/>
+          <w:szCs w:val="20"/>
+        </w:rPr>
+        <w:t>{{owner</w:t>
+      </w:r>
+      <w:r>
+        <w:rPr>
+          <w:rFonts w:ascii="Times New Roman" w:hAnsi="Times New Roman"/>
+          <w:b/>
+          <w:sz w:val="20"/>
+          <w:szCs w:val="20"/>
+        </w:rPr>
+        <w:t>3</w:t>
+      </w:r>
+      <w:r>
+        <w:rPr>
+          <w:rFonts w:ascii="Times New Roman" w:hAnsi="Times New Roman"/>
+          <w:b/>
+          <w:sz w:val="20"/>
+          <w:szCs w:val="20"/>
+        </w:rPr>
+        <w:t>.signatoryLabel}}</w:t>
+      </w:r>
+    </w:p>
+    <w:p>
+      <w:pPr>
+        <w:tabs>
+          <w:tab w:val="left" w:pos="756"/>
+        </w:tabs>
+        <w:spacing w:after="0" w:line="240" w:lineRule="auto"/>
+        <w:ind w:left="284"/>
+        <w:jc w:val="both"/>
+        <w:rPr>
+          <w:rFonts w:ascii="Times New Roman" w:hAnsi="Times New Roman"/>
+          <w:b/>
+          <w:sz w:val="20"/>
+          <w:szCs w:val="20"/>
+          <w:lang w:val="en-US"/>
+        </w:rPr>
+      </w:pPr>
+    </w:p>
+    <w:p>
+      <w:pPr>
+        <w:tabs>
+          <w:tab w:val="left" w:pos="756"/>
+        </w:tabs>
+        <w:spacing w:after="0" w:line="240" w:lineRule="auto"/>
+        <w:ind w:left="284"/>
+        <w:jc w:val="both"/>
+        <w:rPr>
+          <w:rFonts w:ascii="Times New Roman" w:hAnsi="Times New Roman"/>
           <w:sz w:val="20"/>
           <w:szCs w:val="20"/>
           <w:vertAlign w:val="superscript"/>
+          <w:lang w:val="en-US"/>
         </w:rPr>
       </w:pPr>
       <w:r>
@@ -9687,8 +9716,19 @@
           <w:sz w:val="20"/>
           <w:szCs w:val="20"/>
         </w:rPr>
-        <w:t xml:space="preserve">Потребитель: _______________ / {{owner2.initials}}              </w:t>
-      </w:r>
+        <w:t>Исполнитель: _________________________</w:t>
+      </w:r>
+      <w:proofErr w:type="spellStart"/>
+      <w:r>
+        <w:rPr>
+          <w:rFonts w:ascii="Times New Roman" w:hAnsi="Times New Roman"/>
+          <w:b/>
+          <w:sz w:val="20"/>
+          <w:szCs w:val="20"/>
+        </w:rPr>
+        <w:t>О.Р.Турко</w:t>
+      </w:r>
+      <w:proofErr w:type="spellEnd"/>
     </w:p>
     <w:sectPr>
       <w:headerReference w:type="default" r:id="rId10"/>
@@ -9702,7 +9742,7 @@
 </file>
 
 <file path=word/endnotes.xml><?xml version="1.0" encoding="utf-8"?>
-<w:endnotes xmlns:wpc="http://schemas.microsoft.com/office/word/2010/wordprocessingCanvas" xmlns:cx="http://schemas.microsoft.com/office/drawing/2014/chartex" xmlns:cx1="http://schemas.microsoft.com/office/drawing/2015/9/8/chartex" xmlns:cx2="http://schemas.microsoft.com/office/drawing/2015/10/21/chartex" xmlns:cx3="http://schemas.microsoft.com/office/drawing/2016/5/9/chartex" xmlns:cx4="http://schemas.microsoft.com/office/drawing/2016/5/10/chartex" xmlns:cx5="http://schemas.microsoft.com/office/drawing/2016/5/11/chartex" xmlns:cx6="http://schemas.microsoft.com/office/drawing/2016/5/12/chartex" xmlns:cx7="http://schemas.microsoft.com/office/drawing/2016/5/13/chartex" xmlns:cx8="http://schemas.microsoft.com/office/drawing/2016/5/14/chartex" xmlns:mc="http://schemas.openxmlformats.org/markup-compatibility/2006" xmlns:aink="http://schemas.microsoft.com/office/drawing/2016/ink" xmlns:am3d="http://schemas.microsoft.com/office/drawing/2017/model3d" xmlns:o="urn:schemas-microsoft-com:office:office" xmlns:oel="http://schemas.microsoft.com/office/2019/extlst" xmlns:r="http://schemas.openxmlformats.org/officeDocument/2006/relationships" xmlns:m="http://schemas.openxmlformats.org/officeDocument/2006/math" xmlns:v="urn:schemas-microsoft-com:vml" xmlns:wp14="http://schemas.microsoft.com/office/word/2010/wordprocessingDrawing" xmlns:wp="http://schemas.openxmlformats.org/drawingml/2006/wordprocessingDrawing" xmlns:w10="urn:schemas-microsoft-com:office:word" xmlns:w="http://schemas.openxmlformats.org/wordprocessingml/2006/main" xmlns:w14="http://schemas.microsoft.com/office/word/2010/wordml" xmlns:w15="http://schemas.microsoft.com/office/word/2012/wordml" xmlns:w16cex="http://schemas.microsoft.com/office/word/2018/wordml/cex" xmlns:w16cid="http://schemas.microsoft.com/office/word/2016/wordml/cid" xmlns:w16="http://schemas.microsoft.com/office/word/2018/wordml" xmlns:w16du="http://schemas.microsoft.com/office/word/2023/wordml/word16du" xmlns:w16sdtdh="http://schemas.microsoft.com/office/word/2020/wordml/sdtdatahash" xmlns:w16sdtfl="http://schemas.microsoft.com/office/word/2024/wordml/sdtformatlock" xmlns:w16se="http://schemas.microsoft.com/office/word/2015/wordml/symex" xmlns:wpg="http://schemas.microsoft.com/office/word/2010/wordprocessingGroup" xmlns:wpi="http://schemas.microsoft.com/office/word/2010/wordprocessingInk" xmlns:wne="http://schemas.microsoft.com/office/word/2006/wordml" xmlns:wps="http://schemas.microsoft.com/office/word/2010/wordprocessingShape" mc:Ignorable="w14 w15 w16se w16cid w16 w16cex w16sdtdh w16sdtfl w16du wp14">
+<w:endnotes xmlns:wpc="http://schemas.microsoft.com/office/word/2010/wordprocessingCanvas" xmlns:cx="http://schemas.microsoft.com/office/drawing/2014/chartex" xmlns:cx1="http://schemas.microsoft.com/office/drawing/2015/9/8/chartex" xmlns:cx2="http://schemas.microsoft.com/office/drawing/2015/10/21/chartex" xmlns:cx3="http://schemas.microsoft.com/office/drawing/2016/5/9/chartex" xmlns:cx4="http://schemas.microsoft.com/office/drawing/2016/5/10/chartex" xmlns:cx5="http://schemas.microsoft.com/office/drawing/2016/5/11/chartex" xmlns:cx6="http://schemas.microsoft.com/office/drawing/2016/5/12/chartex" xmlns:cx7="http://schemas.microsoft.com/office/drawing/2016/5/13/chartex" xmlns:cx8="http://schemas.microsoft.com/office/drawing/2016/5/14/chartex" xmlns:mc="http://schemas.openxmlformats.org/markup-compatibility/2006" xmlns:aink="http://schemas.microsoft.com/office/drawing/2016/ink" xmlns:am3d="http://schemas.microsoft.com/office/drawing/2017/model3d" xmlns:o="urn:schemas-microsoft-com:office:office" xmlns:oel="http://schemas.microsoft.com/office/2019/extlst" xmlns:r="http://schemas.openxmlformats.org/officeDocument/2006/relationships" xmlns:m="http://schemas.openxmlformats.org/officeDocument/2006/math" xmlns:v="urn:schemas-microsoft-com:vml" xmlns:wp14="http://schemas.microsoft.com/office/word/2010/wordprocessingDrawing" xmlns:wp="http://schemas.openxmlformats.org/drawingml/2006/wordprocessingDrawing" xmlns:w10="urn:schemas-microsoft-com:office:word" xmlns:w="http://schemas.openxmlformats.org/wordprocessingml/2006/main" xmlns:w14="http://schemas.microsoft.com/office/word/2010/wordml" xmlns:w15="http://schemas.microsoft.com/office/word/2012/wordml" xmlns:w16cei="http://schemas.microsoft.com/office/word/2026/wordml/cei" xmlns:w16cex="http://schemas.microsoft.com/office/word/2018/wordml/cex" xmlns:w16cid="http://schemas.microsoft.com/office/word/2016/wordml/cid" xmlns:w16="http://schemas.microsoft.com/office/word/2018/wordml" xmlns:w16du="http://schemas.microsoft.com/office/word/2023/wordml/word16du" xmlns:w16sdtdh="http://schemas.microsoft.com/office/word/2020/wordml/sdtdatahash" xmlns:w16sdtfl="http://schemas.microsoft.com/office/word/2024/wordml/sdtformatlock" xmlns:w16se="http://schemas.microsoft.com/office/word/2015/wordml/symex" xmlns:wpg="http://schemas.microsoft.com/office/word/2010/wordprocessingGroup" xmlns:wpi="http://schemas.microsoft.com/office/word/2010/wordprocessingInk" xmlns:wne="http://schemas.microsoft.com/office/word/2006/wordml" xmlns:wps="http://schemas.microsoft.com/office/word/2010/wordprocessingShape" mc:Ignorable="w14 w15 w16se w16cid w16 w16cex w16sdtdh w16sdtfl w16du wp14">
   <w:endnote w:type="separator" w:id="-1">
     <w:p>
       <w:pPr>
@@ -9727,7 +9767,7 @@
 </file>
 
 <file path=word/footnotes.xml><?xml version="1.0" encoding="utf-8"?>
-<w:footnotes xmlns:wpc="http://schemas.microsoft.com/office/word/2010/wordprocessingCanvas" xmlns:cx="http://schemas.microsoft.com/office/drawing/2014/chartex" xmlns:cx1="http://schemas.microsoft.com/office/drawing/2015/9/8/chartex" xmlns:cx2="http://schemas.microsoft.com/office/drawing/2015/10/21/chartex" xmlns:cx3="http://schemas.microsoft.com/office/drawing/2016/5/9/chartex" xmlns:cx4="http://schemas.microsoft.com/office/drawing/2016/5/10/chartex" xmlns:cx5="http://schemas.microsoft.com/office/drawing/2016/5/11/chartex" xmlns:cx6="http://schemas.microsoft.com/office/drawing/2016/5/12/chartex" xmlns:cx7="http://schemas.microsoft.com/office/drawing/2016/5/13/chartex" xmlns:cx8="http://schemas.microsoft.com/office/drawing/2016/5/14/chartex" xmlns:mc="http://schemas.openxmlformats.org/markup-compatibility/2006" xmlns:aink="http://schemas.microsoft.com/office/drawing/2016/ink" xmlns:am3d="http://schemas.microsoft.com/office/drawing/2017/model3d" xmlns:o="urn:schemas-microsoft-com:office:office" xmlns:oel="http://schemas.microsoft.com/office/2019/extlst" xmlns:r="http://schemas.openxmlformats.org/officeDocument/2006/relationships" xmlns:m="http://schemas.openxmlformats.org/officeDocument/2006/math" xmlns:v="urn:schemas-microsoft-com:vml" xmlns:wp14="http://schemas.microsoft.com/office/word/2010/wordprocessingDrawing" xmlns:wp="http://schemas.openxmlformats.org/drawingml/2006/wordprocessingDrawing" xmlns:w10="urn:schemas-microsoft-com:office:word" xmlns:w="http://schemas.openxmlformats.org/wordprocessingml/2006/main" xmlns:w14="http://schemas.microsoft.com/office/word/2010/wordml" xmlns:w15="http://schemas.microsoft.com/office/word/2012/wordml" xmlns:w16cex="http://schemas.microsoft.com/office/word/2018/wordml/cex" xmlns:w16cid="http://schemas.microsoft.com/office/word/2016/wordml/cid" xmlns:w16="http://schemas.microsoft.com/office/word/2018/wordml" xmlns:w16du="http://schemas.microsoft.com/office/word/2023/wordml/word16du" xmlns:w16sdtdh="http://schemas.microsoft.com/office/word/2020/wordml/sdtdatahash" xmlns:w16sdtfl="http://schemas.microsoft.com/office/word/2024/wordml/sdtformatlock" xmlns:w16se="http://schemas.microsoft.com/office/word/2015/wordml/symex" xmlns:wpg="http://schemas.microsoft.com/office/word/2010/wordprocessingGroup" xmlns:wpi="http://schemas.microsoft.com/office/word/2010/wordprocessingInk" xmlns:wne="http://schemas.microsoft.com/office/word/2006/wordml" xmlns:wps="http://schemas.microsoft.com/office/word/2010/wordprocessingShape" mc:Ignorable="w14 w15 w16se w16cid w16 w16cex w16sdtdh w16sdtfl w16du wp14">
+<w:footnotes xmlns:wpc="http://schemas.microsoft.com/office/word/2010/wordprocessingCanvas" xmlns:cx="http://schemas.microsoft.com/office/drawing/2014/chartex" xmlns:cx1="http://schemas.microsoft.com/office/drawing/2015/9/8/chartex" xmlns:cx2="http://schemas.microsoft.com/office/drawing/2015/10/21/chartex" xmlns:cx3="http://schemas.microsoft.com/office/drawing/2016/5/9/chartex" xmlns:cx4="http://schemas.microsoft.com/office/drawing/2016/5/10/chartex" xmlns:cx5="http://schemas.microsoft.com/office/drawing/2016/5/11/chartex" xmlns:cx6="http://schemas.microsoft.com/office/drawing/2016/5/12/chartex" xmlns:cx7="http://schemas.microsoft.com/office/drawing/2016/5/13/chartex" xmlns:cx8="http://schemas.microsoft.com/office/drawing/2016/5/14/chartex" xmlns:mc="http://schemas.openxmlformats.org/markup-compatibility/2006" xmlns:aink="http://schemas.microsoft.com/office/drawing/2016/ink" xmlns:am3d="http://schemas.microsoft.com/office/drawing/2017/model3d" xmlns:o="urn:schemas-microsoft-com:office:office" xmlns:oel="http://schemas.microsoft.com/office/2019/extlst" xmlns:r="http://schemas.openxmlformats.org/officeDocument/2006/relationships" xmlns:m="http://schemas.openxmlformats.org/officeDocument/2006/math" xmlns:v="urn:schemas-microsoft-com:vml" xmlns:wp14="http://schemas.microsoft.com/office/word/2010/wordprocessingDrawing" xmlns:wp="http://schemas.openxmlformats.org/drawingml/2006/wordprocessingDrawing" xmlns:w10="urn:schemas-microsoft-com:office:word" xmlns:w="http://schemas.openxmlformats.org/wordprocessingml/2006/main" xmlns:w14="http://schemas.microsoft.com/office/word/2010/wordml" xmlns:w15="http://schemas.microsoft.com/office/word/2012/wordml" xmlns:w16cei="http://schemas.microsoft.com/office/word/2026/wordml/cei" xmlns:w16cex="http://schemas.microsoft.com/office/word/2018/wordml/cex" xmlns:w16cid="http://schemas.microsoft.com/office/word/2016/wordml/cid" xmlns:w16="http://schemas.microsoft.com/office/word/2018/wordml" xmlns:w16du="http://schemas.microsoft.com/office/word/2023/wordml/word16du" xmlns:w16sdtdh="http://schemas.microsoft.com/office/word/2020/wordml/sdtdatahash" xmlns:w16sdtfl="http://schemas.microsoft.com/office/word/2024/wordml/sdtformatlock" xmlns:w16se="http://schemas.microsoft.com/office/word/2015/wordml/symex" xmlns:wpg="http://schemas.microsoft.com/office/word/2010/wordprocessingGroup" xmlns:wpi="http://schemas.microsoft.com/office/word/2010/wordprocessingInk" xmlns:wne="http://schemas.microsoft.com/office/word/2006/wordml" xmlns:wps="http://schemas.microsoft.com/office/word/2010/wordprocessingShape" mc:Ignorable="w14 w15 w16se w16cid w16 w16cex w16sdtdh w16sdtfl w16du wp14">
   <w:footnote w:type="separator" w:id="-1">
     <w:p>
       <w:pPr>
@@ -9752,7 +9792,7 @@
 </file>
 
 <file path=word/header1.xml><?xml version="1.0" encoding="utf-8"?>
-<w:hdr xmlns:wpc="http://schemas.microsoft.com/office/word/2010/wordprocessingCanvas" xmlns:cx="http://schemas.microsoft.com/office/drawing/2014/chartex" xmlns:cx1="http://schemas.microsoft.com/office/drawing/2015/9/8/chartex" xmlns:cx2="http://schemas.microsoft.com/office/drawing/2015/10/21/chartex" xmlns:cx3="http://schemas.microsoft.com/office/drawing/2016/5/9/chartex" xmlns:cx4="http://schemas.microsoft.com/office/drawing/2016/5/10/chartex" xmlns:cx5="http://schemas.microsoft.com/office/drawing/2016/5/11/chartex" xmlns:cx6="http://schemas.microsoft.com/office/drawing/2016/5/12/chartex" xmlns:cx7="http://schemas.microsoft.com/office/drawing/2016/5/13/chartex" xmlns:cx8="http://schemas.microsoft.com/office/drawing/2016/5/14/chartex" xmlns:mc="http://schemas.openxmlformats.org/markup-compatibility/2006" xmlns:aink="http://schemas.microsoft.com/office/drawing/2016/ink" xmlns:am3d="http://schemas.microsoft.com/office/drawing/2017/model3d" xmlns:o="urn:schemas-microsoft-com:office:office" xmlns:oel="http://schemas.microsoft.com/office/2019/extlst" xmlns:r="http://schemas.openxmlformats.org/officeDocument/2006/relationships" xmlns:m="http://schemas.openxmlformats.org/officeDocument/2006/math" xmlns:v="urn:schemas-microsoft-com:vml" xmlns:wp14="http://schemas.microsoft.com/office/word/2010/wordprocessingDrawing" xmlns:wp="http://schemas.openxmlformats.org/drawingml/2006/wordprocessingDrawing" xmlns:w10="urn:schemas-microsoft-com:office:word" xmlns:w="http://schemas.openxmlformats.org/wordprocessingml/2006/main" xmlns:w14="http://schemas.microsoft.com/office/word/2010/wordml" xmlns:w15="http://schemas.microsoft.com/office/word/2012/wordml" xmlns:w16cex="http://schemas.microsoft.com/office/word/2018/wordml/cex" xmlns:w16cid="http://schemas.microsoft.com/office/word/2016/wordml/cid" xmlns:w16="http://schemas.microsoft.com/office/word/2018/wordml" xmlns:w16du="http://schemas.microsoft.com/office/word/2023/wordml/word16du" xmlns:w16sdtdh="http://schemas.microsoft.com/office/word/2020/wordml/sdtdatahash" xmlns:w16sdtfl="http://schemas.microsoft.com/office/word/2024/wordml/sdtformatlock" xmlns:w16se="http://schemas.microsoft.com/office/word/2015/wordml/symex" xmlns:wpg="http://schemas.microsoft.com/office/word/2010/wordprocessingGroup" xmlns:wpi="http://schemas.microsoft.com/office/word/2010/wordprocessingInk" xmlns:wne="http://schemas.microsoft.com/office/word/2006/wordml" xmlns:wps="http://schemas.microsoft.com/office/word/2010/wordprocessingShape" mc:Ignorable="w14 w15 w16se w16cid w16 w16cex w16sdtdh w16sdtfl w16du wp14">
+<w:hdr xmlns:wpc="http://schemas.microsoft.com/office/word/2010/wordprocessingCanvas" xmlns:cx="http://schemas.microsoft.com/office/drawing/2014/chartex" xmlns:cx1="http://schemas.microsoft.com/office/drawing/2015/9/8/chartex" xmlns:cx2="http://schemas.microsoft.com/office/drawing/2015/10/21/chartex" xmlns:cx3="http://schemas.microsoft.com/office/drawing/2016/5/9/chartex" xmlns:cx4="http://schemas.microsoft.com/office/drawing/2016/5/10/chartex" xmlns:cx5="http://schemas.microsoft.com/office/drawing/2016/5/11/chartex" xmlns:cx6="http://schemas.microsoft.com/office/drawing/2016/5/12/chartex" xmlns:cx7="http://schemas.microsoft.com/office/drawing/2016/5/13/chartex" xmlns:cx8="http://schemas.microsoft.com/office/drawing/2016/5/14/chartex" xmlns:mc="http://schemas.openxmlformats.org/markup-compatibility/2006" xmlns:aink="http://schemas.microsoft.com/office/drawing/2016/ink" xmlns:am3d="http://schemas.microsoft.com/office/drawing/2017/model3d" xmlns:o="urn:schemas-microsoft-com:office:office" xmlns:oel="http://schemas.microsoft.com/office/2019/extlst" xmlns:r="http://schemas.openxmlformats.org/officeDocument/2006/relationships" xmlns:m="http://schemas.openxmlformats.org/officeDocument/2006/math" xmlns:v="urn:schemas-microsoft-com:vml" xmlns:wp14="http://schemas.microsoft.com/office/word/2010/wordprocessingDrawing" xmlns:wp="http://schemas.openxmlformats.org/drawingml/2006/wordprocessingDrawing" xmlns:w10="urn:schemas-microsoft-com:office:word" xmlns:w="http://schemas.openxmlformats.org/wordprocessingml/2006/main" xmlns:w14="http://schemas.microsoft.com/office/word/2010/wordml" xmlns:w15="http://schemas.microsoft.com/office/word/2012/wordml" xmlns:w16cei="http://schemas.microsoft.com/office/word/2026/wordml/cei" xmlns:w16cex="http://schemas.microsoft.com/office/word/2018/wordml/cex" xmlns:w16cid="http://schemas.microsoft.com/office/word/2016/wordml/cid" xmlns:w16="http://schemas.microsoft.com/office/word/2018/wordml" xmlns:w16du="http://schemas.microsoft.com/office/word/2023/wordml/word16du" xmlns:w16sdtdh="http://schemas.microsoft.com/office/word/2020/wordml/sdtdatahash" xmlns:w16sdtfl="http://schemas.microsoft.com/office/word/2024/wordml/sdtformatlock" xmlns:w16se="http://schemas.microsoft.com/office/word/2015/wordml/symex" xmlns:wpg="http://schemas.microsoft.com/office/word/2010/wordprocessingGroup" xmlns:wpi="http://schemas.microsoft.com/office/word/2010/wordprocessingInk" xmlns:wne="http://schemas.microsoft.com/office/word/2006/wordml" xmlns:wps="http://schemas.microsoft.com/office/word/2010/wordprocessingShape" mc:Ignorable="w14 w15 w16se w16cid w16 w16cex w16sdtdh w16sdtfl w16du wp14">
   <w:p>
     <w:pPr>
       <w:pStyle w:val="ab"/>
@@ -9762,7 +9802,7 @@
 </file>
 
 <file path=word/numbering.xml><?xml version="1.0" encoding="utf-8"?>
-<w:numbering xmlns:wpc="http://schemas.microsoft.com/office/word/2010/wordprocessingCanvas" xmlns:cx="http://schemas.microsoft.com/office/drawing/2014/chartex" xmlns:cx1="http://schemas.microsoft.com/office/drawing/2015/9/8/chartex" xmlns:cx2="http://schemas.microsoft.com/office/drawing/2015/10/21/chartex" xmlns:cx3="http://schemas.microsoft.com/office/drawing/2016/5/9/chartex" xmlns:cx4="http://schemas.microsoft.com/office/drawing/2016/5/10/chartex" xmlns:cx5="http://schemas.microsoft.com/office/drawing/2016/5/11/chartex" xmlns:cx6="http://schemas.microsoft.com/office/drawing/2016/5/12/chartex" xmlns:cx7="http://schemas.microsoft.com/office/drawing/2016/5/13/chartex" xmlns:cx8="http://schemas.microsoft.com/office/drawing/2016/5/14/chartex" xmlns:mc="http://schemas.openxmlformats.org/markup-compatibility/2006" xmlns:aink="http://schemas.microsoft.com/office/drawing/2016/ink" xmlns:am3d="http://schemas.microsoft.com/office/drawing/2017/model3d" xmlns:o="urn:schemas-microsoft-com:office:office" xmlns:oel="http://schemas.microsoft.com/office/2019/extlst" xmlns:r="http://schemas.openxmlformats.org/officeDocument/2006/relationships" xmlns:m="http://schemas.openxmlformats.org/officeDocument/2006/math" xmlns:v="urn:schemas-microsoft-com:vml" xmlns:wp14="http://schemas.microsoft.com/office/word/2010/wordprocessingDrawing" xmlns:wp="http://schemas.openxmlformats.org/drawingml/2006/wordprocessingDrawing" xmlns:w10="urn:schemas-microsoft-com:office:word" xmlns:w="http://schemas.openxmlformats.org/wordprocessingml/2006/main" xmlns:w14="http://schemas.microsoft.com/office/word/2010/wordml" xmlns:w15="http://schemas.microsoft.com/office/word/2012/wordml" xmlns:w16cex="http://schemas.microsoft.com/office/word/2018/wordml/cex" xmlns:w16cid="http://schemas.microsoft.com/office/word/2016/wordml/cid" xmlns:w16="http://schemas.microsoft.com/office/word/2018/wordml" xmlns:w16du="http://schemas.microsoft.com/office/word/2023/wordml/word16du" xmlns:w16sdtdh="http://schemas.microsoft.com/office/word/2020/wordml/sdtdatahash" xmlns:w16sdtfl="http://schemas.microsoft.com/office/word/2024/wordml/sdtformatlock" xmlns:w16se="http://schemas.microsoft.com/office/word/2015/wordml/symex" xmlns:wpg="http://schemas.microsoft.com/office/word/2010/wordprocessingGroup" xmlns:wpi="http://schemas.microsoft.com/office/word/2010/wordprocessingInk" xmlns:wne="http://schemas.microsoft.com/office/word/2006/wordml" xmlns:wps="http://schemas.microsoft.com/office/word/2010/wordprocessingShape" mc:Ignorable="w14 w15 w16se w16cid w16 w16cex w16sdtdh w16sdtfl w16du wp14">
+<w:numbering xmlns:wpc="http://schemas.microsoft.com/office/word/2010/wordprocessingCanvas" xmlns:cx="http://schemas.microsoft.com/office/drawing/2014/chartex" xmlns:cx1="http://schemas.microsoft.com/office/drawing/2015/9/8/chartex" xmlns:cx2="http://schemas.microsoft.com/office/drawing/2015/10/21/chartex" xmlns:cx3="http://schemas.microsoft.com/office/drawing/2016/5/9/chartex" xmlns:cx4="http://schemas.microsoft.com/office/drawing/2016/5/10/chartex" xmlns:cx5="http://schemas.microsoft.com/office/drawing/2016/5/11/chartex" xmlns:cx6="http://schemas.microsoft.com/office/drawing/2016/5/12/chartex" xmlns:cx7="http://schemas.microsoft.com/office/drawing/2016/5/13/chartex" xmlns:cx8="http://schemas.microsoft.com/office/drawing/2016/5/14/chartex" xmlns:mc="http://schemas.openxmlformats.org/markup-compatibility/2006" xmlns:aink="http://schemas.microsoft.com/office/drawing/2016/ink" xmlns:am3d="http://schemas.microsoft.com/office/drawing/2017/model3d" xmlns:o="urn:schemas-microsoft-com:office:office" xmlns:oel="http://schemas.microsoft.com/office/2019/extlst" xmlns:r="http://schemas.openxmlformats.org/officeDocument/2006/relationships" xmlns:m="http://schemas.openxmlformats.org/officeDocument/2006/math" xmlns:v="urn:schemas-microsoft-com:vml" xmlns:wp14="http://schemas.microsoft.com/office/word/2010/wordprocessingDrawing" xmlns:wp="http://schemas.openxmlformats.org/drawingml/2006/wordprocessingDrawing" xmlns:w10="urn:schemas-microsoft-com:office:word" xmlns:w="http://schemas.openxmlformats.org/wordprocessingml/2006/main" xmlns:w14="http://schemas.microsoft.com/office/word/2010/wordml" xmlns:w15="http://schemas.microsoft.com/office/word/2012/wordml" xmlns:w16cei="http://schemas.microsoft.com/office/word/2026/wordml/cei" xmlns:w16cex="http://schemas.microsoft.com/office/word/2018/wordml/cex" xmlns:w16cid="http://schemas.microsoft.com/office/word/2016/wordml/cid" xmlns:w16="http://schemas.microsoft.com/office/word/2018/wordml" xmlns:w16du="http://schemas.microsoft.com/office/word/2023/wordml/word16du" xmlns:w16sdtdh="http://schemas.microsoft.com/office/word/2020/wordml/sdtdatahash" xmlns:w16sdtfl="http://schemas.microsoft.com/office/word/2024/wordml/sdtformatlock" xmlns:w16se="http://schemas.microsoft.com/office/word/2015/wordml/symex" xmlns:wpg="http://schemas.microsoft.com/office/word/2010/wordprocessingGroup" xmlns:wpi="http://schemas.microsoft.com/office/word/2010/wordprocessingInk" xmlns:wne="http://schemas.microsoft.com/office/word/2006/wordml" xmlns:wps="http://schemas.microsoft.com/office/word/2010/wordprocessingShape" mc:Ignorable="w14 w15 w16se w16cid w16 w16cex w16sdtdh w16sdtfl w16du wp14">
   <w:abstractNum w:abstractNumId="0" w15:restartNumberingAfterBreak="0">
     <w:nsid w:val="1ED918AF"/>
     <w:multiLevelType w:val="multilevel"/>

--- a/templates/working/Договор_3_собств_общий.docx
+++ b/templates/working/Договор_3_собств_общий.docx
@@ -25,31 +25,7 @@
           <w:szCs w:val="24"/>
           <w:lang w:eastAsia="ru-RU"/>
         </w:rPr>
-        <w:t>ДОГОВОР №{{</w:t>
-      </w:r>
-      <w:proofErr w:type="spellStart"/>
-      <w:proofErr w:type="gramStart"/>
-      <w:r>
-        <w:rPr>
-          <w:rFonts w:ascii="Times New Roman" w:eastAsia="Times New Roman" w:hAnsi="Times New Roman"/>
-          <w:b/>
-          <w:sz w:val="24"/>
-          <w:szCs w:val="24"/>
-          <w:lang w:eastAsia="ru-RU"/>
-        </w:rPr>
-        <w:t>deal.contractNumber</w:t>
-      </w:r>
-      <w:proofErr w:type="spellEnd"/>
-      <w:proofErr w:type="gramEnd"/>
-      <w:r>
-        <w:rPr>
-          <w:rFonts w:ascii="Times New Roman" w:eastAsia="Times New Roman" w:hAnsi="Times New Roman"/>
-          <w:b/>
-          <w:sz w:val="24"/>
-          <w:szCs w:val="24"/>
-          <w:lang w:eastAsia="ru-RU"/>
-        </w:rPr>
-        <w:t>}}</w:t>
+        <w:t>ДОГОВОР №{{deal.contractNumber}}</w:t>
       </w:r>
     </w:p>
     <w:p>
@@ -118,68 +94,15 @@
         </w:rPr>
       </w:pPr>
       <w:bookmarkStart w:id="0" w:name="_Hlk225346991"/>
-      <w:proofErr w:type="spellStart"/>
-      <w:r>
-        <w:rPr>
-          <w:rFonts w:ascii="Times New Roman" w:eastAsia="Times New Roman" w:hAnsi="Times New Roman"/>
-          <w:sz w:val="24"/>
-          <w:szCs w:val="24"/>
-          <w:lang w:eastAsia="ru-RU"/>
-        </w:rPr>
-        <w:t>г.Лида</w:t>
-      </w:r>
-      <w:proofErr w:type="spellEnd"/>
-      <w:r>
-        <w:rPr>
-          <w:rFonts w:ascii="Times New Roman" w:eastAsia="Times New Roman" w:hAnsi="Times New Roman"/>
-          <w:sz w:val="24"/>
-          <w:szCs w:val="24"/>
-          <w:lang w:eastAsia="ru-RU"/>
-        </w:rPr>
-        <w:t xml:space="preserve">                                                                                                                                       </w:t>
-      </w:r>
-      <w:proofErr w:type="gramStart"/>
-      <w:r>
-        <w:rPr>
-          <w:rFonts w:ascii="Times New Roman" w:eastAsia="Times New Roman" w:hAnsi="Times New Roman"/>
-          <w:sz w:val="24"/>
-          <w:szCs w:val="24"/>
-          <w:lang w:eastAsia="ru-RU"/>
-        </w:rPr>
-        <w:t xml:space="preserve">   {</w:t>
-      </w:r>
-      <w:proofErr w:type="gramEnd"/>
-      <w:r>
-        <w:rPr>
-          <w:rFonts w:ascii="Times New Roman" w:eastAsia="Times New Roman" w:hAnsi="Times New Roman"/>
-          <w:sz w:val="24"/>
-          <w:szCs w:val="24"/>
-          <w:lang w:eastAsia="ru-RU"/>
-        </w:rPr>
-        <w:t>{</w:t>
-      </w:r>
-      <w:proofErr w:type="spellStart"/>
-      <w:proofErr w:type="gramStart"/>
-      <w:r>
-        <w:rPr>
-          <w:rFonts w:ascii="Times New Roman" w:eastAsia="Times New Roman" w:hAnsi="Times New Roman"/>
-          <w:sz w:val="24"/>
-          <w:szCs w:val="24"/>
-          <w:lang w:eastAsia="ru-RU"/>
-        </w:rPr>
-        <w:t>deal.date</w:t>
-      </w:r>
-      <w:proofErr w:type="spellEnd"/>
-      <w:r>
-        <w:rPr>
-          <w:rFonts w:ascii="Times New Roman" w:eastAsia="Times New Roman" w:hAnsi="Times New Roman"/>
-          <w:sz w:val="24"/>
-          <w:szCs w:val="24"/>
-          <w:lang w:eastAsia="ru-RU"/>
-        </w:rPr>
-        <w:t>}}г.</w:t>
-      </w:r>
-      <w:proofErr w:type="gramEnd"/>
+      <w:r>
+        <w:rPr>
+          <w:rFonts w:ascii="Times New Roman" w:eastAsia="Times New Roman" w:hAnsi="Times New Roman"/>
+          <w:sz w:val="24"/>
+          <w:szCs w:val="24"/>
+          <w:lang w:eastAsia="ru-RU"/>
+        </w:rPr>
+        <w:t>г.Лида                                                                                                                                          {{deal.date}}г.</w:t>
+      </w:r>
     </w:p>
     <w:p>
       <w:pPr>
@@ -362,51 +285,7 @@
           <w:szCs w:val="24"/>
           <w:lang w:eastAsia="ru-RU"/>
         </w:rPr>
-        <w:t>1.1.  Предметом настоящего договора является оказание Исполнителем Потребителю риэлтерских      услуг    по содействию в продаже   принадлежащего     Потребителю     на      праве собственности объекта недвижимого имущества (далее – риэлтерские услуги), представляющего собой "{{</w:t>
-      </w:r>
-      <w:proofErr w:type="spellStart"/>
-      <w:proofErr w:type="gramStart"/>
-      <w:r>
-        <w:rPr>
-          <w:rFonts w:ascii="Times New Roman" w:eastAsia="Times New Roman" w:hAnsi="Times New Roman"/>
-          <w:sz w:val="24"/>
-          <w:szCs w:val="24"/>
-          <w:lang w:eastAsia="ru-RU"/>
-        </w:rPr>
-        <w:t>property.type</w:t>
-      </w:r>
-      <w:proofErr w:type="spellEnd"/>
-      <w:proofErr w:type="gramEnd"/>
-      <w:r>
-        <w:rPr>
-          <w:rFonts w:ascii="Times New Roman" w:eastAsia="Times New Roman" w:hAnsi="Times New Roman"/>
-          <w:sz w:val="24"/>
-          <w:szCs w:val="24"/>
-          <w:lang w:eastAsia="ru-RU"/>
-        </w:rPr>
-        <w:t>}}", расположенный по адресу {{</w:t>
-      </w:r>
-      <w:proofErr w:type="spellStart"/>
-      <w:proofErr w:type="gramStart"/>
-      <w:r>
-        <w:rPr>
-          <w:rFonts w:ascii="Times New Roman" w:eastAsia="Times New Roman" w:hAnsi="Times New Roman"/>
-          <w:sz w:val="24"/>
-          <w:szCs w:val="24"/>
-          <w:lang w:eastAsia="ru-RU"/>
-        </w:rPr>
-        <w:t>property.address</w:t>
-      </w:r>
-      <w:proofErr w:type="spellEnd"/>
-      <w:proofErr w:type="gramEnd"/>
-      <w:r>
-        <w:rPr>
-          <w:rFonts w:ascii="Times New Roman" w:eastAsia="Times New Roman" w:hAnsi="Times New Roman"/>
-          <w:sz w:val="24"/>
-          <w:szCs w:val="24"/>
-          <w:lang w:eastAsia="ru-RU"/>
-        </w:rPr>
-        <w:t>}}.</w:t>
+        <w:t>1.1.  Предметом настоящего договора является оказание Исполнителем Потребителю риэлтерских      услуг    по содействию в продаже   принадлежащего     Потребителю     на      праве собственности объекта недвижимого имущества (далее – риэлтерские услуги), представляющего собой "{{property.type}}", расположенный по адресу {{property.address}}.</w:t>
       </w:r>
     </w:p>
     <w:p>
@@ -429,25 +308,7 @@
           <w:sz w:val="24"/>
           <w:szCs w:val="24"/>
         </w:rPr>
-        <w:t>1.2. Описание Объекта: количеств комнат - {{</w:t>
-      </w:r>
-      <w:proofErr w:type="spellStart"/>
-      <w:r>
-        <w:rPr>
-          <w:rFonts w:ascii="Times New Roman" w:hAnsi="Times New Roman"/>
-          <w:sz w:val="24"/>
-          <w:szCs w:val="24"/>
-        </w:rPr>
-        <w:t>property.rooms</w:t>
-      </w:r>
-      <w:proofErr w:type="spellEnd"/>
-      <w:r>
-        <w:rPr>
-          <w:rFonts w:ascii="Times New Roman" w:hAnsi="Times New Roman"/>
-          <w:sz w:val="24"/>
-          <w:szCs w:val="24"/>
-        </w:rPr>
-        <w:t>}}; общая площадь - {{</w:t>
+        <w:t>1.2. Описание Объекта: количеств комнат - {{property.rooms}}; общая площадь - {{</w:t>
       </w:r>
       <w:r>
         <w:rPr>
@@ -466,7 +327,6 @@
         </w:rPr>
         <w:t>.</w:t>
       </w:r>
-      <w:proofErr w:type="spellStart"/>
       <w:r>
         <w:rPr>
           <w:rFonts w:ascii="Times New Roman" w:hAnsi="Times New Roman"/>
@@ -476,7 +336,6 @@
         </w:rPr>
         <w:t>areaTotal</w:t>
       </w:r>
-      <w:proofErr w:type="spellEnd"/>
       <w:r>
         <w:rPr>
           <w:rFonts w:ascii="Times New Roman" w:hAnsi="Times New Roman"/>
@@ -500,26 +359,93 @@
           <w:sz w:val="24"/>
           <w:szCs w:val="24"/>
         </w:rPr>
+        <w:t>.areaLiving}} м², этаж/этажность - {{</w:t>
+      </w:r>
+      <w:r>
+        <w:rPr>
+          <w:rFonts w:ascii="Times New Roman" w:hAnsi="Times New Roman"/>
+          <w:sz w:val="24"/>
+          <w:szCs w:val="24"/>
+          <w:lang w:val="en-US"/>
+        </w:rPr>
+        <w:t>property</w:t>
+      </w:r>
+      <w:r>
+        <w:rPr>
+          <w:rFonts w:ascii="Times New Roman" w:hAnsi="Times New Roman"/>
+          <w:sz w:val="24"/>
+          <w:szCs w:val="24"/>
+        </w:rPr>
+        <w:t>.floor}}/{{</w:t>
+      </w:r>
+      <w:r>
+        <w:rPr>
+          <w:rFonts w:ascii="Times New Roman" w:hAnsi="Times New Roman"/>
+          <w:sz w:val="24"/>
+          <w:szCs w:val="24"/>
+          <w:lang w:val="en-US"/>
+        </w:rPr>
+        <w:t>property</w:t>
+      </w:r>
+      <w:r>
+        <w:rPr>
+          <w:rFonts w:ascii="Times New Roman" w:hAnsi="Times New Roman"/>
+          <w:sz w:val="24"/>
+          <w:szCs w:val="24"/>
+        </w:rPr>
+        <w:t>.floors}}; материал стен - {{</w:t>
+      </w:r>
+      <w:r>
+        <w:rPr>
+          <w:rFonts w:ascii="Times New Roman" w:hAnsi="Times New Roman"/>
+          <w:sz w:val="24"/>
+          <w:szCs w:val="24"/>
+          <w:lang w:val="en-US"/>
+        </w:rPr>
+        <w:t>property</w:t>
+      </w:r>
+      <w:r>
+        <w:rPr>
+          <w:rFonts w:ascii="Times New Roman" w:hAnsi="Times New Roman"/>
+          <w:sz w:val="24"/>
+          <w:szCs w:val="24"/>
+        </w:rPr>
+        <w:t>.wallMaterial}}; год постройки - {{</w:t>
+      </w:r>
+      <w:r>
+        <w:rPr>
+          <w:rFonts w:ascii="Times New Roman" w:hAnsi="Times New Roman"/>
+          <w:sz w:val="24"/>
+          <w:szCs w:val="24"/>
+          <w:lang w:val="en-US"/>
+        </w:rPr>
+        <w:t>property</w:t>
+      </w:r>
+      <w:r>
+        <w:rPr>
+          <w:rFonts w:ascii="Times New Roman" w:hAnsi="Times New Roman"/>
+          <w:sz w:val="24"/>
+          <w:szCs w:val="24"/>
+        </w:rPr>
+        <w:t>.yearBuilt}}; {{#property.isApartment}}инвентарный номер - {{</w:t>
+      </w:r>
+      <w:r>
+        <w:rPr>
+          <w:rFonts w:ascii="Times New Roman" w:hAnsi="Times New Roman"/>
+          <w:sz w:val="24"/>
+          <w:szCs w:val="24"/>
+          <w:lang w:val="en-US"/>
+        </w:rPr>
+        <w:t>property</w:t>
+      </w:r>
+      <w:r>
+        <w:rPr>
+          <w:rFonts w:ascii="Times New Roman" w:hAnsi="Times New Roman"/>
+          <w:sz w:val="24"/>
+          <w:szCs w:val="24"/>
+        </w:rPr>
         <w:t>.</w:t>
       </w:r>
-      <w:proofErr w:type="spellStart"/>
-      <w:r>
-        <w:rPr>
-          <w:rFonts w:ascii="Times New Roman" w:hAnsi="Times New Roman"/>
-          <w:sz w:val="24"/>
-          <w:szCs w:val="24"/>
-        </w:rPr>
-        <w:t>areaLiving</w:t>
-      </w:r>
-      <w:proofErr w:type="spellEnd"/>
-      <w:r>
-        <w:rPr>
-          <w:rFonts w:ascii="Times New Roman" w:hAnsi="Times New Roman"/>
-          <w:sz w:val="24"/>
-          <w:szCs w:val="24"/>
-        </w:rPr>
-        <w:t>}} м², этаж/этажность - {{</w:t>
-      </w:r>
       <w:r>
         <w:rPr>
           <w:rFonts w:ascii="Times New Roman" w:hAnsi="Times New Roman"/>
@@ -527,6 +453,40 @@
           <w:szCs w:val="24"/>
           <w:lang w:val="en-US"/>
         </w:rPr>
+        <w:t>inventoryNumber</w:t>
+      </w:r>
+      <w:r>
+        <w:rPr>
+          <w:rFonts w:ascii="Times New Roman" w:hAnsi="Times New Roman"/>
+          <w:sz w:val="24"/>
+          <w:szCs w:val="24"/>
+        </w:rPr>
+        <w:t>}} {{/property.isApartment}}{</w:t>
+      </w:r>
+      <w:r>
+        <w:rPr>
+          <w:rFonts w:ascii="Times New Roman" w:hAnsi="Times New Roman"/>
+          <w:sz w:val="24"/>
+          <w:szCs w:val="24"/>
+          <w:lang w:val="ru-BY"/>
+        </w:rPr>
+        <w:t xml:space="preserve">{#property.isHouse}}кадастровый </w:t>
+      </w:r>
+      <w:r>
+        <w:rPr>
+          <w:rFonts w:ascii="Times New Roman" w:hAnsi="Times New Roman"/>
+          <w:sz w:val="24"/>
+          <w:szCs w:val="24"/>
+        </w:rPr>
+        <w:t>номер – {{</w:t>
+      </w:r>
+      <w:r>
+        <w:rPr>
+          <w:rFonts w:ascii="Times New Roman" w:hAnsi="Times New Roman"/>
+          <w:sz w:val="24"/>
+          <w:szCs w:val="24"/>
+          <w:lang w:val="en-US"/>
+        </w:rPr>
         <w:t>property</w:t>
       </w:r>
       <w:r>
@@ -535,26 +495,25 @@
           <w:sz w:val="24"/>
           <w:szCs w:val="24"/>
         </w:rPr>
+        <w:t>.cadastre}}; площадь земельного участка – {{</w:t>
+      </w:r>
+      <w:r>
+        <w:rPr>
+          <w:rFonts w:ascii="Times New Roman" w:hAnsi="Times New Roman"/>
+          <w:sz w:val="24"/>
+          <w:szCs w:val="24"/>
+          <w:lang w:val="en-US"/>
+        </w:rPr>
+        <w:t>property</w:t>
+      </w:r>
+      <w:r>
+        <w:rPr>
+          <w:rFonts w:ascii="Times New Roman" w:hAnsi="Times New Roman"/>
+          <w:sz w:val="24"/>
+          <w:szCs w:val="24"/>
+        </w:rPr>
         <w:t>.</w:t>
       </w:r>
-      <w:proofErr w:type="spellStart"/>
-      <w:r>
-        <w:rPr>
-          <w:rFonts w:ascii="Times New Roman" w:hAnsi="Times New Roman"/>
-          <w:sz w:val="24"/>
-          <w:szCs w:val="24"/>
-        </w:rPr>
-        <w:t>floor</w:t>
-      </w:r>
-      <w:proofErr w:type="spellEnd"/>
-      <w:r>
-        <w:rPr>
-          <w:rFonts w:ascii="Times New Roman" w:hAnsi="Times New Roman"/>
-          <w:sz w:val="24"/>
-          <w:szCs w:val="24"/>
-        </w:rPr>
-        <w:t>}}/{{</w:t>
-      </w:r>
       <w:r>
         <w:rPr>
           <w:rFonts w:ascii="Times New Roman" w:hAnsi="Times New Roman"/>
@@ -562,6 +521,23 @@
           <w:szCs w:val="24"/>
           <w:lang w:val="en-US"/>
         </w:rPr>
+        <w:t>l</w:t>
+      </w:r>
+      <w:r>
+        <w:rPr>
+          <w:rFonts w:ascii="Times New Roman" w:hAnsi="Times New Roman"/>
+          <w:sz w:val="24"/>
+          <w:szCs w:val="24"/>
+        </w:rPr>
+        <w:t>andArea}} га; форма собственности – {{</w:t>
+      </w:r>
+      <w:r>
+        <w:rPr>
+          <w:rFonts w:ascii="Times New Roman" w:hAnsi="Times New Roman"/>
+          <w:sz w:val="24"/>
+          <w:szCs w:val="24"/>
+          <w:lang w:val="en-US"/>
+        </w:rPr>
         <w:t>property</w:t>
       </w:r>
       <w:r>
@@ -572,24 +548,6 @@
         </w:rPr>
         <w:t>.</w:t>
       </w:r>
-      <w:proofErr w:type="spellStart"/>
-      <w:r>
-        <w:rPr>
-          <w:rFonts w:ascii="Times New Roman" w:hAnsi="Times New Roman"/>
-          <w:sz w:val="24"/>
-          <w:szCs w:val="24"/>
-        </w:rPr>
-        <w:t>floors</w:t>
-      </w:r>
-      <w:proofErr w:type="spellEnd"/>
-      <w:r>
-        <w:rPr>
-          <w:rFonts w:ascii="Times New Roman" w:hAnsi="Times New Roman"/>
-          <w:sz w:val="24"/>
-          <w:szCs w:val="24"/>
-        </w:rPr>
-        <w:t>}}; материал стен - {{</w:t>
-      </w:r>
       <w:r>
         <w:rPr>
           <w:rFonts w:ascii="Times New Roman" w:hAnsi="Times New Roman"/>
@@ -597,122 +555,15 @@
           <w:szCs w:val="24"/>
           <w:lang w:val="en-US"/>
         </w:rPr>
-        <w:t>property</w:t>
-      </w:r>
-      <w:r>
-        <w:rPr>
-          <w:rFonts w:ascii="Times New Roman" w:hAnsi="Times New Roman"/>
-          <w:sz w:val="24"/>
-          <w:szCs w:val="24"/>
-        </w:rPr>
-        <w:t>.</w:t>
-      </w:r>
-      <w:proofErr w:type="spellStart"/>
-      <w:r>
-        <w:rPr>
-          <w:rFonts w:ascii="Times New Roman" w:hAnsi="Times New Roman"/>
-          <w:sz w:val="24"/>
-          <w:szCs w:val="24"/>
-        </w:rPr>
-        <w:t>wallMaterial</w:t>
-      </w:r>
-      <w:proofErr w:type="spellEnd"/>
-      <w:r>
-        <w:rPr>
-          <w:rFonts w:ascii="Times New Roman" w:hAnsi="Times New Roman"/>
-          <w:sz w:val="24"/>
-          <w:szCs w:val="24"/>
-        </w:rPr>
-        <w:t>}}; год постройки - {{</w:t>
-      </w:r>
-      <w:r>
-        <w:rPr>
-          <w:rFonts w:ascii="Times New Roman" w:hAnsi="Times New Roman"/>
-          <w:sz w:val="24"/>
-          <w:szCs w:val="24"/>
-          <w:lang w:val="en-US"/>
-        </w:rPr>
-        <w:t>property</w:t>
-      </w:r>
-      <w:r>
-        <w:rPr>
-          <w:rFonts w:ascii="Times New Roman" w:hAnsi="Times New Roman"/>
-          <w:sz w:val="24"/>
-          <w:szCs w:val="24"/>
-        </w:rPr>
-        <w:t>.</w:t>
-      </w:r>
-      <w:proofErr w:type="spellStart"/>
-      <w:r>
-        <w:rPr>
-          <w:rFonts w:ascii="Times New Roman" w:hAnsi="Times New Roman"/>
-          <w:sz w:val="24"/>
-          <w:szCs w:val="24"/>
-        </w:rPr>
-        <w:t>yearBuilt</w:t>
-      </w:r>
-      <w:proofErr w:type="spellEnd"/>
-      <w:r>
-        <w:rPr>
-          <w:rFonts w:ascii="Times New Roman" w:hAnsi="Times New Roman"/>
-          <w:sz w:val="24"/>
-          <w:szCs w:val="24"/>
-        </w:rPr>
-        <w:t>}}; {{#property.isApartment}}инвентарный номер - {{</w:t>
-      </w:r>
-      <w:r>
-        <w:rPr>
-          <w:rFonts w:ascii="Times New Roman" w:hAnsi="Times New Roman"/>
-          <w:sz w:val="24"/>
-          <w:szCs w:val="24"/>
-          <w:lang w:val="en-US"/>
-        </w:rPr>
-        <w:t>property</w:t>
-      </w:r>
-      <w:r>
-        <w:rPr>
-          <w:rFonts w:ascii="Times New Roman" w:hAnsi="Times New Roman"/>
-          <w:sz w:val="24"/>
-          <w:szCs w:val="24"/>
-        </w:rPr>
-        <w:t>.</w:t>
-      </w:r>
-      <w:proofErr w:type="spellStart"/>
-      <w:r>
-        <w:rPr>
-          <w:rFonts w:ascii="Times New Roman" w:hAnsi="Times New Roman"/>
-          <w:sz w:val="24"/>
-          <w:szCs w:val="24"/>
-          <w:lang w:val="en-US"/>
-        </w:rPr>
-        <w:t>inventoryNumber</w:t>
-      </w:r>
-      <w:proofErr w:type="spellEnd"/>
-      <w:r>
-        <w:rPr>
-          <w:rFonts w:ascii="Times New Roman" w:hAnsi="Times New Roman"/>
-          <w:sz w:val="24"/>
-          <w:szCs w:val="24"/>
-        </w:rPr>
-        <w:t>}} {{/</w:t>
-      </w:r>
-      <w:proofErr w:type="spellStart"/>
-      <w:r>
-        <w:rPr>
-          <w:rFonts w:ascii="Times New Roman" w:hAnsi="Times New Roman"/>
-          <w:sz w:val="24"/>
-          <w:szCs w:val="24"/>
-        </w:rPr>
-        <w:t>property.isApartment</w:t>
-      </w:r>
-      <w:proofErr w:type="spellEnd"/>
-      <w:r>
-        <w:rPr>
-          <w:rFonts w:ascii="Times New Roman" w:hAnsi="Times New Roman"/>
-          <w:sz w:val="24"/>
-          <w:szCs w:val="24"/>
-        </w:rPr>
-        <w:t>}}{</w:t>
+        <w:t>ownershipForm</w:t>
+      </w:r>
+      <w:r>
+        <w:rPr>
+          <w:rFonts w:ascii="Times New Roman" w:hAnsi="Times New Roman"/>
+          <w:sz w:val="24"/>
+          <w:szCs w:val="24"/>
+        </w:rPr>
+        <w:t>}}</w:t>
       </w:r>
       <w:r>
         <w:rPr>
@@ -721,159 +572,7 @@
           <w:szCs w:val="24"/>
           <w:lang w:val="ru-BY"/>
         </w:rPr>
-        <w:t xml:space="preserve">{#property.isHouse}}кадастровый </w:t>
-      </w:r>
-      <w:r>
-        <w:rPr>
-          <w:rFonts w:ascii="Times New Roman" w:hAnsi="Times New Roman"/>
-          <w:sz w:val="24"/>
-          <w:szCs w:val="24"/>
-        </w:rPr>
-        <w:t>номер – {{</w:t>
-      </w:r>
-      <w:r>
-        <w:rPr>
-          <w:rFonts w:ascii="Times New Roman" w:hAnsi="Times New Roman"/>
-          <w:sz w:val="24"/>
-          <w:szCs w:val="24"/>
-          <w:lang w:val="en-US"/>
-        </w:rPr>
-        <w:t>property</w:t>
-      </w:r>
-      <w:r>
-        <w:rPr>
-          <w:rFonts w:ascii="Times New Roman" w:hAnsi="Times New Roman"/>
-          <w:sz w:val="24"/>
-          <w:szCs w:val="24"/>
-        </w:rPr>
-        <w:t>.</w:t>
-      </w:r>
-      <w:proofErr w:type="spellStart"/>
-      <w:r>
-        <w:rPr>
-          <w:rFonts w:ascii="Times New Roman" w:hAnsi="Times New Roman"/>
-          <w:sz w:val="24"/>
-          <w:szCs w:val="24"/>
-        </w:rPr>
-        <w:t>cadastre</w:t>
-      </w:r>
-      <w:proofErr w:type="spellEnd"/>
-      <w:r>
-        <w:rPr>
-          <w:rFonts w:ascii="Times New Roman" w:hAnsi="Times New Roman"/>
-          <w:sz w:val="24"/>
-          <w:szCs w:val="24"/>
-        </w:rPr>
-        <w:t>}}; площадь земельного участка – {{</w:t>
-      </w:r>
-      <w:r>
-        <w:rPr>
-          <w:rFonts w:ascii="Times New Roman" w:hAnsi="Times New Roman"/>
-          <w:sz w:val="24"/>
-          <w:szCs w:val="24"/>
-          <w:lang w:val="en-US"/>
-        </w:rPr>
-        <w:t>property</w:t>
-      </w:r>
-      <w:r>
-        <w:rPr>
-          <w:rFonts w:ascii="Times New Roman" w:hAnsi="Times New Roman"/>
-          <w:sz w:val="24"/>
-          <w:szCs w:val="24"/>
-        </w:rPr>
-        <w:t>.</w:t>
-      </w:r>
-      <w:r>
-        <w:rPr>
-          <w:rFonts w:ascii="Times New Roman" w:hAnsi="Times New Roman"/>
-          <w:sz w:val="24"/>
-          <w:szCs w:val="24"/>
-          <w:lang w:val="en-US"/>
-        </w:rPr>
-        <w:t>l</w:t>
-      </w:r>
-      <w:proofErr w:type="spellStart"/>
-      <w:r>
-        <w:rPr>
-          <w:rFonts w:ascii="Times New Roman" w:hAnsi="Times New Roman"/>
-          <w:sz w:val="24"/>
-          <w:szCs w:val="24"/>
-        </w:rPr>
-        <w:t>andArea</w:t>
-      </w:r>
-      <w:proofErr w:type="spellEnd"/>
-      <w:r>
-        <w:rPr>
-          <w:rFonts w:ascii="Times New Roman" w:hAnsi="Times New Roman"/>
-          <w:sz w:val="24"/>
-          <w:szCs w:val="24"/>
-        </w:rPr>
-        <w:t>}} га; форма собственности – {{</w:t>
-      </w:r>
-      <w:r>
-        <w:rPr>
-          <w:rFonts w:ascii="Times New Roman" w:hAnsi="Times New Roman"/>
-          <w:sz w:val="24"/>
-          <w:szCs w:val="24"/>
-          <w:lang w:val="en-US"/>
-        </w:rPr>
-        <w:t>property</w:t>
-      </w:r>
-      <w:r>
-        <w:rPr>
-          <w:rFonts w:ascii="Times New Roman" w:hAnsi="Times New Roman"/>
-          <w:sz w:val="24"/>
-          <w:szCs w:val="24"/>
-        </w:rPr>
-        <w:t>.</w:t>
-      </w:r>
-      <w:proofErr w:type="spellStart"/>
-      <w:r>
-        <w:rPr>
-          <w:rFonts w:ascii="Times New Roman" w:hAnsi="Times New Roman"/>
-          <w:sz w:val="24"/>
-          <w:szCs w:val="24"/>
-          <w:lang w:val="en-US"/>
-        </w:rPr>
-        <w:t>ownershipForm</w:t>
-      </w:r>
-      <w:proofErr w:type="spellEnd"/>
-      <w:r>
-        <w:rPr>
-          <w:rFonts w:ascii="Times New Roman" w:hAnsi="Times New Roman"/>
-          <w:sz w:val="24"/>
-          <w:szCs w:val="24"/>
-        </w:rPr>
-        <w:t>}}</w:t>
-      </w:r>
-      <w:r>
-        <w:rPr>
-          <w:rFonts w:ascii="Times New Roman" w:hAnsi="Times New Roman"/>
-          <w:sz w:val="24"/>
-          <w:szCs w:val="24"/>
-          <w:lang w:val="ru-BY"/>
-        </w:rPr>
-        <w:t>{{/</w:t>
-      </w:r>
-      <w:proofErr w:type="spellStart"/>
-      <w:r>
-        <w:rPr>
-          <w:rFonts w:ascii="Times New Roman" w:hAnsi="Times New Roman"/>
-          <w:sz w:val="24"/>
-          <w:szCs w:val="24"/>
-          <w:lang w:val="ru-BY"/>
-        </w:rPr>
-        <w:t>property.isHouse</w:t>
-      </w:r>
-      <w:proofErr w:type="spellEnd"/>
-      <w:r>
-        <w:rPr>
-          <w:rFonts w:ascii="Times New Roman" w:hAnsi="Times New Roman"/>
-          <w:sz w:val="24"/>
-          <w:szCs w:val="24"/>
-          <w:lang w:val="ru-BY"/>
-        </w:rPr>
-        <w:t>}}.</w:t>
+        <w:t>{{/property.isHouse}}.</w:t>
       </w:r>
     </w:p>
     <w:p>
@@ -977,64 +676,16 @@
           <w:szCs w:val="24"/>
           <w:lang w:eastAsia="ru-RU"/>
         </w:rPr>
-        <w:t>{{</w:t>
-      </w:r>
-      <w:proofErr w:type="spellStart"/>
-      <w:proofErr w:type="gramStart"/>
-      <w:r>
-        <w:rPr>
-          <w:rFonts w:ascii="Times New Roman" w:eastAsia="Times New Roman" w:hAnsi="Times New Roman"/>
-          <w:b/>
-          <w:bCs/>
-          <w:sz w:val="24"/>
-          <w:szCs w:val="24"/>
-          <w:lang w:eastAsia="ru-RU"/>
-        </w:rPr>
-        <w:t>property.priceBYN</w:t>
-      </w:r>
-      <w:proofErr w:type="spellEnd"/>
-      <w:proofErr w:type="gramEnd"/>
-      <w:r>
-        <w:rPr>
-          <w:rFonts w:ascii="Times New Roman" w:eastAsia="Times New Roman" w:hAnsi="Times New Roman"/>
-          <w:b/>
-          <w:bCs/>
-          <w:sz w:val="24"/>
-          <w:szCs w:val="24"/>
-          <w:lang w:eastAsia="ru-RU"/>
-        </w:rPr>
-        <w:t>}}</w:t>
-      </w:r>
-      <w:r>
-        <w:rPr>
-          <w:rFonts w:ascii="Times New Roman" w:eastAsia="Times New Roman" w:hAnsi="Times New Roman"/>
-          <w:sz w:val="24"/>
-          <w:szCs w:val="24"/>
-          <w:lang w:eastAsia="ru-RU"/>
-        </w:rPr>
-        <w:t xml:space="preserve"> белорусских рублей ({{</w:t>
-      </w:r>
-      <w:proofErr w:type="spellStart"/>
-      <w:proofErr w:type="gramStart"/>
-      <w:r>
-        <w:rPr>
-          <w:rFonts w:ascii="Times New Roman" w:eastAsia="Times New Roman" w:hAnsi="Times New Roman"/>
-          <w:sz w:val="24"/>
-          <w:szCs w:val="24"/>
-          <w:lang w:eastAsia="ru-RU"/>
-        </w:rPr>
-        <w:t>property.priceWords</w:t>
-      </w:r>
-      <w:proofErr w:type="spellEnd"/>
-      <w:proofErr w:type="gramEnd"/>
-      <w:r>
-        <w:rPr>
-          <w:rFonts w:ascii="Times New Roman" w:eastAsia="Times New Roman" w:hAnsi="Times New Roman"/>
-          <w:sz w:val="24"/>
-          <w:szCs w:val="24"/>
-          <w:lang w:eastAsia="ru-RU"/>
-        </w:rPr>
-        <w:t>}}).</w:t>
+        <w:t>{{property.priceBYN}}</w:t>
+      </w:r>
+      <w:r>
+        <w:rPr>
+          <w:rFonts w:ascii="Times New Roman" w:eastAsia="Times New Roman" w:hAnsi="Times New Roman"/>
+          <w:sz w:val="24"/>
+          <w:szCs w:val="24"/>
+          <w:lang w:eastAsia="ru-RU"/>
+        </w:rPr>
+        <w:t xml:space="preserve"> белорусских рублей ({{property.priceWords}}).</w:t>
       </w:r>
     </w:p>
     <w:p>
@@ -1258,9 +909,8 @@
           <w:szCs w:val="24"/>
           <w:lang w:eastAsia="ru-RU"/>
         </w:rPr>
-        <w:t>{{</w:t>
-      </w:r>
-      <w:proofErr w:type="spellStart"/>
+        <w:t>{{commission.percent}}</w:t>
+      </w:r>
       <w:r>
         <w:rPr>
           <w:rFonts w:ascii="Times New Roman" w:eastAsia="Times New Roman" w:hAnsi="Times New Roman"/>
@@ -1270,9 +920,8 @@
           <w:szCs w:val="24"/>
           <w:lang w:eastAsia="ru-RU"/>
         </w:rPr>
-        <w:t>commission.percent</w:t>
-      </w:r>
-      <w:proofErr w:type="spellEnd"/>
+        <w:t xml:space="preserve"> </w:t>
+      </w:r>
       <w:r>
         <w:rPr>
           <w:rFonts w:ascii="Times New Roman" w:eastAsia="Times New Roman" w:hAnsi="Times New Roman"/>
@@ -1282,7 +931,16 @@
           <w:szCs w:val="24"/>
           <w:lang w:eastAsia="ru-RU"/>
         </w:rPr>
-        <w:t>}}</w:t>
+        <w:t>%</w:t>
+      </w:r>
+      <w:r>
+        <w:rPr>
+          <w:rFonts w:ascii="Times New Roman" w:eastAsia="Times New Roman" w:hAnsi="Times New Roman"/>
+          <w:sz w:val="24"/>
+          <w:szCs w:val="24"/>
+          <w:lang w:eastAsia="ru-RU"/>
+        </w:rPr>
+        <w:t xml:space="preserve"> от стоимости объекта недвижимого имущества, а именно </w:t>
       </w:r>
       <w:r>
         <w:rPr>
@@ -1293,91 +951,16 @@
           <w:szCs w:val="24"/>
           <w:lang w:eastAsia="ru-RU"/>
         </w:rPr>
-        <w:t xml:space="preserve"> </w:t>
-      </w:r>
-      <w:r>
-        <w:rPr>
-          <w:rFonts w:ascii="Times New Roman" w:eastAsia="Times New Roman" w:hAnsi="Times New Roman"/>
-          <w:b/>
-          <w:bCs/>
-          <w:sz w:val="24"/>
-          <w:szCs w:val="24"/>
-          <w:lang w:eastAsia="ru-RU"/>
-        </w:rPr>
-        <w:t>%</w:t>
-      </w:r>
-      <w:r>
-        <w:rPr>
-          <w:rFonts w:ascii="Times New Roman" w:eastAsia="Times New Roman" w:hAnsi="Times New Roman"/>
-          <w:sz w:val="24"/>
-          <w:szCs w:val="24"/>
-          <w:lang w:eastAsia="ru-RU"/>
-        </w:rPr>
-        <w:t xml:space="preserve"> от стоимости объекта недвижимого имущества, а именно </w:t>
-      </w:r>
-      <w:r>
-        <w:rPr>
-          <w:rFonts w:ascii="Times New Roman" w:eastAsia="Times New Roman" w:hAnsi="Times New Roman"/>
-          <w:b/>
-          <w:bCs/>
-          <w:sz w:val="24"/>
-          <w:szCs w:val="24"/>
-          <w:lang w:eastAsia="ru-RU"/>
-        </w:rPr>
-        <w:t>{{</w:t>
-      </w:r>
-      <w:proofErr w:type="spellStart"/>
-      <w:r>
-        <w:rPr>
-          <w:rFonts w:ascii="Times New Roman" w:eastAsia="Times New Roman" w:hAnsi="Times New Roman"/>
-          <w:b/>
-          <w:bCs/>
-          <w:sz w:val="24"/>
-          <w:szCs w:val="24"/>
-          <w:lang w:eastAsia="ru-RU"/>
-        </w:rPr>
-        <w:t>commission.amountBYN</w:t>
-      </w:r>
-      <w:proofErr w:type="spellEnd"/>
-      <w:r>
-        <w:rPr>
-          <w:rFonts w:ascii="Times New Roman" w:eastAsia="Times New Roman" w:hAnsi="Times New Roman"/>
-          <w:b/>
-          <w:bCs/>
-          <w:sz w:val="24"/>
-          <w:szCs w:val="24"/>
-          <w:lang w:eastAsia="ru-RU"/>
-        </w:rPr>
-        <w:t>}}</w:t>
-      </w:r>
-      <w:r>
-        <w:rPr>
-          <w:rFonts w:ascii="Times New Roman" w:eastAsia="Times New Roman" w:hAnsi="Times New Roman"/>
-          <w:sz w:val="24"/>
-          <w:szCs w:val="24"/>
-          <w:lang w:eastAsia="ru-RU"/>
-        </w:rPr>
-        <w:t xml:space="preserve">  белорусских рублей ({{</w:t>
-      </w:r>
-      <w:proofErr w:type="spellStart"/>
-      <w:r>
-        <w:rPr>
-          <w:rFonts w:ascii="Times New Roman" w:eastAsia="Times New Roman" w:hAnsi="Times New Roman"/>
-          <w:sz w:val="24"/>
-          <w:szCs w:val="24"/>
-          <w:lang w:eastAsia="ru-RU"/>
-        </w:rPr>
-        <w:t>commission.amountWords</w:t>
-      </w:r>
-      <w:proofErr w:type="spellEnd"/>
-      <w:r>
-        <w:rPr>
-          <w:rFonts w:ascii="Times New Roman" w:eastAsia="Times New Roman" w:hAnsi="Times New Roman"/>
-          <w:sz w:val="24"/>
-          <w:szCs w:val="24"/>
-          <w:lang w:eastAsia="ru-RU"/>
-        </w:rPr>
-        <w:t>}}), с включением в такую оплату затрат по риэлтерским услугам, указанным в абзацах втором — шестом пункта 1 статьи 16 Закона Республики Беларусь от 8 мая 2025 г. № 71-З «О риэлтерской деятельности».</w:t>
+        <w:t>{{commission.amountBYN}}</w:t>
+      </w:r>
+      <w:r>
+        <w:rPr>
+          <w:rFonts w:ascii="Times New Roman" w:eastAsia="Times New Roman" w:hAnsi="Times New Roman"/>
+          <w:sz w:val="24"/>
+          <w:szCs w:val="24"/>
+          <w:lang w:eastAsia="ru-RU"/>
+        </w:rPr>
+        <w:t xml:space="preserve">  белорусских рублей ({{commission.amountWords}}), с включением в такую оплату затрат по риэлтерским услугам, указанным в абзацах втором — шестом пункта 1 статьи 16 Закона Республики Беларусь от 8 мая 2025 г. № 71-З «О риэлтерской деятельности».</w:t>
       </w:r>
       <w:bookmarkStart w:id="2" w:name="_Hlk225347332"/>
       <w:bookmarkEnd w:id="2"/>
@@ -3721,30 +3304,8 @@
           <w:szCs w:val="24"/>
           <w:lang w:eastAsia="ru-RU"/>
         </w:rPr>
-        <w:t>4.1. Настоящий договор вступает в силу со дня подписания его Сторонами и действует до {{</w:t>
-      </w:r>
-      <w:proofErr w:type="spellStart"/>
-      <w:proofErr w:type="gramStart"/>
-      <w:r>
-        <w:rPr>
-          <w:rFonts w:ascii="Times New Roman" w:eastAsia="Times New Roman" w:hAnsi="Times New Roman"/>
-          <w:sz w:val="24"/>
-          <w:szCs w:val="24"/>
-          <w:lang w:eastAsia="ru-RU"/>
-        </w:rPr>
-        <w:t>deal.endDateText</w:t>
-      </w:r>
-      <w:proofErr w:type="spellEnd"/>
-      <w:r>
-        <w:rPr>
-          <w:rFonts w:ascii="Times New Roman" w:eastAsia="Times New Roman" w:hAnsi="Times New Roman"/>
-          <w:sz w:val="24"/>
-          <w:szCs w:val="24"/>
-          <w:lang w:eastAsia="ru-RU"/>
-        </w:rPr>
-        <w:t>}}г.</w:t>
-      </w:r>
-      <w:proofErr w:type="gramEnd"/>
+        <w:t>4.1. Настоящий договор вступает в силу со дня подписания его Сторонами и действует до {{deal.endDateText}}г.</w:t>
+      </w:r>
     </w:p>
     <w:p>
       <w:pPr>
@@ -5325,31 +4886,7 @@
           <w:szCs w:val="20"/>
           <w:lang w:eastAsia="ru-RU"/>
         </w:rPr>
-        <w:t>Ответственный риэлтер по настоящему договору {{</w:t>
-      </w:r>
-      <w:proofErr w:type="spellStart"/>
-      <w:proofErr w:type="gramStart"/>
-      <w:r>
-        <w:rPr>
-          <w:rFonts w:ascii="Times New Roman" w:eastAsia="Times New Roman" w:hAnsi="Times New Roman"/>
-          <w:i/>
-          <w:sz w:val="20"/>
-          <w:szCs w:val="20"/>
-          <w:lang w:eastAsia="ru-RU"/>
-        </w:rPr>
-        <w:t>agent.initials</w:t>
-      </w:r>
-      <w:proofErr w:type="spellEnd"/>
-      <w:proofErr w:type="gramEnd"/>
-      <w:r>
-        <w:rPr>
-          <w:rFonts w:ascii="Times New Roman" w:eastAsia="Times New Roman" w:hAnsi="Times New Roman"/>
-          <w:i/>
-          <w:sz w:val="20"/>
-          <w:szCs w:val="20"/>
-          <w:lang w:eastAsia="ru-RU"/>
-        </w:rPr>
-        <w:t>}}</w:t>
+        <w:t>Ответственный риэлтер по настоящему договору {{agent.initials}}</w:t>
       </w:r>
     </w:p>
     <w:p>
@@ -5399,10 +4936,8 @@
           <w:szCs w:val="20"/>
           <w:lang w:eastAsia="ru-RU"/>
         </w:rPr>
-        <w:t>№ {{</w:t>
-      </w:r>
-      <w:proofErr w:type="spellStart"/>
-      <w:proofErr w:type="gramStart"/>
+        <w:t>№ {{agent.attestationNumber}}</w:t>
+      </w:r>
       <w:r>
         <w:rPr>
           <w:rFonts w:ascii="Times New Roman" w:eastAsia="Times New Roman" w:hAnsi="Times New Roman"/>
@@ -5411,10 +4946,8 @@
           <w:szCs w:val="20"/>
           <w:lang w:eastAsia="ru-RU"/>
         </w:rPr>
-        <w:t>agent.attestationNumber</w:t>
-      </w:r>
-      <w:proofErr w:type="spellEnd"/>
-      <w:proofErr w:type="gramEnd"/>
+        <w:t xml:space="preserve"> </w:t>
+      </w:r>
       <w:r>
         <w:rPr>
           <w:rFonts w:ascii="Times New Roman" w:eastAsia="Times New Roman" w:hAnsi="Times New Roman"/>
@@ -5423,86 +4956,8 @@
           <w:szCs w:val="20"/>
           <w:lang w:eastAsia="ru-RU"/>
         </w:rPr>
-        <w:t>}}</w:t>
-      </w:r>
-      <w:r>
-        <w:rPr>
-          <w:rFonts w:ascii="Times New Roman" w:eastAsia="Times New Roman" w:hAnsi="Times New Roman"/>
-          <w:i/>
-          <w:sz w:val="20"/>
-          <w:szCs w:val="20"/>
-          <w:lang w:eastAsia="ru-RU"/>
-        </w:rPr>
-        <w:t xml:space="preserve"> </w:t>
-      </w:r>
-      <w:r>
-        <w:rPr>
-          <w:rFonts w:ascii="Times New Roman" w:eastAsia="Times New Roman" w:hAnsi="Times New Roman"/>
-          <w:i/>
-          <w:sz w:val="20"/>
-          <w:szCs w:val="20"/>
-          <w:lang w:eastAsia="ru-RU"/>
-        </w:rPr>
-        <w:t>от {{</w:t>
-      </w:r>
-      <w:proofErr w:type="spellStart"/>
-      <w:proofErr w:type="gramStart"/>
-      <w:r>
-        <w:rPr>
-          <w:rFonts w:ascii="Times New Roman" w:eastAsia="Times New Roman" w:hAnsi="Times New Roman"/>
-          <w:i/>
-          <w:sz w:val="20"/>
-          <w:szCs w:val="20"/>
-          <w:lang w:eastAsia="ru-RU"/>
-        </w:rPr>
-        <w:t>agent.attestationDate</w:t>
-      </w:r>
-      <w:proofErr w:type="spellEnd"/>
-      <w:r>
-        <w:rPr>
-          <w:rFonts w:ascii="Times New Roman" w:eastAsia="Times New Roman" w:hAnsi="Times New Roman"/>
-          <w:i/>
-          <w:sz w:val="20"/>
-          <w:szCs w:val="20"/>
-          <w:lang w:eastAsia="ru-RU"/>
-        </w:rPr>
-        <w:t>}}г</w:t>
-      </w:r>
-      <w:proofErr w:type="gramEnd"/>
-      <w:r>
-        <w:rPr>
-          <w:rFonts w:ascii="Times New Roman" w:eastAsia="Times New Roman" w:hAnsi="Times New Roman"/>
-          <w:i/>
-          <w:sz w:val="20"/>
-          <w:szCs w:val="20"/>
-          <w:lang w:eastAsia="ru-RU"/>
-        </w:rPr>
-        <w:t>, действует до {{</w:t>
-      </w:r>
-      <w:proofErr w:type="spellStart"/>
-      <w:proofErr w:type="gramStart"/>
-      <w:r>
-        <w:rPr>
-          <w:rFonts w:ascii="Times New Roman" w:eastAsia="Times New Roman" w:hAnsi="Times New Roman"/>
-          <w:i/>
-          <w:sz w:val="20"/>
-          <w:szCs w:val="20"/>
-          <w:lang w:eastAsia="ru-RU"/>
-        </w:rPr>
-        <w:t>agent.attestationExpiry</w:t>
-      </w:r>
-      <w:proofErr w:type="spellEnd"/>
-      <w:r>
-        <w:rPr>
-          <w:rFonts w:ascii="Times New Roman" w:eastAsia="Times New Roman" w:hAnsi="Times New Roman"/>
-          <w:i/>
-          <w:sz w:val="20"/>
-          <w:szCs w:val="20"/>
-          <w:lang w:eastAsia="ru-RU"/>
-        </w:rPr>
-        <w:t>}}г</w:t>
-      </w:r>
-      <w:proofErr w:type="gramEnd"/>
+        <w:t>от {{agent.attestationDate}}г, действует до {{agent.attestationExpiry}}г</w:t>
+      </w:r>
     </w:p>
     <w:p>
       <w:pPr>
@@ -5530,35 +4985,7 @@
           <w:szCs w:val="20"/>
           <w:lang w:eastAsia="ru-RU"/>
         </w:rPr>
-        <w:t>Идентификационная пластиковая карточка {{</w:t>
-      </w:r>
-      <w:proofErr w:type="spellStart"/>
-      <w:proofErr w:type="gramStart"/>
-      <w:r>
-        <w:rPr>
-          <w:rFonts w:ascii="Times New Roman" w:eastAsia="Times New Roman" w:hAnsi="Times New Roman"/>
-          <w:bCs/>
-          <w:i/>
-          <w:iCs/>
-          <w:sz w:val="20"/>
-          <w:szCs w:val="20"/>
-          <w:lang w:eastAsia="ru-RU"/>
-        </w:rPr>
-        <w:t>agent.cardNumber</w:t>
-      </w:r>
-      <w:proofErr w:type="spellEnd"/>
-      <w:proofErr w:type="gramEnd"/>
-      <w:r>
-        <w:rPr>
-          <w:rFonts w:ascii="Times New Roman" w:eastAsia="Times New Roman" w:hAnsi="Times New Roman"/>
-          <w:bCs/>
-          <w:i/>
-          <w:iCs/>
-          <w:sz w:val="20"/>
-          <w:szCs w:val="20"/>
-          <w:lang w:eastAsia="ru-RU"/>
-        </w:rPr>
-        <w:t>}}</w:t>
+        <w:t>Идентификационная пластиковая карточка {{agent.cardNumber}}</w:t>
       </w:r>
     </w:p>
     <w:p>
@@ -5607,6 +5034,14 @@
       <w:tblPr>
         <w:tblStyle w:val="a3"/>
         <w:tblW w:w="10768" w:type="dxa"/>
+        <w:tblBorders>
+          <w:top w:val="none" w:sz="0" w:space="0" w:color="auto"/>
+          <w:left w:val="none" w:sz="0" w:space="0" w:color="auto"/>
+          <w:bottom w:val="none" w:sz="0" w:space="0" w:color="auto"/>
+          <w:right w:val="none" w:sz="0" w:space="0" w:color="auto"/>
+          <w:insideH w:val="none" w:sz="0" w:space="0" w:color="auto"/>
+          <w:insideV w:val="none" w:sz="0" w:space="0" w:color="auto"/>
+        </w:tblBorders>
         <w:tblLook w:val="04A0" w:firstRow="1" w:lastRow="0" w:firstColumn="1" w:lastColumn="0" w:noHBand="0" w:noVBand="1"/>
       </w:tblPr>
       <w:tblGrid>
@@ -5923,29 +5358,17 @@
                 <w:szCs w:val="20"/>
                 <w:lang w:val="en-US"/>
               </w:rPr>
-              <w:t xml:space="preserve"> BY28 ALFA 3012 2J91 2500 1027 </w:t>
-            </w:r>
-            <w:proofErr w:type="gramStart"/>
+              <w:t xml:space="preserve"> BY28 ALFA 3012 2J91 2500 1027 0000  </w:t>
+            </w:r>
             <w:r>
               <w:rPr>
                 <w:rFonts w:ascii="Times New Roman" w:eastAsia="Times New Roman" w:hAnsi="Times New Roman"/>
                 <w:color w:val="000000"/>
                 <w:sz w:val="20"/>
                 <w:szCs w:val="20"/>
-                <w:lang w:val="en-US"/>
-              </w:rPr>
-              <w:t xml:space="preserve">0000  </w:t>
-            </w:r>
-            <w:r>
-              <w:rPr>
-                <w:rFonts w:ascii="Times New Roman" w:eastAsia="Times New Roman" w:hAnsi="Times New Roman"/>
-                <w:color w:val="000000"/>
-                <w:sz w:val="20"/>
-                <w:szCs w:val="20"/>
               </w:rPr>
               <w:t>БИК</w:t>
             </w:r>
-            <w:proofErr w:type="gramEnd"/>
             <w:r>
               <w:rPr>
                 <w:rFonts w:ascii="Times New Roman" w:eastAsia="Times New Roman" w:hAnsi="Times New Roman"/>
@@ -5985,27 +5408,7 @@
                 <w:sz w:val="20"/>
                 <w:szCs w:val="20"/>
               </w:rPr>
-              <w:t xml:space="preserve">ЗАО «Альфа-Банк»,220007, </w:t>
-            </w:r>
-            <w:proofErr w:type="spellStart"/>
-            <w:r>
-              <w:rPr>
-                <w:rFonts w:ascii="Times New Roman" w:eastAsia="Times New Roman" w:hAnsi="Times New Roman"/>
-                <w:color w:val="000000"/>
-                <w:sz w:val="20"/>
-                <w:szCs w:val="20"/>
-              </w:rPr>
-              <w:t>г.Минск</w:t>
-            </w:r>
-            <w:proofErr w:type="spellEnd"/>
-            <w:r>
-              <w:rPr>
-                <w:rFonts w:ascii="Times New Roman" w:eastAsia="Times New Roman" w:hAnsi="Times New Roman"/>
-                <w:color w:val="000000"/>
-                <w:sz w:val="20"/>
-                <w:szCs w:val="20"/>
-              </w:rPr>
-              <w:t>, ул.Сурганова,43-47 УНП 101541947</w:t>
+              <w:t>ЗАО «Альфа-Банк»,220007, г.Минск, ул.Сурганова,43-47 УНП 101541947</w:t>
             </w:r>
           </w:p>
           <w:p>
@@ -6082,6 +5485,7 @@
                 <w:color w:val="000000"/>
                 <w:sz w:val="20"/>
                 <w:szCs w:val="20"/>
+                <w:lang w:val="en-US"/>
               </w:rPr>
             </w:pPr>
             <w:hyperlink r:id="rId9" w:history="1">
@@ -6101,10 +5505,10 @@
                   <w:rFonts w:ascii="Times New Roman" w:eastAsia="Times New Roman" w:hAnsi="Times New Roman"/>
                   <w:sz w:val="20"/>
                   <w:szCs w:val="20"/>
+                  <w:lang w:val="en-US"/>
                 </w:rPr>
                 <w:t>://</w:t>
               </w:r>
-              <w:proofErr w:type="spellStart"/>
               <w:r>
                 <w:rPr>
                   <w:rStyle w:val="a6"/>
@@ -6115,13 +5519,13 @@
                 </w:rPr>
                 <w:t>germesgarant</w:t>
               </w:r>
-              <w:proofErr w:type="spellEnd"/>
               <w:r>
                 <w:rPr>
                   <w:rStyle w:val="a6"/>
                   <w:rFonts w:ascii="Times New Roman" w:eastAsia="Times New Roman" w:hAnsi="Times New Roman"/>
                   <w:sz w:val="20"/>
                   <w:szCs w:val="20"/>
+                  <w:lang w:val="en-US"/>
                 </w:rPr>
                 <w:t>.</w:t>
               </w:r>
@@ -6147,7 +5551,6 @@
                 <w:lang w:eastAsia="ru-RU"/>
               </w:rPr>
             </w:pPr>
-            <w:proofErr w:type="spellStart"/>
             <w:r>
               <w:rPr>
                 <w:rFonts w:ascii="Times New Roman" w:eastAsia="Times New Roman" w:hAnsi="Times New Roman"/>
@@ -6174,17 +5577,7 @@
                 <w:szCs w:val="20"/>
                 <w:lang w:eastAsia="ru-RU"/>
               </w:rPr>
-              <w:t>Турко</w:t>
-            </w:r>
-            <w:proofErr w:type="spellEnd"/>
-            <w:r>
-              <w:rPr>
-                <w:rFonts w:ascii="Times New Roman" w:eastAsia="Times New Roman" w:hAnsi="Times New Roman"/>
-                <w:sz w:val="20"/>
-                <w:szCs w:val="20"/>
-                <w:lang w:eastAsia="ru-RU"/>
-              </w:rPr>
-              <w:t xml:space="preserve"> О.Р.</w:t>
+              <w:t>Турко О.Р.</w:t>
             </w:r>
           </w:p>
           <w:p>
@@ -6856,47 +6249,7 @@
           <w:sz w:val="16"/>
           <w:szCs w:val="16"/>
         </w:rPr>
-        <w:t>к договору оказания риэлтерских услуг по содействию в продаже объектов недвижимого имущества №{{</w:t>
-      </w:r>
-      <w:proofErr w:type="spellStart"/>
-      <w:proofErr w:type="gramStart"/>
-      <w:r>
-        <w:rPr>
-          <w:rFonts w:ascii="Times New Roman" w:hAnsi="Times New Roman"/>
-          <w:sz w:val="16"/>
-          <w:szCs w:val="16"/>
-        </w:rPr>
-        <w:t>deal.contractNumber</w:t>
-      </w:r>
-      <w:proofErr w:type="spellEnd"/>
-      <w:proofErr w:type="gramEnd"/>
-      <w:r>
-        <w:rPr>
-          <w:rFonts w:ascii="Times New Roman" w:hAnsi="Times New Roman"/>
-          <w:sz w:val="16"/>
-          <w:szCs w:val="16"/>
-        </w:rPr>
-        <w:t>}} от {{</w:t>
-      </w:r>
-      <w:proofErr w:type="spellStart"/>
-      <w:proofErr w:type="gramStart"/>
-      <w:r>
-        <w:rPr>
-          <w:rFonts w:ascii="Times New Roman" w:hAnsi="Times New Roman"/>
-          <w:sz w:val="16"/>
-          <w:szCs w:val="16"/>
-        </w:rPr>
-        <w:t>deal.date</w:t>
-      </w:r>
-      <w:proofErr w:type="spellEnd"/>
-      <w:proofErr w:type="gramEnd"/>
-      <w:r>
-        <w:rPr>
-          <w:rFonts w:ascii="Times New Roman" w:hAnsi="Times New Roman"/>
-          <w:sz w:val="16"/>
-          <w:szCs w:val="16"/>
-        </w:rPr>
-        <w:t>}}</w:t>
+        <w:t>к договору оказания риэлтерских услуг по содействию в продаже объектов недвижимого имущества №{{deal.contractNumber}} от {{deal.date}}</w:t>
       </w:r>
     </w:p>
     <w:p>
@@ -7023,14 +6376,12 @@
         </w:rPr>
         <w:t>1.</w:t>
       </w:r>
-      <w:proofErr w:type="spellStart"/>
       <w:r>
         <w:rPr>
           <w:sz w:val="20"/>
         </w:rPr>
         <w:t>fullName</w:t>
       </w:r>
-      <w:proofErr w:type="spellEnd"/>
       <w:r>
         <w:rPr>
           <w:sz w:val="20"/>
@@ -7051,14 +6402,12 @@
         </w:rPr>
         <w:t>1.</w:t>
       </w:r>
-      <w:proofErr w:type="spellStart"/>
       <w:r>
         <w:rPr>
           <w:sz w:val="20"/>
         </w:rPr>
         <w:t>poaSuffix</w:t>
       </w:r>
-      <w:proofErr w:type="spellEnd"/>
       <w:r>
         <w:rPr>
           <w:sz w:val="20"/>
@@ -7079,14 +6428,12 @@
         </w:rPr>
         <w:t>2.</w:t>
       </w:r>
-      <w:proofErr w:type="spellStart"/>
       <w:r>
         <w:rPr>
           <w:sz w:val="20"/>
         </w:rPr>
         <w:t>fullName</w:t>
       </w:r>
-      <w:proofErr w:type="spellEnd"/>
       <w:r>
         <w:rPr>
           <w:sz w:val="20"/>
@@ -7107,14 +6454,12 @@
         </w:rPr>
         <w:t>2.</w:t>
       </w:r>
-      <w:proofErr w:type="spellStart"/>
       <w:r>
         <w:rPr>
           <w:sz w:val="20"/>
         </w:rPr>
         <w:t>fullName</w:t>
       </w:r>
-      <w:proofErr w:type="spellEnd"/>
       <w:r>
         <w:rPr>
           <w:sz w:val="20"/>
@@ -7135,14 +6480,12 @@
         </w:rPr>
         <w:t>2.</w:t>
       </w:r>
-      <w:proofErr w:type="spellStart"/>
       <w:r>
         <w:rPr>
           <w:sz w:val="20"/>
         </w:rPr>
         <w:t>poaSuffix</w:t>
       </w:r>
-      <w:proofErr w:type="spellEnd"/>
       <w:r>
         <w:rPr>
           <w:sz w:val="20"/>
@@ -7163,14 +6506,12 @@
         </w:rPr>
         <w:t>2.</w:t>
       </w:r>
-      <w:proofErr w:type="spellStart"/>
       <w:r>
         <w:rPr>
           <w:sz w:val="20"/>
         </w:rPr>
         <w:t>fullName</w:t>
       </w:r>
-      <w:proofErr w:type="spellEnd"/>
       <w:r>
         <w:rPr>
           <w:sz w:val="20"/>
@@ -7191,14 +6532,12 @@
         </w:rPr>
         <w:t>3.</w:t>
       </w:r>
-      <w:proofErr w:type="spellStart"/>
       <w:r>
         <w:rPr>
           <w:sz w:val="20"/>
         </w:rPr>
         <w:t>fullName</w:t>
       </w:r>
-      <w:proofErr w:type="spellEnd"/>
       <w:r>
         <w:rPr>
           <w:sz w:val="20"/>
@@ -7219,14 +6558,12 @@
         </w:rPr>
         <w:t>3.</w:t>
       </w:r>
-      <w:proofErr w:type="spellStart"/>
       <w:r>
         <w:rPr>
           <w:sz w:val="20"/>
         </w:rPr>
         <w:t>fullName</w:t>
       </w:r>
-      <w:proofErr w:type="spellEnd"/>
       <w:r>
         <w:rPr>
           <w:sz w:val="20"/>
@@ -7247,14 +6584,12 @@
         </w:rPr>
         <w:t>3.</w:t>
       </w:r>
-      <w:proofErr w:type="spellStart"/>
       <w:r>
         <w:rPr>
           <w:sz w:val="20"/>
         </w:rPr>
         <w:t>poaSuffix</w:t>
       </w:r>
-      <w:proofErr w:type="spellEnd"/>
       <w:r>
         <w:rPr>
           <w:sz w:val="20"/>
@@ -7275,14 +6610,12 @@
         </w:rPr>
         <w:t>3.</w:t>
       </w:r>
-      <w:proofErr w:type="spellStart"/>
       <w:r>
         <w:rPr>
           <w:sz w:val="20"/>
         </w:rPr>
         <w:t>fullName</w:t>
       </w:r>
-      <w:proofErr w:type="spellEnd"/>
       <w:r>
         <w:rPr>
           <w:sz w:val="20"/>
@@ -7539,7 +6872,6 @@
               </w:rPr>
               <w:t>Предельный максимальный тариф</w:t>
             </w:r>
-            <w:proofErr w:type="gramStart"/>
             <w:r>
               <w:rPr>
                 <w:rFonts w:ascii="Times New Roman" w:hAnsi="Times New Roman"/>
@@ -7555,16 +6887,7 @@
                 <w:sz w:val="20"/>
                 <w:szCs w:val="20"/>
               </w:rPr>
-              <w:t xml:space="preserve">  (</w:t>
-            </w:r>
-            <w:proofErr w:type="gramEnd"/>
-            <w:r>
-              <w:rPr>
-                <w:rFonts w:ascii="Times New Roman" w:hAnsi="Times New Roman"/>
-                <w:sz w:val="20"/>
-                <w:szCs w:val="20"/>
-              </w:rPr>
-              <w:t>процент от стоимости объекта недвижимо</w:t>
+              <w:t xml:space="preserve">  (процент от стоимости объекта недвижимо</w:t>
             </w:r>
             <w:r>
               <w:rPr>
@@ -9435,7 +8758,6 @@
           <w:sz w:val="20"/>
           <w:szCs w:val="20"/>
         </w:rPr>
-        <w:lastRenderedPageBreak/>
         <w:t xml:space="preserve">Настоящее приложение составлено в </w:t>
       </w:r>
       <w:r>
@@ -9444,15 +8766,60 @@
           <w:sz w:val="20"/>
           <w:szCs w:val="20"/>
         </w:rPr>
-        <w:t>четырех</w:t>
+        <w:t>{{</w:t>
       </w:r>
       <w:r>
         <w:rPr>
           <w:rFonts w:ascii="Times New Roman" w:hAnsi="Times New Roman"/>
           <w:sz w:val="20"/>
           <w:szCs w:val="20"/>
-        </w:rPr>
-        <w:t xml:space="preserve"> экземплярах по одному для каждой из Сторон и является неотъемлемой частью Договора </w:t>
+          <w:lang w:val="ru-BY"/>
+        </w:rPr>
+        <w:t>copies</w:t>
+      </w:r>
+      <w:r>
+        <w:rPr>
+          <w:rFonts w:ascii="Times New Roman" w:hAnsi="Times New Roman"/>
+          <w:sz w:val="20"/>
+          <w:szCs w:val="20"/>
+          <w:lang w:val="ru-BY"/>
+        </w:rPr>
+        <w:t>.</w:t>
+      </w:r>
+      <w:r>
+        <w:rPr>
+          <w:rFonts w:ascii="Times New Roman" w:hAnsi="Times New Roman"/>
+          <w:sz w:val="20"/>
+          <w:szCs w:val="20"/>
+          <w:lang w:val="ru-BY"/>
+        </w:rPr>
+        <w:t>countWords</w:t>
+      </w:r>
+      <w:r>
+        <w:rPr>
+          <w:rFonts w:ascii="Times New Roman" w:hAnsi="Times New Roman"/>
+          <w:sz w:val="20"/>
+          <w:szCs w:val="20"/>
+          <w:lang w:val="ru-BY"/>
+        </w:rPr>
+        <w:t xml:space="preserve">}} </w:t>
+      </w:r>
+      <w:r>
+        <w:rPr>
+          <w:rFonts w:ascii="Times New Roman" w:hAnsi="Times New Roman"/>
+          <w:sz w:val="20"/>
+          <w:szCs w:val="20"/>
+        </w:rPr>
+        <w:t xml:space="preserve">экземплярах по одному для каждой из Сторон и является </w:t>
+      </w:r>
+      <w:r>
+        <w:rPr>
+          <w:rFonts w:ascii="Times New Roman" w:hAnsi="Times New Roman"/>
+          <w:sz w:val="20"/>
+          <w:szCs w:val="20"/>
+        </w:rPr>
+        <w:lastRenderedPageBreak/>
+        <w:t xml:space="preserve">неотъемлемой частью Договора </w:t>
       </w:r>
       <w:r>
         <w:rPr>
@@ -9479,6 +8846,348 @@
         </w:rPr>
       </w:pPr>
     </w:p>
+    <w:bookmarkEnd w:id="10"/>
+    <w:tbl>
+      <w:tblPr>
+        <w:tblStyle w:val="a3"/>
+        <w:tblW w:w="0" w:type="auto"/>
+        <w:tblBorders>
+          <w:top w:val="nil"/>
+          <w:left w:val="nil"/>
+          <w:bottom w:val="nil"/>
+          <w:right w:val="nil"/>
+          <w:insideH w:val="nil"/>
+          <w:insideV w:val="nil"/>
+        </w:tblBorders>
+        <w:tblLayout w:type="fixed"/>
+        <w:tblLook w:val="04A0" w:firstRow="1" w:lastRow="0" w:firstColumn="1" w:lastColumn="0" w:noHBand="0" w:noVBand="1"/>
+      </w:tblPr>
+      <w:tblGrid>
+        <w:gridCol w:w="5239"/>
+        <w:gridCol w:w="5239"/>
+      </w:tblGrid>
+      <w:tr>
+        <w:tc>
+          <w:tcPr>
+            <w:tcW w:w="5239" w:type="dxa"/>
+            <w:tcBorders>
+              <w:top w:val="nil"/>
+              <w:left w:val="nil"/>
+              <w:bottom w:val="nil"/>
+              <w:right w:val="nil"/>
+            </w:tcBorders>
+          </w:tcPr>
+          <w:p>
+            <w:pPr>
+              <w:rPr>
+                <w:rFonts w:ascii="Times New Roman" w:hAnsi="Times New Roman"/>
+                <w:b/>
+                <w:sz w:val="20"/>
+                <w:highlight w:val="white"/>
+              </w:rPr>
+            </w:pPr>
+          </w:p>
+          <w:p>
+            <w:pPr>
+              <w:rPr>
+                <w:rFonts w:ascii="Times New Roman" w:hAnsi="Times New Roman"/>
+                <w:b/>
+                <w:sz w:val="20"/>
+                <w:highlight w:val="white"/>
+                <w:lang w:val="en-US"/>
+              </w:rPr>
+            </w:pPr>
+            <w:r>
+              <w:rPr>
+                <w:rFonts w:ascii="Times New Roman" w:hAnsi="Times New Roman"/>
+                <w:b/>
+                <w:sz w:val="20"/>
+                <w:highlight w:val="white"/>
+              </w:rPr>
+              <w:t>Потребитель</w:t>
+            </w:r>
+          </w:p>
+          <w:p>
+            <w:pPr>
+              <w:rPr>
+                <w:rFonts w:ascii="Times New Roman" w:hAnsi="Times New Roman"/>
+                <w:sz w:val="20"/>
+                <w:highlight w:val="white"/>
+                <w:lang w:val="en-US"/>
+              </w:rPr>
+            </w:pPr>
+          </w:p>
+          <w:p>
+            <w:pPr>
+              <w:rPr>
+                <w:rFonts w:ascii="Times New Roman" w:hAnsi="Times New Roman"/>
+                <w:sz w:val="20"/>
+                <w:highlight w:val="white"/>
+                <w:lang w:val="en-US"/>
+              </w:rPr>
+            </w:pPr>
+            <w:r>
+              <w:rPr>
+                <w:rFonts w:ascii="Times New Roman" w:hAnsi="Times New Roman"/>
+                <w:sz w:val="20"/>
+                <w:lang w:val="en-US"/>
+              </w:rPr>
+              <w:t xml:space="preserve">__________________/ {{owner1.signatoryLabel}}     </w:t>
+            </w:r>
+          </w:p>
+          <w:p>
+            <w:pPr>
+              <w:rPr>
+                <w:rFonts w:ascii="Times New Roman" w:hAnsi="Times New Roman"/>
+                <w:sz w:val="20"/>
+                <w:lang w:val="en-US"/>
+              </w:rPr>
+            </w:pPr>
+            <w:r>
+              <w:rPr>
+                <w:rFonts w:ascii="Times New Roman" w:hAnsi="Times New Roman"/>
+                <w:sz w:val="20"/>
+                <w:lang w:val="en-US"/>
+              </w:rPr>
+              <w:t>{{#owner2.fullName}}</w:t>
+            </w:r>
+          </w:p>
+          <w:p>
+            <w:pPr>
+              <w:rPr>
+                <w:rFonts w:ascii="Times New Roman" w:hAnsi="Times New Roman"/>
+                <w:sz w:val="20"/>
+                <w:highlight w:val="white"/>
+                <w:lang w:val="en-US"/>
+              </w:rPr>
+            </w:pPr>
+          </w:p>
+          <w:p>
+            <w:pPr>
+              <w:rPr>
+                <w:rFonts w:ascii="Times New Roman" w:hAnsi="Times New Roman"/>
+                <w:b/>
+                <w:sz w:val="20"/>
+                <w:highlight w:val="white"/>
+                <w:lang w:val="en-US"/>
+              </w:rPr>
+            </w:pPr>
+            <w:r>
+              <w:rPr>
+                <w:rFonts w:ascii="Times New Roman" w:hAnsi="Times New Roman"/>
+                <w:b/>
+                <w:sz w:val="20"/>
+                <w:highlight w:val="white"/>
+              </w:rPr>
+              <w:t>Потребитель</w:t>
+            </w:r>
+          </w:p>
+          <w:p>
+            <w:pPr>
+              <w:rPr>
+                <w:rFonts w:ascii="Times New Roman" w:hAnsi="Times New Roman"/>
+                <w:sz w:val="20"/>
+                <w:highlight w:val="white"/>
+                <w:lang w:val="en-US"/>
+              </w:rPr>
+            </w:pPr>
+          </w:p>
+          <w:p>
+            <w:pPr>
+              <w:rPr>
+                <w:rFonts w:ascii="Times New Roman" w:hAnsi="Times New Roman"/>
+                <w:sz w:val="20"/>
+                <w:highlight w:val="white"/>
+                <w:lang w:val="en-US"/>
+              </w:rPr>
+            </w:pPr>
+            <w:r>
+              <w:rPr>
+                <w:rFonts w:ascii="Times New Roman" w:hAnsi="Times New Roman"/>
+                <w:sz w:val="20"/>
+                <w:highlight w:val="white"/>
+                <w:lang w:val="en-US"/>
+              </w:rPr>
+              <w:t xml:space="preserve">__________________/ {{owner2.signatoryLabel}}     </w:t>
+            </w:r>
+          </w:p>
+          <w:p>
+            <w:pPr>
+              <w:rPr>
+                <w:rFonts w:ascii="Times New Roman" w:hAnsi="Times New Roman"/>
+                <w:sz w:val="20"/>
+                <w:lang w:val="en-US"/>
+              </w:rPr>
+            </w:pPr>
+            <w:r>
+              <w:rPr>
+                <w:rFonts w:ascii="Times New Roman" w:hAnsi="Times New Roman"/>
+                <w:sz w:val="20"/>
+                <w:lang w:val="en-US"/>
+              </w:rPr>
+              <w:t>{{/owner2.fullName}}</w:t>
+            </w:r>
+          </w:p>
+          <w:p>
+            <w:pPr>
+              <w:rPr>
+                <w:rFonts w:ascii="Times New Roman" w:hAnsi="Times New Roman"/>
+                <w:sz w:val="20"/>
+                <w:lang w:val="en-US"/>
+              </w:rPr>
+            </w:pPr>
+            <w:r>
+              <w:rPr>
+                <w:rFonts w:ascii="Times New Roman" w:hAnsi="Times New Roman"/>
+                <w:sz w:val="20"/>
+                <w:lang w:val="en-US"/>
+              </w:rPr>
+              <w:t>{{#owner3.fullName}}</w:t>
+            </w:r>
+          </w:p>
+          <w:p>
+            <w:pPr>
+              <w:rPr>
+                <w:rFonts w:ascii="Times New Roman" w:hAnsi="Times New Roman"/>
+                <w:sz w:val="20"/>
+                <w:highlight w:val="white"/>
+                <w:lang w:val="en-US"/>
+              </w:rPr>
+            </w:pPr>
+          </w:p>
+          <w:p>
+            <w:pPr>
+              <w:rPr>
+                <w:rFonts w:ascii="Times New Roman" w:hAnsi="Times New Roman"/>
+                <w:b/>
+                <w:sz w:val="20"/>
+                <w:highlight w:val="white"/>
+                <w:lang w:val="en-US"/>
+              </w:rPr>
+            </w:pPr>
+            <w:r>
+              <w:rPr>
+                <w:rFonts w:ascii="Times New Roman" w:hAnsi="Times New Roman"/>
+                <w:b/>
+                <w:sz w:val="20"/>
+                <w:highlight w:val="white"/>
+              </w:rPr>
+              <w:t>Потребитель</w:t>
+            </w:r>
+          </w:p>
+          <w:p>
+            <w:pPr>
+              <w:rPr>
+                <w:rFonts w:ascii="Times New Roman" w:hAnsi="Times New Roman"/>
+                <w:sz w:val="20"/>
+                <w:highlight w:val="white"/>
+                <w:lang w:val="en-US"/>
+              </w:rPr>
+            </w:pPr>
+          </w:p>
+          <w:p>
+            <w:pPr>
+              <w:rPr>
+                <w:rFonts w:ascii="Times New Roman" w:hAnsi="Times New Roman"/>
+                <w:sz w:val="20"/>
+                <w:highlight w:val="white"/>
+                <w:lang w:val="en-US"/>
+              </w:rPr>
+            </w:pPr>
+            <w:r>
+              <w:rPr>
+                <w:rFonts w:ascii="Times New Roman" w:hAnsi="Times New Roman"/>
+                <w:sz w:val="20"/>
+                <w:highlight w:val="white"/>
+                <w:lang w:val="en-US"/>
+              </w:rPr>
+              <w:t xml:space="preserve">__________________/ {{owner3.signatoryLabel}}     </w:t>
+            </w:r>
+          </w:p>
+          <w:p>
+            <w:pPr>
+              <w:rPr>
+                <w:rFonts w:ascii="Times New Roman" w:hAnsi="Times New Roman"/>
+                <w:sz w:val="20"/>
+              </w:rPr>
+            </w:pPr>
+            <w:r>
+              <w:rPr>
+                <w:rFonts w:ascii="Times New Roman" w:hAnsi="Times New Roman"/>
+                <w:sz w:val="20"/>
+              </w:rPr>
+              <w:t>{{/owner3.fullName}}</w:t>
+            </w:r>
+          </w:p>
+        </w:tc>
+        <w:tc>
+          <w:tcPr>
+            <w:tcW w:w="5239" w:type="dxa"/>
+            <w:tcBorders>
+              <w:top w:val="nil"/>
+              <w:left w:val="nil"/>
+              <w:bottom w:val="nil"/>
+              <w:right w:val="nil"/>
+            </w:tcBorders>
+          </w:tcPr>
+          <w:p>
+            <w:pPr>
+              <w:rPr>
+                <w:rFonts w:ascii="Times New Roman" w:hAnsi="Times New Roman"/>
+                <w:b/>
+                <w:sz w:val="20"/>
+                <w:highlight w:val="white"/>
+              </w:rPr>
+            </w:pPr>
+          </w:p>
+          <w:p>
+            <w:pPr>
+              <w:rPr>
+                <w:rFonts w:ascii="Times New Roman" w:hAnsi="Times New Roman"/>
+                <w:b/>
+                <w:sz w:val="20"/>
+                <w:highlight w:val="white"/>
+              </w:rPr>
+            </w:pPr>
+            <w:r>
+              <w:rPr>
+                <w:rFonts w:ascii="Times New Roman" w:hAnsi="Times New Roman"/>
+                <w:b/>
+                <w:sz w:val="20"/>
+                <w:highlight w:val="white"/>
+              </w:rPr>
+              <w:t>Исполнитель</w:t>
+            </w:r>
+          </w:p>
+          <w:p>
+            <w:pPr>
+              <w:rPr>
+                <w:rFonts w:ascii="Times New Roman" w:hAnsi="Times New Roman"/>
+                <w:sz w:val="20"/>
+                <w:highlight w:val="white"/>
+              </w:rPr>
+            </w:pPr>
+          </w:p>
+          <w:p>
+            <w:pPr>
+              <w:rPr>
+                <w:rFonts w:ascii="Times New Roman" w:hAnsi="Times New Roman"/>
+                <w:sz w:val="20"/>
+                <w:highlight w:val="white"/>
+              </w:rPr>
+            </w:pPr>
+            <w:r>
+              <w:rPr>
+                <w:rFonts w:ascii="Times New Roman" w:hAnsi="Times New Roman"/>
+                <w:sz w:val="20"/>
+                <w:highlight w:val="white"/>
+              </w:rPr>
+              <w:t>________________________О.Р.Турко</w:t>
+            </w:r>
+          </w:p>
+        </w:tc>
+      </w:tr>
+    </w:tbl>
     <w:p>
       <w:pPr>
         <w:tabs>
@@ -9491,244 +9200,10 @@
           <w:rFonts w:ascii="Times New Roman" w:hAnsi="Times New Roman"/>
           <w:sz w:val="20"/>
           <w:szCs w:val="20"/>
-        </w:rPr>
-      </w:pPr>
-      <w:r>
-        <w:rPr>
-          <w:rFonts w:ascii="Times New Roman" w:hAnsi="Times New Roman"/>
-          <w:b/>
-          <w:sz w:val="20"/>
-          <w:szCs w:val="20"/>
-        </w:rPr>
-        <w:t>Потребитель: _______________ /</w:t>
-      </w:r>
-      <w:r>
-        <w:rPr>
-          <w:rFonts w:ascii="Times New Roman" w:hAnsi="Times New Roman"/>
-          <w:b/>
-          <w:sz w:val="20"/>
-          <w:szCs w:val="20"/>
-        </w:rPr>
-        <w:t xml:space="preserve"> </w:t>
-      </w:r>
-      <w:r>
-        <w:rPr>
-          <w:rFonts w:ascii="Times New Roman" w:hAnsi="Times New Roman"/>
-          <w:b/>
-          <w:sz w:val="20"/>
-          <w:szCs w:val="20"/>
-        </w:rPr>
-        <w:t>{{owner1.signatoryLabel}}</w:t>
-      </w:r>
-      <w:r>
-        <w:rPr>
-          <w:rFonts w:ascii="Times New Roman" w:hAnsi="Times New Roman"/>
-          <w:b/>
-          <w:sz w:val="20"/>
-          <w:szCs w:val="20"/>
-        </w:rPr>
-        <w:t xml:space="preserve">             </w:t>
-      </w:r>
-      <w:bookmarkEnd w:id="10"/>
-    </w:p>
-    <w:p>
-      <w:pPr>
-        <w:tabs>
-          <w:tab w:val="left" w:pos="756"/>
-        </w:tabs>
-        <w:spacing w:after="0" w:line="240" w:lineRule="auto"/>
-        <w:ind w:left="284"/>
-        <w:jc w:val="both"/>
-        <w:rPr>
-          <w:rFonts w:ascii="Times New Roman" w:hAnsi="Times New Roman"/>
-          <w:sz w:val="20"/>
-          <w:szCs w:val="20"/>
-        </w:rPr>
-      </w:pPr>
-    </w:p>
-    <w:p>
-      <w:pPr>
-        <w:tabs>
-          <w:tab w:val="left" w:pos="756"/>
-        </w:tabs>
-        <w:spacing w:after="0" w:line="240" w:lineRule="auto"/>
-        <w:ind w:left="284"/>
-        <w:jc w:val="both"/>
-        <w:rPr>
-          <w:rFonts w:ascii="Times New Roman" w:hAnsi="Times New Roman"/>
-          <w:sz w:val="20"/>
-          <w:szCs w:val="20"/>
-          <w:vertAlign w:val="superscript"/>
-        </w:rPr>
-      </w:pPr>
-      <w:r>
-        <w:rPr>
-          <w:rFonts w:ascii="Times New Roman" w:hAnsi="Times New Roman"/>
-          <w:b/>
-          <w:sz w:val="20"/>
-          <w:szCs w:val="20"/>
-        </w:rPr>
-        <w:t xml:space="preserve">Потребитель: _______________ / </w:t>
-      </w:r>
-      <w:r>
-        <w:rPr>
-          <w:rFonts w:ascii="Times New Roman" w:hAnsi="Times New Roman"/>
-          <w:b/>
-          <w:sz w:val="20"/>
-          <w:szCs w:val="20"/>
-        </w:rPr>
-        <w:t>{{owner</w:t>
-      </w:r>
-      <w:r>
-        <w:rPr>
-          <w:rFonts w:ascii="Times New Roman" w:hAnsi="Times New Roman"/>
-          <w:b/>
-          <w:sz w:val="20"/>
-          <w:szCs w:val="20"/>
-        </w:rPr>
-        <w:t>2</w:t>
-      </w:r>
-      <w:r>
-        <w:rPr>
-          <w:rFonts w:ascii="Times New Roman" w:hAnsi="Times New Roman"/>
-          <w:b/>
-          <w:sz w:val="20"/>
-          <w:szCs w:val="20"/>
-        </w:rPr>
-        <w:t>.signatoryLabel}}</w:t>
-      </w:r>
-    </w:p>
-    <w:p>
-      <w:pPr>
-        <w:tabs>
-          <w:tab w:val="left" w:pos="756"/>
-        </w:tabs>
-        <w:spacing w:after="0" w:line="240" w:lineRule="auto"/>
-        <w:ind w:left="284"/>
-        <w:jc w:val="both"/>
-        <w:rPr>
-          <w:rFonts w:ascii="Times New Roman" w:hAnsi="Times New Roman"/>
-          <w:sz w:val="20"/>
-          <w:szCs w:val="20"/>
-          <w:vertAlign w:val="superscript"/>
-        </w:rPr>
-      </w:pPr>
-      <w:r>
-        <w:rPr>
-          <w:rFonts w:ascii="Times New Roman" w:hAnsi="Times New Roman"/>
-          <w:sz w:val="20"/>
-          <w:szCs w:val="20"/>
-          <w:vertAlign w:val="superscript"/>
-        </w:rPr>
-        <w:t xml:space="preserve">  </w:t>
-      </w:r>
-    </w:p>
-    <w:p>
-      <w:pPr>
-        <w:tabs>
-          <w:tab w:val="left" w:pos="756"/>
-        </w:tabs>
-        <w:spacing w:after="0" w:line="240" w:lineRule="auto"/>
-        <w:ind w:left="284"/>
-        <w:jc w:val="both"/>
-        <w:rPr>
-          <w:rFonts w:ascii="Times New Roman" w:hAnsi="Times New Roman"/>
-          <w:b/>
-          <w:sz w:val="20"/>
-          <w:szCs w:val="20"/>
-          <w:lang w:val="en-US"/>
-        </w:rPr>
-      </w:pPr>
-      <w:r>
-        <w:rPr>
-          <w:rFonts w:ascii="Times New Roman" w:hAnsi="Times New Roman"/>
-          <w:b/>
-          <w:sz w:val="20"/>
-          <w:szCs w:val="20"/>
-        </w:rPr>
-        <w:t xml:space="preserve">Потребитель: _______________ / </w:t>
-      </w:r>
-      <w:r>
-        <w:rPr>
-          <w:rFonts w:ascii="Times New Roman" w:hAnsi="Times New Roman"/>
-          <w:b/>
-          <w:sz w:val="20"/>
-          <w:szCs w:val="20"/>
-        </w:rPr>
-        <w:t>{{owner</w:t>
-      </w:r>
-      <w:r>
-        <w:rPr>
-          <w:rFonts w:ascii="Times New Roman" w:hAnsi="Times New Roman"/>
-          <w:b/>
-          <w:sz w:val="20"/>
-          <w:szCs w:val="20"/>
-        </w:rPr>
-        <w:t>3</w:t>
-      </w:r>
-      <w:r>
-        <w:rPr>
-          <w:rFonts w:ascii="Times New Roman" w:hAnsi="Times New Roman"/>
-          <w:b/>
-          <w:sz w:val="20"/>
-          <w:szCs w:val="20"/>
-        </w:rPr>
-        <w:t>.signatoryLabel}}</w:t>
-      </w:r>
-    </w:p>
-    <w:p>
-      <w:pPr>
-        <w:tabs>
-          <w:tab w:val="left" w:pos="756"/>
-        </w:tabs>
-        <w:spacing w:after="0" w:line="240" w:lineRule="auto"/>
-        <w:ind w:left="284"/>
-        <w:jc w:val="both"/>
-        <w:rPr>
-          <w:rFonts w:ascii="Times New Roman" w:hAnsi="Times New Roman"/>
-          <w:b/>
-          <w:sz w:val="20"/>
-          <w:szCs w:val="20"/>
-          <w:lang w:val="en-US"/>
-        </w:rPr>
-      </w:pPr>
-    </w:p>
-    <w:p>
-      <w:pPr>
-        <w:tabs>
-          <w:tab w:val="left" w:pos="756"/>
-        </w:tabs>
-        <w:spacing w:after="0" w:line="240" w:lineRule="auto"/>
-        <w:ind w:left="284"/>
-        <w:jc w:val="both"/>
-        <w:rPr>
-          <w:rFonts w:ascii="Times New Roman" w:hAnsi="Times New Roman"/>
-          <w:sz w:val="20"/>
-          <w:szCs w:val="20"/>
           <w:vertAlign w:val="superscript"/>
           <w:lang w:val="en-US"/>
         </w:rPr>
       </w:pPr>
-      <w:r>
-        <w:rPr>
-          <w:rFonts w:ascii="Times New Roman" w:hAnsi="Times New Roman"/>
-          <w:b/>
-          <w:sz w:val="20"/>
-          <w:szCs w:val="20"/>
-        </w:rPr>
-        <w:t>Исполнитель: _________________________</w:t>
-      </w:r>
-      <w:proofErr w:type="spellStart"/>
-      <w:r>
-        <w:rPr>
-          <w:rFonts w:ascii="Times New Roman" w:hAnsi="Times New Roman"/>
-          <w:b/>
-          <w:sz w:val="20"/>
-          <w:szCs w:val="20"/>
-        </w:rPr>
-        <w:t>О.Р.Турко</w:t>
-      </w:r>
-      <w:proofErr w:type="spellEnd"/>
     </w:p>
     <w:sectPr>
       <w:headerReference w:type="default" r:id="rId10"/>
@@ -10481,7 +9956,6 @@
   <w:style w:type="character" w:default="1" w:styleId="a0">
     <w:name w:val="Default Paragraph Font"/>
     <w:uiPriority w:val="1"/>
-    <w:semiHidden/>
     <w:unhideWhenUsed/>
   </w:style>
   <w:style w:type="table" w:default="1" w:styleId="a1">
